--- a/Produto_04_publico.docx
+++ b/Produto_04_publico.docx
@@ -6578,7 +6578,7 @@
         <w:pStyle w:val="Citao"/>
       </w:pPr>
       <w:r>
-        <w:t>Caso já tenham realizado o cadastro anteriormente, não é necessário repeti-lo — podem responder diretamente ao questionário.</w:t>
+        <w:t>Caso já tenham realizado o cadastro anteriormente, não é necessário repeti-lo: podem responder diretamente ao questionário.</w:t>
       </w:r>
     </w:p>
     <w:p>
@@ -15769,7 +15769,7 @@
     </w:p>
     <w:p>
       <w:r>
-        <w:t>A unidade de registro adotada não é a entrevista nem a resposta, mas a evidência. Como resultado, 47 dimensões já apresentam evidências oriundas de mais de uma sessão — situação em que a triangulação se aplica —, enquanto 53 registros foram sinalizados como divergência e preservados, em vez de resolvidos por predominância de fonte.</w:t>
+        <w:t>A unidade de registro adotada não é a entrevista nem a resposta, mas a evidência. Como resultado, 47 dimensões já apresentam evidências oriundas de mais de uma sessão (situação em que a triangulação se aplica), enquanto 53 registros foram sinalizados como divergência e preservados, em vez de resolvidos por predominância de fonte.</w:t>
       </w:r>
     </w:p>
     <w:p>
@@ -18524,13 +18524,13 @@
     <w:p>
       <w:pPr/>
       <w:r>
-        <w:t>Este relatório é parcial por definição de escopo, não por incompletude do trabalho de campo: a escuta institucional está encerrada, e o que segue em aberto é a passagem dos achados para o desenho do Plano de Ação, objeto dos Produtos 05 e 06. Este capítulo explicita essa passagem — o que a evidência produzida até aqui já determina sobre a forma do Plano, o que ela ainda não permite decidir, e como os achados serão submetidos à validação participativa.</w:t>
+        <w:t>Este relatório é parcial por definição de escopo, não por incompletude do trabalho de campo: a escuta institucional está encerrada, e o que segue em aberto é a passagem dos achados para o desenho do Plano de Ação, objeto dos Produtos 05 e 06. Este capítulo explicita essa passagem: o que a evidência produzida até aqui já determina sobre a forma do Plano, o que ela ainda não permite decidir, e como os achados serão submetidos à validação participativa.</w:t>
       </w:r>
     </w:p>
     <w:p>
       <w:pPr/>
       <w:r>
-        <w:t>A base sobre a qual essas afirmações se apoiam é a seguinte: 17 sessões, 13h05 de gravação e 7.778 turnos de fala, dos quais foram extraídas 494 evidências vinculadas individualmente a uma das 55 dimensões da metodologia CCFLA/CEPAL priorizadas para Maringá no Produto 02. Cinquenta e uma dimensões receberam ao menos uma evidência e 47 foram trianguladas por duas ou mais sessões independentes. Quatro permanecem sem fonte oral — 1.1.2 (alinhamento da mitigação com a NDC e o plano estadual), 1.1.3 (MRV para mitigação), 2.5.4 (acesso a mercado de capitais) e 2.5.5 (títulos verdes e instrumentos equivalentes) —, todas de prioridade Média, e todas passíveis de verificação documental na Matriz 2.</w:t>
+        <w:t>A base sobre a qual essas afirmações se apoiam é a seguinte: 17 sessões, 13h05 de gravação e 7.778 turnos de fala, dos quais foram extraídas 494 evidências vinculadas individualmente a uma das 55 dimensões da metodologia CCFLA/CEPAL priorizadas para Maringá no Produto 02. Cinquenta e uma dimensões receberam ao menos uma evidência e 47 foram trianguladas por duas ou mais sessões independentes. Quatro permanecem sem fonte oral, 1.1.2 (alinhamento da mitigação com a NDC e o plano estadual), 1.1.3 (MRV para mitigação), 2.5.4 (acesso a mercado de capitais) e 2.5.5 (títulos verdes e instrumentos equivalentes), todas de prioridade Média, e todas passíveis de verificação documental na Matriz 2.</w:t>
       </w:r>
     </w:p>
     <w:p>
@@ -18544,19 +18544,19 @@
     <w:p>
       <w:pPr/>
       <w:r>
-        <w:t>Antes de qualquer leitura temática, a distribuição das evidências por estado de maturidade é, ela própria, um achado. Das 494 evidências, 206 — 42% — classificam a condição avaliada como inexistente; 77 como em elaboração; 159 como em implementação; 14 como formalizada e 13 como regulamentada. Apenas 17 foram classificadas como efetivas e uma única como monitorada.</w:t>
+        <w:t>Antes de qualquer leitura temática, a distribuição das evidências por estado de maturidade é, ela própria, um achado. Das 494 evidências, 206 (42%) classificam a condição avaliada como inexistente; 77 como em elaboração; 159 como em implementação; 14 como formalizada e 13 como regulamentada. Apenas 17 foram classificadas como efetivas e uma única como monitorada.</w:t>
       </w:r>
     </w:p>
     <w:p>
       <w:pPr/>
       <w:r>
-        <w:t>A leitura é direta: Maringá não tem um problema de ausência de agenda climática, tem um problema de travessia. Existe discurso, existe liderança política, existem instrumentos formalizados — mas quase nada atravessa da formalização até o ponto em que se pode dizer que funciona e se sabe que funciona. A escala de maturidade foi construída justamente para separar existir de funcionar, e o resultado mostra que o gargalo do Município não está na criação de instrumentos novos, e sim na regulamentação, no financiamento e no monitoramento dos que já existem. O IPTU Verde, formalizado desde 2014 e alterado em 2023, é o caso exemplar, e aparece criticado de forma convergente pelos quatro grupos de atores — por divulgação insuficiente, por restrição a pessoas físicas e por burocracia de acesso.</w:t>
+        <w:t>A leitura é direta: Maringá não tem um problema de ausência de agenda climática, tem um problema de travessia. Existe discurso, existe liderança política, existem instrumentos formalizados, mas quase nada atravessa da formalização até o ponto em que se pode dizer que funciona e se sabe que funciona. A escala de maturidade foi construída justamente para separar existir de funcionar, e o resultado mostra que o gargalo do Município não está na criação de instrumentos novos, e sim na regulamentação, no financiamento e no monitoramento dos que já existem. O IPTU Verde, formalizado desde 2014 e alterado em 2023, é o caso exemplar, e aparece criticado de forma convergente pelos quatro grupos de atores: por divulgação insuficiente, por restrição a pessoas físicas e por burocracia de acesso.</w:t>
       </w:r>
     </w:p>
     <w:p>
       <w:pPr/>
       <w:r>
-        <w:t>A distribuição por alinhamento sustenta a mesma conclusão por outra via: 252 evidências convergentes e 105 complementares, contra 50 divergentes e 85 isoladas. O diagnóstico não depende de nenhuma fonte em particular. Onde há divergência, ela foi preservada e não resolvida por predominância — as 50 evidências divergentes são insumo do Plano, não ruído a ser eliminado.</w:t>
+        <w:t>A distribuição por alinhamento sustenta a mesma conclusão por outra via: 252 evidências convergentes e 105 complementares, contra 50 divergentes e 85 isoladas. O diagnóstico não depende de nenhuma fonte em particular. Onde há divergência, ela foi preservada e não resolvida por predominância: as 50 evidências divergentes são insumo do Plano, não ruído a ser eliminado.</w:t>
       </w:r>
     </w:p>
     <w:p>
@@ -18586,7 +18586,7 @@
         <w:pStyle w:val="PargrafodaLista"/>
       </w:pPr>
       <w:r>
-        <w:t>A ausência de rastreabilidade orçamentária. O orçamento climático é transversal e não segregado: não há rubrica específica, não há marcação de gastos e não há, por consequência, como demonstrar a um financiador o que o Município já aplica na agenda. As dimensões 2.2.1 (orçamento verde), 2.2.2 (rastreamento de gastos) e 2.2.3 (integração entre orçamento, PPA, LDO e ação climática), todas de prioridade Muito alta, receberam evidência oral no corpus — e a evidência é, majoritariamente, de inexistência. Essa é uma condição habilitante de baixo custo de implantação e alto efeito sobre a elegibilidade a financiamento, o que a torna candidata natural às ações de primeiro horizonte do Plano.</w:t>
+        <w:t>A ausência de rastreabilidade orçamentária. O orçamento climático é transversal e não segregado: não há rubrica específica, não há marcação de gastos e não há, por consequência, como demonstrar a um financiador o que o Município já aplica na agenda. As dimensões 2.2.1 (orçamento verde), 2.2.2 (rastreamento de gastos) e 2.2.3 (integração entre orçamento, PPA, LDO e ação climática), todas de prioridade Muito alta, receberam evidência oral no corpus, e a evidência é, majoritariamente, de inexistência. Essa é uma condição habilitante de baixo custo de implantação e alto efeito sobre a elegibilidade a financiamento, o que a torna candidata natural às ações de primeiro horizonte do Plano.</w:t>
       </w:r>
     </w:p>
     <w:p>
@@ -18594,7 +18594,7 @@
         <w:pStyle w:val="PargrafodaLista"/>
       </w:pPr>
       <w:r>
-        <w:t>A fragmentação da coordenação. Não há instância que coordene a agenda climática de forma global; a articulação se concentra na liderança do Executivo, o que a torna eficaz no curto prazo e frágil na transição de gestão. Duas sessões independentes registram essa concentração, e uma delas a formula como preocupação explícita com a continuidade. O Plano precisa prever a institucionalização dessa coordenação — comitê, câmara técnica ou equivalente — não como recomendação de boa prática, mas como resposta a um risco identificado pelos próprios entrevistados.</w:t>
+        <w:t>A fragmentação da coordenação. Não há instância que coordene a agenda climática de forma global; a articulação se concentra na liderança do Executivo, o que a torna eficaz no curto prazo e frágil na transição de gestão. Duas sessões independentes registram essa concentração, e uma delas a formula como preocupação explícita com a continuidade. O Plano precisa prever a institucionalização dessa coordenação (comitê, câmara técnica ou equivalente) não como recomendação de boa prática, mas como resposta a um risco identificado pelos próprios entrevistados.</w:t>
       </w:r>
     </w:p>
     <w:p>
@@ -18608,7 +18608,7 @@
     <w:p>
       <w:pPr/>
       <w:r>
-        <w:t>A escala de maturidade permite ordenar as ações do Plano por dependência, e não apenas por prioridade declarada. Condições classificadas como inexistentes em dimensões de prioridade Muito alta e de baixo custo de implantação — marcação orçamentária, inventário de GEE, rastreamento de gastos — precedem logicamente as ações de captação, porque são elas que produzem a informação sem a qual a captação não se estrutura. Condições classificadas como formalizadas mas não regulamentadas — o caso do IPTU Verde e dos incentivos correlatos — demandam ato normativo e divulgação, não lei nova. E condições em implementação com monitoramento ausente — os levantamentos de drenagem, as miniestações meteorológicas, o sistema de áreas de risco em desenvolvimento — demandam definição de indicadores antes que os investimentos já contratados produzam dados que ninguém acompanha.</w:t>
+        <w:t>A escala de maturidade permite ordenar as ações do Plano por dependência, e não apenas por prioridade declarada. Condições classificadas como inexistentes em dimensões de prioridade Muito alta e de baixo custo de implantação (marcação orçamentária, inventário de GEE, rastreamento de gastos) precedem logicamente as ações de captação, porque são elas que produzem a informação sem a qual a captação não se estrutura. Condições classificadas como formalizadas mas não regulamentadas (o caso do IPTU Verde e dos incentivos correlatos) demandam ato normativo e divulgação, não lei nova. E condições em implementação com monitoramento ausente (os levantamentos de drenagem, as miniestações meteorológicas, o sistema de áreas de risco em desenvolvimento) demandam definição de indicadores antes que os investimentos já contratados produzam dados que ninguém acompanha.</w:t>
       </w:r>
     </w:p>
     <w:p>
@@ -18634,7 +18634,7 @@
     <w:p>
       <w:pPr/>
       <w:r>
-        <w:t>A organização das oficinas por setor — poder público, setor privado, academia e sociedade civil — reproduz a estrutura de análise deste relatório, o que permite submeter a cada grupo a síntese de suas próprias contribuições antes de confrontá-las na plenária. As 50 evidências classificadas como divergentes são o material mais produtivo dessa etapa: são exatamente os pontos em que a plenária tem função deliberativa, e não apenas informativa. Entre elas, a avaliação do desempenho do órgão ambiental municipal, a extensão das faixas de mata ciliar e o alcance do IPTU Verde para pessoas jurídicas são as que reúnem posições mais nitidamente opostas entre setores.</w:t>
+        <w:t>A organização das oficinas por setor (poder público, setor privado, academia e sociedade civil) reproduz a estrutura de análise deste relatório, o que permite submeter a cada grupo a síntese de suas próprias contribuições antes de confrontá-las na plenária. As 50 evidências classificadas como divergentes são o material mais produtivo dessa etapa: são exatamente os pontos em que a plenária tem função deliberativa, e não apenas informativa. Entre elas, a avaliação do desempenho do órgão ambiental municipal, a extensão das faixas de mata ciliar e o alcance do IPTU Verde para pessoas jurídicas são as que reúnem posições mais nitidamente opostas entre setores.</w:t>
       </w:r>
     </w:p>
     <w:p>
@@ -18654,7 +18654,7 @@
     <w:p>
       <w:pPr/>
       <w:r>
-        <w:t>Registrar essa sobreposição é responsabilidade deste relatório parcial; resolvê-la não é. Recomenda-se que, antes da consolidação do Roadmap, seja feito o mapeamento comparado dos produtos contratados nas duas frentes, de modo que o Plano de Ação incorpore o que já está sendo produzido em vez de duplicá-lo — e que identifique, por diferença, o que nenhuma das duas frentes cobre.</w:t>
+        <w:t>Registrar essa sobreposição é responsabilidade deste relatório parcial; resolvê-la não é. Recomenda-se que, antes da consolidação do Roadmap, seja feito o mapeamento comparado dos produtos contratados nas duas frentes, de modo que o Plano de Ação incorpore o que já está sendo produzido em vez de duplicá-lo, e que identifique, por diferença, o que nenhuma das duas frentes cobre.</w:t>
       </w:r>
     </w:p>
     <w:p>
@@ -18668,13 +18668,13 @@
     <w:p>
       <w:pPr/>
       <w:r>
-        <w:t>Quatro dimensões seguem sem fonte oral, e outras se sustentam em evidência de baixa confiança porque o participante remeteu a outro órgão ou porque a formulação partiu do entrevistador e foi apenas confirmada. Nenhuma delas será suprida por nova rodada de entrevistas: são matéria de verificação documental — PPA, LDO, LOA, quadro de detalhamento da despesa, relatórios de execução orçamentária e a legislação municipal consolidada, todos já reunidos no acervo do projeto. Essa verificação constitui a Matriz de Evidência Documental e integra a etapa seguinte.</w:t>
+        <w:t>Quatro dimensões seguem sem fonte oral, e outras se sustentam em evidência de baixa confiança porque o participante remeteu a outro órgão ou porque a formulação partiu do entrevistador e foi apenas confirmada. Nenhuma delas será suprida por nova rodada de entrevistas: são matéria de verificação documental: PPA, LDO, LOA, quadro de detalhamento da despesa, relatórios de execução orçamentária e a legislação municipal consolidada, todos já reunidos no acervo do projeto. Essa verificação constitui a Matriz de Evidência Documental e integra a etapa seguinte.</w:t>
       </w:r>
     </w:p>
     <w:p>
       <w:pPr/>
       <w:r>
-        <w:t>Do mesmo modo, as sessões complementares aventadas durante o campo — planejamento urbano, fazenda e procuradoria — cobririam a maior parte do vazio remanescente no eixo de finanças. A decisão sobre realizá-las permanece com a coordenação do projeto e está registrada aqui como pendência, não como lacuna metodológica.</w:t>
+        <w:t>Do mesmo modo, as sessões complementares aventadas durante o campo (planejamento urbano, fazenda e procuradoria) cobririam a maior parte do vazio remanescente no eixo de finanças. A decisão sobre realizá-las permanece com a coordenação do projeto e está registrada aqui como pendência, não como lacuna metodológica.</w:t>
       </w:r>
     </w:p>
     <w:p>
@@ -18688,19 +18688,19 @@
     <w:p>
       <w:pPr/>
       <w:r>
-        <w:t>O Produto 04 cumpre o que lhe cabe no Plano de Trabalho: sistematiza as consultas realizadas, organiza as evidências segundo as dimensões da metodologia adotada e as torna rastreáveis até o trecho de fala que as sustenta. A unidade de registro adotada — a evidência, e não a entrevista nem a resposta — é o que permite que o diagnóstico resista à leitura de quem não participou do campo: cada afirmação deste relatório pode ser reconduzida a um trecho datado, anonimizado e classificado.</w:t>
+        <w:t>O Produto 04 cumpre o que lhe cabe no Plano de Trabalho: sistematiza as consultas realizadas, organiza as evidências segundo as dimensões da metodologia adotada e as torna rastreáveis até o trecho de fala que as sustenta. A unidade de registro adotada (a evidência, e não a entrevista nem a resposta) é o que permite que o diagnóstico resista à leitura de quem não participou do campo: cada afirmação deste relatório pode ser reconduzida a um trecho datado, anonimizado e classificado.</w:t>
       </w:r>
     </w:p>
     <w:p>
       <w:pPr/>
       <w:r>
-        <w:t>Três decisões metodológicas merecem registro explícito, porque condicionam a leitura de tudo o que foi apresentado. A primeira: a ausência de evidência foi tratada como resultado, não como falha de coleta — uma dimensão de prioridade Muito alta que atravessa o corpus sem evidência é achado do diagnóstico. A segunda: a avaliação distingue sistematicamente existir de funcionar, e é essa distinção que revela o padrão dominante em Maringá, o de instrumentos formalizados que não atravessam até a efetividade. A terceira: as divergências entre fontes foram preservadas, nunca resolvidas por predominância de setor — elas são o insumo da etapa de validação participativa.</w:t>
+        <w:t>Três decisões metodológicas merecem registro explícito, porque condicionam a leitura de tudo o que foi apresentado. A primeira: a ausência de evidência foi tratada como resultado, não como falha de coleta: uma dimensão de prioridade Muito alta que atravessa o corpus sem evidência é achado do diagnóstico. A segunda: a avaliação distingue sistematicamente existir de funcionar, e é essa distinção que revela o padrão dominante em Maringá, o de instrumentos formalizados que não atravessam até a efetividade. A terceira: as divergências entre fontes foram preservadas, nunca resolvidas por predominância de setor: elas são o insumo da etapa de validação participativa.</w:t>
       </w:r>
     </w:p>
     <w:p>
       <w:pPr/>
       <w:r>
-        <w:t>O que este relatório estabelece, em síntese, é que a restrição ao financiamento climático urbano de Maringá não está na disponibilidade de recursos nem na ausência de vontade política, e sim na capacidade institucional de converter intenção em projeto demonstrável — capacidade que depende, por sua vez, de rastreabilidade orçamentária, de base de dados integrada e de coordenação que sobreviva à transição de gestão. É sobre essas três frentes que o Plano de Ação precisará operar.</w:t>
+        <w:t>O que este relatório estabelece, em síntese, é que a restrição ao financiamento climático urbano de Maringá não está na disponibilidade de recursos nem na ausência de vontade política, e sim na capacidade institucional de converter intenção em projeto demonstrável: capacidade que depende, por sua vez, de rastreabilidade orçamentária, de base de dados integrada e de coordenação que sobreviva à transição de gestão. É sobre essas três frentes que o Plano de Ação precisará operar.</w:t>
       </w:r>
     </w:p>
     <w:p>
@@ -18722,7 +18722,7 @@
         <w:pStyle w:val="PargrafodaLista"/>
       </w:pPr>
       <w:r>
-        <w:t>Anexo 01 — Instrumentais de entrevista semiestruturada por grupo de atores-chave (poder público, setor privado, academia e sociedade civil) e roteiro único aplicado.</w:t>
+        <w:t>Anexo 01: Instrumentais de entrevista semiestruturada por grupo de atores-chave (poder público, setor privado, academia e sociedade civil) e roteiro único aplicado.</w:t>
       </w:r>
     </w:p>
     <w:p>
@@ -18730,7 +18730,7 @@
         <w:pStyle w:val="PargrafodaLista"/>
       </w:pPr>
       <w:r>
-        <w:t>Anexo 02 — Termo de Consentimento e Autorização para Gravação de Áudio e Vídeo, modelo e vias assinadas.</w:t>
+        <w:t>Anexo 02: Termo de Consentimento e Autorização para Gravação de Áudio e Vídeo, modelo e vias assinadas.</w:t>
       </w:r>
     </w:p>
     <w:p>
@@ -18738,7 +18738,7 @@
         <w:pStyle w:val="PargrafodaLista"/>
       </w:pPr>
       <w:r>
-        <w:t>Anexo 03 — Protocolo de Registro e Matriz de Controle de Entrevistas Semiestruturadas.</w:t>
+        <w:t>Anexo 03: Protocolo de Registro e Matriz de Controle de Entrevistas Semiestruturadas.</w:t>
       </w:r>
     </w:p>
     <w:p>
@@ -18746,7 +18746,7 @@
         <w:pStyle w:val="PargrafodaLista"/>
       </w:pPr>
       <w:r>
-        <w:t>Anexo 04 — Quadro de dimensões da metodologia CCFLA/CEPAL priorizadas para Maringá, com a cobertura de evidência alcançada por dimensão.</w:t>
+        <w:t>Anexo 04: Quadro de dimensões da metodologia CCFLA/CEPAL priorizadas para Maringá, com a cobertura de evidência alcançada por dimensão.</w:t>
       </w:r>
     </w:p>
     <w:p>
@@ -18754,7 +18754,7 @@
         <w:pStyle w:val="PargrafodaLista"/>
       </w:pPr>
       <w:r>
-        <w:t>Anexo 05 — Transcrições anonimizadas das 17 sessões de entrevista.</w:t>
+        <w:t>Anexo 05: Transcrições anonimizadas das 17 sessões de entrevista.</w:t>
       </w:r>
     </w:p>
     <w:p>
@@ -18762,7 +18762,7 @@
         <w:pStyle w:val="PargrafodaLista"/>
       </w:pPr>
       <w:r>
-        <w:t>Anexo 06 — Painel público de acompanhamento do corpus, com o retrato das evidências por eixo, dimensão e setor.</w:t>
+        <w:t>Anexo 06: Painel público de acompanhamento do corpus, com o retrato das evidências por eixo, dimensão e setor.</w:t>
       </w:r>
     </w:p>
     <w:p>
@@ -18782,7 +18782,7 @@
     <w:p>
       <w:pPr/>
       <w:r>
-        <w:t>Em três sessões, a anonimização por substituição de nomes não é suficiente: o cargo ocupado pelo participante, por si só, o identifica. Nesses casos foram adicionalmente suprimidos os trechos autoidentificadores — menção a cargo em entidade nominal, vínculo familiar, posicionamento eleitoral declarado e referência direta à função exercida —, com cada supressão marcada no texto por reticências entre parênteses e registrada em relação de cortes anexa. Subsiste, ainda assim, risco residual de reidentificação por parte de leitor que conheça a estrutura institucional do Município. Esse risco é assumido e está registrado sessão por sessão desde o início da codificação; ele não decorre de falha do procedimento, mas da própria natureza de um corpus em que a representatividade setorial exige ouvir quem ocupa posições únicas na estrutura municipal.</w:t>
+        <w:t>Em três sessões, a anonimização por substituição de nomes não é suficiente: o cargo ocupado pelo participante, por si só, o identifica. Nesses casos foram adicionalmente suprimidos os trechos autoidentificadores (menção a cargo em entidade nominal, vínculo familiar, posicionamento eleitoral declarado e referência direta à função exercida), com cada supressão marcada no texto por reticências entre parênteses e registrada em relação de cortes anexa. Subsiste, ainda assim, risco residual de reidentificação por parte de leitor que conheça a estrutura institucional do Município. Esse risco é assumido e está registrado sessão por sessão desde o início da codificação; ele não decorre de falha do procedimento, mas da própria natureza de um corpus em que a representatividade setorial exige ouvir quem ocupa posições únicas na estrutura municipal.</w:t>
       </w:r>
     </w:p>
     <w:sectPr>

--- a/Produto_04_publico.docx
+++ b/Produto_04_publico.docx
@@ -183,11 +183,7 @@
     <w:p>
       <w:r>
         <w:br/>
-      </w:r>
-      <w:r>
         <w:br/>
-      </w:r>
-      <w:r>
         <w:br/>
       </w:r>
     </w:p>
@@ -286,19 +282,7 @@
               <w:szCs w:val="20"/>
             </w:rPr>
             <w:fldChar w:fldCharType="begin"/>
-          </w:r>
-          <w:r>
-            <w:rPr>
-              <w:sz w:val="20"/>
-              <w:szCs w:val="20"/>
-            </w:rPr>
             <w:instrText xml:space="preserve"> TOC \o "1-3" \h \z \u </w:instrText>
-          </w:r>
-          <w:r>
-            <w:rPr>
-              <w:sz w:val="20"/>
-              <w:szCs w:val="20"/>
-            </w:rPr>
             <w:fldChar w:fldCharType="separate"/>
           </w:r>
           <w:hyperlink w:anchor="_Toc239979633" w:history="1">
@@ -319,58 +303,10 @@
                 <w:szCs w:val="20"/>
               </w:rPr>
               <w:tab/>
-            </w:r>
-            <w:r>
-              <w:rPr>
-                <w:noProof/>
-                <w:webHidden/>
-                <w:sz w:val="20"/>
-                <w:szCs w:val="20"/>
-              </w:rPr>
               <w:fldChar w:fldCharType="begin"/>
-            </w:r>
-            <w:r>
-              <w:rPr>
-                <w:noProof/>
-                <w:webHidden/>
-                <w:sz w:val="20"/>
-                <w:szCs w:val="20"/>
-              </w:rPr>
               <w:instrText xml:space="preserve"> PAGEREF _Toc239979633 \h </w:instrText>
-            </w:r>
-            <w:r>
-              <w:rPr>
-                <w:noProof/>
-                <w:webHidden/>
-                <w:sz w:val="20"/>
-                <w:szCs w:val="20"/>
-              </w:rPr>
-            </w:r>
-            <w:r>
-              <w:rPr>
-                <w:noProof/>
-                <w:webHidden/>
-                <w:sz w:val="20"/>
-                <w:szCs w:val="20"/>
-              </w:rPr>
               <w:fldChar w:fldCharType="separate"/>
-            </w:r>
-            <w:r>
-              <w:rPr>
-                <w:noProof/>
-                <w:webHidden/>
-                <w:sz w:val="20"/>
-                <w:szCs w:val="20"/>
-              </w:rPr>
               <w:t>1</w:t>
-            </w:r>
-            <w:r>
-              <w:rPr>
-                <w:noProof/>
-                <w:webHidden/>
-                <w:sz w:val="20"/>
-                <w:szCs w:val="20"/>
-              </w:rPr>
               <w:fldChar w:fldCharType="end"/>
             </w:r>
           </w:hyperlink>
@@ -421,58 +357,10 @@
                 <w:szCs w:val="20"/>
               </w:rPr>
               <w:tab/>
-            </w:r>
-            <w:r>
-              <w:rPr>
-                <w:noProof/>
-                <w:webHidden/>
-                <w:sz w:val="20"/>
-                <w:szCs w:val="20"/>
-              </w:rPr>
               <w:fldChar w:fldCharType="begin"/>
-            </w:r>
-            <w:r>
-              <w:rPr>
-                <w:noProof/>
-                <w:webHidden/>
-                <w:sz w:val="20"/>
-                <w:szCs w:val="20"/>
-              </w:rPr>
               <w:instrText xml:space="preserve"> PAGEREF _Toc239979634 \h </w:instrText>
-            </w:r>
-            <w:r>
-              <w:rPr>
-                <w:noProof/>
-                <w:webHidden/>
-                <w:sz w:val="20"/>
-                <w:szCs w:val="20"/>
-              </w:rPr>
-            </w:r>
-            <w:r>
-              <w:rPr>
-                <w:noProof/>
-                <w:webHidden/>
-                <w:sz w:val="20"/>
-                <w:szCs w:val="20"/>
-              </w:rPr>
               <w:fldChar w:fldCharType="separate"/>
-            </w:r>
-            <w:r>
-              <w:rPr>
-                <w:noProof/>
-                <w:webHidden/>
-                <w:sz w:val="20"/>
-                <w:szCs w:val="20"/>
-              </w:rPr>
               <w:t>2</w:t>
-            </w:r>
-            <w:r>
-              <w:rPr>
-                <w:noProof/>
-                <w:webHidden/>
-                <w:sz w:val="20"/>
-                <w:szCs w:val="20"/>
-              </w:rPr>
               <w:fldChar w:fldCharType="end"/>
             </w:r>
           </w:hyperlink>
@@ -527,58 +415,10 @@
                 <w:szCs w:val="20"/>
               </w:rPr>
               <w:tab/>
-            </w:r>
-            <w:r>
-              <w:rPr>
-                <w:noProof/>
-                <w:webHidden/>
-                <w:sz w:val="20"/>
-                <w:szCs w:val="20"/>
-              </w:rPr>
               <w:fldChar w:fldCharType="begin"/>
-            </w:r>
-            <w:r>
-              <w:rPr>
-                <w:noProof/>
-                <w:webHidden/>
-                <w:sz w:val="20"/>
-                <w:szCs w:val="20"/>
-              </w:rPr>
               <w:instrText xml:space="preserve"> PAGEREF _Toc239979635 \h </w:instrText>
-            </w:r>
-            <w:r>
-              <w:rPr>
-                <w:noProof/>
-                <w:webHidden/>
-                <w:sz w:val="20"/>
-                <w:szCs w:val="20"/>
-              </w:rPr>
-            </w:r>
-            <w:r>
-              <w:rPr>
-                <w:noProof/>
-                <w:webHidden/>
-                <w:sz w:val="20"/>
-                <w:szCs w:val="20"/>
-              </w:rPr>
               <w:fldChar w:fldCharType="separate"/>
-            </w:r>
-            <w:r>
-              <w:rPr>
-                <w:noProof/>
-                <w:webHidden/>
-                <w:sz w:val="20"/>
-                <w:szCs w:val="20"/>
-              </w:rPr>
               <w:t>4</w:t>
-            </w:r>
-            <w:r>
-              <w:rPr>
-                <w:noProof/>
-                <w:webHidden/>
-                <w:sz w:val="20"/>
-                <w:szCs w:val="20"/>
-              </w:rPr>
               <w:fldChar w:fldCharType="end"/>
             </w:r>
           </w:hyperlink>
@@ -629,58 +469,10 @@
                 <w:szCs w:val="20"/>
               </w:rPr>
               <w:tab/>
-            </w:r>
-            <w:r>
-              <w:rPr>
-                <w:noProof/>
-                <w:webHidden/>
-                <w:sz w:val="20"/>
-                <w:szCs w:val="20"/>
-              </w:rPr>
               <w:fldChar w:fldCharType="begin"/>
-            </w:r>
-            <w:r>
-              <w:rPr>
-                <w:noProof/>
-                <w:webHidden/>
-                <w:sz w:val="20"/>
-                <w:szCs w:val="20"/>
-              </w:rPr>
               <w:instrText xml:space="preserve"> PAGEREF _Toc239979636 \h </w:instrText>
-            </w:r>
-            <w:r>
-              <w:rPr>
-                <w:noProof/>
-                <w:webHidden/>
-                <w:sz w:val="20"/>
-                <w:szCs w:val="20"/>
-              </w:rPr>
-            </w:r>
-            <w:r>
-              <w:rPr>
-                <w:noProof/>
-                <w:webHidden/>
-                <w:sz w:val="20"/>
-                <w:szCs w:val="20"/>
-              </w:rPr>
               <w:fldChar w:fldCharType="separate"/>
-            </w:r>
-            <w:r>
-              <w:rPr>
-                <w:noProof/>
-                <w:webHidden/>
-                <w:sz w:val="20"/>
-                <w:szCs w:val="20"/>
-              </w:rPr>
               <w:t>9</w:t>
-            </w:r>
-            <w:r>
-              <w:rPr>
-                <w:noProof/>
-                <w:webHidden/>
-                <w:sz w:val="20"/>
-                <w:szCs w:val="20"/>
-              </w:rPr>
               <w:fldChar w:fldCharType="end"/>
             </w:r>
           </w:hyperlink>
@@ -735,58 +527,10 @@
                 <w:szCs w:val="20"/>
               </w:rPr>
               <w:tab/>
-            </w:r>
-            <w:r>
-              <w:rPr>
-                <w:noProof/>
-                <w:webHidden/>
-                <w:sz w:val="20"/>
-                <w:szCs w:val="20"/>
-              </w:rPr>
               <w:fldChar w:fldCharType="begin"/>
-            </w:r>
-            <w:r>
-              <w:rPr>
-                <w:noProof/>
-                <w:webHidden/>
-                <w:sz w:val="20"/>
-                <w:szCs w:val="20"/>
-              </w:rPr>
               <w:instrText xml:space="preserve"> PAGEREF _Toc239979638 \h </w:instrText>
-            </w:r>
-            <w:r>
-              <w:rPr>
-                <w:noProof/>
-                <w:webHidden/>
-                <w:sz w:val="20"/>
-                <w:szCs w:val="20"/>
-              </w:rPr>
-            </w:r>
-            <w:r>
-              <w:rPr>
-                <w:noProof/>
-                <w:webHidden/>
-                <w:sz w:val="20"/>
-                <w:szCs w:val="20"/>
-              </w:rPr>
               <w:fldChar w:fldCharType="separate"/>
-            </w:r>
-            <w:r>
-              <w:rPr>
-                <w:noProof/>
-                <w:webHidden/>
-                <w:sz w:val="20"/>
-                <w:szCs w:val="20"/>
-              </w:rPr>
               <w:t>9</w:t>
-            </w:r>
-            <w:r>
-              <w:rPr>
-                <w:noProof/>
-                <w:webHidden/>
-                <w:sz w:val="20"/>
-                <w:szCs w:val="20"/>
-              </w:rPr>
               <w:fldChar w:fldCharType="end"/>
             </w:r>
           </w:hyperlink>
@@ -841,58 +585,10 @@
                 <w:szCs w:val="20"/>
               </w:rPr>
               <w:tab/>
-            </w:r>
-            <w:r>
-              <w:rPr>
-                <w:noProof/>
-                <w:webHidden/>
-                <w:sz w:val="20"/>
-                <w:szCs w:val="20"/>
-              </w:rPr>
               <w:fldChar w:fldCharType="begin"/>
-            </w:r>
-            <w:r>
-              <w:rPr>
-                <w:noProof/>
-                <w:webHidden/>
-                <w:sz w:val="20"/>
-                <w:szCs w:val="20"/>
-              </w:rPr>
               <w:instrText xml:space="preserve"> PAGEREF _Toc239979639 \h </w:instrText>
-            </w:r>
-            <w:r>
-              <w:rPr>
-                <w:noProof/>
-                <w:webHidden/>
-                <w:sz w:val="20"/>
-                <w:szCs w:val="20"/>
-              </w:rPr>
-            </w:r>
-            <w:r>
-              <w:rPr>
-                <w:noProof/>
-                <w:webHidden/>
-                <w:sz w:val="20"/>
-                <w:szCs w:val="20"/>
-              </w:rPr>
               <w:fldChar w:fldCharType="separate"/>
-            </w:r>
-            <w:r>
-              <w:rPr>
-                <w:noProof/>
-                <w:webHidden/>
-                <w:sz w:val="20"/>
-                <w:szCs w:val="20"/>
-              </w:rPr>
               <w:t>10</w:t>
-            </w:r>
-            <w:r>
-              <w:rPr>
-                <w:noProof/>
-                <w:webHidden/>
-                <w:sz w:val="20"/>
-                <w:szCs w:val="20"/>
-              </w:rPr>
               <w:fldChar w:fldCharType="end"/>
             </w:r>
           </w:hyperlink>
@@ -947,58 +643,10 @@
                 <w:szCs w:val="20"/>
               </w:rPr>
               <w:tab/>
-            </w:r>
-            <w:r>
-              <w:rPr>
-                <w:noProof/>
-                <w:webHidden/>
-                <w:sz w:val="20"/>
-                <w:szCs w:val="20"/>
-              </w:rPr>
               <w:fldChar w:fldCharType="begin"/>
-            </w:r>
-            <w:r>
-              <w:rPr>
-                <w:noProof/>
-                <w:webHidden/>
-                <w:sz w:val="20"/>
-                <w:szCs w:val="20"/>
-              </w:rPr>
               <w:instrText xml:space="preserve"> PAGEREF _Toc239979640 \h </w:instrText>
-            </w:r>
-            <w:r>
-              <w:rPr>
-                <w:noProof/>
-                <w:webHidden/>
-                <w:sz w:val="20"/>
-                <w:szCs w:val="20"/>
-              </w:rPr>
-            </w:r>
-            <w:r>
-              <w:rPr>
-                <w:noProof/>
-                <w:webHidden/>
-                <w:sz w:val="20"/>
-                <w:szCs w:val="20"/>
-              </w:rPr>
               <w:fldChar w:fldCharType="separate"/>
-            </w:r>
-            <w:r>
-              <w:rPr>
-                <w:noProof/>
-                <w:webHidden/>
-                <w:sz w:val="20"/>
-                <w:szCs w:val="20"/>
-              </w:rPr>
               <w:t>11</w:t>
-            </w:r>
-            <w:r>
-              <w:rPr>
-                <w:noProof/>
-                <w:webHidden/>
-                <w:sz w:val="20"/>
-                <w:szCs w:val="20"/>
-              </w:rPr>
               <w:fldChar w:fldCharType="end"/>
             </w:r>
           </w:hyperlink>
@@ -1053,58 +701,10 @@
                 <w:szCs w:val="20"/>
               </w:rPr>
               <w:tab/>
-            </w:r>
-            <w:r>
-              <w:rPr>
-                <w:noProof/>
-                <w:webHidden/>
-                <w:sz w:val="20"/>
-                <w:szCs w:val="20"/>
-              </w:rPr>
               <w:fldChar w:fldCharType="begin"/>
-            </w:r>
-            <w:r>
-              <w:rPr>
-                <w:noProof/>
-                <w:webHidden/>
-                <w:sz w:val="20"/>
-                <w:szCs w:val="20"/>
-              </w:rPr>
               <w:instrText xml:space="preserve"> PAGEREF _Toc239979641 \h </w:instrText>
-            </w:r>
-            <w:r>
-              <w:rPr>
-                <w:noProof/>
-                <w:webHidden/>
-                <w:sz w:val="20"/>
-                <w:szCs w:val="20"/>
-              </w:rPr>
-            </w:r>
-            <w:r>
-              <w:rPr>
-                <w:noProof/>
-                <w:webHidden/>
-                <w:sz w:val="20"/>
-                <w:szCs w:val="20"/>
-              </w:rPr>
               <w:fldChar w:fldCharType="separate"/>
-            </w:r>
-            <w:r>
-              <w:rPr>
-                <w:noProof/>
-                <w:webHidden/>
-                <w:sz w:val="20"/>
-                <w:szCs w:val="20"/>
-              </w:rPr>
               <w:t>12</w:t>
-            </w:r>
-            <w:r>
-              <w:rPr>
-                <w:noProof/>
-                <w:webHidden/>
-                <w:sz w:val="20"/>
-                <w:szCs w:val="20"/>
-              </w:rPr>
               <w:fldChar w:fldCharType="end"/>
             </w:r>
           </w:hyperlink>
@@ -1159,58 +759,10 @@
                 <w:szCs w:val="20"/>
               </w:rPr>
               <w:tab/>
-            </w:r>
-            <w:r>
-              <w:rPr>
-                <w:noProof/>
-                <w:webHidden/>
-                <w:sz w:val="20"/>
-                <w:szCs w:val="20"/>
-              </w:rPr>
               <w:fldChar w:fldCharType="begin"/>
-            </w:r>
-            <w:r>
-              <w:rPr>
-                <w:noProof/>
-                <w:webHidden/>
-                <w:sz w:val="20"/>
-                <w:szCs w:val="20"/>
-              </w:rPr>
               <w:instrText xml:space="preserve"> PAGEREF _Toc239979642 \h </w:instrText>
-            </w:r>
-            <w:r>
-              <w:rPr>
-                <w:noProof/>
-                <w:webHidden/>
-                <w:sz w:val="20"/>
-                <w:szCs w:val="20"/>
-              </w:rPr>
-            </w:r>
-            <w:r>
-              <w:rPr>
-                <w:noProof/>
-                <w:webHidden/>
-                <w:sz w:val="20"/>
-                <w:szCs w:val="20"/>
-              </w:rPr>
               <w:fldChar w:fldCharType="separate"/>
-            </w:r>
-            <w:r>
-              <w:rPr>
-                <w:noProof/>
-                <w:webHidden/>
-                <w:sz w:val="20"/>
-                <w:szCs w:val="20"/>
-              </w:rPr>
               <w:t>12</w:t>
-            </w:r>
-            <w:r>
-              <w:rPr>
-                <w:noProof/>
-                <w:webHidden/>
-                <w:sz w:val="20"/>
-                <w:szCs w:val="20"/>
-              </w:rPr>
               <w:fldChar w:fldCharType="end"/>
             </w:r>
           </w:hyperlink>
@@ -1261,58 +813,10 @@
                 <w:szCs w:val="20"/>
               </w:rPr>
               <w:tab/>
-            </w:r>
-            <w:r>
-              <w:rPr>
-                <w:noProof/>
-                <w:webHidden/>
-                <w:sz w:val="20"/>
-                <w:szCs w:val="20"/>
-              </w:rPr>
               <w:fldChar w:fldCharType="begin"/>
-            </w:r>
-            <w:r>
-              <w:rPr>
-                <w:noProof/>
-                <w:webHidden/>
-                <w:sz w:val="20"/>
-                <w:szCs w:val="20"/>
-              </w:rPr>
               <w:instrText xml:space="preserve"> PAGEREF _Toc239979643 \h </w:instrText>
-            </w:r>
-            <w:r>
-              <w:rPr>
-                <w:noProof/>
-                <w:webHidden/>
-                <w:sz w:val="20"/>
-                <w:szCs w:val="20"/>
-              </w:rPr>
-            </w:r>
-            <w:r>
-              <w:rPr>
-                <w:noProof/>
-                <w:webHidden/>
-                <w:sz w:val="20"/>
-                <w:szCs w:val="20"/>
-              </w:rPr>
               <w:fldChar w:fldCharType="separate"/>
-            </w:r>
-            <w:r>
-              <w:rPr>
-                <w:noProof/>
-                <w:webHidden/>
-                <w:sz w:val="20"/>
-                <w:szCs w:val="20"/>
-              </w:rPr>
               <w:t>16</w:t>
-            </w:r>
-            <w:r>
-              <w:rPr>
-                <w:noProof/>
-                <w:webHidden/>
-                <w:sz w:val="20"/>
-                <w:szCs w:val="20"/>
-              </w:rPr>
               <w:fldChar w:fldCharType="end"/>
             </w:r>
           </w:hyperlink>
@@ -1367,58 +871,10 @@
                 <w:szCs w:val="20"/>
               </w:rPr>
               <w:tab/>
-            </w:r>
-            <w:r>
-              <w:rPr>
-                <w:noProof/>
-                <w:webHidden/>
-                <w:sz w:val="20"/>
-                <w:szCs w:val="20"/>
-              </w:rPr>
               <w:fldChar w:fldCharType="begin"/>
-            </w:r>
-            <w:r>
-              <w:rPr>
-                <w:noProof/>
-                <w:webHidden/>
-                <w:sz w:val="20"/>
-                <w:szCs w:val="20"/>
-              </w:rPr>
               <w:instrText xml:space="preserve"> PAGEREF _Toc239979645 \h </w:instrText>
-            </w:r>
-            <w:r>
-              <w:rPr>
-                <w:noProof/>
-                <w:webHidden/>
-                <w:sz w:val="20"/>
-                <w:szCs w:val="20"/>
-              </w:rPr>
-            </w:r>
-            <w:r>
-              <w:rPr>
-                <w:noProof/>
-                <w:webHidden/>
-                <w:sz w:val="20"/>
-                <w:szCs w:val="20"/>
-              </w:rPr>
               <w:fldChar w:fldCharType="separate"/>
-            </w:r>
-            <w:r>
-              <w:rPr>
-                <w:noProof/>
-                <w:webHidden/>
-                <w:sz w:val="20"/>
-                <w:szCs w:val="20"/>
-              </w:rPr>
               <w:t>16</w:t>
-            </w:r>
-            <w:r>
-              <w:rPr>
-                <w:noProof/>
-                <w:webHidden/>
-                <w:sz w:val="20"/>
-                <w:szCs w:val="20"/>
-              </w:rPr>
               <w:fldChar w:fldCharType="end"/>
             </w:r>
           </w:hyperlink>
@@ -1454,58 +910,10 @@
                 <w:szCs w:val="20"/>
               </w:rPr>
               <w:tab/>
-            </w:r>
-            <w:r>
-              <w:rPr>
-                <w:noProof/>
-                <w:webHidden/>
-                <w:sz w:val="20"/>
-                <w:szCs w:val="20"/>
-              </w:rPr>
               <w:fldChar w:fldCharType="begin"/>
-            </w:r>
-            <w:r>
-              <w:rPr>
-                <w:noProof/>
-                <w:webHidden/>
-                <w:sz w:val="20"/>
-                <w:szCs w:val="20"/>
-              </w:rPr>
               <w:instrText xml:space="preserve"> PAGEREF _Toc239979646 \h </w:instrText>
-            </w:r>
-            <w:r>
-              <w:rPr>
-                <w:noProof/>
-                <w:webHidden/>
-                <w:sz w:val="20"/>
-                <w:szCs w:val="20"/>
-              </w:rPr>
-            </w:r>
-            <w:r>
-              <w:rPr>
-                <w:noProof/>
-                <w:webHidden/>
-                <w:sz w:val="20"/>
-                <w:szCs w:val="20"/>
-              </w:rPr>
               <w:fldChar w:fldCharType="separate"/>
-            </w:r>
-            <w:r>
-              <w:rPr>
-                <w:noProof/>
-                <w:webHidden/>
-                <w:sz w:val="20"/>
-                <w:szCs w:val="20"/>
-              </w:rPr>
               <w:t>16</w:t>
-            </w:r>
-            <w:r>
-              <w:rPr>
-                <w:noProof/>
-                <w:webHidden/>
-                <w:sz w:val="20"/>
-                <w:szCs w:val="20"/>
-              </w:rPr>
               <w:fldChar w:fldCharType="end"/>
             </w:r>
           </w:hyperlink>
@@ -1541,58 +949,10 @@
                 <w:szCs w:val="20"/>
               </w:rPr>
               <w:tab/>
-            </w:r>
-            <w:r>
-              <w:rPr>
-                <w:noProof/>
-                <w:webHidden/>
-                <w:sz w:val="20"/>
-                <w:szCs w:val="20"/>
-              </w:rPr>
               <w:fldChar w:fldCharType="begin"/>
-            </w:r>
-            <w:r>
-              <w:rPr>
-                <w:noProof/>
-                <w:webHidden/>
-                <w:sz w:val="20"/>
-                <w:szCs w:val="20"/>
-              </w:rPr>
               <w:instrText xml:space="preserve"> PAGEREF _Toc239979647 \h </w:instrText>
-            </w:r>
-            <w:r>
-              <w:rPr>
-                <w:noProof/>
-                <w:webHidden/>
-                <w:sz w:val="20"/>
-                <w:szCs w:val="20"/>
-              </w:rPr>
-            </w:r>
-            <w:r>
-              <w:rPr>
-                <w:noProof/>
-                <w:webHidden/>
-                <w:sz w:val="20"/>
-                <w:szCs w:val="20"/>
-              </w:rPr>
               <w:fldChar w:fldCharType="separate"/>
-            </w:r>
-            <w:r>
-              <w:rPr>
-                <w:noProof/>
-                <w:webHidden/>
-                <w:sz w:val="20"/>
-                <w:szCs w:val="20"/>
-              </w:rPr>
               <w:t>17</w:t>
-            </w:r>
-            <w:r>
-              <w:rPr>
-                <w:noProof/>
-                <w:webHidden/>
-                <w:sz w:val="20"/>
-                <w:szCs w:val="20"/>
-              </w:rPr>
               <w:fldChar w:fldCharType="end"/>
             </w:r>
           </w:hyperlink>
@@ -1628,58 +988,10 @@
                 <w:szCs w:val="20"/>
               </w:rPr>
               <w:tab/>
-            </w:r>
-            <w:r>
-              <w:rPr>
-                <w:noProof/>
-                <w:webHidden/>
-                <w:sz w:val="20"/>
-                <w:szCs w:val="20"/>
-              </w:rPr>
               <w:fldChar w:fldCharType="begin"/>
-            </w:r>
-            <w:r>
-              <w:rPr>
-                <w:noProof/>
-                <w:webHidden/>
-                <w:sz w:val="20"/>
-                <w:szCs w:val="20"/>
-              </w:rPr>
               <w:instrText xml:space="preserve"> PAGEREF _Toc239979648 \h </w:instrText>
-            </w:r>
-            <w:r>
-              <w:rPr>
-                <w:noProof/>
-                <w:webHidden/>
-                <w:sz w:val="20"/>
-                <w:szCs w:val="20"/>
-              </w:rPr>
-            </w:r>
-            <w:r>
-              <w:rPr>
-                <w:noProof/>
-                <w:webHidden/>
-                <w:sz w:val="20"/>
-                <w:szCs w:val="20"/>
-              </w:rPr>
               <w:fldChar w:fldCharType="separate"/>
-            </w:r>
-            <w:r>
-              <w:rPr>
-                <w:noProof/>
-                <w:webHidden/>
-                <w:sz w:val="20"/>
-                <w:szCs w:val="20"/>
-              </w:rPr>
               <w:t>17</w:t>
-            </w:r>
-            <w:r>
-              <w:rPr>
-                <w:noProof/>
-                <w:webHidden/>
-                <w:sz w:val="20"/>
-                <w:szCs w:val="20"/>
-              </w:rPr>
               <w:fldChar w:fldCharType="end"/>
             </w:r>
           </w:hyperlink>
@@ -1715,58 +1027,10 @@
                 <w:szCs w:val="20"/>
               </w:rPr>
               <w:tab/>
-            </w:r>
-            <w:r>
-              <w:rPr>
-                <w:noProof/>
-                <w:webHidden/>
-                <w:sz w:val="20"/>
-                <w:szCs w:val="20"/>
-              </w:rPr>
               <w:fldChar w:fldCharType="begin"/>
-            </w:r>
-            <w:r>
-              <w:rPr>
-                <w:noProof/>
-                <w:webHidden/>
-                <w:sz w:val="20"/>
-                <w:szCs w:val="20"/>
-              </w:rPr>
               <w:instrText xml:space="preserve"> PAGEREF _Toc239979649 \h </w:instrText>
-            </w:r>
-            <w:r>
-              <w:rPr>
-                <w:noProof/>
-                <w:webHidden/>
-                <w:sz w:val="20"/>
-                <w:szCs w:val="20"/>
-              </w:rPr>
-            </w:r>
-            <w:r>
-              <w:rPr>
-                <w:noProof/>
-                <w:webHidden/>
-                <w:sz w:val="20"/>
-                <w:szCs w:val="20"/>
-              </w:rPr>
               <w:fldChar w:fldCharType="separate"/>
-            </w:r>
-            <w:r>
-              <w:rPr>
-                <w:noProof/>
-                <w:webHidden/>
-                <w:sz w:val="20"/>
-                <w:szCs w:val="20"/>
-              </w:rPr>
               <w:t>18</w:t>
-            </w:r>
-            <w:r>
-              <w:rPr>
-                <w:noProof/>
-                <w:webHidden/>
-                <w:sz w:val="20"/>
-                <w:szCs w:val="20"/>
-              </w:rPr>
               <w:fldChar w:fldCharType="end"/>
             </w:r>
           </w:hyperlink>
@@ -1802,58 +1066,10 @@
                 <w:szCs w:val="20"/>
               </w:rPr>
               <w:tab/>
-            </w:r>
-            <w:r>
-              <w:rPr>
-                <w:noProof/>
-                <w:webHidden/>
-                <w:sz w:val="20"/>
-                <w:szCs w:val="20"/>
-              </w:rPr>
               <w:fldChar w:fldCharType="begin"/>
-            </w:r>
-            <w:r>
-              <w:rPr>
-                <w:noProof/>
-                <w:webHidden/>
-                <w:sz w:val="20"/>
-                <w:szCs w:val="20"/>
-              </w:rPr>
               <w:instrText xml:space="preserve"> PAGEREF _Toc239979650 \h </w:instrText>
-            </w:r>
-            <w:r>
-              <w:rPr>
-                <w:noProof/>
-                <w:webHidden/>
-                <w:sz w:val="20"/>
-                <w:szCs w:val="20"/>
-              </w:rPr>
-            </w:r>
-            <w:r>
-              <w:rPr>
-                <w:noProof/>
-                <w:webHidden/>
-                <w:sz w:val="20"/>
-                <w:szCs w:val="20"/>
-              </w:rPr>
               <w:fldChar w:fldCharType="separate"/>
-            </w:r>
-            <w:r>
-              <w:rPr>
-                <w:noProof/>
-                <w:webHidden/>
-                <w:sz w:val="20"/>
-                <w:szCs w:val="20"/>
-              </w:rPr>
               <w:t>18</w:t>
-            </w:r>
-            <w:r>
-              <w:rPr>
-                <w:noProof/>
-                <w:webHidden/>
-                <w:sz w:val="20"/>
-                <w:szCs w:val="20"/>
-              </w:rPr>
               <w:fldChar w:fldCharType="end"/>
             </w:r>
           </w:hyperlink>
@@ -1908,58 +1124,10 @@
                 <w:szCs w:val="20"/>
               </w:rPr>
               <w:tab/>
-            </w:r>
-            <w:r>
-              <w:rPr>
-                <w:noProof/>
-                <w:webHidden/>
-                <w:sz w:val="20"/>
-                <w:szCs w:val="20"/>
-              </w:rPr>
               <w:fldChar w:fldCharType="begin"/>
-            </w:r>
-            <w:r>
-              <w:rPr>
-                <w:noProof/>
-                <w:webHidden/>
-                <w:sz w:val="20"/>
-                <w:szCs w:val="20"/>
-              </w:rPr>
               <w:instrText xml:space="preserve"> PAGEREF _Toc239979651 \h </w:instrText>
-            </w:r>
-            <w:r>
-              <w:rPr>
-                <w:noProof/>
-                <w:webHidden/>
-                <w:sz w:val="20"/>
-                <w:szCs w:val="20"/>
-              </w:rPr>
-            </w:r>
-            <w:r>
-              <w:rPr>
-                <w:noProof/>
-                <w:webHidden/>
-                <w:sz w:val="20"/>
-                <w:szCs w:val="20"/>
-              </w:rPr>
               <w:fldChar w:fldCharType="separate"/>
-            </w:r>
-            <w:r>
-              <w:rPr>
-                <w:noProof/>
-                <w:webHidden/>
-                <w:sz w:val="20"/>
-                <w:szCs w:val="20"/>
-              </w:rPr>
               <w:t>18</w:t>
-            </w:r>
-            <w:r>
-              <w:rPr>
-                <w:noProof/>
-                <w:webHidden/>
-                <w:sz w:val="20"/>
-                <w:szCs w:val="20"/>
-              </w:rPr>
               <w:fldChar w:fldCharType="end"/>
             </w:r>
           </w:hyperlink>
@@ -1995,58 +1163,10 @@
                 <w:szCs w:val="20"/>
               </w:rPr>
               <w:tab/>
-            </w:r>
-            <w:r>
-              <w:rPr>
-                <w:noProof/>
-                <w:webHidden/>
-                <w:sz w:val="20"/>
-                <w:szCs w:val="20"/>
-              </w:rPr>
               <w:fldChar w:fldCharType="begin"/>
-            </w:r>
-            <w:r>
-              <w:rPr>
-                <w:noProof/>
-                <w:webHidden/>
-                <w:sz w:val="20"/>
-                <w:szCs w:val="20"/>
-              </w:rPr>
               <w:instrText xml:space="preserve"> PAGEREF _Toc239979652 \h </w:instrText>
-            </w:r>
-            <w:r>
-              <w:rPr>
-                <w:noProof/>
-                <w:webHidden/>
-                <w:sz w:val="20"/>
-                <w:szCs w:val="20"/>
-              </w:rPr>
-            </w:r>
-            <w:r>
-              <w:rPr>
-                <w:noProof/>
-                <w:webHidden/>
-                <w:sz w:val="20"/>
-                <w:szCs w:val="20"/>
-              </w:rPr>
               <w:fldChar w:fldCharType="separate"/>
-            </w:r>
-            <w:r>
-              <w:rPr>
-                <w:noProof/>
-                <w:webHidden/>
-                <w:sz w:val="20"/>
-                <w:szCs w:val="20"/>
-              </w:rPr>
               <w:t>19</w:t>
-            </w:r>
-            <w:r>
-              <w:rPr>
-                <w:noProof/>
-                <w:webHidden/>
-                <w:sz w:val="20"/>
-                <w:szCs w:val="20"/>
-              </w:rPr>
               <w:fldChar w:fldCharType="end"/>
             </w:r>
           </w:hyperlink>
@@ -2082,58 +1202,10 @@
                 <w:szCs w:val="20"/>
               </w:rPr>
               <w:tab/>
-            </w:r>
-            <w:r>
-              <w:rPr>
-                <w:noProof/>
-                <w:webHidden/>
-                <w:sz w:val="20"/>
-                <w:szCs w:val="20"/>
-              </w:rPr>
               <w:fldChar w:fldCharType="begin"/>
-            </w:r>
-            <w:r>
-              <w:rPr>
-                <w:noProof/>
-                <w:webHidden/>
-                <w:sz w:val="20"/>
-                <w:szCs w:val="20"/>
-              </w:rPr>
               <w:instrText xml:space="preserve"> PAGEREF _Toc239979653 \h </w:instrText>
-            </w:r>
-            <w:r>
-              <w:rPr>
-                <w:noProof/>
-                <w:webHidden/>
-                <w:sz w:val="20"/>
-                <w:szCs w:val="20"/>
-              </w:rPr>
-            </w:r>
-            <w:r>
-              <w:rPr>
-                <w:noProof/>
-                <w:webHidden/>
-                <w:sz w:val="20"/>
-                <w:szCs w:val="20"/>
-              </w:rPr>
               <w:fldChar w:fldCharType="separate"/>
-            </w:r>
-            <w:r>
-              <w:rPr>
-                <w:noProof/>
-                <w:webHidden/>
-                <w:sz w:val="20"/>
-                <w:szCs w:val="20"/>
-              </w:rPr>
               <w:t>19</w:t>
-            </w:r>
-            <w:r>
-              <w:rPr>
-                <w:noProof/>
-                <w:webHidden/>
-                <w:sz w:val="20"/>
-                <w:szCs w:val="20"/>
-              </w:rPr>
               <w:fldChar w:fldCharType="end"/>
             </w:r>
           </w:hyperlink>
@@ -2169,58 +1241,10 @@
                 <w:szCs w:val="20"/>
               </w:rPr>
               <w:tab/>
-            </w:r>
-            <w:r>
-              <w:rPr>
-                <w:noProof/>
-                <w:webHidden/>
-                <w:sz w:val="20"/>
-                <w:szCs w:val="20"/>
-              </w:rPr>
               <w:fldChar w:fldCharType="begin"/>
-            </w:r>
-            <w:r>
-              <w:rPr>
-                <w:noProof/>
-                <w:webHidden/>
-                <w:sz w:val="20"/>
-                <w:szCs w:val="20"/>
-              </w:rPr>
               <w:instrText xml:space="preserve"> PAGEREF _Toc239979654 \h </w:instrText>
-            </w:r>
-            <w:r>
-              <w:rPr>
-                <w:noProof/>
-                <w:webHidden/>
-                <w:sz w:val="20"/>
-                <w:szCs w:val="20"/>
-              </w:rPr>
-            </w:r>
-            <w:r>
-              <w:rPr>
-                <w:noProof/>
-                <w:webHidden/>
-                <w:sz w:val="20"/>
-                <w:szCs w:val="20"/>
-              </w:rPr>
               <w:fldChar w:fldCharType="separate"/>
-            </w:r>
-            <w:r>
-              <w:rPr>
-                <w:noProof/>
-                <w:webHidden/>
-                <w:sz w:val="20"/>
-                <w:szCs w:val="20"/>
-              </w:rPr>
               <w:t>19</w:t>
-            </w:r>
-            <w:r>
-              <w:rPr>
-                <w:noProof/>
-                <w:webHidden/>
-                <w:sz w:val="20"/>
-                <w:szCs w:val="20"/>
-              </w:rPr>
               <w:fldChar w:fldCharType="end"/>
             </w:r>
           </w:hyperlink>
@@ -2256,58 +1280,10 @@
                 <w:szCs w:val="20"/>
               </w:rPr>
               <w:tab/>
-            </w:r>
-            <w:r>
-              <w:rPr>
-                <w:noProof/>
-                <w:webHidden/>
-                <w:sz w:val="20"/>
-                <w:szCs w:val="20"/>
-              </w:rPr>
               <w:fldChar w:fldCharType="begin"/>
-            </w:r>
-            <w:r>
-              <w:rPr>
-                <w:noProof/>
-                <w:webHidden/>
-                <w:sz w:val="20"/>
-                <w:szCs w:val="20"/>
-              </w:rPr>
               <w:instrText xml:space="preserve"> PAGEREF _Toc239979655 \h </w:instrText>
-            </w:r>
-            <w:r>
-              <w:rPr>
-                <w:noProof/>
-                <w:webHidden/>
-                <w:sz w:val="20"/>
-                <w:szCs w:val="20"/>
-              </w:rPr>
-            </w:r>
-            <w:r>
-              <w:rPr>
-                <w:noProof/>
-                <w:webHidden/>
-                <w:sz w:val="20"/>
-                <w:szCs w:val="20"/>
-              </w:rPr>
               <w:fldChar w:fldCharType="separate"/>
-            </w:r>
-            <w:r>
-              <w:rPr>
-                <w:noProof/>
-                <w:webHidden/>
-                <w:sz w:val="20"/>
-                <w:szCs w:val="20"/>
-              </w:rPr>
               <w:t>20</w:t>
-            </w:r>
-            <w:r>
-              <w:rPr>
-                <w:noProof/>
-                <w:webHidden/>
-                <w:sz w:val="20"/>
-                <w:szCs w:val="20"/>
-              </w:rPr>
               <w:fldChar w:fldCharType="end"/>
             </w:r>
           </w:hyperlink>
@@ -2343,58 +1319,10 @@
                 <w:szCs w:val="20"/>
               </w:rPr>
               <w:tab/>
-            </w:r>
-            <w:r>
-              <w:rPr>
-                <w:noProof/>
-                <w:webHidden/>
-                <w:sz w:val="20"/>
-                <w:szCs w:val="20"/>
-              </w:rPr>
               <w:fldChar w:fldCharType="begin"/>
-            </w:r>
-            <w:r>
-              <w:rPr>
-                <w:noProof/>
-                <w:webHidden/>
-                <w:sz w:val="20"/>
-                <w:szCs w:val="20"/>
-              </w:rPr>
               <w:instrText xml:space="preserve"> PAGEREF _Toc239979656 \h </w:instrText>
-            </w:r>
-            <w:r>
-              <w:rPr>
-                <w:noProof/>
-                <w:webHidden/>
-                <w:sz w:val="20"/>
-                <w:szCs w:val="20"/>
-              </w:rPr>
-            </w:r>
-            <w:r>
-              <w:rPr>
-                <w:noProof/>
-                <w:webHidden/>
-                <w:sz w:val="20"/>
-                <w:szCs w:val="20"/>
-              </w:rPr>
               <w:fldChar w:fldCharType="separate"/>
-            </w:r>
-            <w:r>
-              <w:rPr>
-                <w:noProof/>
-                <w:webHidden/>
-                <w:sz w:val="20"/>
-                <w:szCs w:val="20"/>
-              </w:rPr>
               <w:t>20</w:t>
-            </w:r>
-            <w:r>
-              <w:rPr>
-                <w:noProof/>
-                <w:webHidden/>
-                <w:sz w:val="20"/>
-                <w:szCs w:val="20"/>
-              </w:rPr>
               <w:fldChar w:fldCharType="end"/>
             </w:r>
           </w:hyperlink>
@@ -2449,58 +1377,10 @@
                 <w:szCs w:val="20"/>
               </w:rPr>
               <w:tab/>
-            </w:r>
-            <w:r>
-              <w:rPr>
-                <w:noProof/>
-                <w:webHidden/>
-                <w:sz w:val="20"/>
-                <w:szCs w:val="20"/>
-              </w:rPr>
               <w:fldChar w:fldCharType="begin"/>
-            </w:r>
-            <w:r>
-              <w:rPr>
-                <w:noProof/>
-                <w:webHidden/>
-                <w:sz w:val="20"/>
-                <w:szCs w:val="20"/>
-              </w:rPr>
               <w:instrText xml:space="preserve"> PAGEREF _Toc239979657 \h </w:instrText>
-            </w:r>
-            <w:r>
-              <w:rPr>
-                <w:noProof/>
-                <w:webHidden/>
-                <w:sz w:val="20"/>
-                <w:szCs w:val="20"/>
-              </w:rPr>
-            </w:r>
-            <w:r>
-              <w:rPr>
-                <w:noProof/>
-                <w:webHidden/>
-                <w:sz w:val="20"/>
-                <w:szCs w:val="20"/>
-              </w:rPr>
               <w:fldChar w:fldCharType="separate"/>
-            </w:r>
-            <w:r>
-              <w:rPr>
-                <w:noProof/>
-                <w:webHidden/>
-                <w:sz w:val="20"/>
-                <w:szCs w:val="20"/>
-              </w:rPr>
               <w:t>20</w:t>
-            </w:r>
-            <w:r>
-              <w:rPr>
-                <w:noProof/>
-                <w:webHidden/>
-                <w:sz w:val="20"/>
-                <w:szCs w:val="20"/>
-              </w:rPr>
               <w:fldChar w:fldCharType="end"/>
             </w:r>
           </w:hyperlink>
@@ -2536,58 +1416,10 @@
                 <w:szCs w:val="20"/>
               </w:rPr>
               <w:tab/>
-            </w:r>
-            <w:r>
-              <w:rPr>
-                <w:noProof/>
-                <w:webHidden/>
-                <w:sz w:val="20"/>
-                <w:szCs w:val="20"/>
-              </w:rPr>
               <w:fldChar w:fldCharType="begin"/>
-            </w:r>
-            <w:r>
-              <w:rPr>
-                <w:noProof/>
-                <w:webHidden/>
-                <w:sz w:val="20"/>
-                <w:szCs w:val="20"/>
-              </w:rPr>
               <w:instrText xml:space="preserve"> PAGEREF _Toc239979658 \h </w:instrText>
-            </w:r>
-            <w:r>
-              <w:rPr>
-                <w:noProof/>
-                <w:webHidden/>
-                <w:sz w:val="20"/>
-                <w:szCs w:val="20"/>
-              </w:rPr>
-            </w:r>
-            <w:r>
-              <w:rPr>
-                <w:noProof/>
-                <w:webHidden/>
-                <w:sz w:val="20"/>
-                <w:szCs w:val="20"/>
-              </w:rPr>
               <w:fldChar w:fldCharType="separate"/>
-            </w:r>
-            <w:r>
-              <w:rPr>
-                <w:noProof/>
-                <w:webHidden/>
-                <w:sz w:val="20"/>
-                <w:szCs w:val="20"/>
-              </w:rPr>
               <w:t>21</w:t>
-            </w:r>
-            <w:r>
-              <w:rPr>
-                <w:noProof/>
-                <w:webHidden/>
-                <w:sz w:val="20"/>
-                <w:szCs w:val="20"/>
-              </w:rPr>
               <w:fldChar w:fldCharType="end"/>
             </w:r>
           </w:hyperlink>
@@ -2623,58 +1455,10 @@
                 <w:szCs w:val="20"/>
               </w:rPr>
               <w:tab/>
-            </w:r>
-            <w:r>
-              <w:rPr>
-                <w:noProof/>
-                <w:webHidden/>
-                <w:sz w:val="20"/>
-                <w:szCs w:val="20"/>
-              </w:rPr>
               <w:fldChar w:fldCharType="begin"/>
-            </w:r>
-            <w:r>
-              <w:rPr>
-                <w:noProof/>
-                <w:webHidden/>
-                <w:sz w:val="20"/>
-                <w:szCs w:val="20"/>
-              </w:rPr>
               <w:instrText xml:space="preserve"> PAGEREF _Toc239979659 \h </w:instrText>
-            </w:r>
-            <w:r>
-              <w:rPr>
-                <w:noProof/>
-                <w:webHidden/>
-                <w:sz w:val="20"/>
-                <w:szCs w:val="20"/>
-              </w:rPr>
-            </w:r>
-            <w:r>
-              <w:rPr>
-                <w:noProof/>
-                <w:webHidden/>
-                <w:sz w:val="20"/>
-                <w:szCs w:val="20"/>
-              </w:rPr>
               <w:fldChar w:fldCharType="separate"/>
-            </w:r>
-            <w:r>
-              <w:rPr>
-                <w:noProof/>
-                <w:webHidden/>
-                <w:sz w:val="20"/>
-                <w:szCs w:val="20"/>
-              </w:rPr>
               <w:t>21</w:t>
-            </w:r>
-            <w:r>
-              <w:rPr>
-                <w:noProof/>
-                <w:webHidden/>
-                <w:sz w:val="20"/>
-                <w:szCs w:val="20"/>
-              </w:rPr>
               <w:fldChar w:fldCharType="end"/>
             </w:r>
           </w:hyperlink>
@@ -2710,58 +1494,10 @@
                 <w:szCs w:val="20"/>
               </w:rPr>
               <w:tab/>
-            </w:r>
-            <w:r>
-              <w:rPr>
-                <w:noProof/>
-                <w:webHidden/>
-                <w:sz w:val="20"/>
-                <w:szCs w:val="20"/>
-              </w:rPr>
               <w:fldChar w:fldCharType="begin"/>
-            </w:r>
-            <w:r>
-              <w:rPr>
-                <w:noProof/>
-                <w:webHidden/>
-                <w:sz w:val="20"/>
-                <w:szCs w:val="20"/>
-              </w:rPr>
               <w:instrText xml:space="preserve"> PAGEREF _Toc239979660 \h </w:instrText>
-            </w:r>
-            <w:r>
-              <w:rPr>
-                <w:noProof/>
-                <w:webHidden/>
-                <w:sz w:val="20"/>
-                <w:szCs w:val="20"/>
-              </w:rPr>
-            </w:r>
-            <w:r>
-              <w:rPr>
-                <w:noProof/>
-                <w:webHidden/>
-                <w:sz w:val="20"/>
-                <w:szCs w:val="20"/>
-              </w:rPr>
               <w:fldChar w:fldCharType="separate"/>
-            </w:r>
-            <w:r>
-              <w:rPr>
-                <w:noProof/>
-                <w:webHidden/>
-                <w:sz w:val="20"/>
-                <w:szCs w:val="20"/>
-              </w:rPr>
               <w:t>22</w:t>
-            </w:r>
-            <w:r>
-              <w:rPr>
-                <w:noProof/>
-                <w:webHidden/>
-                <w:sz w:val="20"/>
-                <w:szCs w:val="20"/>
-              </w:rPr>
               <w:fldChar w:fldCharType="end"/>
             </w:r>
           </w:hyperlink>
@@ -2797,58 +1533,10 @@
                 <w:szCs w:val="20"/>
               </w:rPr>
               <w:tab/>
-            </w:r>
-            <w:r>
-              <w:rPr>
-                <w:noProof/>
-                <w:webHidden/>
-                <w:sz w:val="20"/>
-                <w:szCs w:val="20"/>
-              </w:rPr>
               <w:fldChar w:fldCharType="begin"/>
-            </w:r>
-            <w:r>
-              <w:rPr>
-                <w:noProof/>
-                <w:webHidden/>
-                <w:sz w:val="20"/>
-                <w:szCs w:val="20"/>
-              </w:rPr>
               <w:instrText xml:space="preserve"> PAGEREF _Toc239979661 \h </w:instrText>
-            </w:r>
-            <w:r>
-              <w:rPr>
-                <w:noProof/>
-                <w:webHidden/>
-                <w:sz w:val="20"/>
-                <w:szCs w:val="20"/>
-              </w:rPr>
-            </w:r>
-            <w:r>
-              <w:rPr>
-                <w:noProof/>
-                <w:webHidden/>
-                <w:sz w:val="20"/>
-                <w:szCs w:val="20"/>
-              </w:rPr>
               <w:fldChar w:fldCharType="separate"/>
-            </w:r>
-            <w:r>
-              <w:rPr>
-                <w:noProof/>
-                <w:webHidden/>
-                <w:sz w:val="20"/>
-                <w:szCs w:val="20"/>
-              </w:rPr>
               <w:t>22</w:t>
-            </w:r>
-            <w:r>
-              <w:rPr>
-                <w:noProof/>
-                <w:webHidden/>
-                <w:sz w:val="20"/>
-                <w:szCs w:val="20"/>
-              </w:rPr>
               <w:fldChar w:fldCharType="end"/>
             </w:r>
           </w:hyperlink>
@@ -2884,58 +1572,10 @@
                 <w:szCs w:val="20"/>
               </w:rPr>
               <w:tab/>
-            </w:r>
-            <w:r>
-              <w:rPr>
-                <w:noProof/>
-                <w:webHidden/>
-                <w:sz w:val="20"/>
-                <w:szCs w:val="20"/>
-              </w:rPr>
               <w:fldChar w:fldCharType="begin"/>
-            </w:r>
-            <w:r>
-              <w:rPr>
-                <w:noProof/>
-                <w:webHidden/>
-                <w:sz w:val="20"/>
-                <w:szCs w:val="20"/>
-              </w:rPr>
               <w:instrText xml:space="preserve"> PAGEREF _Toc239979662 \h </w:instrText>
-            </w:r>
-            <w:r>
-              <w:rPr>
-                <w:noProof/>
-                <w:webHidden/>
-                <w:sz w:val="20"/>
-                <w:szCs w:val="20"/>
-              </w:rPr>
-            </w:r>
-            <w:r>
-              <w:rPr>
-                <w:noProof/>
-                <w:webHidden/>
-                <w:sz w:val="20"/>
-                <w:szCs w:val="20"/>
-              </w:rPr>
               <w:fldChar w:fldCharType="separate"/>
-            </w:r>
-            <w:r>
-              <w:rPr>
-                <w:noProof/>
-                <w:webHidden/>
-                <w:sz w:val="20"/>
-                <w:szCs w:val="20"/>
-              </w:rPr>
               <w:t>22</w:t>
-            </w:r>
-            <w:r>
-              <w:rPr>
-                <w:noProof/>
-                <w:webHidden/>
-                <w:sz w:val="20"/>
-                <w:szCs w:val="20"/>
-              </w:rPr>
               <w:fldChar w:fldCharType="end"/>
             </w:r>
           </w:hyperlink>
@@ -2990,58 +1630,10 @@
                 <w:szCs w:val="20"/>
               </w:rPr>
               <w:tab/>
-            </w:r>
-            <w:r>
-              <w:rPr>
-                <w:noProof/>
-                <w:webHidden/>
-                <w:sz w:val="20"/>
-                <w:szCs w:val="20"/>
-              </w:rPr>
               <w:fldChar w:fldCharType="begin"/>
-            </w:r>
-            <w:r>
-              <w:rPr>
-                <w:noProof/>
-                <w:webHidden/>
-                <w:sz w:val="20"/>
-                <w:szCs w:val="20"/>
-              </w:rPr>
               <w:instrText xml:space="preserve"> PAGEREF _Toc239979663 \h </w:instrText>
-            </w:r>
-            <w:r>
-              <w:rPr>
-                <w:noProof/>
-                <w:webHidden/>
-                <w:sz w:val="20"/>
-                <w:szCs w:val="20"/>
-              </w:rPr>
-            </w:r>
-            <w:r>
-              <w:rPr>
-                <w:noProof/>
-                <w:webHidden/>
-                <w:sz w:val="20"/>
-                <w:szCs w:val="20"/>
-              </w:rPr>
               <w:fldChar w:fldCharType="separate"/>
-            </w:r>
-            <w:r>
-              <w:rPr>
-                <w:noProof/>
-                <w:webHidden/>
-                <w:sz w:val="20"/>
-                <w:szCs w:val="20"/>
-              </w:rPr>
               <w:t>23</w:t>
-            </w:r>
-            <w:r>
-              <w:rPr>
-                <w:noProof/>
-                <w:webHidden/>
-                <w:sz w:val="20"/>
-                <w:szCs w:val="20"/>
-              </w:rPr>
               <w:fldChar w:fldCharType="end"/>
             </w:r>
           </w:hyperlink>
@@ -3077,58 +1669,10 @@
                 <w:szCs w:val="20"/>
               </w:rPr>
               <w:tab/>
-            </w:r>
-            <w:r>
-              <w:rPr>
-                <w:noProof/>
-                <w:webHidden/>
-                <w:sz w:val="20"/>
-                <w:szCs w:val="20"/>
-              </w:rPr>
               <w:fldChar w:fldCharType="begin"/>
-            </w:r>
-            <w:r>
-              <w:rPr>
-                <w:noProof/>
-                <w:webHidden/>
-                <w:sz w:val="20"/>
-                <w:szCs w:val="20"/>
-              </w:rPr>
               <w:instrText xml:space="preserve"> PAGEREF _Toc239979664 \h </w:instrText>
-            </w:r>
-            <w:r>
-              <w:rPr>
-                <w:noProof/>
-                <w:webHidden/>
-                <w:sz w:val="20"/>
-                <w:szCs w:val="20"/>
-              </w:rPr>
-            </w:r>
-            <w:r>
-              <w:rPr>
-                <w:noProof/>
-                <w:webHidden/>
-                <w:sz w:val="20"/>
-                <w:szCs w:val="20"/>
-              </w:rPr>
               <w:fldChar w:fldCharType="separate"/>
-            </w:r>
-            <w:r>
-              <w:rPr>
-                <w:noProof/>
-                <w:webHidden/>
-                <w:sz w:val="20"/>
-                <w:szCs w:val="20"/>
-              </w:rPr>
               <w:t>23</w:t>
-            </w:r>
-            <w:r>
-              <w:rPr>
-                <w:noProof/>
-                <w:webHidden/>
-                <w:sz w:val="20"/>
-                <w:szCs w:val="20"/>
-              </w:rPr>
               <w:fldChar w:fldCharType="end"/>
             </w:r>
           </w:hyperlink>
@@ -3164,58 +1708,10 @@
                 <w:szCs w:val="20"/>
               </w:rPr>
               <w:tab/>
-            </w:r>
-            <w:r>
-              <w:rPr>
-                <w:noProof/>
-                <w:webHidden/>
-                <w:sz w:val="20"/>
-                <w:szCs w:val="20"/>
-              </w:rPr>
               <w:fldChar w:fldCharType="begin"/>
-            </w:r>
-            <w:r>
-              <w:rPr>
-                <w:noProof/>
-                <w:webHidden/>
-                <w:sz w:val="20"/>
-                <w:szCs w:val="20"/>
-              </w:rPr>
               <w:instrText xml:space="preserve"> PAGEREF _Toc239979665 \h </w:instrText>
-            </w:r>
-            <w:r>
-              <w:rPr>
-                <w:noProof/>
-                <w:webHidden/>
-                <w:sz w:val="20"/>
-                <w:szCs w:val="20"/>
-              </w:rPr>
-            </w:r>
-            <w:r>
-              <w:rPr>
-                <w:noProof/>
-                <w:webHidden/>
-                <w:sz w:val="20"/>
-                <w:szCs w:val="20"/>
-              </w:rPr>
               <w:fldChar w:fldCharType="separate"/>
-            </w:r>
-            <w:r>
-              <w:rPr>
-                <w:noProof/>
-                <w:webHidden/>
-                <w:sz w:val="20"/>
-                <w:szCs w:val="20"/>
-              </w:rPr>
               <w:t>23</w:t>
-            </w:r>
-            <w:r>
-              <w:rPr>
-                <w:noProof/>
-                <w:webHidden/>
-                <w:sz w:val="20"/>
-                <w:szCs w:val="20"/>
-              </w:rPr>
               <w:fldChar w:fldCharType="end"/>
             </w:r>
           </w:hyperlink>
@@ -3251,58 +1747,10 @@
                 <w:szCs w:val="20"/>
               </w:rPr>
               <w:tab/>
-            </w:r>
-            <w:r>
-              <w:rPr>
-                <w:noProof/>
-                <w:webHidden/>
-                <w:sz w:val="20"/>
-                <w:szCs w:val="20"/>
-              </w:rPr>
               <w:fldChar w:fldCharType="begin"/>
-            </w:r>
-            <w:r>
-              <w:rPr>
-                <w:noProof/>
-                <w:webHidden/>
-                <w:sz w:val="20"/>
-                <w:szCs w:val="20"/>
-              </w:rPr>
               <w:instrText xml:space="preserve"> PAGEREF _Toc239979666 \h </w:instrText>
-            </w:r>
-            <w:r>
-              <w:rPr>
-                <w:noProof/>
-                <w:webHidden/>
-                <w:sz w:val="20"/>
-                <w:szCs w:val="20"/>
-              </w:rPr>
-            </w:r>
-            <w:r>
-              <w:rPr>
-                <w:noProof/>
-                <w:webHidden/>
-                <w:sz w:val="20"/>
-                <w:szCs w:val="20"/>
-              </w:rPr>
               <w:fldChar w:fldCharType="separate"/>
-            </w:r>
-            <w:r>
-              <w:rPr>
-                <w:noProof/>
-                <w:webHidden/>
-                <w:sz w:val="20"/>
-                <w:szCs w:val="20"/>
-              </w:rPr>
               <w:t>24</w:t>
-            </w:r>
-            <w:r>
-              <w:rPr>
-                <w:noProof/>
-                <w:webHidden/>
-                <w:sz w:val="20"/>
-                <w:szCs w:val="20"/>
-              </w:rPr>
               <w:fldChar w:fldCharType="end"/>
             </w:r>
           </w:hyperlink>
@@ -3338,58 +1786,10 @@
                 <w:szCs w:val="20"/>
               </w:rPr>
               <w:tab/>
-            </w:r>
-            <w:r>
-              <w:rPr>
-                <w:noProof/>
-                <w:webHidden/>
-                <w:sz w:val="20"/>
-                <w:szCs w:val="20"/>
-              </w:rPr>
               <w:fldChar w:fldCharType="begin"/>
-            </w:r>
-            <w:r>
-              <w:rPr>
-                <w:noProof/>
-                <w:webHidden/>
-                <w:sz w:val="20"/>
-                <w:szCs w:val="20"/>
-              </w:rPr>
               <w:instrText xml:space="preserve"> PAGEREF _Toc239979667 \h </w:instrText>
-            </w:r>
-            <w:r>
-              <w:rPr>
-                <w:noProof/>
-                <w:webHidden/>
-                <w:sz w:val="20"/>
-                <w:szCs w:val="20"/>
-              </w:rPr>
-            </w:r>
-            <w:r>
-              <w:rPr>
-                <w:noProof/>
-                <w:webHidden/>
-                <w:sz w:val="20"/>
-                <w:szCs w:val="20"/>
-              </w:rPr>
               <w:fldChar w:fldCharType="separate"/>
-            </w:r>
-            <w:r>
-              <w:rPr>
-                <w:noProof/>
-                <w:webHidden/>
-                <w:sz w:val="20"/>
-                <w:szCs w:val="20"/>
-              </w:rPr>
               <w:t>24</w:t>
-            </w:r>
-            <w:r>
-              <w:rPr>
-                <w:noProof/>
-                <w:webHidden/>
-                <w:sz w:val="20"/>
-                <w:szCs w:val="20"/>
-              </w:rPr>
               <w:fldChar w:fldCharType="end"/>
             </w:r>
           </w:hyperlink>
@@ -3425,58 +1825,10 @@
                 <w:szCs w:val="20"/>
               </w:rPr>
               <w:tab/>
-            </w:r>
-            <w:r>
-              <w:rPr>
-                <w:noProof/>
-                <w:webHidden/>
-                <w:sz w:val="20"/>
-                <w:szCs w:val="20"/>
-              </w:rPr>
               <w:fldChar w:fldCharType="begin"/>
-            </w:r>
-            <w:r>
-              <w:rPr>
-                <w:noProof/>
-                <w:webHidden/>
-                <w:sz w:val="20"/>
-                <w:szCs w:val="20"/>
-              </w:rPr>
               <w:instrText xml:space="preserve"> PAGEREF _Toc239979668 \h </w:instrText>
-            </w:r>
-            <w:r>
-              <w:rPr>
-                <w:noProof/>
-                <w:webHidden/>
-                <w:sz w:val="20"/>
-                <w:szCs w:val="20"/>
-              </w:rPr>
-            </w:r>
-            <w:r>
-              <w:rPr>
-                <w:noProof/>
-                <w:webHidden/>
-                <w:sz w:val="20"/>
-                <w:szCs w:val="20"/>
-              </w:rPr>
               <w:fldChar w:fldCharType="separate"/>
-            </w:r>
-            <w:r>
-              <w:rPr>
-                <w:noProof/>
-                <w:webHidden/>
-                <w:sz w:val="20"/>
-                <w:szCs w:val="20"/>
-              </w:rPr>
               <w:t>25</w:t>
-            </w:r>
-            <w:r>
-              <w:rPr>
-                <w:noProof/>
-                <w:webHidden/>
-                <w:sz w:val="20"/>
-                <w:szCs w:val="20"/>
-              </w:rPr>
               <w:fldChar w:fldCharType="end"/>
             </w:r>
           </w:hyperlink>
@@ -3533,21 +1885,12 @@
     </w:p>
     <w:p>
       <w:r>
-        <w:t xml:space="preserve">O presente documento consolida o Produto </w:t>
-      </w:r>
-      <w:r>
-        <w:t>0</w:t>
-      </w:r>
-      <w:r>
-        <w:t>4 – Síntese das Consultas/Entrevistas e Evidências (Relatório Parcial), desenvolvido no âmbito do Projeto Maringá em Ação pelo Clima, em atendimento às especificações técnicas estabelecidas no Termo de Referência.</w:t>
-      </w:r>
-    </w:p>
-    <w:p>
-      <w:r>
-        <w:t>Este relatório parcial tem como objetivo sistematizar os achados preliminares obtidos a partir das interações e consultas realizadas com os atores-chave, bem como organizar as evidências coletadas até o momento, de modo a fundamentar as etapas subsequentes de análise e validação</w:t>
-      </w:r>
-      <w:r>
-        <w:t xml:space="preserve"> do Plano de Ação. </w:t>
+        <w:t xml:space="preserve">O presente documento consolida o Produto 04 – Síntese das Consultas/Entrevistas e Evidências (Relatório Parcial), desenvolvido no âmbito do Projeto Maringá em Ação pelo Clima, em atendimento às especificações técnicas estabelecidas no Termo de Referência.</w:t>
+      </w:r>
+    </w:p>
+    <w:p>
+      <w:r>
+        <w:t xml:space="preserve">Este relatório parcial tem como objetivo sistematizar os achados preliminares obtidos a partir das interações e consultas realizadas com os atores-chave, bem como organizar as evidências coletadas até o momento, de modo a fundamentar as etapas subsequentes de análise e validação do Plano de Ação. </w:t>
       </w:r>
     </w:p>
     <w:p>
@@ -3562,51 +1905,7 @@
     </w:p>
     <w:p>
       <w:r>
-        <w:t xml:space="preserve">Por fim, este relatório também </w:t>
-      </w:r>
-      <w:r>
-        <w:t>apresenta</w:t>
-      </w:r>
-      <w:r>
-        <w:t xml:space="preserve"> lacunas informacionais, limitações metodológicas </w:t>
-      </w:r>
-      <w:r>
-        <w:t>e entraves</w:t>
-      </w:r>
-      <w:r>
-        <w:t xml:space="preserve"> operacionais enfrentados durante a fase de </w:t>
-      </w:r>
-      <w:r>
-        <w:t>entrevistas</w:t>
-      </w:r>
-      <w:r>
-        <w:t xml:space="preserve">, além de </w:t>
-      </w:r>
-      <w:r>
-        <w:t>destacar a relação com as</w:t>
-      </w:r>
-      <w:r>
-        <w:t xml:space="preserve"> etapas seguintes, notadamente as oficinas de validação e a consolidação final do </w:t>
-      </w:r>
-      <w:r>
-        <w:t>Plano de Ação</w:t>
-      </w:r>
-      <w:r>
-        <w:t>.</w:t>
-      </w:r>
-      <w:r>
-        <w:t xml:space="preserve"> </w:t>
-      </w:r>
-      <w:r>
-        <w:t xml:space="preserve">Este Produto </w:t>
-      </w:r>
-      <w:r>
-        <w:t>0</w:t>
-      </w:r>
-      <w:r>
-        <w:t>4, portanto, não se configura como um ponto de chegada, mas como um instrumento dinâmico e crítico de reflexão, que orientará o direcionamento das ações futuras e a qualificação das entregas finais.</w:t>
-      </w:r>
-      <w:r>
+        <w:t xml:space="preserve">Por fim, este relatório explicita a relação com as etapas seguintes, notadamente as oficinas de validação e a consolidação final do Plano de Ação. Este Produto 04, portanto, não se configura como um ponto de chegada, mas como um instrumento dinâmico e crítico de reflexão, que orientará o direcionamento das ações futuras e a qualificação das entregas finais.</w:t>
         <w:br w:type="page"/>
       </w:r>
     </w:p>
@@ -3623,271 +1922,22 @@
     </w:p>
     <w:p>
       <w:r>
-        <w:t>A elaboração do Plano de Ação</w:t>
-      </w:r>
-      <w:r>
-        <w:t xml:space="preserve"> para </w:t>
-      </w:r>
-      <w:r>
-        <w:t>ampliar a capacidade da Prefeitura de Maringá em relação a</w:t>
-      </w:r>
-      <w:r>
-        <w:t xml:space="preserve">o financiamento climático </w:t>
-      </w:r>
-      <w:r>
-        <w:t>contou com um processo participativo</w:t>
-      </w:r>
-      <w:r>
-        <w:t xml:space="preserve"> baseado no mapeamento, na mobilização e na interação com atores-chave dos diferentes setores da sociedade.</w:t>
-      </w:r>
-      <w:r>
-        <w:t xml:space="preserve"> </w:t>
-      </w:r>
-      <w:r>
-        <w:t xml:space="preserve">O Plano </w:t>
-      </w:r>
-      <w:r>
-        <w:t>estabelecerá diretrizes para fortalecer a elaboração de projetos, ampliar a captação de recursos e facilitar o acesso a diferentes linhas de financiamento destinadas a iniciativas de sustentabilidade, adaptação e enfrentamento das mudanças climáticas.</w:t>
-      </w:r>
-    </w:p>
-    <w:p>
-      <w:r>
-        <w:t>O mapeamento inicial</w:t>
-      </w:r>
-      <w:r>
-        <w:t xml:space="preserve"> de atores-chave</w:t>
-      </w:r>
-      <w:r>
-        <w:t xml:space="preserve"> foi desenvolvido por meio de pesquisa documental, análise institucional e busca ativa, tendo como ponto de partida as competências necessárias à aplicação das categorias, subcategorias e dimensões da metodologia CEPAL/CCFLA</w:t>
-      </w:r>
-      <w:r>
-        <w:t xml:space="preserve"> que foram adaptadas à realidade de Maringá (</w:t>
-      </w:r>
-      <w:r>
-        <w:t>Produto 02</w:t>
-      </w:r>
-      <w:r>
-        <w:t>)</w:t>
-      </w:r>
-      <w:r>
-        <w:t xml:space="preserve">. </w:t>
-      </w:r>
-    </w:p>
-    <w:p>
-      <w:r>
-        <w:t>O processo</w:t>
-      </w:r>
-      <w:r>
-        <w:t xml:space="preserve"> </w:t>
-      </w:r>
-      <w:r>
-        <w:t xml:space="preserve">participativo </w:t>
-      </w:r>
-      <w:r>
-        <w:t>teve início no evento de lançamento do projeto</w:t>
-      </w:r>
-      <w:r>
-        <w:t xml:space="preserve"> (</w:t>
-      </w:r>
-      <w:r>
-        <w:t>Reunião de Mobilização e Sensibilização de Atores</w:t>
-      </w:r>
-      <w:r>
-        <w:t>)</w:t>
-      </w:r>
-      <w:r>
-        <w:t xml:space="preserve">, </w:t>
-      </w:r>
-      <w:r>
-        <w:t xml:space="preserve">realizado </w:t>
-      </w:r>
-      <w:r>
-        <w:t xml:space="preserve">na </w:t>
-      </w:r>
-      <w:r>
-        <w:t xml:space="preserve">manhã </w:t>
-      </w:r>
-      <w:r>
-        <w:t>do dia 22 de julho no Auditório Hélio Moreira. Seu</w:t>
-      </w:r>
-      <w:r>
-        <w:t xml:space="preserve"> principal objetivo era a mobilização d</w:t>
-      </w:r>
-      <w:r>
-        <w:t>e representantes d</w:t>
-      </w:r>
-      <w:r>
-        <w:t xml:space="preserve">os </w:t>
-      </w:r>
-      <w:r>
-        <w:t>quatro</w:t>
-      </w:r>
-      <w:r>
-        <w:t xml:space="preserve"> </w:t>
-      </w:r>
-      <w:r>
-        <w:t>grupos de atores-chave</w:t>
-      </w:r>
-      <w:r>
-        <w:t xml:space="preserve"> </w:t>
-      </w:r>
-      <w:r>
-        <w:t xml:space="preserve">que </w:t>
-      </w:r>
-      <w:r>
-        <w:t>participariam</w:t>
-      </w:r>
-      <w:r>
-        <w:t xml:space="preserve"> das entrevistas</w:t>
-      </w:r>
-      <w:r>
-        <w:t xml:space="preserve"> que apoiarão a construção do Plano de Ação</w:t>
-      </w:r>
-      <w:r>
-        <w:t xml:space="preserve">: </w:t>
-      </w:r>
-      <w:r>
-        <w:t xml:space="preserve">(i) </w:t>
-      </w:r>
-      <w:r>
-        <w:t xml:space="preserve">público, </w:t>
-      </w:r>
-      <w:r>
-        <w:t>(</w:t>
-      </w:r>
-      <w:proofErr w:type="spellStart"/>
-      <w:r>
-        <w:t>ii</w:t>
-      </w:r>
-      <w:proofErr w:type="spellEnd"/>
-      <w:r>
-        <w:t xml:space="preserve">) </w:t>
-      </w:r>
-      <w:r>
-        <w:t xml:space="preserve">privado, </w:t>
-      </w:r>
-      <w:r>
-        <w:t>(</w:t>
-      </w:r>
-      <w:proofErr w:type="spellStart"/>
-      <w:r>
-        <w:t>iii</w:t>
-      </w:r>
-      <w:proofErr w:type="spellEnd"/>
-      <w:r>
-        <w:t xml:space="preserve">) </w:t>
-      </w:r>
-      <w:r>
-        <w:t xml:space="preserve">academia e </w:t>
-      </w:r>
-      <w:r>
-        <w:t>(</w:t>
-      </w:r>
-      <w:proofErr w:type="spellStart"/>
-      <w:r>
-        <w:t>iv</w:t>
-      </w:r>
-      <w:proofErr w:type="spellEnd"/>
-      <w:r>
-        <w:t xml:space="preserve">) </w:t>
-      </w:r>
-      <w:r>
-        <w:t>sociedade civil</w:t>
-      </w:r>
-      <w:r>
-        <w:t>. No mesmo evento foi realizada a escolha do nome do projeto pelo público participante</w:t>
-      </w:r>
-      <w:r>
-        <w:t xml:space="preserve"> - Maringá em Ação pelo Clima</w:t>
-      </w:r>
-      <w:r>
-        <w:t xml:space="preserve">. </w:t>
-      </w:r>
-      <w:r>
-        <w:t>Ao final do evento</w:t>
-      </w:r>
-      <w:r>
-        <w:t>,</w:t>
-      </w:r>
-      <w:r>
-        <w:t xml:space="preserve"> os presentes foram convidados a voluntariamente </w:t>
-      </w:r>
-      <w:r>
-        <w:t>assinar</w:t>
-      </w:r>
-      <w:r>
-        <w:t>e</w:t>
-      </w:r>
-      <w:r>
-        <w:t xml:space="preserve">m </w:t>
-      </w:r>
-      <w:r>
-        <w:t xml:space="preserve">uma lista </w:t>
-      </w:r>
-      <w:r>
-        <w:t>para</w:t>
-      </w:r>
-      <w:r>
-        <w:t xml:space="preserve"> participa</w:t>
-      </w:r>
-      <w:r>
-        <w:t>r d</w:t>
-      </w:r>
-      <w:r>
-        <w:t>as entrevistas.</w:t>
-      </w:r>
-    </w:p>
-    <w:p>
-      <w:r>
-        <w:t>Uma vez analisada a lista</w:t>
-      </w:r>
-      <w:r>
-        <w:t xml:space="preserve"> de voluntários</w:t>
-      </w:r>
-      <w:r>
-        <w:t xml:space="preserve"> (</w:t>
-      </w:r>
-      <w:r>
-        <w:t>Quadro</w:t>
-      </w:r>
-      <w:r>
-        <w:t xml:space="preserve"> 01)</w:t>
-      </w:r>
-      <w:r>
-        <w:t xml:space="preserve">, prioritariamente formada </w:t>
-      </w:r>
-      <w:r>
-        <w:t>por</w:t>
-      </w:r>
-      <w:r>
-        <w:t xml:space="preserve"> representantes do setor público, teve início a estruturação de uma</w:t>
-      </w:r>
-      <w:r>
-        <w:t xml:space="preserve"> listagem de possíveis entrevistados, de modo a garantir a diversidade prevista na </w:t>
-      </w:r>
-      <w:r>
-        <w:t>metodologia CCFLA/CEPAL</w:t>
-      </w:r>
-      <w:r>
-        <w:t>,</w:t>
-      </w:r>
-      <w:r>
-        <w:t xml:space="preserve"> em relação ao conteúdo a ser coletado e </w:t>
-      </w:r>
-      <w:r>
-        <w:t>aos atores-chave</w:t>
-      </w:r>
-      <w:r>
-        <w:t xml:space="preserve"> a serem entrevistad</w:t>
-      </w:r>
-      <w:r>
-        <w:t>o</w:t>
-      </w:r>
-      <w:r>
-        <w:t>s.</w:t>
-      </w:r>
-      <w:r>
-        <w:t xml:space="preserve"> </w:t>
+        <w:t xml:space="preserve">A elaboração do Plano de Ação para ampliar a capacidade da Prefeitura de Maringá em relação ao financiamento climático contou com um processo participativo baseado no mapeamento, na mobilização e na interação com atores-chave dos diferentes setores da sociedade. O Plano estabelecerá diretrizes para fortalecer a elaboração de projetos, ampliar a captação de recursos e facilitar o acesso a diferentes linhas de financiamento destinadas a iniciativas de sustentabilidade, adaptação e enfrentamento das mudanças climáticas.</w:t>
+      </w:r>
+    </w:p>
+    <w:p>
+      <w:r>
+        <w:t xml:space="preserve">O mapeamento inicial de atores-chave foi desenvolvido por meio de pesquisa documental, análise institucional e busca ativa, tendo como ponto de partida as competências necessárias à aplicação das categorias, subcategorias e dimensões da metodologia CEPAL/CCFLA que foram adaptadas à realidade de Maringá (Produto 02). </w:t>
+      </w:r>
+    </w:p>
+    <w:p>
+      <w:r>
+        <w:t xml:space="preserve">O processo participativo teve início no evento de lançamento do projeto (Reunião de Mobilização e Sensibilização de Atores), realizado na manhã do dia 22 de julho no Auditório Hélio Moreira. Seu principal objetivo era a mobilização de representantes dos quatro grupos de atores-chave que participariam das entrevistas que apoiarão a construção do Plano de Ação: (i) público, (ii) privado, (iii) academia e (iv) sociedade civil. No mesmo evento foi realizada a escolha do nome do projeto pelo público participante - Maringá em Ação pelo Clima. Ao final do evento, os presentes foram convidados a voluntariamente assinarem uma lista para participar das entrevistas.</w:t>
+      </w:r>
+    </w:p>
+    <w:p>
+      <w:r>
+        <w:t xml:space="preserve">Uma vez analisada a lista de voluntários (Quadro 01), prioritariamente formada por representantes do setor público, teve início a estruturação de uma listagem de possíveis entrevistados, de modo a garantir a diversidade prevista na metodologia CCFLA/CEPAL, em relação ao conteúdo a ser coletado e aos atores-chave a serem entrevistados. </w:t>
       </w:r>
     </w:p>
     <w:p>
@@ -3895,16 +1945,7 @@
         <w:pStyle w:val="Tabela"/>
       </w:pPr>
       <w:r>
-        <w:t>Quadro</w:t>
-      </w:r>
-      <w:r>
-        <w:t xml:space="preserve"> </w:t>
-      </w:r>
-      <w:r>
-        <w:t>01</w:t>
-      </w:r>
-      <w:r>
-        <w:t>. Lista de pessoas que se ofereceram para participar durante evento de lançamento do Projeto</w:t>
+        <w:t xml:space="preserve">Quadro 01. Lista de pessoas que se ofereceram para participar durante evento de lançamento do Projeto</w:t>
       </w:r>
     </w:p>
     <w:tbl>
@@ -4295,9 +2336,6 @@
               <w:pStyle w:val="Tabela2"/>
             </w:pPr>
             <w:r/>
-            <w:proofErr w:type="spellStart"/>
-            <w:r/>
-            <w:proofErr w:type="spellEnd"/>
           </w:p>
         </w:tc>
         <w:tc>
@@ -4394,9 +2432,6 @@
               <w:pStyle w:val="Tabela2"/>
             </w:pPr>
             <w:r/>
-            <w:proofErr w:type="spellStart"/>
-            <w:r/>
-            <w:proofErr w:type="spellEnd"/>
           </w:p>
         </w:tc>
         <w:tc>
@@ -4685,9 +2720,6 @@
               <w:pStyle w:val="Tabela2"/>
             </w:pPr>
             <w:r/>
-            <w:proofErr w:type="spellStart"/>
-            <w:r/>
-            <w:proofErr w:type="spellEnd"/>
           </w:p>
         </w:tc>
         <w:tc>
@@ -5092,8 +3124,6 @@
               <w:pStyle w:val="Tabela2"/>
             </w:pPr>
             <w:r/>
-            <w:r/>
-            <w:r/>
           </w:p>
         </w:tc>
         <w:tc>
@@ -5169,9 +3199,6 @@
             <w:pPr>
               <w:pStyle w:val="Tabela2"/>
             </w:pPr>
-            <w:proofErr w:type="spellStart"/>
-            <w:r/>
-            <w:proofErr w:type="spellEnd"/>
             <w:r/>
           </w:p>
         </w:tc>
@@ -5269,9 +3296,6 @@
               <w:pStyle w:val="Tabela2"/>
             </w:pPr>
             <w:r/>
-            <w:proofErr w:type="spellStart"/>
-            <w:r/>
-            <w:proofErr w:type="spellEnd"/>
           </w:p>
         </w:tc>
         <w:tc>
@@ -5415,134 +3439,22 @@
     <w:p>
       <w:r>
         <w:lastRenderedPageBreak/>
-        <w:t xml:space="preserve">A incorporação de organizações da sociedade civil, do setor produtivo, da academia e de conselhos profissionais </w:t>
-      </w:r>
-      <w:r>
-        <w:t xml:space="preserve">ao processo participativo </w:t>
-      </w:r>
-      <w:r>
-        <w:t xml:space="preserve">visa ampliar o escopo de análise para além da perspectiva da administração municipal. Dessa forma, </w:t>
-      </w:r>
-      <w:r>
-        <w:t>será</w:t>
-      </w:r>
-      <w:r>
-        <w:t xml:space="preserve"> possível confrontar as evidências institucionais com as experiências, prioridades e barreiras percebidas por atores que participam da agenda climática, são </w:t>
-      </w:r>
-      <w:proofErr w:type="gramStart"/>
-      <w:r>
-        <w:t>direta</w:t>
-      </w:r>
-      <w:proofErr w:type="gramEnd"/>
-      <w:r>
-        <w:t xml:space="preserve"> ou indiretamente afetados por ela ou detêm capacidade de contribuir para sua implementação no âmbito local.</w:t>
-      </w:r>
-    </w:p>
-    <w:p>
-      <w:r>
-        <w:t xml:space="preserve">Esse trabalho foi </w:t>
-      </w:r>
-      <w:r>
-        <w:t>desenvolvido</w:t>
-      </w:r>
-      <w:r>
-        <w:t xml:space="preserve"> </w:t>
-      </w:r>
-      <w:r>
-        <w:t xml:space="preserve">a partir do mapeamento inicial realizado pela consultoria e ocorreu </w:t>
-      </w:r>
-      <w:r>
-        <w:t>de forma conjunta entre as equipes da Brisa e do IPPLAM, visando conferir legitimidade na seleção de possíveis entrevistados.</w:t>
-      </w:r>
-      <w:r>
-        <w:t xml:space="preserve"> </w:t>
-      </w:r>
-      <w:r>
-        <w:t>A primeira listagem contempl</w:t>
-      </w:r>
-      <w:r>
-        <w:t>ava</w:t>
-      </w:r>
-      <w:r>
-        <w:t xml:space="preserve"> 35 organizações, distribuídas entre as seguintes categorias: setor público (18), setor privado (7), sociedade civil (6) e academia (4).</w:t>
-      </w:r>
-    </w:p>
-    <w:p>
-      <w:r>
-        <w:t xml:space="preserve">A identificação </w:t>
-      </w:r>
-      <w:r>
-        <w:t xml:space="preserve">de atores-chave </w:t>
-      </w:r>
-      <w:r>
-        <w:t xml:space="preserve">buscou ir além da participação formal na agenda climática, abrangendo também aqueles que formulam políticas, implementam ações, administram recursos, produzem dados, estruturam projetos, exercem controle ou regulação, representam grupos sociais ou econômicos e atuam </w:t>
-      </w:r>
-      <w:r>
-        <w:t xml:space="preserve">nos processos de articulação </w:t>
-      </w:r>
-      <w:r>
-        <w:t>indispensáve</w:t>
-      </w:r>
-      <w:r>
-        <w:t>is</w:t>
-      </w:r>
-      <w:r>
-        <w:t xml:space="preserve"> ao financiamento climático.</w:t>
-      </w:r>
-      <w:r>
-        <w:t xml:space="preserve"> </w:t>
-      </w:r>
-    </w:p>
-    <w:p>
-      <w:r>
-        <w:t xml:space="preserve">Durante o </w:t>
-      </w:r>
-      <w:r>
-        <w:t>mês</w:t>
-      </w:r>
-      <w:r>
-        <w:t xml:space="preserve"> de agosto e os primeiros dias de setembro, foram enviados e-mails, mensagens via WhatsApp e realizados telefonemas para mobilização de representes dos quatros setores. O e-mail padrão </w:t>
-      </w:r>
-      <w:r>
-        <w:t xml:space="preserve">foi </w:t>
-      </w:r>
-      <w:r>
-        <w:t>enviado</w:t>
-      </w:r>
-      <w:r>
-        <w:t xml:space="preserve"> inicialmente (abaixo)</w:t>
-      </w:r>
-      <w:r>
-        <w:t>, solicita</w:t>
-      </w:r>
-      <w:r>
-        <w:t>ndo aos destinatários</w:t>
-      </w:r>
-      <w:r>
-        <w:t xml:space="preserve"> o preenchimento de um cadastro</w:t>
-      </w:r>
-      <w:r>
-        <w:t xml:space="preserve"> prévio</w:t>
-      </w:r>
-      <w:r>
-        <w:t>,</w:t>
-      </w:r>
-      <w:r>
-        <w:t xml:space="preserve"> por meio de um questionário online</w:t>
-      </w:r>
-      <w:r>
-        <w:t xml:space="preserve"> (Google </w:t>
-      </w:r>
-      <w:proofErr w:type="spellStart"/>
-      <w:r>
-        <w:t>Forms</w:t>
-      </w:r>
-      <w:proofErr w:type="spellEnd"/>
-      <w:r>
-        <w:t xml:space="preserve"> -</w:t>
-      </w:r>
-      <w:r>
-        <w:t xml:space="preserve"> </w:t>
+        <w:t xml:space="preserve">A incorporação de organizações da sociedade civil, do setor produtivo, da academia e de conselhos profissionais ao processo participativo visa ampliar o escopo de análise para além da perspectiva da administração municipal. Dessa forma, será possível confrontar as evidências institucionais com as experiências, prioridades e barreiras percebidas por atores que participam da agenda climática, são direta ou indiretamente afetados por ela ou detêm capacidade de contribuir para sua implementação no âmbito local.</w:t>
+      </w:r>
+    </w:p>
+    <w:p>
+      <w:r>
+        <w:t xml:space="preserve">Esse trabalho foi desenvolvido a partir do mapeamento inicial realizado pela consultoria e ocorreu de forma conjunta entre as equipes da Brisa e do IPPLAM, visando conferir legitimidade na seleção de possíveis entrevistados. A primeira listagem contemplava 35 organizações, distribuídas entre as seguintes categorias: setor público (18), setor privado (7), sociedade civil (6) e academia (4).</w:t>
+      </w:r>
+    </w:p>
+    <w:p>
+      <w:r>
+        <w:t xml:space="preserve">A identificação de atores-chave buscou ir além da participação formal na agenda climática, abrangendo também aqueles que formulam políticas, implementam ações, administram recursos, produzem dados, estruturam projetos, exercem controle ou regulação, representam grupos sociais ou econômicos e atuam nos processos de articulação indispensáveis ao financiamento climático. </w:t>
+      </w:r>
+    </w:p>
+    <w:p>
+      <w:r>
+        <w:t xml:space="preserve">Durante o mês de agosto e os primeiros dias de setembro, foram enviados e-mails, mensagens via WhatsApp e realizados telefonemas para mobilização de representes dos quatros setores. O e-mail padrão foi enviado inicialmente (abaixo), solicitando aos destinatários o preenchimento de um cadastro prévio, por meio de um questionário online (Google Forms - </w:t>
       </w:r>
       <w:hyperlink r:id="rId10" w:history="1">
         <w:r>
@@ -5553,25 +3465,7 @@
         </w:r>
       </w:hyperlink>
       <w:r>
-        <w:t>)</w:t>
-      </w:r>
-      <w:r>
-        <w:t xml:space="preserve"> e a indicação de datas e horários em que poderia</w:t>
-      </w:r>
-      <w:r>
-        <w:t>m</w:t>
-      </w:r>
-      <w:r>
-        <w:t xml:space="preserve"> participar da entrevista, por meio de um</w:t>
-      </w:r>
-      <w:r>
-        <w:t>a</w:t>
-      </w:r>
-      <w:r>
-        <w:t xml:space="preserve"> </w:t>
-      </w:r>
-      <w:r>
-        <w:t xml:space="preserve">ferramenta online de enquetes para agendar reuniões (Rally – </w:t>
+        <w:t xml:space="preserve">) e a indicação de datas e horários em que poderiam participar da entrevista, por meio de uma ferramenta online de enquetes para agendar reuniões (Rally – </w:t>
       </w:r>
       <w:hyperlink r:id="rId11" w:history="1">
         <w:r>
@@ -5582,10 +3476,7 @@
         </w:r>
       </w:hyperlink>
       <w:r>
-        <w:t>).</w:t>
-      </w:r>
-      <w:r>
-        <w:t xml:space="preserve"> </w:t>
+        <w:t xml:space="preserve">). </w:t>
       </w:r>
     </w:p>
     <w:p>
@@ -5593,11 +3484,9 @@
         <w:pStyle w:val="Citao"/>
         <w:ind w:left="1418"/>
       </w:pPr>
-      <w:proofErr w:type="gramStart"/>
       <w:r>
         <w:t>Boa tarde</w:t>
       </w:r>
-      <w:proofErr w:type="gramEnd"/>
     </w:p>
     <w:p>
       <w:pPr>
@@ -5641,23 +3530,7 @@
           <w:b/>
           <w:bCs/>
         </w:rPr>
-        <w:t xml:space="preserve">1. </w:t>
-      </w:r>
-      <w:proofErr w:type="spellStart"/>
-      <w:r>
-        <w:rPr>
-          <w:b/>
-          <w:bCs/>
-        </w:rPr>
-        <w:t>Pré</w:t>
-      </w:r>
-      <w:proofErr w:type="spellEnd"/>
-      <w:r>
-        <w:rPr>
-          <w:b/>
-          <w:bCs/>
-        </w:rPr>
-        <w:t>-cadastro</w:t>
+        <w:t xml:space="preserve">1. Pré-cadastro</w:t>
       </w:r>
     </w:p>
     <w:p>
@@ -5692,10 +3565,7 @@
         </w:r>
       </w:hyperlink>
       <w:r>
-        <w:t xml:space="preserve"> </w:t>
-      </w:r>
-      <w:r>
-        <w:t xml:space="preserve"> </w:t>
+        <w:t xml:space="preserve">  </w:t>
       </w:r>
     </w:p>
     <w:p>
@@ -5753,13 +3623,7 @@
         <w:rPr>
           <w:rStyle w:val="Hyperlink"/>
         </w:rPr>
-        <w:t xml:space="preserve"> </w:t>
-      </w:r>
-      <w:r>
-        <w:rPr>
-          <w:rStyle w:val="Hyperlink"/>
-        </w:rPr>
-        <w:t> </w:t>
+        <w:t xml:space="preserve">  </w:t>
       </w:r>
     </w:p>
     <w:p>
@@ -5809,30 +3673,7 @@
     </w:p>
     <w:p>
       <w:r>
-        <w:t xml:space="preserve">Uma vez realizado o preenchimento do cadastro e apontadas as preferências, era enviado um segundo e-mail, informando a data e o horário da entrevista e </w:t>
-      </w:r>
-      <w:r>
-        <w:t>explicando sobre</w:t>
-      </w:r>
-      <w:r>
-        <w:t xml:space="preserve"> a assinatura do Termo de Consentimento</w:t>
-      </w:r>
-      <w:r>
-        <w:t xml:space="preserve"> (Anexo 01)</w:t>
-      </w:r>
-      <w:r>
-        <w:t xml:space="preserve">, </w:t>
-      </w:r>
-      <w:r>
-        <w:t xml:space="preserve">por meio da ferramenta de assinatura digital </w:t>
-      </w:r>
-      <w:proofErr w:type="spellStart"/>
-      <w:r>
-        <w:t>DocuSign</w:t>
-      </w:r>
-      <w:proofErr w:type="spellEnd"/>
-      <w:r>
-        <w:t xml:space="preserve"> (</w:t>
+        <w:t xml:space="preserve">Uma vez realizado o preenchimento do cadastro e apontadas as preferências, era enviado um segundo e-mail, informando a data e o horário da entrevista e explicando sobre a assinatura do Termo de Consentimento (Anexo 01), por meio da ferramenta de assinatura digital DocuSign (</w:t>
       </w:r>
       <w:hyperlink r:id="rId14" w:history="1">
         <w:r>
@@ -5843,10 +3684,7 @@
         </w:r>
       </w:hyperlink>
       <w:r>
-        <w:t xml:space="preserve">), </w:t>
-      </w:r>
-      <w:r>
-        <w:t>conforme exemplificado a seguir.</w:t>
+        <w:t xml:space="preserve">), conforme exemplificado a seguir.</w:t>
       </w:r>
     </w:p>
     <w:p>
@@ -5879,129 +3717,93 @@
           <w:b/>
           <w:bCs/>
         </w:rPr>
-        <w:t>X</w:t>
+        <w:t xml:space="preserve">XX de XXXXX</w:t>
+      </w:r>
+      <w:r>
+        <w:t>, às </w:t>
       </w:r>
       <w:r>
         <w:rPr>
           <w:b/>
           <w:bCs/>
         </w:rPr>
-        <w:t>X</w:t>
+        <w:t>XXhXX</w:t>
+      </w:r>
+      <w:r>
+        <w:t>.</w:t>
+      </w:r>
+    </w:p>
+    <w:p>
+      <w:pPr>
+        <w:pStyle w:val="Citao"/>
+      </w:pPr>
+      <w:r>
+        <w:t>O </w:t>
       </w:r>
       <w:r>
         <w:rPr>
           <w:b/>
           <w:bCs/>
         </w:rPr>
-        <w:t xml:space="preserve"> de </w:t>
+        <w:t>Termo de Consentimento</w:t>
+      </w:r>
+      <w:r>
+        <w:t> para participação na entrevista será enviado via </w:t>
       </w:r>
       <w:r>
         <w:rPr>
           <w:b/>
           <w:bCs/>
         </w:rPr>
-        <w:t>XXXXX</w:t>
-      </w:r>
-      <w:r>
-        <w:t>, às </w:t>
-      </w:r>
-      <w:proofErr w:type="spellStart"/>
-      <w:r>
+        <w:t>Docusign</w:t>
+      </w:r>
+      <w:r>
+        <w:t>, o qual solicitamos que seja revisto e assinado.</w:t>
+      </w:r>
+    </w:p>
+    <w:p>
+      <w:pPr>
+        <w:pStyle w:val="Citao"/>
+      </w:pPr>
+      <w:r>
+        <w:t>Assim que recebermos o documento devidamente assinado, enviaremos o link com os detalhes de acesso à reunião.</w:t>
+      </w:r>
+    </w:p>
+    <w:p>
+      <w:pPr>
+        <w:pStyle w:val="Citao"/>
+      </w:pPr>
+      <w:r>
+        <w:t>Permanecemos à disposição para quaisquer esclarecimentos.</w:t>
+      </w:r>
+    </w:p>
+    <w:p>
+      <w:pPr>
+        <w:pStyle w:val="Citao"/>
+      </w:pPr>
+      <w:r>
+        <w:t>Atenciosamente,</w:t>
+      </w:r>
+    </w:p>
+    <w:p>
+      <w:pPr>
+        <w:pStyle w:val="Citao"/>
         <w:rPr>
           <w:b/>
           <w:bCs/>
         </w:rPr>
-        <w:t>XXhXX</w:t>
-      </w:r>
-      <w:proofErr w:type="spellEnd"/>
-      <w:r>
-        <w:t>.</w:t>
-      </w:r>
-    </w:p>
-    <w:p>
-      <w:pPr>
-        <w:pStyle w:val="Citao"/>
-      </w:pPr>
-      <w:r>
-        <w:t>O </w:t>
-      </w:r>
+      </w:pPr>
       <w:r>
         <w:rPr>
           <w:b/>
           <w:bCs/>
         </w:rPr>
-        <w:t>Termo de Consentimento</w:t>
-      </w:r>
-      <w:r>
-        <w:t> para participação na entrevista será enviado via </w:t>
-      </w:r>
-      <w:proofErr w:type="spellStart"/>
-      <w:r>
-        <w:rPr>
-          <w:b/>
-          <w:bCs/>
-        </w:rPr>
-        <w:t>Docusign</w:t>
-      </w:r>
-      <w:proofErr w:type="spellEnd"/>
-      <w:r>
-        <w:t>, o qual solicitamos que seja revisto e assinado.</w:t>
-      </w:r>
-    </w:p>
-    <w:p>
-      <w:pPr>
-        <w:pStyle w:val="Citao"/>
-      </w:pPr>
-      <w:r>
-        <w:t>Assim que recebermos o documento devidamente assinado, enviaremos o link com os detalhes de acesso à reunião.</w:t>
-      </w:r>
-    </w:p>
-    <w:p>
-      <w:pPr>
-        <w:pStyle w:val="Citao"/>
-      </w:pPr>
-      <w:r>
-        <w:t>Permanecemos à disposição para quaisquer esclarecimentos.</w:t>
-      </w:r>
-    </w:p>
-    <w:p>
-      <w:pPr>
-        <w:pStyle w:val="Citao"/>
-      </w:pPr>
-      <w:r>
-        <w:t>Atenciosamente,</w:t>
-      </w:r>
-    </w:p>
-    <w:p>
-      <w:pPr>
-        <w:pStyle w:val="Citao"/>
-        <w:rPr>
-          <w:b/>
-          <w:bCs/>
-        </w:rPr>
-      </w:pPr>
-      <w:r>
-        <w:rPr>
-          <w:b/>
-          <w:bCs/>
-        </w:rPr>
         <w:t>Equipe do Projeto Maringá em Ação pelo Clima</w:t>
       </w:r>
     </w:p>
     <w:p>
       <w:r>
-        <w:t>Após a confirmação da assinatura do Termo, um convite de agenda, com todos os detalhes sobre a entrevista online</w:t>
-      </w:r>
-      <w:r>
-        <w:t xml:space="preserve"> – por meio da ferramenta Google </w:t>
-      </w:r>
-      <w:proofErr w:type="spellStart"/>
-      <w:r>
-        <w:t>Meets</w:t>
-      </w:r>
-      <w:proofErr w:type="spellEnd"/>
-      <w:r>
-        <w:t xml:space="preserve"> (</w:t>
+        <w:t xml:space="preserve">Após a confirmação da assinatura do Termo, um convite de agenda, com todos os detalhes sobre a entrevista online – por meio da ferramenta Google Meets (</w:t>
       </w:r>
       <w:hyperlink r:id="rId15" w:history="1">
         <w:r>
@@ -6012,19 +3814,7 @@
         </w:r>
       </w:hyperlink>
       <w:r>
-        <w:t>)</w:t>
-      </w:r>
-      <w:r>
-        <w:t>,</w:t>
-      </w:r>
-      <w:r>
-        <w:t xml:space="preserve"> </w:t>
-      </w:r>
-      <w:r>
-        <w:t>era enviado para o participante (vide modelo abaixo)</w:t>
-      </w:r>
-      <w:r>
-        <w:t>:</w:t>
+        <w:t xml:space="preserve">), era enviado para o participante (vide modelo abaixo):</w:t>
       </w:r>
     </w:p>
     <w:p>
@@ -6072,7 +3862,6 @@
       <w:r>
         <w:t>, às </w:t>
       </w:r>
-      <w:proofErr w:type="spellStart"/>
       <w:r>
         <w:rPr>
           <w:b/>
@@ -6080,7 +3869,6 @@
         </w:rPr>
         <w:t>XXhXX</w:t>
       </w:r>
-      <w:proofErr w:type="spellEnd"/>
       <w:r>
         <w:t>.</w:t>
       </w:r>
@@ -6114,43 +3902,11 @@
         <w:pStyle w:val="Citao"/>
       </w:pPr>
       <w:r>
-        <w:t xml:space="preserve">XXXXX-XXXXX, XX de XXXXX · </w:t>
-      </w:r>
-      <w:proofErr w:type="spellStart"/>
-      <w:r>
-        <w:t>XX:XXam</w:t>
-      </w:r>
-      <w:proofErr w:type="spellEnd"/>
-      <w:r>
-        <w:t xml:space="preserve"> – </w:t>
-      </w:r>
-      <w:proofErr w:type="spellStart"/>
-      <w:r>
-        <w:t>XX:XXpm</w:t>
-      </w:r>
-      <w:proofErr w:type="spellEnd"/>
-      <w:r>
+        <w:t xml:space="preserve">XXXXX-XXXXX, XX de XXXXX · XX:XXam – XX:XXpm</w:t>
         <w:br/>
-        <w:t xml:space="preserve">Fuso horário: </w:t>
-      </w:r>
-      <w:proofErr w:type="spellStart"/>
-      <w:r>
-        <w:t>America</w:t>
-      </w:r>
-      <w:proofErr w:type="spellEnd"/>
-      <w:r>
-        <w:t>/</w:t>
-      </w:r>
-      <w:proofErr w:type="spellStart"/>
-      <w:r>
-        <w:t>Sao_Paulo</w:t>
-      </w:r>
-      <w:proofErr w:type="spellEnd"/>
-      <w:r>
+        <w:t xml:space="preserve">Fuso horário: America/Sao_Paulo</w:t>
         <w:br/>
         <w:t>Como participar do Google Meet</w:t>
-      </w:r>
-      <w:r>
         <w:br/>
         <w:t>Link da videochamada: </w:t>
       </w:r>
@@ -6164,26 +3920,16 @@
       </w:hyperlink>
       <w:r>
         <w:t xml:space="preserve"> </w:t>
-      </w:r>
-      <w:r>
         <w:br/>
         <w:t xml:space="preserve">Ou disque: </w:t>
       </w:r>
       <w:dir w:val="ltr">
         <w:r>
-          <w:t>(BR) +55 21 4560-7389</w:t>
-        </w:r>
-        <w:r>
-          <w:t xml:space="preserve">‬ PIN: </w:t>
+          <w:t xml:space="preserve">(BR) +55 21 4560-7389‬ PIN: </w:t>
         </w:r>
         <w:dir w:val="ltr">
           <w:r>
-            <w:t>227 064 004 7433</w:t>
-          </w:r>
-          <w:r>
-            <w:t>‬#</w:t>
-          </w:r>
-          <w:r>
+            <w:t>227 064 004 7433‬#</w:t>
             <w:br/>
             <w:t xml:space="preserve">Outros números de telefone: </w:t>
           </w:r>
@@ -6196,25 +3942,7 @@
             </w:r>
           </w:hyperlink>
           <w:r>
-            <w:t xml:space="preserve"> </w:t>
-          </w:r>
-          <w:r>
-            <w:t>‬</w:t>
-          </w:r>
-          <w:r>
-            <w:t>‬</w:t>
-          </w:r>
-          <w:r>
-            <w:t>‬</w:t>
-          </w:r>
-          <w:r>
-            <w:t>‬</w:t>
-          </w:r>
-          <w:r>
-            <w:t>‬</w:t>
-          </w:r>
-          <w:r>
-            <w:t>‬</w:t>
+            <w:t xml:space="preserve"> ‬‬‬‬‬‬</w:t>
           </w:r>
         </w:dir>
       </w:dir>
@@ -6263,36 +3991,7 @@
     </w:p>
     <w:p>
       <w:r>
-        <w:t xml:space="preserve">No total foram realizadas 17 entrevistas com 20 </w:t>
-      </w:r>
-      <w:r>
-        <w:t xml:space="preserve">atores-chave dos quatro grupos estratégicos </w:t>
-      </w:r>
-      <w:r>
-        <w:t>–</w:t>
-      </w:r>
-      <w:r>
-        <w:t xml:space="preserve"> três das entrevistas contaram com dois participantes (</w:t>
-      </w:r>
-      <w:r>
-        <w:t>Quadro</w:t>
-      </w:r>
-      <w:r>
-        <w:t xml:space="preserve"> 0</w:t>
-      </w:r>
-      <w:r>
-        <w:t>2</w:t>
-      </w:r>
-      <w:r>
-        <w:t>). Com base nos dados consolidados a partir do cadastro</w:t>
-      </w:r>
-      <w:r>
-        <w:t xml:space="preserve"> prévio</w:t>
-      </w:r>
-      <w:r>
-        <w:t xml:space="preserve">, dos 20 previstos, apenas 19 responderam. O grupo de pessoas entrevistadas é majoritariamente masculino (63%) e tem idade média de 45 anos, com </w:t>
-      </w:r>
-      <w:r>
+        <w:t xml:space="preserve">No total foram realizadas 17 entrevistas com 20 atores-chave dos quatro grupos estratégicos – três das entrevistas contaram com dois participantes (Quadro 02). Com base nos dados consolidados a partir do cadastro prévio, dos 20 previstos, apenas 19 responderam. O grupo de pessoas entrevistadas é majoritariamente masculino (63%) e tem idade média de 45 anos, com </w:t>
         <w:lastRenderedPageBreak/>
         <w:t>amplitude de 28 a 65 anos. A distribuição setorial revela predomínio do poder público (8 pessoas), seguido pela sociedade civil (6), academia (3) e setor privado (3). Há um claro desequilíbrio de gênero por setor: a sociedade civil é majoritariamente feminina (5 mulheres em 6), enquanto o setor público é predominantemente masculino (6 homens em 8) e o privado não conta com nenhuma mulher. As mulheres são, em média, 15 anos mais jovens que os homens, ocupando posições técnicas e de conselho, enquanto os homens concentram-se em funções de direção e presidência.</w:t>
       </w:r>
@@ -6304,62 +4003,21 @@
     </w:p>
     <w:p>
       <w:r>
-        <w:t>Além disso, outras 13 pessoas foram convidadas, mas acabaram por não participar das entrevistas por diferentes motivos (</w:t>
-      </w:r>
-      <w:r>
-        <w:t>Quadro</w:t>
-      </w:r>
-      <w:r>
-        <w:t xml:space="preserve"> 0</w:t>
-      </w:r>
-      <w:r>
-        <w:t>3</w:t>
-      </w:r>
-      <w:r>
-        <w:t xml:space="preserve">): não responderam os </w:t>
-      </w:r>
-      <w:r>
-        <w:t>e-mails</w:t>
-      </w:r>
-      <w:r>
-        <w:t xml:space="preserve"> enviados</w:t>
-      </w:r>
-      <w:r>
-        <w:t>;</w:t>
-      </w:r>
-      <w:r>
-        <w:t xml:space="preserve"> chegaram a agendar a entrevista, mas tiveram que cancelar</w:t>
-      </w:r>
-      <w:r>
-        <w:t>;</w:t>
-      </w:r>
-      <w:r>
-        <w:t xml:space="preserve"> nunca assinaram o Termo de Consentimento</w:t>
-      </w:r>
-      <w:r>
-        <w:t>;</w:t>
-      </w:r>
-      <w:r>
-        <w:t xml:space="preserve"> dentre outros.</w:t>
-      </w:r>
-      <w:r>
-        <w:t xml:space="preserve"> Por fim, devido ao grande número de representantes do setor público, o grupo foi convidado a responder as perguntas da entrevista, por meio de um questionário online. Apenas duas pessoas responderam positivamente ao pedido (Quadro 04).</w:t>
-      </w:r>
-    </w:p>
-    <w:p>
-      <w:r>
-        <w:t>O convite inicialmente enviado apenas para os representantes excedentes do setor público, foi estendido as pessoas que não completaram o processo de cadastramento prévio, agendamento ou assinatura do Termo de Consentimento, de modo que suas impressões pudessem ser ainda coletadas e suas opiniões registradas (conforme mensagens abaixo).</w:t>
+        <w:t xml:space="preserve">Em paralelo, diante do número expressivo de representantes do setor público mobilizados, o grupo excedente foi convidado a responder às mesmas perguntas da entrevista por meio de questionário online, de modo a ampliar o alcance da escuta sem comprometer o cronograma do projeto (Tabela 03).</w:t>
+      </w:r>
+    </w:p>
+    <w:p>
+      <w:r>
+        <w:t xml:space="preserve">O convite foi posteriormente estendido aos demais atores mapeados, de modo que suas impressões pudessem ser igualmente coletadas e suas opiniões registradas (conforme mensagens abaixo).</w:t>
       </w:r>
     </w:p>
     <w:p>
       <w:pPr>
         <w:pStyle w:val="Citao"/>
       </w:pPr>
-      <w:proofErr w:type="gramStart"/>
       <w:r>
         <w:t>Bom dia</w:t>
       </w:r>
-      <w:proofErr w:type="gramEnd"/>
     </w:p>
     <w:p>
       <w:pPr>
@@ -6396,7 +4054,6 @@
       <w:r>
         <w:t>. Ele será enviado via </w:t>
       </w:r>
-      <w:proofErr w:type="spellStart"/>
       <w:r>
         <w:rPr>
           <w:b/>
@@ -6404,7 +4061,6 @@
         </w:rPr>
         <w:t>Docusign</w:t>
       </w:r>
-      <w:proofErr w:type="spellEnd"/>
       <w:r>
         <w:t>, o qual solicitamos que seja revisto e assinado.</w:t>
       </w:r>
@@ -6516,10 +4172,7 @@
         <w:t>👉</w:t>
       </w:r>
       <w:r>
-        <w:t xml:space="preserve">  </w:t>
-      </w:r>
-      <w:r>
-        <w:t> </w:t>
+        <w:t xml:space="preserve">   </w:t>
       </w:r>
       <w:r>
         <w:rPr>
@@ -6549,10 +4202,7 @@
         <w:t>👉</w:t>
       </w:r>
       <w:r>
-        <w:t xml:space="preserve">  </w:t>
-      </w:r>
-      <w:r>
-        <w:t> </w:t>
+        <w:t xml:space="preserve">   </w:t>
       </w:r>
       <w:r>
         <w:rPr>
@@ -6656,16 +4306,7 @@
       </w:pPr>
       <w:r>
         <w:lastRenderedPageBreak/>
-        <w:t>Tabela 0</w:t>
-      </w:r>
-      <w:r>
-        <w:t>2</w:t>
-      </w:r>
-      <w:r>
-        <w:t xml:space="preserve">.  Lista </w:t>
-      </w:r>
-      <w:r>
-        <w:t>de pessoas entrevistadas</w:t>
+        <w:t xml:space="preserve">Tabela 02.  Lista de pessoas entrevistadas</w:t>
       </w:r>
     </w:p>
     <w:tbl>
@@ -6894,13 +4535,7 @@
             <w:pPr>
               <w:pStyle w:val="Tabela2"/>
             </w:pPr>
-            <w:proofErr w:type="spellStart"/>
             <w:r/>
-            <w:proofErr w:type="spellEnd"/>
-            <w:r/>
-            <w:proofErr w:type="spellStart"/>
-            <w:r/>
-            <w:proofErr w:type="spellEnd"/>
           </w:p>
         </w:tc>
         <w:tc>
@@ -6919,11 +4554,6 @@
             <w:pPr>
               <w:pStyle w:val="Tabela2"/>
             </w:pPr>
-            <w:r/>
-            <w:r/>
-            <w:r/>
-            <w:r/>
-            <w:r/>
             <w:r/>
           </w:p>
         </w:tc>
@@ -7361,9 +4991,6 @@
               <w:pStyle w:val="Tabela2"/>
             </w:pPr>
             <w:r/>
-            <w:proofErr w:type="spellStart"/>
-            <w:r/>
-            <w:proofErr w:type="spellEnd"/>
           </w:p>
         </w:tc>
         <w:tc>
@@ -7592,10 +5219,6 @@
               <w:pStyle w:val="Tabela2"/>
             </w:pPr>
             <w:r/>
-            <w:proofErr w:type="spellStart"/>
-            <w:r/>
-            <w:proofErr w:type="spellEnd"/>
-            <w:r/>
           </w:p>
         </w:tc>
         <w:tc>
@@ -7614,9 +5237,6 @@
             <w:pPr>
               <w:pStyle w:val="Tabela2"/>
             </w:pPr>
-            <w:proofErr w:type="spellStart"/>
-            <w:r/>
-            <w:proofErr w:type="spellEnd"/>
             <w:r/>
           </w:p>
         </w:tc>
@@ -7712,10 +5332,6 @@
               <w:pStyle w:val="Tabela2"/>
             </w:pPr>
             <w:r/>
-            <w:proofErr w:type="spellStart"/>
-            <w:r/>
-            <w:proofErr w:type="spellEnd"/>
-            <w:r/>
           </w:p>
         </w:tc>
         <w:tc>
@@ -8057,9 +5673,6 @@
               <w:pStyle w:val="Tabela2"/>
             </w:pPr>
             <w:r/>
-            <w:proofErr w:type="spellStart"/>
-            <w:r/>
-            <w:proofErr w:type="spellEnd"/>
           </w:p>
         </w:tc>
         <w:tc>
@@ -8173,10 +5786,6 @@
               <w:pStyle w:val="Tabela2"/>
             </w:pPr>
             <w:r/>
-            <w:proofErr w:type="spellStart"/>
-            <w:r/>
-            <w:proofErr w:type="spellEnd"/>
-            <w:r/>
           </w:p>
         </w:tc>
         <w:tc>
@@ -8195,9 +5804,6 @@
             <w:pPr>
               <w:pStyle w:val="Tabela2"/>
             </w:pPr>
-            <w:r/>
-            <w:r/>
-            <w:r/>
             <w:r/>
           </w:p>
         </w:tc>
@@ -8293,9 +5899,6 @@
               <w:pStyle w:val="Tabela2"/>
             </w:pPr>
             <w:r/>
-            <w:proofErr w:type="spellStart"/>
-            <w:r/>
-            <w:proofErr w:type="spellEnd"/>
           </w:p>
         </w:tc>
         <w:tc>
@@ -8314,9 +5917,7 @@
             <w:pPr>
               <w:pStyle w:val="Tabela2"/>
             </w:pPr>
-            <w:proofErr w:type="spellStart"/>
             <w:r/>
-            <w:proofErr w:type="spellEnd"/>
           </w:p>
         </w:tc>
         <w:tc>
@@ -8658,9 +6259,6 @@
               <w:pStyle w:val="Tabela2"/>
             </w:pPr>
             <w:r/>
-            <w:r/>
-            <w:r/>
-            <w:r/>
           </w:p>
         </w:tc>
         <w:tc>
@@ -9097,10 +6695,6 @@
               <w:pStyle w:val="Tabela2"/>
             </w:pPr>
             <w:r/>
-            <w:proofErr w:type="spellStart"/>
-            <w:r/>
-            <w:proofErr w:type="spellEnd"/>
-            <w:r/>
           </w:p>
         </w:tc>
         <w:tc>
@@ -9184,1774 +6778,7 @@
         <w:pStyle w:val="Tabela"/>
       </w:pPr>
       <w:r>
-        <w:lastRenderedPageBreak/>
-        <w:t xml:space="preserve">Tabela </w:t>
-      </w:r>
-      <w:r>
-        <w:t>03</w:t>
-      </w:r>
-      <w:r>
-        <w:t xml:space="preserve">. </w:t>
-      </w:r>
-      <w:r>
-        <w:t>Lista de p</w:t>
-      </w:r>
-      <w:r>
-        <w:t>essoas convidadas que não participaram das entrevistas</w:t>
-      </w:r>
-    </w:p>
-    <w:tbl>
-      <w:tblPr>
-        <w:tblW w:w="14693" w:type="dxa"/>
-        <w:jc w:val="center"/>
-        <w:tblCellMar>
-          <w:left w:w="70" w:type="dxa"/>
-          <w:right w:w="70" w:type="dxa"/>
-        </w:tblCellMar>
-        <w:tblLook w:val="04A0" w:firstRow="1" w:lastRow="0" w:firstColumn="1" w:lastColumn="0" w:noHBand="0" w:noVBand="1"/>
-      </w:tblPr>
-      <w:tblGrid>
-        <w:gridCol w:w="354"/>
-        <w:gridCol w:w="2407"/>
-        <w:gridCol w:w="6105"/>
-        <w:gridCol w:w="4289"/>
-        <w:gridCol w:w="1538"/>
-      </w:tblGrid>
-      <w:tr>
-        <w:trPr>
-          <w:trHeight w:val="288"/>
-          <w:jc w:val="center"/>
-        </w:trPr>
-        <w:tc>
-          <w:tcPr>
-            <w:tcW w:w="354" w:type="dxa"/>
-            <w:tcBorders>
-              <w:top w:val="single" w:sz="4" w:space="0" w:color="auto"/>
-              <w:left w:val="single" w:sz="4" w:space="0" w:color="auto"/>
-              <w:bottom w:val="single" w:sz="4" w:space="0" w:color="auto"/>
-              <w:right w:val="single" w:sz="4" w:space="0" w:color="auto"/>
-            </w:tcBorders>
-            <w:shd w:val="clear" w:color="000000" w:fill="D9D9D9"/>
-            <w:noWrap/>
-            <w:vAlign w:val="center"/>
-            <w:hideMark/>
-          </w:tcPr>
-          <w:p>
-            <w:pPr>
-              <w:pStyle w:val="Tabela2"/>
-              <w:jc w:val="center"/>
-              <w:rPr>
-                <w:b/>
-                <w:bCs/>
-              </w:rPr>
-            </w:pPr>
-            <w:r>
-              <w:rPr>
-                <w:b/>
-                <w:bCs/>
-              </w:rPr>
-              <w:t>[Quadro nominal suprimido nesta versão pública: 13 pessoas, com instituição, cargo, setor. As entrevistas foram concedidas sob termo de consentimento que garante confidencialidade; publicar a lista nominal ao lado do corpus identificaria os participantes de cada sessão. A lista consta da versão entregue à coordenação.]</w:t>
-            </w:r>
-          </w:p>
-        </w:tc>
-        <w:tc>
-          <w:tcPr>
-            <w:tcW w:w="2407" w:type="dxa"/>
-            <w:tcBorders>
-              <w:top w:val="single" w:sz="4" w:space="0" w:color="auto"/>
-              <w:left w:val="nil"/>
-              <w:bottom w:val="single" w:sz="4" w:space="0" w:color="auto"/>
-              <w:right w:val="single" w:sz="4" w:space="0" w:color="auto"/>
-            </w:tcBorders>
-            <w:shd w:val="clear" w:color="000000" w:fill="D9D9D9"/>
-            <w:vAlign w:val="center"/>
-            <w:hideMark/>
-          </w:tcPr>
-          <w:p>
-            <w:pPr>
-              <w:pStyle w:val="Tabela2"/>
-              <w:jc w:val="center"/>
-              <w:rPr>
-                <w:b/>
-                <w:bCs/>
-              </w:rPr>
-            </w:pPr>
-            <w:r>
-              <w:rPr>
-                <w:b/>
-                <w:bCs/>
-              </w:rPr>
-            </w:r>
-          </w:p>
-        </w:tc>
-        <w:tc>
-          <w:tcPr>
-            <w:tcW w:w="6105" w:type="dxa"/>
-            <w:tcBorders>
-              <w:top w:val="single" w:sz="4" w:space="0" w:color="auto"/>
-              <w:left w:val="nil"/>
-              <w:bottom w:val="single" w:sz="4" w:space="0" w:color="auto"/>
-              <w:right w:val="single" w:sz="4" w:space="0" w:color="auto"/>
-            </w:tcBorders>
-            <w:shd w:val="clear" w:color="000000" w:fill="D9D9D9"/>
-            <w:vAlign w:val="center"/>
-            <w:hideMark/>
-          </w:tcPr>
-          <w:p>
-            <w:pPr>
-              <w:pStyle w:val="Tabela2"/>
-              <w:jc w:val="center"/>
-              <w:rPr>
-                <w:b/>
-                <w:bCs/>
-              </w:rPr>
-            </w:pPr>
-            <w:r>
-              <w:rPr>
-                <w:b/>
-                <w:bCs/>
-              </w:rPr>
-            </w:r>
-          </w:p>
-        </w:tc>
-        <w:tc>
-          <w:tcPr>
-            <w:tcW w:w="4289" w:type="dxa"/>
-            <w:tcBorders>
-              <w:top w:val="single" w:sz="4" w:space="0" w:color="auto"/>
-              <w:left w:val="nil"/>
-              <w:bottom w:val="single" w:sz="4" w:space="0" w:color="auto"/>
-              <w:right w:val="single" w:sz="4" w:space="0" w:color="auto"/>
-            </w:tcBorders>
-            <w:shd w:val="clear" w:color="000000" w:fill="D9D9D9"/>
-            <w:vAlign w:val="center"/>
-            <w:hideMark/>
-          </w:tcPr>
-          <w:p>
-            <w:pPr>
-              <w:pStyle w:val="Tabela2"/>
-              <w:jc w:val="center"/>
-              <w:rPr>
-                <w:b/>
-                <w:bCs/>
-              </w:rPr>
-            </w:pPr>
-            <w:r>
-              <w:rPr>
-                <w:b/>
-                <w:bCs/>
-              </w:rPr>
-            </w:r>
-          </w:p>
-        </w:tc>
-        <w:tc>
-          <w:tcPr>
-            <w:tcW w:w="1538" w:type="dxa"/>
-            <w:tcBorders>
-              <w:top w:val="single" w:sz="4" w:space="0" w:color="auto"/>
-              <w:left w:val="nil"/>
-              <w:bottom w:val="single" w:sz="4" w:space="0" w:color="auto"/>
-              <w:right w:val="single" w:sz="4" w:space="0" w:color="auto"/>
-            </w:tcBorders>
-            <w:shd w:val="clear" w:color="000000" w:fill="D9D9D9"/>
-            <w:vAlign w:val="center"/>
-            <w:hideMark/>
-          </w:tcPr>
-          <w:p>
-            <w:pPr>
-              <w:pStyle w:val="Tabela2"/>
-              <w:jc w:val="center"/>
-              <w:rPr>
-                <w:b/>
-                <w:bCs/>
-              </w:rPr>
-            </w:pPr>
-            <w:r>
-              <w:rPr>
-                <w:b/>
-                <w:bCs/>
-              </w:rPr>
-            </w:r>
-          </w:p>
-        </w:tc>
-      </w:tr>
-      <w:tr>
-        <w:trPr>
-          <w:trHeight w:val="288"/>
-          <w:jc w:val="center"/>
-        </w:trPr>
-        <w:tc>
-          <w:tcPr>
-            <w:tcW w:w="354" w:type="dxa"/>
-            <w:tcBorders>
-              <w:top w:val="nil"/>
-              <w:left w:val="single" w:sz="4" w:space="0" w:color="auto"/>
-              <w:bottom w:val="single" w:sz="4" w:space="0" w:color="auto"/>
-              <w:right w:val="single" w:sz="4" w:space="0" w:color="auto"/>
-            </w:tcBorders>
-            <w:noWrap/>
-            <w:vAlign w:val="center"/>
-            <w:hideMark/>
-          </w:tcPr>
-          <w:p>
-            <w:pPr>
-              <w:pStyle w:val="Tabela2"/>
-              <w:jc w:val="center"/>
-              <w:rPr>
-                <w:b/>
-                <w:bCs/>
-              </w:rPr>
-            </w:pPr>
-            <w:r>
-              <w:rPr>
-                <w:b/>
-                <w:bCs/>
-              </w:rPr>
-            </w:r>
-          </w:p>
-        </w:tc>
-        <w:tc>
-          <w:tcPr>
-            <w:tcW w:w="2407" w:type="dxa"/>
-            <w:tcBorders>
-              <w:top w:val="nil"/>
-              <w:left w:val="nil"/>
-              <w:bottom w:val="single" w:sz="4" w:space="0" w:color="auto"/>
-              <w:right w:val="single" w:sz="4" w:space="0" w:color="auto"/>
-            </w:tcBorders>
-            <w:shd w:val="clear" w:color="000000" w:fill="FFFFFF"/>
-            <w:vAlign w:val="center"/>
-            <w:hideMark/>
-          </w:tcPr>
-          <w:p>
-            <w:pPr>
-              <w:pStyle w:val="Tabela2"/>
-            </w:pPr>
-            <w:r/>
-          </w:p>
-        </w:tc>
-        <w:tc>
-          <w:tcPr>
-            <w:tcW w:w="6105" w:type="dxa"/>
-            <w:tcBorders>
-              <w:top w:val="nil"/>
-              <w:left w:val="nil"/>
-              <w:bottom w:val="single" w:sz="4" w:space="0" w:color="auto"/>
-              <w:right w:val="single" w:sz="4" w:space="0" w:color="auto"/>
-            </w:tcBorders>
-            <w:shd w:val="clear" w:color="000000" w:fill="FFFFFF"/>
-            <w:vAlign w:val="bottom"/>
-            <w:hideMark/>
-          </w:tcPr>
-          <w:p>
-            <w:pPr>
-              <w:pStyle w:val="Tabela2"/>
-            </w:pPr>
-            <w:r/>
-            <w:proofErr w:type="spellStart"/>
-            <w:r/>
-            <w:proofErr w:type="spellEnd"/>
-          </w:p>
-        </w:tc>
-        <w:tc>
-          <w:tcPr>
-            <w:tcW w:w="4289" w:type="dxa"/>
-            <w:tcBorders>
-              <w:top w:val="nil"/>
-              <w:left w:val="nil"/>
-              <w:bottom w:val="single" w:sz="4" w:space="0" w:color="auto"/>
-              <w:right w:val="single" w:sz="4" w:space="0" w:color="auto"/>
-            </w:tcBorders>
-            <w:shd w:val="clear" w:color="000000" w:fill="FFFFFF"/>
-            <w:noWrap/>
-            <w:vAlign w:val="center"/>
-            <w:hideMark/>
-          </w:tcPr>
-          <w:p>
-            <w:pPr>
-              <w:pStyle w:val="Tabela2"/>
-            </w:pPr>
-            <w:proofErr w:type="spellStart"/>
-            <w:r/>
-            <w:proofErr w:type="spellEnd"/>
-            <w:r/>
-          </w:p>
-        </w:tc>
-        <w:tc>
-          <w:tcPr>
-            <w:tcW w:w="1538" w:type="dxa"/>
-            <w:tcBorders>
-              <w:top w:val="nil"/>
-              <w:left w:val="nil"/>
-              <w:bottom w:val="single" w:sz="4" w:space="0" w:color="auto"/>
-              <w:right w:val="single" w:sz="4" w:space="0" w:color="auto"/>
-            </w:tcBorders>
-            <w:shd w:val="clear" w:color="000000" w:fill="FFFFFF"/>
-            <w:vAlign w:val="center"/>
-            <w:hideMark/>
-          </w:tcPr>
-          <w:p>
-            <w:pPr>
-              <w:pStyle w:val="Tabela2"/>
-            </w:pPr>
-            <w:r/>
-          </w:p>
-        </w:tc>
-      </w:tr>
-      <w:tr>
-        <w:trPr>
-          <w:trHeight w:val="288"/>
-          <w:jc w:val="center"/>
-        </w:trPr>
-        <w:tc>
-          <w:tcPr>
-            <w:tcW w:w="354" w:type="dxa"/>
-            <w:tcBorders>
-              <w:top w:val="nil"/>
-              <w:left w:val="single" w:sz="4" w:space="0" w:color="auto"/>
-              <w:bottom w:val="single" w:sz="4" w:space="0" w:color="auto"/>
-              <w:right w:val="single" w:sz="4" w:space="0" w:color="auto"/>
-            </w:tcBorders>
-            <w:noWrap/>
-            <w:vAlign w:val="center"/>
-            <w:hideMark/>
-          </w:tcPr>
-          <w:p>
-            <w:pPr>
-              <w:pStyle w:val="Tabela2"/>
-              <w:jc w:val="center"/>
-              <w:rPr>
-                <w:b/>
-                <w:bCs/>
-              </w:rPr>
-            </w:pPr>
-            <w:r>
-              <w:rPr>
-                <w:b/>
-                <w:bCs/>
-              </w:rPr>
-            </w:r>
-          </w:p>
-        </w:tc>
-        <w:tc>
-          <w:tcPr>
-            <w:tcW w:w="2407" w:type="dxa"/>
-            <w:tcBorders>
-              <w:top w:val="nil"/>
-              <w:left w:val="nil"/>
-              <w:bottom w:val="single" w:sz="4" w:space="0" w:color="auto"/>
-              <w:right w:val="single" w:sz="4" w:space="0" w:color="auto"/>
-            </w:tcBorders>
-            <w:shd w:val="clear" w:color="000000" w:fill="FFFFFF"/>
-            <w:vAlign w:val="center"/>
-            <w:hideMark/>
-          </w:tcPr>
-          <w:p>
-            <w:pPr>
-              <w:pStyle w:val="Tabela2"/>
-            </w:pPr>
-            <w:r/>
-            <w:proofErr w:type="spellStart"/>
-            <w:r/>
-            <w:proofErr w:type="spellEnd"/>
-          </w:p>
-        </w:tc>
-        <w:tc>
-          <w:tcPr>
-            <w:tcW w:w="6105" w:type="dxa"/>
-            <w:tcBorders>
-              <w:top w:val="nil"/>
-              <w:left w:val="nil"/>
-              <w:bottom w:val="single" w:sz="4" w:space="0" w:color="auto"/>
-              <w:right w:val="single" w:sz="4" w:space="0" w:color="auto"/>
-            </w:tcBorders>
-            <w:shd w:val="clear" w:color="000000" w:fill="FFFFFF"/>
-            <w:vAlign w:val="center"/>
-            <w:hideMark/>
-          </w:tcPr>
-          <w:p>
-            <w:pPr>
-              <w:pStyle w:val="Tabela2"/>
-            </w:pPr>
-            <w:r/>
-          </w:p>
-        </w:tc>
-        <w:tc>
-          <w:tcPr>
-            <w:tcW w:w="4289" w:type="dxa"/>
-            <w:tcBorders>
-              <w:top w:val="nil"/>
-              <w:left w:val="nil"/>
-              <w:bottom w:val="single" w:sz="4" w:space="0" w:color="auto"/>
-              <w:right w:val="single" w:sz="4" w:space="0" w:color="auto"/>
-            </w:tcBorders>
-            <w:shd w:val="clear" w:color="000000" w:fill="FFFFFF"/>
-            <w:noWrap/>
-            <w:vAlign w:val="center"/>
-            <w:hideMark/>
-          </w:tcPr>
-          <w:p>
-            <w:pPr>
-              <w:pStyle w:val="Tabela2"/>
-            </w:pPr>
-            <w:r/>
-          </w:p>
-        </w:tc>
-        <w:tc>
-          <w:tcPr>
-            <w:tcW w:w="1538" w:type="dxa"/>
-            <w:tcBorders>
-              <w:top w:val="nil"/>
-              <w:left w:val="nil"/>
-              <w:bottom w:val="single" w:sz="4" w:space="0" w:color="auto"/>
-              <w:right w:val="single" w:sz="4" w:space="0" w:color="auto"/>
-            </w:tcBorders>
-            <w:shd w:val="clear" w:color="000000" w:fill="FFFFFF"/>
-            <w:vAlign w:val="center"/>
-            <w:hideMark/>
-          </w:tcPr>
-          <w:p>
-            <w:pPr>
-              <w:pStyle w:val="Tabela2"/>
-            </w:pPr>
-            <w:r/>
-          </w:p>
-        </w:tc>
-      </w:tr>
-      <w:tr>
-        <w:trPr>
-          <w:trHeight w:val="288"/>
-          <w:jc w:val="center"/>
-        </w:trPr>
-        <w:tc>
-          <w:tcPr>
-            <w:tcW w:w="354" w:type="dxa"/>
-            <w:tcBorders>
-              <w:top w:val="nil"/>
-              <w:left w:val="single" w:sz="4" w:space="0" w:color="auto"/>
-              <w:bottom w:val="single" w:sz="4" w:space="0" w:color="auto"/>
-              <w:right w:val="single" w:sz="4" w:space="0" w:color="auto"/>
-            </w:tcBorders>
-            <w:noWrap/>
-            <w:vAlign w:val="center"/>
-            <w:hideMark/>
-          </w:tcPr>
-          <w:p>
-            <w:pPr>
-              <w:pStyle w:val="Tabela2"/>
-              <w:jc w:val="center"/>
-              <w:rPr>
-                <w:b/>
-                <w:bCs/>
-              </w:rPr>
-            </w:pPr>
-            <w:r>
-              <w:rPr>
-                <w:b/>
-                <w:bCs/>
-              </w:rPr>
-            </w:r>
-          </w:p>
-        </w:tc>
-        <w:tc>
-          <w:tcPr>
-            <w:tcW w:w="2407" w:type="dxa"/>
-            <w:tcBorders>
-              <w:top w:val="nil"/>
-              <w:left w:val="nil"/>
-              <w:bottom w:val="single" w:sz="4" w:space="0" w:color="auto"/>
-              <w:right w:val="single" w:sz="4" w:space="0" w:color="auto"/>
-            </w:tcBorders>
-            <w:shd w:val="clear" w:color="000000" w:fill="FFFFFF"/>
-            <w:vAlign w:val="center"/>
-            <w:hideMark/>
-          </w:tcPr>
-          <w:p>
-            <w:pPr>
-              <w:pStyle w:val="Tabela2"/>
-            </w:pPr>
-            <w:r/>
-          </w:p>
-        </w:tc>
-        <w:tc>
-          <w:tcPr>
-            <w:tcW w:w="6105" w:type="dxa"/>
-            <w:tcBorders>
-              <w:top w:val="nil"/>
-              <w:left w:val="nil"/>
-              <w:bottom w:val="single" w:sz="4" w:space="0" w:color="auto"/>
-              <w:right w:val="single" w:sz="4" w:space="0" w:color="auto"/>
-            </w:tcBorders>
-            <w:shd w:val="clear" w:color="000000" w:fill="FFFFFF"/>
-            <w:vAlign w:val="center"/>
-            <w:hideMark/>
-          </w:tcPr>
-          <w:p>
-            <w:pPr>
-              <w:pStyle w:val="Tabela2"/>
-            </w:pPr>
-            <w:r/>
-          </w:p>
-        </w:tc>
-        <w:tc>
-          <w:tcPr>
-            <w:tcW w:w="4289" w:type="dxa"/>
-            <w:tcBorders>
-              <w:top w:val="nil"/>
-              <w:left w:val="nil"/>
-              <w:bottom w:val="single" w:sz="4" w:space="0" w:color="auto"/>
-              <w:right w:val="single" w:sz="4" w:space="0" w:color="auto"/>
-            </w:tcBorders>
-            <w:shd w:val="clear" w:color="000000" w:fill="FFFFFF"/>
-            <w:noWrap/>
-            <w:vAlign w:val="center"/>
-            <w:hideMark/>
-          </w:tcPr>
-          <w:p>
-            <w:pPr>
-              <w:pStyle w:val="Tabela2"/>
-            </w:pPr>
-            <w:r/>
-          </w:p>
-        </w:tc>
-        <w:tc>
-          <w:tcPr>
-            <w:tcW w:w="1538" w:type="dxa"/>
-            <w:tcBorders>
-              <w:top w:val="nil"/>
-              <w:left w:val="nil"/>
-              <w:bottom w:val="single" w:sz="4" w:space="0" w:color="auto"/>
-              <w:right w:val="single" w:sz="4" w:space="0" w:color="auto"/>
-            </w:tcBorders>
-            <w:shd w:val="clear" w:color="000000" w:fill="FFFFFF"/>
-            <w:vAlign w:val="center"/>
-            <w:hideMark/>
-          </w:tcPr>
-          <w:p>
-            <w:pPr>
-              <w:pStyle w:val="Tabela2"/>
-            </w:pPr>
-            <w:r/>
-          </w:p>
-        </w:tc>
-      </w:tr>
-      <w:tr>
-        <w:trPr>
-          <w:trHeight w:val="288"/>
-          <w:jc w:val="center"/>
-        </w:trPr>
-        <w:tc>
-          <w:tcPr>
-            <w:tcW w:w="354" w:type="dxa"/>
-            <w:tcBorders>
-              <w:top w:val="nil"/>
-              <w:left w:val="single" w:sz="4" w:space="0" w:color="auto"/>
-              <w:bottom w:val="single" w:sz="4" w:space="0" w:color="auto"/>
-              <w:right w:val="single" w:sz="4" w:space="0" w:color="auto"/>
-            </w:tcBorders>
-            <w:noWrap/>
-            <w:vAlign w:val="center"/>
-            <w:hideMark/>
-          </w:tcPr>
-          <w:p>
-            <w:pPr>
-              <w:pStyle w:val="Tabela2"/>
-              <w:jc w:val="center"/>
-              <w:rPr>
-                <w:b/>
-                <w:bCs/>
-              </w:rPr>
-            </w:pPr>
-            <w:r>
-              <w:rPr>
-                <w:b/>
-                <w:bCs/>
-              </w:rPr>
-            </w:r>
-          </w:p>
-        </w:tc>
-        <w:tc>
-          <w:tcPr>
-            <w:tcW w:w="2407" w:type="dxa"/>
-            <w:tcBorders>
-              <w:top w:val="nil"/>
-              <w:left w:val="nil"/>
-              <w:bottom w:val="single" w:sz="4" w:space="0" w:color="auto"/>
-              <w:right w:val="single" w:sz="4" w:space="0" w:color="auto"/>
-            </w:tcBorders>
-            <w:shd w:val="clear" w:color="000000" w:fill="FFFFFF"/>
-            <w:vAlign w:val="center"/>
-            <w:hideMark/>
-          </w:tcPr>
-          <w:p>
-            <w:pPr>
-              <w:pStyle w:val="Tabela2"/>
-            </w:pPr>
-            <w:r/>
-          </w:p>
-        </w:tc>
-        <w:tc>
-          <w:tcPr>
-            <w:tcW w:w="6105" w:type="dxa"/>
-            <w:tcBorders>
-              <w:top w:val="nil"/>
-              <w:left w:val="nil"/>
-              <w:bottom w:val="single" w:sz="4" w:space="0" w:color="auto"/>
-              <w:right w:val="single" w:sz="4" w:space="0" w:color="auto"/>
-            </w:tcBorders>
-            <w:shd w:val="clear" w:color="000000" w:fill="FFFFFF"/>
-            <w:vAlign w:val="center"/>
-            <w:hideMark/>
-          </w:tcPr>
-          <w:p>
-            <w:pPr>
-              <w:pStyle w:val="Tabela2"/>
-            </w:pPr>
-            <w:r/>
-          </w:p>
-        </w:tc>
-        <w:tc>
-          <w:tcPr>
-            <w:tcW w:w="4289" w:type="dxa"/>
-            <w:tcBorders>
-              <w:top w:val="nil"/>
-              <w:left w:val="nil"/>
-              <w:bottom w:val="single" w:sz="4" w:space="0" w:color="auto"/>
-              <w:right w:val="single" w:sz="4" w:space="0" w:color="auto"/>
-            </w:tcBorders>
-            <w:shd w:val="clear" w:color="000000" w:fill="FFFFFF"/>
-            <w:noWrap/>
-            <w:vAlign w:val="center"/>
-            <w:hideMark/>
-          </w:tcPr>
-          <w:p>
-            <w:pPr>
-              <w:pStyle w:val="Tabela2"/>
-            </w:pPr>
-            <w:r/>
-          </w:p>
-        </w:tc>
-        <w:tc>
-          <w:tcPr>
-            <w:tcW w:w="1538" w:type="dxa"/>
-            <w:tcBorders>
-              <w:top w:val="nil"/>
-              <w:left w:val="nil"/>
-              <w:bottom w:val="single" w:sz="4" w:space="0" w:color="auto"/>
-              <w:right w:val="single" w:sz="4" w:space="0" w:color="auto"/>
-            </w:tcBorders>
-            <w:shd w:val="clear" w:color="000000" w:fill="FFFFFF"/>
-            <w:vAlign w:val="center"/>
-            <w:hideMark/>
-          </w:tcPr>
-          <w:p>
-            <w:pPr>
-              <w:pStyle w:val="Tabela2"/>
-            </w:pPr>
-            <w:r/>
-          </w:p>
-        </w:tc>
-      </w:tr>
-      <w:tr>
-        <w:trPr>
-          <w:trHeight w:val="288"/>
-          <w:jc w:val="center"/>
-        </w:trPr>
-        <w:tc>
-          <w:tcPr>
-            <w:tcW w:w="354" w:type="dxa"/>
-            <w:tcBorders>
-              <w:top w:val="nil"/>
-              <w:left w:val="single" w:sz="4" w:space="0" w:color="auto"/>
-              <w:bottom w:val="single" w:sz="4" w:space="0" w:color="auto"/>
-              <w:right w:val="single" w:sz="4" w:space="0" w:color="auto"/>
-            </w:tcBorders>
-            <w:noWrap/>
-            <w:vAlign w:val="center"/>
-            <w:hideMark/>
-          </w:tcPr>
-          <w:p>
-            <w:pPr>
-              <w:pStyle w:val="Tabela2"/>
-              <w:jc w:val="center"/>
-              <w:rPr>
-                <w:b/>
-                <w:bCs/>
-              </w:rPr>
-            </w:pPr>
-            <w:r>
-              <w:rPr>
-                <w:b/>
-                <w:bCs/>
-              </w:rPr>
-            </w:r>
-          </w:p>
-        </w:tc>
-        <w:tc>
-          <w:tcPr>
-            <w:tcW w:w="2407" w:type="dxa"/>
-            <w:tcBorders>
-              <w:top w:val="nil"/>
-              <w:left w:val="nil"/>
-              <w:bottom w:val="single" w:sz="4" w:space="0" w:color="auto"/>
-              <w:right w:val="single" w:sz="4" w:space="0" w:color="auto"/>
-            </w:tcBorders>
-            <w:shd w:val="clear" w:color="000000" w:fill="FFFFFF"/>
-            <w:vAlign w:val="center"/>
-            <w:hideMark/>
-          </w:tcPr>
-          <w:p>
-            <w:pPr>
-              <w:pStyle w:val="Tabela2"/>
-            </w:pPr>
-            <w:r/>
-          </w:p>
-        </w:tc>
-        <w:tc>
-          <w:tcPr>
-            <w:tcW w:w="6105" w:type="dxa"/>
-            <w:tcBorders>
-              <w:top w:val="nil"/>
-              <w:left w:val="nil"/>
-              <w:bottom w:val="single" w:sz="4" w:space="0" w:color="auto"/>
-              <w:right w:val="single" w:sz="4" w:space="0" w:color="auto"/>
-            </w:tcBorders>
-            <w:shd w:val="clear" w:color="000000" w:fill="FFFFFF"/>
-            <w:vAlign w:val="center"/>
-            <w:hideMark/>
-          </w:tcPr>
-          <w:p>
-            <w:pPr>
-              <w:pStyle w:val="Tabela2"/>
-            </w:pPr>
-            <w:r/>
-          </w:p>
-        </w:tc>
-        <w:tc>
-          <w:tcPr>
-            <w:tcW w:w="4289" w:type="dxa"/>
-            <w:tcBorders>
-              <w:top w:val="nil"/>
-              <w:left w:val="nil"/>
-              <w:bottom w:val="single" w:sz="4" w:space="0" w:color="auto"/>
-              <w:right w:val="single" w:sz="4" w:space="0" w:color="auto"/>
-            </w:tcBorders>
-            <w:shd w:val="clear" w:color="000000" w:fill="FFFFFF"/>
-            <w:noWrap/>
-            <w:vAlign w:val="center"/>
-            <w:hideMark/>
-          </w:tcPr>
-          <w:p>
-            <w:pPr>
-              <w:pStyle w:val="Tabela2"/>
-            </w:pPr>
-            <w:r/>
-          </w:p>
-        </w:tc>
-        <w:tc>
-          <w:tcPr>
-            <w:tcW w:w="1538" w:type="dxa"/>
-            <w:tcBorders>
-              <w:top w:val="nil"/>
-              <w:left w:val="nil"/>
-              <w:bottom w:val="single" w:sz="4" w:space="0" w:color="auto"/>
-              <w:right w:val="single" w:sz="4" w:space="0" w:color="auto"/>
-            </w:tcBorders>
-            <w:shd w:val="clear" w:color="000000" w:fill="FFFFFF"/>
-            <w:vAlign w:val="center"/>
-            <w:hideMark/>
-          </w:tcPr>
-          <w:p>
-            <w:pPr>
-              <w:pStyle w:val="Tabela2"/>
-            </w:pPr>
-            <w:r/>
-          </w:p>
-        </w:tc>
-      </w:tr>
-      <w:tr>
-        <w:trPr>
-          <w:trHeight w:val="288"/>
-          <w:jc w:val="center"/>
-        </w:trPr>
-        <w:tc>
-          <w:tcPr>
-            <w:tcW w:w="354" w:type="dxa"/>
-            <w:tcBorders>
-              <w:top w:val="nil"/>
-              <w:left w:val="single" w:sz="4" w:space="0" w:color="auto"/>
-              <w:bottom w:val="single" w:sz="4" w:space="0" w:color="auto"/>
-              <w:right w:val="single" w:sz="4" w:space="0" w:color="auto"/>
-            </w:tcBorders>
-            <w:noWrap/>
-            <w:vAlign w:val="center"/>
-            <w:hideMark/>
-          </w:tcPr>
-          <w:p>
-            <w:pPr>
-              <w:pStyle w:val="Tabela2"/>
-              <w:jc w:val="center"/>
-              <w:rPr>
-                <w:b/>
-                <w:bCs/>
-              </w:rPr>
-            </w:pPr>
-            <w:r>
-              <w:rPr>
-                <w:b/>
-                <w:bCs/>
-              </w:rPr>
-            </w:r>
-          </w:p>
-        </w:tc>
-        <w:tc>
-          <w:tcPr>
-            <w:tcW w:w="2407" w:type="dxa"/>
-            <w:tcBorders>
-              <w:top w:val="nil"/>
-              <w:left w:val="nil"/>
-              <w:bottom w:val="single" w:sz="4" w:space="0" w:color="auto"/>
-              <w:right w:val="single" w:sz="4" w:space="0" w:color="auto"/>
-            </w:tcBorders>
-            <w:shd w:val="clear" w:color="000000" w:fill="FFFFFF"/>
-            <w:vAlign w:val="center"/>
-            <w:hideMark/>
-          </w:tcPr>
-          <w:p>
-            <w:pPr>
-              <w:pStyle w:val="Tabela2"/>
-            </w:pPr>
-            <w:proofErr w:type="spellStart"/>
-            <w:r/>
-            <w:proofErr w:type="spellEnd"/>
-            <w:r/>
-          </w:p>
-        </w:tc>
-        <w:tc>
-          <w:tcPr>
-            <w:tcW w:w="6105" w:type="dxa"/>
-            <w:tcBorders>
-              <w:top w:val="nil"/>
-              <w:left w:val="nil"/>
-              <w:bottom w:val="single" w:sz="4" w:space="0" w:color="auto"/>
-              <w:right w:val="single" w:sz="4" w:space="0" w:color="auto"/>
-            </w:tcBorders>
-            <w:shd w:val="clear" w:color="000000" w:fill="FFFFFF"/>
-            <w:vAlign w:val="center"/>
-            <w:hideMark/>
-          </w:tcPr>
-          <w:p>
-            <w:pPr>
-              <w:pStyle w:val="Tabela2"/>
-            </w:pPr>
-            <w:r/>
-          </w:p>
-        </w:tc>
-        <w:tc>
-          <w:tcPr>
-            <w:tcW w:w="4289" w:type="dxa"/>
-            <w:tcBorders>
-              <w:top w:val="nil"/>
-              <w:left w:val="nil"/>
-              <w:bottom w:val="single" w:sz="4" w:space="0" w:color="auto"/>
-              <w:right w:val="single" w:sz="4" w:space="0" w:color="auto"/>
-            </w:tcBorders>
-            <w:shd w:val="clear" w:color="000000" w:fill="FFFFFF"/>
-            <w:noWrap/>
-            <w:vAlign w:val="center"/>
-            <w:hideMark/>
-          </w:tcPr>
-          <w:p>
-            <w:pPr>
-              <w:pStyle w:val="Tabela2"/>
-            </w:pPr>
-            <w:r/>
-          </w:p>
-        </w:tc>
-        <w:tc>
-          <w:tcPr>
-            <w:tcW w:w="1538" w:type="dxa"/>
-            <w:tcBorders>
-              <w:top w:val="nil"/>
-              <w:left w:val="nil"/>
-              <w:bottom w:val="single" w:sz="4" w:space="0" w:color="auto"/>
-              <w:right w:val="single" w:sz="4" w:space="0" w:color="auto"/>
-            </w:tcBorders>
-            <w:shd w:val="clear" w:color="000000" w:fill="FFFFFF"/>
-            <w:vAlign w:val="center"/>
-            <w:hideMark/>
-          </w:tcPr>
-          <w:p>
-            <w:pPr>
-              <w:pStyle w:val="Tabela2"/>
-            </w:pPr>
-            <w:r/>
-          </w:p>
-        </w:tc>
-      </w:tr>
-      <w:tr>
-        <w:trPr>
-          <w:trHeight w:val="288"/>
-          <w:jc w:val="center"/>
-        </w:trPr>
-        <w:tc>
-          <w:tcPr>
-            <w:tcW w:w="354" w:type="dxa"/>
-            <w:tcBorders>
-              <w:top w:val="nil"/>
-              <w:left w:val="single" w:sz="4" w:space="0" w:color="auto"/>
-              <w:bottom w:val="single" w:sz="4" w:space="0" w:color="auto"/>
-              <w:right w:val="single" w:sz="4" w:space="0" w:color="auto"/>
-            </w:tcBorders>
-            <w:noWrap/>
-            <w:vAlign w:val="center"/>
-            <w:hideMark/>
-          </w:tcPr>
-          <w:p>
-            <w:pPr>
-              <w:pStyle w:val="Tabela2"/>
-              <w:jc w:val="center"/>
-              <w:rPr>
-                <w:b/>
-                <w:bCs/>
-              </w:rPr>
-            </w:pPr>
-            <w:r>
-              <w:rPr>
-                <w:b/>
-                <w:bCs/>
-              </w:rPr>
-            </w:r>
-          </w:p>
-        </w:tc>
-        <w:tc>
-          <w:tcPr>
-            <w:tcW w:w="2407" w:type="dxa"/>
-            <w:tcBorders>
-              <w:top w:val="nil"/>
-              <w:left w:val="nil"/>
-              <w:bottom w:val="single" w:sz="4" w:space="0" w:color="auto"/>
-              <w:right w:val="single" w:sz="4" w:space="0" w:color="auto"/>
-            </w:tcBorders>
-            <w:shd w:val="clear" w:color="000000" w:fill="FFFFFF"/>
-            <w:vAlign w:val="center"/>
-            <w:hideMark/>
-          </w:tcPr>
-          <w:p>
-            <w:pPr>
-              <w:pStyle w:val="Tabela2"/>
-            </w:pPr>
-            <w:r/>
-          </w:p>
-        </w:tc>
-        <w:tc>
-          <w:tcPr>
-            <w:tcW w:w="6105" w:type="dxa"/>
-            <w:tcBorders>
-              <w:top w:val="nil"/>
-              <w:left w:val="nil"/>
-              <w:bottom w:val="single" w:sz="4" w:space="0" w:color="auto"/>
-              <w:right w:val="single" w:sz="4" w:space="0" w:color="auto"/>
-            </w:tcBorders>
-            <w:shd w:val="clear" w:color="000000" w:fill="FFFFFF"/>
-            <w:vAlign w:val="center"/>
-            <w:hideMark/>
-          </w:tcPr>
-          <w:p>
-            <w:pPr>
-              <w:pStyle w:val="Tabela2"/>
-            </w:pPr>
-            <w:r/>
-          </w:p>
-        </w:tc>
-        <w:tc>
-          <w:tcPr>
-            <w:tcW w:w="4289" w:type="dxa"/>
-            <w:tcBorders>
-              <w:top w:val="nil"/>
-              <w:left w:val="nil"/>
-              <w:bottom w:val="single" w:sz="4" w:space="0" w:color="auto"/>
-              <w:right w:val="single" w:sz="4" w:space="0" w:color="auto"/>
-            </w:tcBorders>
-            <w:shd w:val="clear" w:color="000000" w:fill="FFFFFF"/>
-            <w:noWrap/>
-            <w:vAlign w:val="center"/>
-            <w:hideMark/>
-          </w:tcPr>
-          <w:p>
-            <w:pPr>
-              <w:pStyle w:val="Tabela2"/>
-            </w:pPr>
-            <w:proofErr w:type="spellStart"/>
-            <w:r/>
-            <w:proofErr w:type="spellEnd"/>
-            <w:r/>
-            <w:proofErr w:type="spellStart"/>
-            <w:r/>
-            <w:proofErr w:type="spellEnd"/>
-            <w:r/>
-          </w:p>
-        </w:tc>
-        <w:tc>
-          <w:tcPr>
-            <w:tcW w:w="1538" w:type="dxa"/>
-            <w:tcBorders>
-              <w:top w:val="nil"/>
-              <w:left w:val="nil"/>
-              <w:bottom w:val="single" w:sz="4" w:space="0" w:color="auto"/>
-              <w:right w:val="single" w:sz="4" w:space="0" w:color="auto"/>
-            </w:tcBorders>
-            <w:shd w:val="clear" w:color="000000" w:fill="FFFFFF"/>
-            <w:vAlign w:val="center"/>
-            <w:hideMark/>
-          </w:tcPr>
-          <w:p>
-            <w:pPr>
-              <w:pStyle w:val="Tabela2"/>
-            </w:pPr>
-            <w:r/>
-          </w:p>
-        </w:tc>
-      </w:tr>
-      <w:tr>
-        <w:trPr>
-          <w:trHeight w:val="288"/>
-          <w:jc w:val="center"/>
-        </w:trPr>
-        <w:tc>
-          <w:tcPr>
-            <w:tcW w:w="354" w:type="dxa"/>
-            <w:tcBorders>
-              <w:top w:val="nil"/>
-              <w:left w:val="single" w:sz="4" w:space="0" w:color="auto"/>
-              <w:bottom w:val="single" w:sz="4" w:space="0" w:color="auto"/>
-              <w:right w:val="single" w:sz="4" w:space="0" w:color="auto"/>
-            </w:tcBorders>
-            <w:noWrap/>
-            <w:vAlign w:val="center"/>
-            <w:hideMark/>
-          </w:tcPr>
-          <w:p>
-            <w:pPr>
-              <w:pStyle w:val="Tabela2"/>
-              <w:jc w:val="center"/>
-              <w:rPr>
-                <w:b/>
-                <w:bCs/>
-              </w:rPr>
-            </w:pPr>
-            <w:r>
-              <w:rPr>
-                <w:b/>
-                <w:bCs/>
-              </w:rPr>
-            </w:r>
-          </w:p>
-        </w:tc>
-        <w:tc>
-          <w:tcPr>
-            <w:tcW w:w="2407" w:type="dxa"/>
-            <w:tcBorders>
-              <w:top w:val="nil"/>
-              <w:left w:val="nil"/>
-              <w:bottom w:val="single" w:sz="4" w:space="0" w:color="auto"/>
-              <w:right w:val="single" w:sz="4" w:space="0" w:color="auto"/>
-            </w:tcBorders>
-            <w:shd w:val="clear" w:color="000000" w:fill="FFFFFF"/>
-            <w:vAlign w:val="center"/>
-            <w:hideMark/>
-          </w:tcPr>
-          <w:p>
-            <w:pPr>
-              <w:pStyle w:val="Tabela2"/>
-            </w:pPr>
-            <w:r/>
-          </w:p>
-        </w:tc>
-        <w:tc>
-          <w:tcPr>
-            <w:tcW w:w="6105" w:type="dxa"/>
-            <w:tcBorders>
-              <w:top w:val="nil"/>
-              <w:left w:val="nil"/>
-              <w:bottom w:val="single" w:sz="4" w:space="0" w:color="auto"/>
-              <w:right w:val="single" w:sz="4" w:space="0" w:color="auto"/>
-            </w:tcBorders>
-            <w:shd w:val="clear" w:color="000000" w:fill="FFFFFF"/>
-            <w:vAlign w:val="center"/>
-            <w:hideMark/>
-          </w:tcPr>
-          <w:p>
-            <w:pPr>
-              <w:pStyle w:val="Tabela2"/>
-            </w:pPr>
-            <w:r/>
-          </w:p>
-        </w:tc>
-        <w:tc>
-          <w:tcPr>
-            <w:tcW w:w="4289" w:type="dxa"/>
-            <w:tcBorders>
-              <w:top w:val="nil"/>
-              <w:left w:val="nil"/>
-              <w:bottom w:val="single" w:sz="4" w:space="0" w:color="auto"/>
-              <w:right w:val="single" w:sz="4" w:space="0" w:color="auto"/>
-            </w:tcBorders>
-            <w:shd w:val="clear" w:color="000000" w:fill="FFFFFF"/>
-            <w:noWrap/>
-            <w:vAlign w:val="center"/>
-            <w:hideMark/>
-          </w:tcPr>
-          <w:p>
-            <w:pPr>
-              <w:pStyle w:val="Tabela2"/>
-            </w:pPr>
-            <w:r/>
-          </w:p>
-        </w:tc>
-        <w:tc>
-          <w:tcPr>
-            <w:tcW w:w="1538" w:type="dxa"/>
-            <w:tcBorders>
-              <w:top w:val="nil"/>
-              <w:left w:val="nil"/>
-              <w:bottom w:val="single" w:sz="4" w:space="0" w:color="auto"/>
-              <w:right w:val="single" w:sz="4" w:space="0" w:color="auto"/>
-            </w:tcBorders>
-            <w:shd w:val="clear" w:color="000000" w:fill="FFFFFF"/>
-            <w:vAlign w:val="center"/>
-            <w:hideMark/>
-          </w:tcPr>
-          <w:p>
-            <w:pPr>
-              <w:pStyle w:val="Tabela2"/>
-            </w:pPr>
-            <w:r/>
-          </w:p>
-        </w:tc>
-      </w:tr>
-      <w:tr>
-        <w:trPr>
-          <w:trHeight w:val="288"/>
-          <w:jc w:val="center"/>
-        </w:trPr>
-        <w:tc>
-          <w:tcPr>
-            <w:tcW w:w="354" w:type="dxa"/>
-            <w:tcBorders>
-              <w:top w:val="nil"/>
-              <w:left w:val="single" w:sz="4" w:space="0" w:color="auto"/>
-              <w:bottom w:val="single" w:sz="4" w:space="0" w:color="auto"/>
-              <w:right w:val="single" w:sz="4" w:space="0" w:color="auto"/>
-            </w:tcBorders>
-            <w:noWrap/>
-            <w:vAlign w:val="center"/>
-            <w:hideMark/>
-          </w:tcPr>
-          <w:p>
-            <w:pPr>
-              <w:pStyle w:val="Tabela2"/>
-              <w:jc w:val="center"/>
-              <w:rPr>
-                <w:b/>
-                <w:bCs/>
-              </w:rPr>
-            </w:pPr>
-            <w:r>
-              <w:rPr>
-                <w:b/>
-                <w:bCs/>
-              </w:rPr>
-            </w:r>
-          </w:p>
-        </w:tc>
-        <w:tc>
-          <w:tcPr>
-            <w:tcW w:w="2407" w:type="dxa"/>
-            <w:tcBorders>
-              <w:top w:val="nil"/>
-              <w:left w:val="nil"/>
-              <w:bottom w:val="single" w:sz="4" w:space="0" w:color="auto"/>
-              <w:right w:val="single" w:sz="4" w:space="0" w:color="auto"/>
-            </w:tcBorders>
-            <w:shd w:val="clear" w:color="000000" w:fill="FFFFFF"/>
-            <w:vAlign w:val="center"/>
-            <w:hideMark/>
-          </w:tcPr>
-          <w:p>
-            <w:pPr>
-              <w:pStyle w:val="Tabela2"/>
-            </w:pPr>
-            <w:r/>
-            <w:proofErr w:type="spellStart"/>
-            <w:r/>
-            <w:proofErr w:type="spellEnd"/>
-          </w:p>
-        </w:tc>
-        <w:tc>
-          <w:tcPr>
-            <w:tcW w:w="6105" w:type="dxa"/>
-            <w:tcBorders>
-              <w:top w:val="nil"/>
-              <w:left w:val="nil"/>
-              <w:bottom w:val="single" w:sz="4" w:space="0" w:color="auto"/>
-              <w:right w:val="single" w:sz="4" w:space="0" w:color="auto"/>
-            </w:tcBorders>
-            <w:shd w:val="clear" w:color="000000" w:fill="FFFFFF"/>
-            <w:vAlign w:val="center"/>
-            <w:hideMark/>
-          </w:tcPr>
-          <w:p>
-            <w:pPr>
-              <w:pStyle w:val="Tabela2"/>
-            </w:pPr>
-            <w:r/>
-          </w:p>
-        </w:tc>
-        <w:tc>
-          <w:tcPr>
-            <w:tcW w:w="4289" w:type="dxa"/>
-            <w:tcBorders>
-              <w:top w:val="nil"/>
-              <w:left w:val="nil"/>
-              <w:bottom w:val="single" w:sz="4" w:space="0" w:color="auto"/>
-              <w:right w:val="single" w:sz="4" w:space="0" w:color="auto"/>
-            </w:tcBorders>
-            <w:shd w:val="clear" w:color="000000" w:fill="FFFFFF"/>
-            <w:noWrap/>
-            <w:vAlign w:val="center"/>
-            <w:hideMark/>
-          </w:tcPr>
-          <w:p>
-            <w:pPr>
-              <w:pStyle w:val="Tabela2"/>
-            </w:pPr>
-            <w:r/>
-          </w:p>
-        </w:tc>
-        <w:tc>
-          <w:tcPr>
-            <w:tcW w:w="1538" w:type="dxa"/>
-            <w:tcBorders>
-              <w:top w:val="nil"/>
-              <w:left w:val="nil"/>
-              <w:bottom w:val="single" w:sz="4" w:space="0" w:color="auto"/>
-              <w:right w:val="single" w:sz="4" w:space="0" w:color="auto"/>
-            </w:tcBorders>
-            <w:shd w:val="clear" w:color="000000" w:fill="FFFFFF"/>
-            <w:vAlign w:val="center"/>
-            <w:hideMark/>
-          </w:tcPr>
-          <w:p>
-            <w:pPr>
-              <w:pStyle w:val="Tabela2"/>
-            </w:pPr>
-            <w:r/>
-          </w:p>
-        </w:tc>
-      </w:tr>
-      <w:tr>
-        <w:trPr>
-          <w:trHeight w:val="288"/>
-          <w:jc w:val="center"/>
-        </w:trPr>
-        <w:tc>
-          <w:tcPr>
-            <w:tcW w:w="354" w:type="dxa"/>
-            <w:tcBorders>
-              <w:top w:val="nil"/>
-              <w:left w:val="single" w:sz="4" w:space="0" w:color="auto"/>
-              <w:bottom w:val="single" w:sz="4" w:space="0" w:color="auto"/>
-              <w:right w:val="single" w:sz="4" w:space="0" w:color="auto"/>
-            </w:tcBorders>
-            <w:noWrap/>
-            <w:vAlign w:val="center"/>
-            <w:hideMark/>
-          </w:tcPr>
-          <w:p>
-            <w:pPr>
-              <w:pStyle w:val="Tabela2"/>
-              <w:jc w:val="center"/>
-              <w:rPr>
-                <w:b/>
-                <w:bCs/>
-              </w:rPr>
-            </w:pPr>
-            <w:r>
-              <w:rPr>
-                <w:b/>
-                <w:bCs/>
-              </w:rPr>
-            </w:r>
-          </w:p>
-        </w:tc>
-        <w:tc>
-          <w:tcPr>
-            <w:tcW w:w="2407" w:type="dxa"/>
-            <w:tcBorders>
-              <w:top w:val="nil"/>
-              <w:left w:val="nil"/>
-              <w:bottom w:val="single" w:sz="4" w:space="0" w:color="auto"/>
-              <w:right w:val="single" w:sz="4" w:space="0" w:color="auto"/>
-            </w:tcBorders>
-            <w:shd w:val="clear" w:color="000000" w:fill="FFFFFF"/>
-            <w:vAlign w:val="center"/>
-            <w:hideMark/>
-          </w:tcPr>
-          <w:p>
-            <w:pPr>
-              <w:pStyle w:val="Tabela2"/>
-            </w:pPr>
-            <w:proofErr w:type="spellStart"/>
-            <w:r/>
-            <w:proofErr w:type="spellEnd"/>
-            <w:r/>
-            <w:proofErr w:type="spellStart"/>
-            <w:r/>
-            <w:proofErr w:type="spellEnd"/>
-            <w:r/>
-          </w:p>
-        </w:tc>
-        <w:tc>
-          <w:tcPr>
-            <w:tcW w:w="6105" w:type="dxa"/>
-            <w:tcBorders>
-              <w:top w:val="nil"/>
-              <w:left w:val="nil"/>
-              <w:bottom w:val="single" w:sz="4" w:space="0" w:color="auto"/>
-              <w:right w:val="single" w:sz="4" w:space="0" w:color="auto"/>
-            </w:tcBorders>
-            <w:shd w:val="clear" w:color="000000" w:fill="FFFFFF"/>
-            <w:vAlign w:val="center"/>
-            <w:hideMark/>
-          </w:tcPr>
-          <w:p>
-            <w:pPr>
-              <w:pStyle w:val="Tabela2"/>
-            </w:pPr>
-            <w:proofErr w:type="spellStart"/>
-            <w:r/>
-            <w:proofErr w:type="spellEnd"/>
-            <w:r/>
-            <w:proofErr w:type="spellStart"/>
-            <w:r/>
-            <w:proofErr w:type="spellEnd"/>
-            <w:r/>
-          </w:p>
-        </w:tc>
-        <w:tc>
-          <w:tcPr>
-            <w:tcW w:w="4289" w:type="dxa"/>
-            <w:tcBorders>
-              <w:top w:val="nil"/>
-              <w:left w:val="nil"/>
-              <w:bottom w:val="single" w:sz="4" w:space="0" w:color="auto"/>
-              <w:right w:val="single" w:sz="4" w:space="0" w:color="auto"/>
-            </w:tcBorders>
-            <w:shd w:val="clear" w:color="000000" w:fill="FFFFFF"/>
-            <w:noWrap/>
-            <w:vAlign w:val="center"/>
-            <w:hideMark/>
-          </w:tcPr>
-          <w:p>
-            <w:pPr>
-              <w:pStyle w:val="Tabela2"/>
-            </w:pPr>
-            <w:r/>
-          </w:p>
-        </w:tc>
-        <w:tc>
-          <w:tcPr>
-            <w:tcW w:w="1538" w:type="dxa"/>
-            <w:tcBorders>
-              <w:top w:val="nil"/>
-              <w:left w:val="nil"/>
-              <w:bottom w:val="single" w:sz="4" w:space="0" w:color="auto"/>
-              <w:right w:val="single" w:sz="4" w:space="0" w:color="auto"/>
-            </w:tcBorders>
-            <w:shd w:val="clear" w:color="000000" w:fill="FFFFFF"/>
-            <w:vAlign w:val="center"/>
-            <w:hideMark/>
-          </w:tcPr>
-          <w:p>
-            <w:pPr>
-              <w:pStyle w:val="Tabela2"/>
-            </w:pPr>
-            <w:r/>
-          </w:p>
-        </w:tc>
-      </w:tr>
-      <w:tr>
-        <w:trPr>
-          <w:trHeight w:val="288"/>
-          <w:jc w:val="center"/>
-        </w:trPr>
-        <w:tc>
-          <w:tcPr>
-            <w:tcW w:w="354" w:type="dxa"/>
-            <w:tcBorders>
-              <w:top w:val="nil"/>
-              <w:left w:val="single" w:sz="4" w:space="0" w:color="auto"/>
-              <w:bottom w:val="single" w:sz="4" w:space="0" w:color="auto"/>
-              <w:right w:val="single" w:sz="4" w:space="0" w:color="auto"/>
-            </w:tcBorders>
-            <w:noWrap/>
-            <w:vAlign w:val="center"/>
-            <w:hideMark/>
-          </w:tcPr>
-          <w:p>
-            <w:pPr>
-              <w:pStyle w:val="Tabela2"/>
-              <w:jc w:val="center"/>
-              <w:rPr>
-                <w:b/>
-                <w:bCs/>
-              </w:rPr>
-            </w:pPr>
-            <w:r>
-              <w:rPr>
-                <w:b/>
-                <w:bCs/>
-              </w:rPr>
-            </w:r>
-          </w:p>
-        </w:tc>
-        <w:tc>
-          <w:tcPr>
-            <w:tcW w:w="2407" w:type="dxa"/>
-            <w:tcBorders>
-              <w:top w:val="nil"/>
-              <w:left w:val="nil"/>
-              <w:bottom w:val="single" w:sz="4" w:space="0" w:color="auto"/>
-              <w:right w:val="single" w:sz="4" w:space="0" w:color="auto"/>
-            </w:tcBorders>
-            <w:shd w:val="clear" w:color="000000" w:fill="FFFFFF"/>
-            <w:vAlign w:val="center"/>
-            <w:hideMark/>
-          </w:tcPr>
-          <w:p>
-            <w:pPr>
-              <w:pStyle w:val="Tabela2"/>
-            </w:pPr>
-            <w:proofErr w:type="spellStart"/>
-            <w:r/>
-            <w:proofErr w:type="spellEnd"/>
-            <w:r/>
-          </w:p>
-        </w:tc>
-        <w:tc>
-          <w:tcPr>
-            <w:tcW w:w="6105" w:type="dxa"/>
-            <w:tcBorders>
-              <w:top w:val="nil"/>
-              <w:left w:val="nil"/>
-              <w:bottom w:val="single" w:sz="4" w:space="0" w:color="auto"/>
-              <w:right w:val="single" w:sz="4" w:space="0" w:color="auto"/>
-            </w:tcBorders>
-            <w:shd w:val="clear" w:color="000000" w:fill="FFFFFF"/>
-            <w:vAlign w:val="center"/>
-            <w:hideMark/>
-          </w:tcPr>
-          <w:p>
-            <w:pPr>
-              <w:pStyle w:val="Tabela2"/>
-            </w:pPr>
-            <w:r/>
-          </w:p>
-        </w:tc>
-        <w:tc>
-          <w:tcPr>
-            <w:tcW w:w="4289" w:type="dxa"/>
-            <w:tcBorders>
-              <w:top w:val="nil"/>
-              <w:left w:val="nil"/>
-              <w:bottom w:val="single" w:sz="4" w:space="0" w:color="auto"/>
-              <w:right w:val="single" w:sz="4" w:space="0" w:color="auto"/>
-            </w:tcBorders>
-            <w:shd w:val="clear" w:color="000000" w:fill="FFFFFF"/>
-            <w:noWrap/>
-            <w:vAlign w:val="center"/>
-            <w:hideMark/>
-          </w:tcPr>
-          <w:p>
-            <w:pPr>
-              <w:pStyle w:val="Tabela2"/>
-            </w:pPr>
-            <w:r/>
-          </w:p>
-        </w:tc>
-        <w:tc>
-          <w:tcPr>
-            <w:tcW w:w="1538" w:type="dxa"/>
-            <w:tcBorders>
-              <w:top w:val="nil"/>
-              <w:left w:val="nil"/>
-              <w:bottom w:val="single" w:sz="4" w:space="0" w:color="auto"/>
-              <w:right w:val="single" w:sz="4" w:space="0" w:color="auto"/>
-            </w:tcBorders>
-            <w:shd w:val="clear" w:color="000000" w:fill="FFFFFF"/>
-            <w:vAlign w:val="center"/>
-            <w:hideMark/>
-          </w:tcPr>
-          <w:p>
-            <w:pPr>
-              <w:pStyle w:val="Tabela2"/>
-            </w:pPr>
-            <w:r/>
-          </w:p>
-        </w:tc>
-      </w:tr>
-      <w:tr>
-        <w:trPr>
-          <w:trHeight w:val="288"/>
-          <w:jc w:val="center"/>
-        </w:trPr>
-        <w:tc>
-          <w:tcPr>
-            <w:tcW w:w="354" w:type="dxa"/>
-            <w:tcBorders>
-              <w:top w:val="nil"/>
-              <w:left w:val="single" w:sz="4" w:space="0" w:color="auto"/>
-              <w:bottom w:val="single" w:sz="4" w:space="0" w:color="auto"/>
-              <w:right w:val="single" w:sz="4" w:space="0" w:color="auto"/>
-            </w:tcBorders>
-            <w:noWrap/>
-            <w:vAlign w:val="center"/>
-            <w:hideMark/>
-          </w:tcPr>
-          <w:p>
-            <w:pPr>
-              <w:pStyle w:val="Tabela2"/>
-              <w:jc w:val="center"/>
-              <w:rPr>
-                <w:b/>
-                <w:bCs/>
-              </w:rPr>
-            </w:pPr>
-            <w:r>
-              <w:rPr>
-                <w:b/>
-                <w:bCs/>
-              </w:rPr>
-            </w:r>
-          </w:p>
-        </w:tc>
-        <w:tc>
-          <w:tcPr>
-            <w:tcW w:w="2407" w:type="dxa"/>
-            <w:tcBorders>
-              <w:top w:val="nil"/>
-              <w:left w:val="nil"/>
-              <w:bottom w:val="single" w:sz="4" w:space="0" w:color="auto"/>
-              <w:right w:val="single" w:sz="4" w:space="0" w:color="auto"/>
-            </w:tcBorders>
-            <w:shd w:val="clear" w:color="000000" w:fill="FFFFFF"/>
-            <w:vAlign w:val="center"/>
-            <w:hideMark/>
-          </w:tcPr>
-          <w:p>
-            <w:pPr>
-              <w:pStyle w:val="Tabela2"/>
-            </w:pPr>
-            <w:r/>
-          </w:p>
-        </w:tc>
-        <w:tc>
-          <w:tcPr>
-            <w:tcW w:w="6105" w:type="dxa"/>
-            <w:tcBorders>
-              <w:top w:val="nil"/>
-              <w:left w:val="nil"/>
-              <w:bottom w:val="single" w:sz="4" w:space="0" w:color="auto"/>
-              <w:right w:val="single" w:sz="4" w:space="0" w:color="auto"/>
-            </w:tcBorders>
-            <w:shd w:val="clear" w:color="000000" w:fill="FFFFFF"/>
-            <w:vAlign w:val="center"/>
-            <w:hideMark/>
-          </w:tcPr>
-          <w:p>
-            <w:pPr>
-              <w:pStyle w:val="Tabela2"/>
-            </w:pPr>
-            <w:r/>
-          </w:p>
-        </w:tc>
-        <w:tc>
-          <w:tcPr>
-            <w:tcW w:w="4289" w:type="dxa"/>
-            <w:tcBorders>
-              <w:top w:val="nil"/>
-              <w:left w:val="nil"/>
-              <w:bottom w:val="single" w:sz="4" w:space="0" w:color="auto"/>
-              <w:right w:val="single" w:sz="4" w:space="0" w:color="auto"/>
-            </w:tcBorders>
-            <w:shd w:val="clear" w:color="000000" w:fill="FFFFFF"/>
-            <w:noWrap/>
-            <w:vAlign w:val="center"/>
-            <w:hideMark/>
-          </w:tcPr>
-          <w:p>
-            <w:pPr>
-              <w:pStyle w:val="Tabela2"/>
-            </w:pPr>
-            <w:r/>
-          </w:p>
-        </w:tc>
-        <w:tc>
-          <w:tcPr>
-            <w:tcW w:w="1538" w:type="dxa"/>
-            <w:tcBorders>
-              <w:top w:val="nil"/>
-              <w:left w:val="nil"/>
-              <w:bottom w:val="single" w:sz="4" w:space="0" w:color="auto"/>
-              <w:right w:val="single" w:sz="4" w:space="0" w:color="auto"/>
-            </w:tcBorders>
-            <w:shd w:val="clear" w:color="000000" w:fill="FFFFFF"/>
-            <w:vAlign w:val="center"/>
-            <w:hideMark/>
-          </w:tcPr>
-          <w:p>
-            <w:pPr>
-              <w:pStyle w:val="Tabela2"/>
-            </w:pPr>
-            <w:r/>
-          </w:p>
-        </w:tc>
-      </w:tr>
-      <w:tr>
-        <w:trPr>
-          <w:trHeight w:val="288"/>
-          <w:jc w:val="center"/>
-        </w:trPr>
-        <w:tc>
-          <w:tcPr>
-            <w:tcW w:w="354" w:type="dxa"/>
-            <w:tcBorders>
-              <w:top w:val="nil"/>
-              <w:left w:val="single" w:sz="4" w:space="0" w:color="auto"/>
-              <w:bottom w:val="single" w:sz="4" w:space="0" w:color="auto"/>
-              <w:right w:val="single" w:sz="4" w:space="0" w:color="auto"/>
-            </w:tcBorders>
-            <w:noWrap/>
-            <w:vAlign w:val="center"/>
-            <w:hideMark/>
-          </w:tcPr>
-          <w:p>
-            <w:pPr>
-              <w:pStyle w:val="Tabela2"/>
-              <w:jc w:val="center"/>
-              <w:rPr>
-                <w:b/>
-                <w:bCs/>
-              </w:rPr>
-            </w:pPr>
-            <w:r>
-              <w:rPr>
-                <w:b/>
-                <w:bCs/>
-              </w:rPr>
-            </w:r>
-          </w:p>
-        </w:tc>
-        <w:tc>
-          <w:tcPr>
-            <w:tcW w:w="2407" w:type="dxa"/>
-            <w:tcBorders>
-              <w:top w:val="nil"/>
-              <w:left w:val="nil"/>
-              <w:bottom w:val="single" w:sz="4" w:space="0" w:color="auto"/>
-              <w:right w:val="single" w:sz="4" w:space="0" w:color="auto"/>
-            </w:tcBorders>
-            <w:shd w:val="clear" w:color="000000" w:fill="FFFFFF"/>
-            <w:vAlign w:val="center"/>
-            <w:hideMark/>
-          </w:tcPr>
-          <w:p>
-            <w:pPr>
-              <w:pStyle w:val="Tabela2"/>
-            </w:pPr>
-            <w:r/>
-          </w:p>
-        </w:tc>
-        <w:tc>
-          <w:tcPr>
-            <w:tcW w:w="6105" w:type="dxa"/>
-            <w:tcBorders>
-              <w:top w:val="nil"/>
-              <w:left w:val="nil"/>
-              <w:bottom w:val="single" w:sz="4" w:space="0" w:color="auto"/>
-              <w:right w:val="single" w:sz="4" w:space="0" w:color="auto"/>
-            </w:tcBorders>
-            <w:shd w:val="clear" w:color="000000" w:fill="FFFFFF"/>
-            <w:vAlign w:val="center"/>
-            <w:hideMark/>
-          </w:tcPr>
-          <w:p>
-            <w:pPr>
-              <w:pStyle w:val="Tabela2"/>
-            </w:pPr>
-            <w:r/>
-          </w:p>
-        </w:tc>
-        <w:tc>
-          <w:tcPr>
-            <w:tcW w:w="4289" w:type="dxa"/>
-            <w:tcBorders>
-              <w:top w:val="nil"/>
-              <w:left w:val="nil"/>
-              <w:bottom w:val="single" w:sz="4" w:space="0" w:color="auto"/>
-              <w:right w:val="single" w:sz="4" w:space="0" w:color="auto"/>
-            </w:tcBorders>
-            <w:shd w:val="clear" w:color="000000" w:fill="FFFFFF"/>
-            <w:noWrap/>
-            <w:vAlign w:val="center"/>
-            <w:hideMark/>
-          </w:tcPr>
-          <w:p>
-            <w:pPr>
-              <w:pStyle w:val="Tabela2"/>
-            </w:pPr>
-            <w:r/>
-          </w:p>
-        </w:tc>
-        <w:tc>
-          <w:tcPr>
-            <w:tcW w:w="1538" w:type="dxa"/>
-            <w:tcBorders>
-              <w:top w:val="nil"/>
-              <w:left w:val="nil"/>
-              <w:bottom w:val="single" w:sz="4" w:space="0" w:color="auto"/>
-              <w:right w:val="single" w:sz="4" w:space="0" w:color="auto"/>
-            </w:tcBorders>
-            <w:shd w:val="clear" w:color="000000" w:fill="FFFFFF"/>
-            <w:vAlign w:val="center"/>
-            <w:hideMark/>
-          </w:tcPr>
-          <w:p>
-            <w:pPr>
-              <w:pStyle w:val="Tabela2"/>
-            </w:pPr>
-            <w:r/>
-          </w:p>
-        </w:tc>
-      </w:tr>
-    </w:tbl>
-    <w:p/>
-    <w:p>
-      <w:pPr>
-        <w:pStyle w:val="Tabela"/>
-      </w:pPr>
-      <w:r>
-        <w:t xml:space="preserve">Tabela </w:t>
-      </w:r>
-      <w:r>
-        <w:t>0</w:t>
-      </w:r>
-      <w:r>
-        <w:t xml:space="preserve">4. Lista de pessoas que se ofereceram para </w:t>
-      </w:r>
-      <w:r>
-        <w:t>responder o questionário</w:t>
+        <w:t xml:space="preserve">Tabela 03. Lista de pessoas que se ofereceram para responder o questionário</w:t>
       </w:r>
     </w:p>
     <w:tbl>
@@ -11150,9 +6977,6 @@
               <w:pStyle w:val="Tabela2"/>
             </w:pPr>
             <w:r/>
-            <w:proofErr w:type="spellStart"/>
-            <w:r/>
-            <w:proofErr w:type="spellEnd"/>
           </w:p>
         </w:tc>
         <w:tc>
@@ -11248,9 +7072,6 @@
             <w:pPr>
               <w:pStyle w:val="Tabela2"/>
             </w:pPr>
-            <w:proofErr w:type="spellStart"/>
-            <w:r/>
-            <w:proofErr w:type="spellEnd"/>
             <w:r/>
           </w:p>
         </w:tc>
@@ -11322,36 +7143,12 @@
     </w:p>
     <w:p>
       <w:r>
-        <w:t xml:space="preserve">Para esta consultoria, foram realizadas entrevistas com quatro grupos de atores-chave: representantes do poder público, setor privado, academia e sociedade civil. Para cada grupo, elaborou-se um </w:t>
-      </w:r>
-      <w:r>
-        <w:t>instrumental</w:t>
-      </w:r>
-      <w:r>
-        <w:t xml:space="preserve"> específico, baseado em um roteiro semiestruturado adaptado ao perfil de cada </w:t>
-      </w:r>
-      <w:r>
-        <w:t xml:space="preserve">grupo de </w:t>
-      </w:r>
-      <w:r>
-        <w:t>entrevistado</w:t>
-      </w:r>
-      <w:r>
-        <w:t>s</w:t>
-      </w:r>
-      <w:r>
-        <w:t>. O objetivo foi aprofundar tanto questões técnicas quanto percepções sobre governança e prioridades locais. Todos os questionários foram estruturados a partir dos quatro eixos da metodologia CCFLA/CEPAL: política climática, finanças, dados e governança.</w:t>
-      </w:r>
-    </w:p>
-    <w:p>
-      <w:r>
-        <w:t>A seleção dos entrevistados foi definida em conjunto com o IPPLAM, utilizando critérios objetivos: relevância institucional, conhecimento técnico e capacidade de influência. O processo seguiu um protocolo ético, com consentimento formal para gravação e garantia de confidencialidade</w:t>
-      </w:r>
-      <w:r>
-        <w:t>, já que todos os entrevistados foram anonimizados nas análises que serão apresentadas nas próximas seções desse documento</w:t>
-      </w:r>
-      <w:r>
-        <w:t>. Esses procedimentos asseguram a integridade das informações, a transparência da pesquisa e o cumprimento das normas legais aplicáveis à administração pública.</w:t>
+        <w:t xml:space="preserve">Para esta consultoria, foram realizadas entrevistas com quatro grupos de atores-chave: representantes do poder público, setor privado, academia e sociedade civil. Para cada grupo, elaborou-se um instrumental específico, baseado em um roteiro semiestruturado adaptado ao perfil de cada grupo de entrevistados. O objetivo foi aprofundar tanto questões técnicas quanto percepções sobre governança e prioridades locais. Todos os questionários foram estruturados a partir dos quatro eixos da metodologia CCFLA/CEPAL: política climática, finanças, dados e governança.</w:t>
+      </w:r>
+    </w:p>
+    <w:p>
+      <w:r>
+        <w:t>A seleção dos entrevistados foi definida em conjunto com o IPPLAM, utilizando critérios objetivos: relevância institucional, conhecimento técnico e capacidade de influência. O processo seguiu um protocolo ético, com consentimento formal para gravação e garantia de confidencialidade, já que todos os entrevistados foram anonimizados nas análises que serão apresentadas nas próximas seções desse documento. Esses procedimentos asseguram a integridade das informações, a transparência da pesquisa e o cumprimento das normas legais aplicáveis à administração pública.</w:t>
       </w:r>
     </w:p>
     <w:p>
@@ -11374,10 +7171,7 @@
         <w:t xml:space="preserve">Termo de Consentimento e Autorização para Gravação de Áudio e Vídeo </w:t>
       </w:r>
       <w:r>
-        <w:t>(Anexo 02): assinado por todos os entrevistados. Esclarece os objetivos da pesquisa, as con</w:t>
-      </w:r>
-      <w:r>
-        <w:t>dições de participação, o uso e o armazenamento dos dados, além dos direitos dos participantes, em conformidade com a proteção de dados pessoais.</w:t>
+        <w:t xml:space="preserve">(Anexo 01): assinado por todos os entrevistados. Esclarece os objetivos da pesquisa, as condições de participação, o uso e o armazenamento dos dados, além dos direitos dos participantes, em conformidade com a proteção de dados pessoais.</w:t>
       </w:r>
     </w:p>
     <w:p>
@@ -11395,10 +7189,7 @@
         <w:t xml:space="preserve">Protocolo de Registro/Matriz de Controle de Entrevistas Semiestruturadas </w:t>
       </w:r>
       <w:r>
-        <w:t>(Anexo 03): utilizado pela consultoria para documentar e rastrear todas as informações</w:t>
-      </w:r>
-      <w:r>
-        <w:t xml:space="preserve"> obtidas durante as entrevistas, garantindo a organização e a rastreabilidade dos dados produzidos</w:t>
+        <w:t xml:space="preserve">(Anexo 02): utilizado pela consultoria para documentar e rastrear todas as informações obtidas durante as entrevistas, garantindo a organização e a rastreabilidade dos dados produzidos</w:t>
       </w:r>
       <w:r>
         <w:rPr>
@@ -11417,61 +7208,7 @@
     </w:p>
     <w:p>
       <w:r>
-        <w:t>A seguir</w:t>
-      </w:r>
-      <w:r>
-        <w:t>,</w:t>
-      </w:r>
-      <w:r>
-        <w:t xml:space="preserve"> apresentaremos os instrumentais utilizados nas entrevistas semiestruturadas por grupo de atores-chave</w:t>
-      </w:r>
-      <w:r>
-        <w:t xml:space="preserve"> e a metodologia/roteiro único utilizado durante as entrevistas</w:t>
-      </w:r>
-      <w:r>
-        <w:t>. As perguntas</w:t>
-      </w:r>
-      <w:r>
-        <w:t xml:space="preserve"> utilizadas</w:t>
-      </w:r>
-      <w:r>
-        <w:t xml:space="preserve"> </w:t>
-      </w:r>
-      <w:r>
-        <w:t>n</w:t>
-      </w:r>
-      <w:r>
-        <w:t xml:space="preserve">as entrevistas </w:t>
-      </w:r>
-      <w:r>
-        <w:t xml:space="preserve">são as mesmas que </w:t>
-      </w:r>
-      <w:r>
-        <w:t xml:space="preserve">integram o questionário online que foi oferecido como alternativa para o grupo de voluntários da </w:t>
-      </w:r>
-      <w:r>
-        <w:t>Reunião de Mobilização e Sensibilização de Atores</w:t>
-      </w:r>
-      <w:r>
-        <w:t xml:space="preserve"> e</w:t>
-      </w:r>
-      <w:r>
-        <w:t xml:space="preserve"> para os</w:t>
-      </w:r>
-      <w:r>
-        <w:t xml:space="preserve"> </w:t>
-      </w:r>
-      <w:r>
-        <w:t xml:space="preserve">representantes dos </w:t>
-      </w:r>
-      <w:r>
-        <w:t>atores-chave</w:t>
-      </w:r>
-      <w:r>
-        <w:t xml:space="preserve"> que não participaram das entrevistas.</w:t>
-      </w:r>
-      <w:r>
-        <w:t xml:space="preserve"> </w:t>
+        <w:t xml:space="preserve">A seguir, apresentaremos os instrumentais utilizados nas entrevistas semiestruturadas por grupo de atores-chave e a metodologia/roteiro único utilizado durante as entrevistas. As perguntas utilizadas nas entrevistas são as mesmas que integram o questionário online que foi oferecido como alternativa para o grupo de voluntários da Reunião de Mobilização e Sensibilização de Atores e para os representantes dos atores-chave que não participaram das entrevistas. </w:t>
       </w:r>
     </w:p>
     <w:p>
@@ -11507,10 +7244,7 @@
       </w:pPr>
       <w:bookmarkStart w:id="8" w:name="_Toc239979638"/>
       <w:r>
-        <w:t xml:space="preserve">Setor </w:t>
-      </w:r>
-      <w:r>
-        <w:t>Público</w:t>
+        <w:t xml:space="preserve">Setor Público</w:t>
       </w:r>
       <w:bookmarkEnd w:id="8"/>
     </w:p>
@@ -11597,14 +7331,7 @@
                 <w:b/>
                 <w:bCs/>
               </w:rPr>
-              <w:t>Pergunta</w:t>
-            </w:r>
-            <w:r>
-              <w:rPr>
-                <w:b/>
-                <w:bCs/>
-              </w:rPr>
-              <w:t>s</w:t>
+              <w:t>Perguntas</w:t>
             </w:r>
           </w:p>
         </w:tc>
@@ -12308,10 +8035,7 @@
       </w:pPr>
       <w:bookmarkStart w:id="9" w:name="_Toc239979639"/>
       <w:r>
-        <w:t xml:space="preserve">Setor </w:t>
-      </w:r>
-      <w:r>
-        <w:t>Privado</w:t>
+        <w:t xml:space="preserve">Setor Privado</w:t>
       </w:r>
       <w:bookmarkEnd w:id="9"/>
     </w:p>
@@ -12398,14 +8122,7 @@
                 <w:b/>
                 <w:bCs/>
               </w:rPr>
-              <w:t>Pergunta</w:t>
-            </w:r>
-            <w:r>
-              <w:rPr>
-                <w:b/>
-                <w:bCs/>
-              </w:rPr>
-              <w:t>s</w:t>
+              <w:t>Perguntas</w:t>
             </w:r>
           </w:p>
         </w:tc>
@@ -12474,21 +8191,7 @@
                 <w:color w:val="0F1115"/>
               </w:rPr>
               <w:br/>
-              <w:t>Quais riscos e impactos das mudanças climáticas</w:t>
-            </w:r>
-            <w:r>
-              <w:rPr>
-                <w:rFonts w:cs="Segoe UI"/>
-                <w:color w:val="0F1115"/>
-              </w:rPr>
-              <w:t>,</w:t>
-            </w:r>
-            <w:r>
-              <w:rPr>
-                <w:rFonts w:cs="Segoe UI"/>
-                <w:color w:val="0F1115"/>
-              </w:rPr>
-              <w:t xml:space="preserve"> considera mais relevantes para Maringá e suas atividades econômicas?</w:t>
+              <w:t xml:space="preserve">Quais riscos e impactos das mudanças climáticas, considera mais relevantes para Maringá e suas atividades econômicas?</w:t>
             </w:r>
           </w:p>
         </w:tc>
@@ -12696,12 +8399,6 @@
               </w:rPr>
               <w:br/>
               <w:t xml:space="preserve">Os dados e informações disponíveis são suficientes para avaliar riscos e apoiar decisões de </w:t>
-            </w:r>
-            <w:r>
-              <w:rPr>
-                <w:rFonts w:cs="Segoe UI"/>
-                <w:color w:val="0F1115"/>
-              </w:rPr>
               <w:lastRenderedPageBreak/>
               <w:t>investimento? Como avalia sua qualidade, atualização e acesso e quais são as principais lacunas?</w:t>
             </w:r>
@@ -13149,14 +8846,7 @@
                 <w:b/>
                 <w:bCs/>
               </w:rPr>
-              <w:t>Pergunta</w:t>
-            </w:r>
-            <w:r>
-              <w:rPr>
-                <w:b/>
-                <w:bCs/>
-              </w:rPr>
-              <w:t>s</w:t>
+              <w:t>Perguntas</w:t>
             </w:r>
           </w:p>
         </w:tc>
@@ -13886,14 +9576,7 @@
                 <w:b/>
                 <w:bCs/>
               </w:rPr>
-              <w:t>Pergunta</w:t>
-            </w:r>
-            <w:r>
-              <w:rPr>
-                <w:b/>
-                <w:bCs/>
-              </w:rPr>
-              <w:t>s</w:t>
+              <w:t>Perguntas</w:t>
             </w:r>
           </w:p>
         </w:tc>
@@ -14525,121 +10208,14 @@
     </w:p>
     <w:p>
       <w:r>
-        <w:t>O roteiro único foi concebido para garantir comparabilidade entre os grupos, mas exig</w:t>
-      </w:r>
-      <w:r>
-        <w:t>iu</w:t>
-      </w:r>
-      <w:r>
-        <w:t xml:space="preserve"> adaptações metodológicas que assegur</w:t>
-      </w:r>
-      <w:r>
-        <w:t>ass</w:t>
-      </w:r>
-      <w:r>
-        <w:t xml:space="preserve">em sua aplicação adequada a cada perfil de entrevistado </w:t>
-      </w:r>
-      <w:r>
-        <w:t xml:space="preserve">(poder público, privado, academia ou sociedade civil), sem alterar a essência das perguntas </w:t>
-      </w:r>
-      <w:r>
-        <w:t>e a qualidade dos registros produzidos.</w:t>
-      </w:r>
-      <w:r>
-        <w:t xml:space="preserve"> </w:t>
-      </w:r>
-    </w:p>
-    <w:p>
-      <w:r>
-        <w:t>O</w:t>
-      </w:r>
-      <w:r>
-        <w:t>s</w:t>
-      </w:r>
-      <w:r>
-        <w:t xml:space="preserve"> termo</w:t>
-      </w:r>
-      <w:r>
-        <w:t>s</w:t>
-      </w:r>
-      <w:r>
-        <w:t xml:space="preserve"> de consentimento </w:t>
-      </w:r>
-      <w:r>
-        <w:t>foram</w:t>
-      </w:r>
-      <w:r>
-        <w:t xml:space="preserve"> assinado</w:t>
-      </w:r>
-      <w:r>
-        <w:t>s</w:t>
-      </w:r>
-      <w:r>
-        <w:t xml:space="preserve"> antes da gravação, e os dados armazenados em ambiente seguro, com prazo de retenção definido e descarte adequado após o término do projeto.</w:t>
-      </w:r>
-      <w:r>
-        <w:t xml:space="preserve"> </w:t>
-      </w:r>
-      <w:r>
-        <w:t xml:space="preserve">Todas as </w:t>
-      </w:r>
-      <w:r>
-        <w:t>entrevistas foram</w:t>
-      </w:r>
-      <w:r>
-        <w:t xml:space="preserve"> registradas na Matriz de Controle de Entrevistas Semiestruturadas (Anexo 03), com campos </w:t>
-      </w:r>
-      <w:r>
-        <w:t xml:space="preserve">para </w:t>
-      </w:r>
-      <w:r>
-        <w:t xml:space="preserve">identificação e </w:t>
-      </w:r>
-      <w:r>
-        <w:t xml:space="preserve">grupo do entrevistado, </w:t>
-      </w:r>
-      <w:r>
-        <w:t xml:space="preserve">data e </w:t>
-      </w:r>
-      <w:r>
+        <w:t xml:space="preserve">O roteiro único foi concebido para garantir comparabilidade entre os grupos, mas exigiu adaptações metodológicas que assegurassem sua aplicação adequada a cada perfil de entrevistado (poder público, privado, academia ou sociedade civil), sem alterar a essência das perguntas e a qualidade dos registros produzidos. </w:t>
+      </w:r>
+    </w:p>
+    <w:p>
+      <w:r>
+        <w:t xml:space="preserve">Os termos de consentimento foram assinados antes da gravação, e os dados armazenados em ambiente seguro, com prazo de retenção definido e descarte adequado após o término do projeto. Todas as entrevistas foram registradas na Matriz de Controle de Entrevistas Semiestruturadas (Anexo 02), com campos para identificação e grupo do entrevistado, data e </w:t>
         <w:lastRenderedPageBreak/>
-        <w:t xml:space="preserve">duração, </w:t>
-      </w:r>
-      <w:r>
-        <w:t xml:space="preserve">assinatura do </w:t>
-      </w:r>
-      <w:r>
-        <w:t>TCLE</w:t>
-      </w:r>
-      <w:r>
-        <w:t>, gravação de v</w:t>
-      </w:r>
-      <w:r>
-        <w:t xml:space="preserve">ídeo </w:t>
-      </w:r>
-      <w:r>
-        <w:t>e</w:t>
-      </w:r>
-      <w:r>
-        <w:t xml:space="preserve"> </w:t>
-      </w:r>
-      <w:r>
-        <w:t>á</w:t>
-      </w:r>
-      <w:r>
-        <w:t>udio</w:t>
-      </w:r>
-      <w:r>
-        <w:t>, e conclusão da t</w:t>
-      </w:r>
-      <w:r>
-        <w:t xml:space="preserve">ranscrição </w:t>
-      </w:r>
-      <w:r>
-        <w:t>e anonimização</w:t>
-      </w:r>
-      <w:r>
-        <w:t xml:space="preserve">. </w:t>
+        <w:t xml:space="preserve">duração, assinatura do TCLE, gravação de vídeo e áudio, e conclusão da transcrição e anonimização. </w:t>
       </w:r>
     </w:p>
     <w:p>
@@ -14715,13 +10291,7 @@
         <w:t>Condução:</w:t>
       </w:r>
       <w:r>
-        <w:t> Entrevistador</w:t>
-      </w:r>
-      <w:r>
-        <w:t xml:space="preserve"> </w:t>
-      </w:r>
-      <w:r>
-        <w:t>com apoio de roteiro e registro em matriz de controle</w:t>
+        <w:t xml:space="preserve"> Entrevistador com apoio de roteiro e registro em matriz de controle</w:t>
       </w:r>
     </w:p>
     <w:p>
@@ -14736,14 +10306,7 @@
           <w:b/>
           <w:bCs/>
         </w:rPr>
-        <w:t>a</w:t>
-      </w:r>
-      <w:r>
-        <w:rPr>
-          <w:b/>
-          <w:bCs/>
-        </w:rPr>
-        <w:t>. Abertura e Consentimento (5 min)</w:t>
+        <w:t>a. Abertura e Consentimento (5 min)</w:t>
       </w:r>
     </w:p>
     <w:p>
@@ -14829,86 +10392,16 @@
           <w:b/>
           <w:bCs/>
         </w:rPr>
-        <w:t>b</w:t>
-      </w:r>
+        <w:t xml:space="preserve">b. Bloco I: Percepção de Riscos e Prioridades Climáticas - Eixo Política Climática (10 min)</w:t>
+      </w:r>
+    </w:p>
+    <w:p>
       <w:r>
         <w:rPr>
           <w:b/>
           <w:bCs/>
         </w:rPr>
-        <w:t xml:space="preserve">. </w:t>
-      </w:r>
-      <w:r>
-        <w:rPr>
-          <w:b/>
-          <w:bCs/>
-        </w:rPr>
-        <w:t>Bloco I</w:t>
-      </w:r>
-      <w:r>
-        <w:rPr>
-          <w:b/>
-          <w:bCs/>
-        </w:rPr>
-        <w:t xml:space="preserve">: </w:t>
-      </w:r>
-      <w:r>
-        <w:rPr>
-          <w:b/>
-          <w:bCs/>
-        </w:rPr>
-        <w:t xml:space="preserve">Percepção de Riscos e Prioridades Climáticas </w:t>
-      </w:r>
-      <w:r>
-        <w:rPr>
-          <w:b/>
-          <w:bCs/>
-        </w:rPr>
-        <w:t>-</w:t>
-      </w:r>
-      <w:r>
-        <w:rPr>
-          <w:b/>
-          <w:bCs/>
-        </w:rPr>
-        <w:t xml:space="preserve"> </w:t>
-      </w:r>
-      <w:r>
-        <w:rPr>
-          <w:b/>
-          <w:bCs/>
-        </w:rPr>
-        <w:t>Eixo Política Climática</w:t>
-      </w:r>
-      <w:r>
-        <w:rPr>
-          <w:b/>
-          <w:bCs/>
-        </w:rPr>
-        <w:t xml:space="preserve"> </w:t>
-      </w:r>
-      <w:r>
-        <w:rPr>
-          <w:b/>
-          <w:bCs/>
-        </w:rPr>
-        <w:t>(10 min)</w:t>
-      </w:r>
-    </w:p>
-    <w:p>
-      <w:r>
-        <w:rPr>
-          <w:b/>
-          <w:bCs/>
-        </w:rPr>
-        <w:t>Pergunta 1:</w:t>
-      </w:r>
-      <w:r>
-        <w:rPr>
-          <w:b/>
-          <w:bCs/>
-        </w:rPr>
-        <w:t xml:space="preserve"> </w:t>
+        <w:t xml:space="preserve">Pergunta 1: </w:t>
       </w:r>
       <w:r>
         <w:t>Na sua visão, quais são os riscos e impactos das mudanças climáticas mais relevantes para Maringá?</w:t>
@@ -14953,14 +10446,7 @@
           <w:b/>
           <w:bCs/>
         </w:rPr>
-        <w:t>Pergunta 2:</w:t>
-      </w:r>
-      <w:r>
-        <w:rPr>
-          <w:b/>
-          <w:bCs/>
-        </w:rPr>
-        <w:t xml:space="preserve"> </w:t>
+        <w:t xml:space="preserve">Pergunta 2: </w:t>
       </w:r>
       <w:r>
         <w:t>Como você avalia as políticas e ações que o Município tem desenvolvido para enfrentar as mudanças climáticas?</w:t>
@@ -15011,72 +10497,16 @@
           <w:b/>
           <w:bCs/>
         </w:rPr>
-        <w:t>c</w:t>
-      </w:r>
+        <w:t xml:space="preserve">c. Bloco II: Dados, Informações e Conhecimento - Eixo Dados (10 min)</w:t>
+      </w:r>
+    </w:p>
+    <w:p>
       <w:r>
         <w:rPr>
           <w:b/>
           <w:bCs/>
         </w:rPr>
-        <w:t>. Bloco II</w:t>
-      </w:r>
-      <w:r>
-        <w:rPr>
-          <w:b/>
-          <w:bCs/>
-        </w:rPr>
-        <w:t>:</w:t>
-      </w:r>
-      <w:r>
-        <w:rPr>
-          <w:b/>
-          <w:bCs/>
-        </w:rPr>
-        <w:t xml:space="preserve"> Dados, Informações e Conhecimento </w:t>
-      </w:r>
-      <w:r>
-        <w:rPr>
-          <w:b/>
-          <w:bCs/>
-        </w:rPr>
-        <w:t xml:space="preserve">- </w:t>
-      </w:r>
-      <w:r>
-        <w:rPr>
-          <w:b/>
-          <w:bCs/>
-        </w:rPr>
-        <w:t>Eixo Dados</w:t>
-      </w:r>
-      <w:r>
-        <w:rPr>
-          <w:b/>
-          <w:bCs/>
-        </w:rPr>
-        <w:t xml:space="preserve"> </w:t>
-      </w:r>
-      <w:r>
-        <w:rPr>
-          <w:b/>
-          <w:bCs/>
-        </w:rPr>
-        <w:t>(10 min)</w:t>
-      </w:r>
-    </w:p>
-    <w:p>
-      <w:r>
-        <w:rPr>
-          <w:b/>
-          <w:bCs/>
-        </w:rPr>
-        <w:t>Pergunta 3:</w:t>
-      </w:r>
-      <w:r>
-        <w:rPr>
-          <w:b/>
-          <w:bCs/>
-        </w:rPr>
-        <w:t xml:space="preserve"> </w:t>
+        <w:t xml:space="preserve">Pergunta 3: </w:t>
       </w:r>
       <w:r>
         <w:t>Os dados e informações disponíveis sobre riscos, vulnerabilidades e ações climáticas em Maringá são suficientes para apoiar decisões?</w:t>
@@ -15135,116 +10565,40 @@
           <w:b/>
           <w:bCs/>
         </w:rPr>
-        <w:t>Pergunta 4:</w:t>
-      </w:r>
-      <w:r>
+        <w:t xml:space="preserve">Pergunta 4: </w:t>
+      </w:r>
+      <w:r>
+        <w:t>Que conhecimentos, tecnologias ou soluções sua instituição/organização poderia aportar para fortalecer a agenda climática de Maringá?</w:t>
+      </w:r>
+    </w:p>
+    <w:p>
+      <w:r>
+        <w:lastRenderedPageBreak/>
+        <w:t xml:space="preserve">(Adaptar conforme o grupo: estudos técnicos, dados setoriais, mobilização comunitária, inovação empresarial etc.)</w:t>
+      </w:r>
+    </w:p>
+    <w:p>
+      <w:pPr>
         <w:rPr>
           <w:b/>
           <w:bCs/>
         </w:rPr>
-        <w:t xml:space="preserve"> </w:t>
-      </w:r>
-      <w:r>
-        <w:t>Que conhecimentos, tecnologias ou soluções sua instituição/organização poderia aportar para fortalecer a agenda climática de Maringá?</w:t>
-      </w:r>
-    </w:p>
-    <w:p>
-      <w:r>
-        <w:lastRenderedPageBreak/>
-        <w:t xml:space="preserve">(Adaptar conforme o grupo: estudos técnicos, dados setoriais, mobilização comunitária, inovação </w:t>
-      </w:r>
-      <w:r>
-        <w:t>empresarial etc.</w:t>
-      </w:r>
-      <w:r>
-        <w:t>)</w:t>
-      </w:r>
-    </w:p>
-    <w:p>
-      <w:pPr>
+      </w:pPr>
+      <w:r>
         <w:rPr>
           <w:b/>
           <w:bCs/>
         </w:rPr>
-      </w:pPr>
+        <w:t xml:space="preserve">d. Bloco III: Financiamento e Investimentos Climáticos - Eixo Finanças (10 min)</w:t>
+      </w:r>
+    </w:p>
+    <w:p>
       <w:r>
         <w:rPr>
           <w:b/>
           <w:bCs/>
         </w:rPr>
-        <w:t>d</w:t>
-      </w:r>
-      <w:r>
-        <w:rPr>
-          <w:b/>
-          <w:bCs/>
-        </w:rPr>
-        <w:t>. Bloco III</w:t>
-      </w:r>
-      <w:r>
-        <w:rPr>
-          <w:b/>
-          <w:bCs/>
-        </w:rPr>
-        <w:t xml:space="preserve">: </w:t>
-      </w:r>
-      <w:r>
-        <w:rPr>
-          <w:b/>
-          <w:bCs/>
-        </w:rPr>
-        <w:t>Financiamento e Investimentos Climáticos</w:t>
-      </w:r>
-      <w:r>
-        <w:rPr>
-          <w:b/>
-          <w:bCs/>
-        </w:rPr>
-        <w:t xml:space="preserve"> -</w:t>
-      </w:r>
-      <w:r>
-        <w:rPr>
-          <w:b/>
-          <w:bCs/>
-        </w:rPr>
-        <w:t xml:space="preserve"> </w:t>
-      </w:r>
-      <w:r>
-        <w:rPr>
-          <w:b/>
-          <w:bCs/>
-        </w:rPr>
-        <w:t>Eixo Finanças</w:t>
-      </w:r>
-      <w:r>
-        <w:rPr>
-          <w:b/>
-          <w:bCs/>
-        </w:rPr>
-        <w:t xml:space="preserve"> </w:t>
-      </w:r>
-      <w:r>
-        <w:rPr>
-          <w:b/>
-          <w:bCs/>
-        </w:rPr>
-        <w:t>(10 min)</w:t>
-      </w:r>
-    </w:p>
-    <w:p>
-      <w:r>
-        <w:rPr>
-          <w:b/>
-          <w:bCs/>
-        </w:rPr>
-        <w:t>Pergunta 5:</w:t>
-      </w:r>
-      <w:r>
-        <w:rPr>
-          <w:b/>
-          <w:bCs/>
-        </w:rPr>
-        <w:t xml:space="preserve"> </w:t>
+        <w:t xml:space="preserve">Pergunta 5: </w:t>
       </w:r>
       <w:r>
         <w:t>Quais áreas, serviços ou infraestruturas deveriam ser priorizados nos investimentos climáticos de Maringá?</w:t>
@@ -15291,14 +10645,7 @@
           <w:b/>
           <w:bCs/>
         </w:rPr>
-        <w:t>Pergunta 6:</w:t>
-      </w:r>
-      <w:r>
-        <w:rPr>
-          <w:b/>
-          <w:bCs/>
-        </w:rPr>
-        <w:t xml:space="preserve"> </w:t>
+        <w:t xml:space="preserve">Pergunta 6: </w:t>
       </w:r>
       <w:r>
         <w:t>Que mecanismos poderiam ampliar e diversificar os recursos para investimentos climáticos no Município?</w:t>
@@ -15338,31 +10685,13 @@
       <w:r>
         <w:t xml:space="preserve">Setor Privado: PPPs, concessões, investimento privado, </w:t>
       </w:r>
-      <w:proofErr w:type="spellStart"/>
       <w:r>
         <w:rPr>
           <w:i/>
           <w:iCs/>
         </w:rPr>
-        <w:t>blended</w:t>
-      </w:r>
-      <w:proofErr w:type="spellEnd"/>
-      <w:r>
-        <w:rPr>
-          <w:i/>
-          <w:iCs/>
-        </w:rPr>
-        <w:t xml:space="preserve"> </w:t>
-      </w:r>
-      <w:proofErr w:type="spellStart"/>
-      <w:r>
-        <w:rPr>
-          <w:i/>
-          <w:iCs/>
-        </w:rPr>
-        <w:t>finance</w:t>
-      </w:r>
-      <w:proofErr w:type="spellEnd"/>
+        <w:t xml:space="preserve">blended finance</w:t>
+      </w:r>
       <w:r>
         <w:t>;</w:t>
       </w:r>
@@ -15403,14 +10732,7 @@
           <w:b/>
           <w:bCs/>
         </w:rPr>
-        <w:t>Pergunta 7:</w:t>
-      </w:r>
-      <w:r>
-        <w:rPr>
-          <w:b/>
-          <w:bCs/>
-        </w:rPr>
-        <w:t xml:space="preserve"> </w:t>
+        <w:t xml:space="preserve">Pergunta 7: </w:t>
       </w:r>
       <w:r>
         <w:t>Como você avalia o diálogo e a cooperação entre os diferentes setores (Prefeitura, setor privado, academia, sociedade civil) para desenvolver e financiar projetos climáticos?</w:t>
@@ -15463,72 +10785,16 @@
           <w:b/>
           <w:bCs/>
         </w:rPr>
-        <w:t>e</w:t>
-      </w:r>
+        <w:t xml:space="preserve">e. Bloco IV: Governança, Articulação e Participação - Eixo Governança (10 min)</w:t>
+      </w:r>
+    </w:p>
+    <w:p>
       <w:r>
         <w:rPr>
           <w:b/>
           <w:bCs/>
         </w:rPr>
-        <w:t>. Bloco IV</w:t>
-      </w:r>
-      <w:r>
-        <w:rPr>
-          <w:b/>
-          <w:bCs/>
-        </w:rPr>
-        <w:t>:</w:t>
-      </w:r>
-      <w:r>
-        <w:rPr>
-          <w:b/>
-          <w:bCs/>
-        </w:rPr>
-        <w:t xml:space="preserve"> Governança, Articulação e Participação</w:t>
-      </w:r>
-      <w:r>
-        <w:rPr>
-          <w:b/>
-          <w:bCs/>
-        </w:rPr>
-        <w:t xml:space="preserve"> -</w:t>
-      </w:r>
-      <w:r>
-        <w:rPr>
-          <w:b/>
-          <w:bCs/>
-        </w:rPr>
-        <w:t xml:space="preserve"> </w:t>
-      </w:r>
-      <w:r>
-        <w:rPr>
-          <w:b/>
-          <w:bCs/>
-        </w:rPr>
-        <w:t xml:space="preserve">Eixo Governança </w:t>
-      </w:r>
-      <w:r>
-        <w:rPr>
-          <w:b/>
-          <w:bCs/>
-        </w:rPr>
-        <w:t>(10 min)</w:t>
-      </w:r>
-    </w:p>
-    <w:p>
-      <w:r>
-        <w:rPr>
-          <w:b/>
-          <w:bCs/>
-        </w:rPr>
-        <w:t>Pergunta 8:</w:t>
-      </w:r>
-      <w:r>
-        <w:rPr>
-          <w:b/>
-          <w:bCs/>
-        </w:rPr>
-        <w:t xml:space="preserve"> </w:t>
+        <w:t xml:space="preserve">Pergunta 8: </w:t>
       </w:r>
       <w:r>
         <w:t>Como estão distribuídas as responsabilidades e a coordenação entre os atores envolvidos na agenda climática de Maringá?</w:t>
@@ -15575,33 +10841,19 @@
           <w:b/>
           <w:bCs/>
         </w:rPr>
-        <w:t>Pergunta 9:</w:t>
-      </w:r>
+        <w:t xml:space="preserve">Pergunta 9: </w:t>
+      </w:r>
+      <w:r>
+        <w:t>Como a cooperação regional (com outros municípios e instituições) poderia contribuir para enfrentar problemas climáticos comuns e ampliar oportunidades de projetos e financiamento?</w:t>
+      </w:r>
+    </w:p>
+    <w:p>
       <w:r>
         <w:rPr>
           <w:b/>
           <w:bCs/>
         </w:rPr>
-        <w:t xml:space="preserve"> </w:t>
-      </w:r>
-      <w:r>
-        <w:t>Como a cooperação regional (com outros municípios e instituições) poderia contribuir para enfrentar problemas climáticos comuns e ampliar oportunidades de projetos e financiamento?</w:t>
-      </w:r>
-    </w:p>
-    <w:p>
-      <w:r>
-        <w:rPr>
-          <w:b/>
-          <w:bCs/>
-        </w:rPr>
-        <w:t>Pergunta 10:</w:t>
-      </w:r>
-      <w:r>
-        <w:rPr>
-          <w:b/>
-          <w:bCs/>
-        </w:rPr>
-        <w:t xml:space="preserve"> </w:t>
+        <w:t xml:space="preserve">Pergunta 10: </w:t>
       </w:r>
       <w:r>
         <w:t>Quais são as principais lacunas de conhecimento, capacidade técnica ou institucional que hoje limitam a agenda climática de Maringá?</w:t>
@@ -15662,14 +10914,7 @@
           <w:bCs/>
         </w:rPr>
         <w:lastRenderedPageBreak/>
-        <w:t>f.</w:t>
-      </w:r>
-      <w:r>
-        <w:rPr>
-          <w:b/>
-          <w:bCs/>
-        </w:rPr>
-        <w:t xml:space="preserve"> Encerramento (5 min)</w:t>
+        <w:t xml:space="preserve">f. Encerramento (5 min)</w:t>
       </w:r>
     </w:p>
     <w:p>
@@ -15733,16 +10978,7 @@
       <w:bookmarkStart w:id="13" w:name="_Toc239979643"/>
       <w:r>
         <w:lastRenderedPageBreak/>
-        <w:t>ANÁLISE E RESUMO DAS ENTREVISTAS</w:t>
-      </w:r>
-      <w:r>
-        <w:t xml:space="preserve"> DE CADA </w:t>
-      </w:r>
-      <w:r>
-        <w:t>GRUPO DE ATORES-CHAVE</w:t>
-      </w:r>
-      <w:r>
-        <w:t xml:space="preserve"> POR EIXOS ESTRATÉGICOS</w:t>
+        <w:t xml:space="preserve">ANÁLISE E RESUMO DAS ENTREVISTAS DE CADA GRUPO DE ATORES-CHAVE POR EIXOS ESTRATÉGICOS</w:t>
       </w:r>
       <w:bookmarkEnd w:id="13"/>
     </w:p>
@@ -15752,35 +10988,17 @@
       <w:bookmarkEnd w:id="14"/>
       <w:bookmarkEnd w:id="15"/>
       <w:r>
-        <w:t>A escuta institucional totalizou 13h05, distribuídas em 17 sessões distintas, analisadas em relação às 55 dimensões da metodologia CCFLA</w:t>
-      </w:r>
-      <w:r>
-        <w:t>/CEPAL</w:t>
-      </w:r>
-      <w:r>
-        <w:t xml:space="preserve"> priorizadas para Maringá no Produto </w:t>
-      </w:r>
-      <w:r>
-        <w:t>0</w:t>
-      </w:r>
-      <w:r>
-        <w:t>2. Todas as 17 sessões encontram-se codificadas, totalizando 494 evidências. Cada evidência corresponde a um trecho anonimizado com marca de tempo, vinculado a uma dimensão e classificado quanto à maturidade que revela e ao grau de confiança que inspira.</w:t>
-      </w:r>
-    </w:p>
-    <w:p>
-      <w:r>
-        <w:t>A unidade de registro adotada não é a entrevista nem a resposta, mas a evidência. Como resultado, 47 dimensões já apresentam evidências oriundas de mais de uma sessão (situação em que a triangulação se aplica), enquanto 53 registros foram sinalizados como divergência e preservados, em vez de resolvidos por predominância de fonte.</w:t>
-      </w:r>
-    </w:p>
-    <w:p>
-      <w:r>
-        <w:t>As transcrições das entrevistas realizadas foram analisadas por meio de análise de conteúdo temático, com categorias pré-definidas pelos quatro eixos da metodologia CCFLA/CEPAL, o que permitiu a comparação entre grupos e a identificação de prioridades comuns. A seguir, apresentamos uma breve análise de cada um dos quatro grupos de atores-chave, elaborada a partir dos seguintes eixos estratégicos: política climática, finanças, dados e governança.</w:t>
-      </w:r>
-      <w:r>
-        <w:t xml:space="preserve"> Já a codificação das entrevistas encontra-se disponível em dashboard online, criado especificamente para este</w:t>
-      </w:r>
-      <w:r>
-        <w:t xml:space="preserve"> produto: </w:t>
+        <w:t xml:space="preserve">A escuta institucional totalizou 13h05, distribuídas em 17 sessões distintas, analisadas em relação às 55 dimensões da metodologia CCFLA/CEPAL priorizadas para Maringá no Produto 02. Todas as 17 sessões encontram-se codificadas, totalizando 494 evidências. Cada evidência corresponde a um trecho anonimizado com marca de tempo, vinculado a uma dimensão e classificado quanto à maturidade que revela e ao grau de confiança que inspira.</w:t>
+      </w:r>
+    </w:p>
+    <w:p>
+      <w:r>
+        <w:t xml:space="preserve">A unidade de registro adotada não é a entrevista nem a resposta, mas a evidência. Como resultado, 47 dimensões já apresentam evidências oriundas de mais de uma sessão (situação em que a triangulação se aplica), enquanto 50 registros foram sinalizados como divergência e preservados, em vez de resolvidos por predominância de fonte.</w:t>
+      </w:r>
+    </w:p>
+    <w:p>
+      <w:r>
+        <w:t xml:space="preserve">As transcrições das entrevistas realizadas foram analisadas por meio de análise de conteúdo temático, com categorias pré-definidas pelos quatro eixos da metodologia CCFLA/CEPAL, o que permitiu a comparação entre grupos e a identificação de prioridades comuns. A seguir, apresentamos uma breve análise de cada um dos quatro grupos de atores-chave, elaborada a partir dos seguintes eixos estratégicos: política climática, finanças, dados e governança. Já a codificação das entrevistas encontra-se disponível em dashboard online, criado especificamente para este produto: </w:t>
       </w:r>
     </w:p>
     <w:p>
@@ -15838,13 +11056,7 @@
       </w:pPr>
       <w:bookmarkStart w:id="18" w:name="_Toc239979646"/>
       <w:r>
-        <w:t>3.1.1</w:t>
-      </w:r>
-      <w:r>
-        <w:t xml:space="preserve">. Política Climática: </w:t>
-      </w:r>
-      <w:r>
-        <w:t>incorporação, riscos e desafios</w:t>
+        <w:t xml:space="preserve">3.1.1. Política Climática: incorporação, riscos e desafios</w:t>
       </w:r>
       <w:bookmarkEnd w:id="18"/>
     </w:p>
@@ -15967,15 +11179,7 @@
         <w:t>Abastecimento de Água:</w:t>
       </w:r>
       <w:r>
-        <w:t xml:space="preserve"> O Rio </w:t>
-      </w:r>
-      <w:proofErr w:type="spellStart"/>
-      <w:r>
-        <w:t>Pirapó</w:t>
-      </w:r>
-      <w:proofErr w:type="spellEnd"/>
-      <w:r>
-        <w:t xml:space="preserve"> é vulnerável a secas e inundações que afetam a captação de água.</w:t>
+        <w:t xml:space="preserve"> O Rio Pirapó é vulnerável a secas e inundações que afetam a captação de água.</w:t>
       </w:r>
     </w:p>
     <w:p>
@@ -15997,16 +11201,7 @@
       </w:pPr>
       <w:bookmarkStart w:id="19" w:name="_Toc239979647"/>
       <w:r>
-        <w:t>3.1.2</w:t>
-      </w:r>
-      <w:r>
-        <w:t xml:space="preserve">. </w:t>
-      </w:r>
-      <w:r>
-        <w:t xml:space="preserve">Finanças: </w:t>
-      </w:r>
-      <w:r>
-        <w:t>orçamento, financiamento e captação de recursos</w:t>
+        <w:t xml:space="preserve">3.1.2. Finanças: orçamento, financiamento e captação de recursos</w:t>
       </w:r>
       <w:bookmarkEnd w:id="19"/>
     </w:p>
@@ -16050,15 +11245,7 @@
         <w:t>Capacidade de Endividamento e Financiamentos:</w:t>
       </w:r>
       <w:r>
-        <w:t> O município tem capacidade de endividamento, mas a execução de financiamentos (</w:t>
-      </w:r>
-      <w:proofErr w:type="spellStart"/>
-      <w:r>
-        <w:t>ex</w:t>
-      </w:r>
-      <w:proofErr w:type="spellEnd"/>
-      <w:r>
-        <w:t>: Banco do Brasil) é prejudicada pela </w:t>
+        <w:t> O município tem capacidade de endividamento, mas a execução de financiamentos (ex: Banco do Brasil) é prejudicada pela </w:t>
       </w:r>
       <w:r>
         <w:rPr>
@@ -16087,23 +11274,7 @@
         <w:t>Esforços e Mecanismos de Captação:</w:t>
       </w:r>
       <w:r>
-        <w:t xml:space="preserve"> A prefeitura busca recursos via </w:t>
-      </w:r>
-      <w:proofErr w:type="spellStart"/>
-      <w:r>
-        <w:t>Transfer</w:t>
-      </w:r>
-      <w:proofErr w:type="spellEnd"/>
-      <w:r>
-        <w:t xml:space="preserve"> GOV, estuda parcerias público-privadas e concessões, e explora recursos internacionais via plataforma </w:t>
-      </w:r>
-      <w:proofErr w:type="spellStart"/>
-      <w:r>
-        <w:t>Exitos</w:t>
-      </w:r>
-      <w:proofErr w:type="spellEnd"/>
-      <w:r>
-        <w:t>. No entanto, a falta de uma equipe técnica dedicada à captação é um grande limitador. A criação de um "Núcleo de Captação" é defendida como solução.</w:t>
+        <w:t xml:space="preserve"> A prefeitura busca recursos via Transfer GOV, estuda parcerias público-privadas e concessões, e explora recursos internacionais via plataforma Exitos. No entanto, a falta de uma equipe técnica dedicada à captação é um grande limitador. A criação de um "Núcleo de Captação" é defendida como solução.</w:t>
       </w:r>
     </w:p>
     <w:p>
@@ -16141,37 +11312,7 @@
         <w:t>Resistência e Viabilidade:</w:t>
       </w:r>
       <w:r>
-        <w:t xml:space="preserve"> Há resistência do setor financeiro da prefeitura em "carimbar" recursos. </w:t>
-      </w:r>
-      <w:r>
-        <w:t>A</w:t>
-      </w:r>
-      <w:r>
-        <w:t xml:space="preserve"> captação de fundos internacionais para infraestrutura urbana</w:t>
-      </w:r>
-      <w:r>
-        <w:t xml:space="preserve"> é vista com ceticismo</w:t>
-      </w:r>
-      <w:r>
-        <w:t xml:space="preserve"> devido às obrigações de mitigação do Brasil, </w:t>
-      </w:r>
-      <w:r>
-        <w:t xml:space="preserve">sendo </w:t>
-      </w:r>
-      <w:r>
-        <w:t>defen</w:t>
-      </w:r>
-      <w:r>
-        <w:t>did</w:t>
-      </w:r>
-      <w:r>
-        <w:t xml:space="preserve">o a necessidade de uma taxa de drenagem como fonte de receita, mas </w:t>
-      </w:r>
-      <w:r>
-        <w:t>com</w:t>
-      </w:r>
-      <w:r>
-        <w:t xml:space="preserve"> sua aprovação politicamente inviável.</w:t>
+        <w:t xml:space="preserve"> Há resistência do setor financeiro da prefeitura em "carimbar" recursos. A captação de fundos internacionais para infraestrutura urbana é vista com ceticismo devido às obrigações de mitigação do Brasil, sendo defendido a necessidade de uma taxa de drenagem como fonte de receita, mas com sua aprovação politicamente inviável.</w:t>
       </w:r>
     </w:p>
     <w:p>
@@ -16180,13 +11321,7 @@
       </w:pPr>
       <w:bookmarkStart w:id="20" w:name="_Toc239979648"/>
       <w:r>
-        <w:t>3.1.</w:t>
-      </w:r>
-      <w:r>
-        <w:t>3</w:t>
-      </w:r>
-      <w:r>
-        <w:t>. Dados, Monitoramento e Planejamento</w:t>
+        <w:t>3.1.3. Dados, Monitoramento e Planejamento</w:t>
       </w:r>
       <w:bookmarkEnd w:id="20"/>
     </w:p>
@@ -16287,19 +11422,7 @@
         <w:t>Desenvolvimento de Sistema:</w:t>
       </w:r>
       <w:r>
-        <w:t xml:space="preserve"> A </w:t>
-      </w:r>
-      <w:r>
-        <w:t>A</w:t>
-      </w:r>
-      <w:r>
-        <w:t>MTEC</w:t>
-      </w:r>
-      <w:r>
-        <w:t>H</w:t>
-      </w:r>
-      <w:r>
-        <w:t xml:space="preserve"> está criando um sistema para organizar informações de áreas de risco, Defesa Civil e vulnerabilidade social.</w:t>
+        <w:t xml:space="preserve"> A AMTECH está criando um sistema para organizar informações de áreas de risco, Defesa Civil e vulnerabilidade social.</w:t>
       </w:r>
     </w:p>
     <w:p>
@@ -16319,13 +11442,7 @@
         <w:t>Monitoramento em Construção:</w:t>
       </w:r>
       <w:r>
-        <w:t xml:space="preserve"> Não há metas específicas para a agenda climática, e o monitoramento é um produto em desenvolvimento. O plano de metas geral do </w:t>
-      </w:r>
-      <w:r>
-        <w:t>IPPLAM</w:t>
-      </w:r>
-      <w:r>
-        <w:t xml:space="preserve"> engloba o tema de forma transversal, mas não isolada.</w:t>
+        <w:t xml:space="preserve"> Não há metas específicas para a agenda climática, e o monitoramento é um produto em desenvolvimento. O plano de metas geral do IPPLAM engloba o tema de forma transversal, mas não isolada.</w:t>
       </w:r>
     </w:p>
     <w:p>
@@ -16353,10 +11470,7 @@
       </w:pPr>
       <w:bookmarkStart w:id="21" w:name="_Toc239979649"/>
       <w:r>
-        <w:t>3.1.4</w:t>
-      </w:r>
-      <w:r>
-        <w:t>. Governança e Coordenação</w:t>
+        <w:t>3.1.4. Governança e Coordenação</w:t>
       </w:r>
       <w:bookmarkEnd w:id="21"/>
     </w:p>
@@ -16400,13 +11514,7 @@
         <w:t>Fragmentação e Integração:</w:t>
       </w:r>
       <w:r>
-        <w:t xml:space="preserve"> Não há uma secretaria ou departamento central que coordene as ações de forma global. As responsabilidades estão distribuídas, com destaque para o </w:t>
-      </w:r>
-      <w:r>
-        <w:t>IAM</w:t>
-      </w:r>
-      <w:r>
-        <w:t xml:space="preserve"> (Instituto Ambiental), a SEMOP (Secretaria de Obras), a Defesa Civil e a Secretaria de Infraestrutura. A integração, embora reconhecida como desafiadora devido à descentralização, tem melhorado com reuniões semanais promovidas pela gestão, facilitando a comunicação entre os diretores.</w:t>
+        <w:t xml:space="preserve"> Não há uma secretaria ou departamento central que coordene as ações de forma global. As responsabilidades estão distribuídas, com destaque para o IAM (Instituto Ambiental), a SEMOP (Secretaria de Obras), a Defesa Civil e a Secretaria de Infraestrutura. A integração, embora reconhecida como desafiadora devido à descentralização, tem melhorado com reuniões semanais promovidas pela gestão, facilitando a comunicação entre os diretores.</w:t>
       </w:r>
     </w:p>
     <w:p>
@@ -16425,13 +11533,7 @@
         <w:t>Sobreposição de Funções:</w:t>
       </w:r>
       <w:r>
-        <w:t xml:space="preserve"> O </w:t>
-      </w:r>
-      <w:r>
-        <w:t>IAM</w:t>
-      </w:r>
-      <w:r>
-        <w:t xml:space="preserve"> acaba assumindo funções operacionais que seriam de outras secretarias, especialmente em áreas de preservação permanente, gerando sobrecarga e retrabalho.</w:t>
+        <w:t xml:space="preserve"> O IAM acaba assumindo funções operacionais que seriam de outras secretarias, especialmente em áreas de preservação permanente, gerando sobrecarga e retrabalho.</w:t>
       </w:r>
     </w:p>
     <w:p>
@@ -16459,13 +11561,7 @@
       </w:pPr>
       <w:bookmarkStart w:id="22" w:name="_Toc239979650"/>
       <w:r>
-        <w:t>3.1.</w:t>
-      </w:r>
-      <w:r>
-        <w:t xml:space="preserve">5. </w:t>
-      </w:r>
-      <w:r>
-        <w:t>Ações e Soluções Propostas</w:t>
+        <w:t xml:space="preserve">3.1.5. Ações e Soluções Propostas</w:t>
       </w:r>
       <w:bookmarkEnd w:id="22"/>
     </w:p>
@@ -16588,13 +11684,7 @@
       <w:bookmarkStart w:id="24" w:name="_Toc239979652"/>
       <w:r>
         <w:lastRenderedPageBreak/>
-        <w:t>3.2.1</w:t>
-      </w:r>
-      <w:r>
-        <w:t xml:space="preserve">. Política Climática: </w:t>
-      </w:r>
-      <w:r>
-        <w:t>incorporação, riscos e desafios</w:t>
+        <w:t xml:space="preserve">3.2.1. Política Climática: incorporação, riscos e desafios</w:t>
       </w:r>
       <w:bookmarkEnd w:id="24"/>
     </w:p>
@@ -16705,16 +11795,7 @@
       </w:pPr>
       <w:bookmarkStart w:id="25" w:name="_Toc239979653"/>
       <w:r>
-        <w:t>3.2.2</w:t>
-      </w:r>
-      <w:r>
-        <w:t xml:space="preserve">. </w:t>
-      </w:r>
-      <w:r>
-        <w:t xml:space="preserve">Finanças: </w:t>
-      </w:r>
-      <w:r>
-        <w:t>orçamento, financiamento e captação de recursos</w:t>
+        <w:t xml:space="preserve">3.2.2. Finanças: orçamento, financiamento e captação de recursos</w:t>
       </w:r>
       <w:bookmarkEnd w:id="25"/>
     </w:p>
@@ -16739,15 +11820,7 @@
         <w:t>Necessidade de Incentivos Econômicos:</w:t>
       </w:r>
       <w:r>
-        <w:t xml:space="preserve"> O setor privado exige incentivos econômicos para investir em projetos ambientais. Políticas de incentivo (isenções fiscais, potencial construtivo) geram </w:t>
-      </w:r>
-      <w:proofErr w:type="gramStart"/>
-      <w:r>
-        <w:t>melhores</w:t>
-      </w:r>
-      <w:proofErr w:type="gramEnd"/>
-      <w:r>
-        <w:t xml:space="preserve"> resultados do que a fiscalização punitiva baseada em multas.</w:t>
+        <w:t xml:space="preserve"> O setor privado exige incentivos econômicos para investir em projetos ambientais. Políticas de incentivo (isenções fiscais, potencial construtivo) geram melhores resultados do que a fiscalização punitiva baseada em multas.</w:t>
       </w:r>
     </w:p>
     <w:p>
@@ -16785,15 +11858,7 @@
         <w:t>Críticas ao IPTU Verde e Burocracia:</w:t>
       </w:r>
       <w:r>
-        <w:t> O IPTU Verde é criticado por ser restrito a pessoas físicas (CPFs), excluindo empresas (</w:t>
-      </w:r>
-      <w:proofErr w:type="spellStart"/>
-      <w:r>
-        <w:t>CNPJs</w:t>
-      </w:r>
-      <w:proofErr w:type="spellEnd"/>
-      <w:r>
-        <w:t>), e por sua burocracia excessiva. Os entrevistados defendem que o poder público abra espaço para um diálogo mais colaborativo e que simplifique os processos para destravar iniciativas privadas.</w:t>
+        <w:t> O IPTU Verde é criticado por ser restrito a pessoas físicas (CPFs), excluindo empresas (CNPJs), e por sua burocracia excessiva. Os entrevistados defendem que o poder público abra espaço para um diálogo mais colaborativo e que simplifique os processos para destravar iniciativas privadas.</w:t>
       </w:r>
     </w:p>
     <w:p>
@@ -16821,13 +11886,7 @@
       </w:pPr>
       <w:bookmarkStart w:id="26" w:name="_Toc239979654"/>
       <w:r>
-        <w:t>3.2.</w:t>
-      </w:r>
-      <w:r>
-        <w:t>3</w:t>
-      </w:r>
-      <w:r>
-        <w:t>. Dados, Monitoramento e Planejamento</w:t>
+        <w:t>3.2.3. Dados, Monitoramento e Planejamento</w:t>
       </w:r>
       <w:bookmarkEnd w:id="26"/>
     </w:p>
@@ -16872,17 +11931,7 @@
         <w:t>métricas de impacto e dados de linha base</w:t>
       </w:r>
       <w:r>
-        <w:t> para projetos climáticos (</w:t>
-      </w:r>
-      <w:proofErr w:type="spellStart"/>
-      <w:r>
-        <w:t>ex</w:t>
-      </w:r>
-      <w:proofErr w:type="spellEnd"/>
-      <w:r>
-        <w:t xml:space="preserve">: cálculo </w:t>
-      </w:r>
-      <w:r>
+        <w:t xml:space="preserve"> para projetos climáticos (ex: cálculo </w:t>
         <w:lastRenderedPageBreak/>
         <w:t>de pegada de carbono). Essa complexidade metodológica dificulta o monitoramento de projetos sustentáveis e a atração de investimentos.</w:t>
       </w:r>
@@ -16931,10 +11980,7 @@
       </w:pPr>
       <w:bookmarkStart w:id="27" w:name="_Toc239979655"/>
       <w:r>
-        <w:t>3.2.4</w:t>
-      </w:r>
-      <w:r>
-        <w:t>. Governança e Coordenação</w:t>
+        <w:t>3.2.4. Governança e Coordenação</w:t>
       </w:r>
       <w:bookmarkEnd w:id="27"/>
     </w:p>
@@ -17025,13 +12071,7 @@
       </w:pPr>
       <w:bookmarkStart w:id="28" w:name="_Toc239979656"/>
       <w:r>
-        <w:t>3.2.</w:t>
-      </w:r>
-      <w:r>
-        <w:t xml:space="preserve">5. </w:t>
-      </w:r>
-      <w:r>
-        <w:t>Soluções Propostas</w:t>
+        <w:t xml:space="preserve">3.2.5. Soluções Propostas</w:t>
       </w:r>
       <w:bookmarkEnd w:id="28"/>
     </w:p>
@@ -17134,23 +12174,17 @@
           <w:bCs/>
         </w:rPr>
         <w:t xml:space="preserve">histórico de planejamento e </w:t>
+        <w:lastRenderedPageBreak/>
+        <w:t>um corpo acadêmico capacitado</w:t>
+      </w:r>
+      <w:r>
+        <w:t>, mas sofre com uma </w:t>
       </w:r>
       <w:r>
         <w:rPr>
           <w:b/>
           <w:bCs/>
         </w:rPr>
-        <w:lastRenderedPageBreak/>
-        <w:t>um corpo acadêmico capacitado</w:t>
-      </w:r>
-      <w:r>
-        <w:t>, mas sofre com uma </w:t>
-      </w:r>
-      <w:r>
-        <w:rPr>
-          <w:b/>
-          <w:bCs/>
-        </w:rPr>
         <w:t>desconexão estrutural</w:t>
       </w:r>
       <w:r>
@@ -17163,13 +12197,7 @@
       </w:pPr>
       <w:bookmarkStart w:id="30" w:name="_Toc239979658"/>
       <w:r>
-        <w:t>3.3.1</w:t>
-      </w:r>
-      <w:r>
-        <w:t xml:space="preserve">. Política Climática: </w:t>
-      </w:r>
-      <w:r>
-        <w:t>incorporação, riscos e desafios</w:t>
+        <w:t xml:space="preserve">3.3.1. Política Climática: incorporação, riscos e desafios</w:t>
       </w:r>
       <w:bookmarkEnd w:id="30"/>
     </w:p>
@@ -17194,23 +12222,7 @@
         <w:t>Ações Positivas e Contraditórias:</w:t>
       </w:r>
       <w:r>
-        <w:t> Há reconhecimento de ações positivas pontuais, como o plano de arborização (buscando espécies adaptadas) e o IPTU Verde. No entanto, essas são ofuscadas por exemplos negativos de design urbano, como a remodelação da praça da Catedral (substituição de áreas verdes por pisos permeáveis, gerando ilhas de calor) e a implantação de ciclovias em áreas de alagamento (</w:t>
-      </w:r>
-      <w:proofErr w:type="spellStart"/>
-      <w:r>
-        <w:t>ex</w:t>
-      </w:r>
-      <w:proofErr w:type="spellEnd"/>
-      <w:r>
-        <w:t xml:space="preserve">: Avenida </w:t>
-      </w:r>
-      <w:proofErr w:type="spellStart"/>
-      <w:r>
-        <w:t>Guaiapó</w:t>
-      </w:r>
-      <w:proofErr w:type="spellEnd"/>
-      <w:r>
-        <w:t>).</w:t>
+        <w:t xml:space="preserve"> Há reconhecimento de ações positivas pontuais, como o plano de arborização (buscando espécies adaptadas) e o IPTU Verde. No entanto, essas são ofuscadas por exemplos negativos de design urbano, como a remodelação da praça da Catedral (substituição de áreas verdes por pisos permeáveis, gerando ilhas de calor) e a implantação de ciclovias em áreas de alagamento (ex: Avenida Guaiapó).</w:t>
       </w:r>
     </w:p>
     <w:p>
@@ -17305,15 +12317,7 @@
         <w:t>Erosão:</w:t>
       </w:r>
       <w:r>
-        <w:t xml:space="preserve"> Aumento da erosão em canais naturais das bacias do </w:t>
-      </w:r>
-      <w:proofErr w:type="spellStart"/>
-      <w:r>
-        <w:t>Pirapó</w:t>
-      </w:r>
-      <w:proofErr w:type="spellEnd"/>
-      <w:r>
-        <w:t xml:space="preserve"> e Ivaí.</w:t>
+        <w:t xml:space="preserve"> Aumento da erosão em canais naturais das bacias do Pirapó e Ivaí.</w:t>
       </w:r>
     </w:p>
     <w:p>
@@ -17362,15 +12366,7 @@
         <w:t>carência de fiscalização</w:t>
       </w:r>
       <w:r>
-        <w:t> (</w:t>
-      </w:r>
-      <w:proofErr w:type="spellStart"/>
-      <w:r>
-        <w:t>ex</w:t>
-      </w:r>
-      <w:proofErr w:type="spellEnd"/>
-      <w:r>
-        <w:t>: falta de coleta seletiva em grandes condomínios e pontos de coleta de lixo eletrônico desorganizados).</w:t>
+        <w:t> (ex: falta de coleta seletiva em grandes condomínios e pontos de coleta de lixo eletrônico desorganizados).</w:t>
       </w:r>
     </w:p>
     <w:p>
@@ -17379,19 +12375,7 @@
       </w:pPr>
       <w:bookmarkStart w:id="31" w:name="_Toc239979659"/>
       <w:r>
-        <w:t>3.3.</w:t>
-      </w:r>
-      <w:r>
-        <w:t>2</w:t>
-      </w:r>
-      <w:r>
-        <w:t xml:space="preserve">. </w:t>
-      </w:r>
-      <w:r>
-        <w:t xml:space="preserve">Finanças: </w:t>
-      </w:r>
-      <w:r>
-        <w:t>orçamento, financiamento e captação de recursos</w:t>
+        <w:t xml:space="preserve">3.3.2. Finanças: orçamento, financiamento e captação de recursos</w:t>
       </w:r>
       <w:bookmarkEnd w:id="31"/>
     </w:p>
@@ -17474,10 +12458,7 @@
       <w:bookmarkStart w:id="32" w:name="_Toc239979660"/>
       <w:r>
         <w:lastRenderedPageBreak/>
-        <w:t>3.3.3</w:t>
-      </w:r>
-      <w:r>
-        <w:t>. Dados, Monitoramento e Planejamento</w:t>
+        <w:t>3.3.3. Dados, Monitoramento e Planejamento</w:t>
       </w:r>
       <w:bookmarkEnd w:id="32"/>
     </w:p>
@@ -17512,15 +12493,7 @@
         <w:t>Inexistência de Dados Públicos e Sistematizados:</w:t>
       </w:r>
       <w:r>
-        <w:t> Os acadêmicos afirmam desconhecer a existência de dados sistematizados e públicos sobre a questão climática em Maringá. O município possui apenas dados genéricos (</w:t>
-      </w:r>
-      <w:proofErr w:type="spellStart"/>
-      <w:r>
-        <w:t>ex</w:t>
-      </w:r>
-      <w:proofErr w:type="spellEnd"/>
-      <w:r>
-        <w:t>: IBGE) e carece de monitoramento meteorológico (precipitação, ventos) e informações detalhadas sobre vegetação urbana para a tomada de decisão.</w:t>
+        <w:t> Os acadêmicos afirmam desconhecer a existência de dados sistematizados e públicos sobre a questão climática em Maringá. O município possui apenas dados genéricos (ex: IBGE) e carece de monitoramento meteorológico (precipitação, ventos) e informações detalhadas sobre vegetação urbana para a tomada de decisão.</w:t>
       </w:r>
     </w:p>
     <w:p>
@@ -17577,23 +12550,7 @@
         <w:t>Estudos Acadêmicos como Subsídio Perdido:</w:t>
       </w:r>
       <w:r>
-        <w:t> Existem estudos acadêmicos (</w:t>
-      </w:r>
-      <w:proofErr w:type="spellStart"/>
-      <w:r>
-        <w:t>ex</w:t>
-      </w:r>
-      <w:proofErr w:type="spellEnd"/>
-      <w:r>
-        <w:t xml:space="preserve">: sobre o potencial bioclimático dos fundos de vale, variações de temperatura na transição Maringá-Sarandi e </w:t>
-      </w:r>
-      <w:proofErr w:type="spellStart"/>
-      <w:r>
-        <w:t>retrofit</w:t>
-      </w:r>
-      <w:proofErr w:type="spellEnd"/>
-      <w:r>
-        <w:t xml:space="preserve"> sustentável do IBC) que poderiam subsidiar a gestão, mas são frequentemente ignorados ou não chegam ao poder público.</w:t>
+        <w:t xml:space="preserve"> Existem estudos acadêmicos (ex: sobre o potencial bioclimático dos fundos de vale, variações de temperatura na transição Maringá-Sarandi e retrofit sustentável do IBC) que poderiam subsidiar a gestão, mas são frequentemente ignorados ou não chegam ao poder público.</w:t>
       </w:r>
     </w:p>
     <w:p>
@@ -17602,13 +12559,7 @@
       </w:pPr>
       <w:bookmarkStart w:id="33" w:name="_Toc239979661"/>
       <w:r>
-        <w:t>3.3.</w:t>
-      </w:r>
-      <w:r>
-        <w:t>4</w:t>
-      </w:r>
-      <w:r>
-        <w:t>. Governança e Coordenação</w:t>
+        <w:t>3.3.4. Governança e Coordenação</w:t>
       </w:r>
       <w:bookmarkEnd w:id="33"/>
     </w:p>
@@ -17699,10 +12650,7 @@
       </w:pPr>
       <w:bookmarkStart w:id="34" w:name="_Toc239979662"/>
       <w:r>
-        <w:t>3.3.</w:t>
-      </w:r>
-      <w:r>
-        <w:t>5. Soluções Propostas</w:t>
+        <w:t>3.3.5. Soluções Propostas</w:t>
       </w:r>
       <w:bookmarkEnd w:id="34"/>
     </w:p>
@@ -17825,13 +12773,7 @@
       </w:pPr>
       <w:bookmarkStart w:id="36" w:name="_Toc239979664"/>
       <w:r>
-        <w:t>3.4.1</w:t>
-      </w:r>
-      <w:r>
-        <w:t xml:space="preserve">. Política Climática: </w:t>
-      </w:r>
-      <w:r>
-        <w:t>incorporação, riscos e desafios</w:t>
+        <w:t xml:space="preserve">3.4.1. Política Climática: incorporação, riscos e desafios</w:t>
       </w:r>
       <w:bookmarkEnd w:id="36"/>
     </w:p>
@@ -17904,15 +12846,7 @@
         <w:t>Gestão de Água e Solo:</w:t>
       </w:r>
       <w:r>
-        <w:t xml:space="preserve"> A intensa impermeabilização do solo, a perfuração excessiva de poços artesianos (especialmente ao redor do Parque do Ingá) e a falta de regulação municipal geram preocupações sobre o uso do lençol freático, poluição e riscos de desabastecimento. O Rio </w:t>
-      </w:r>
-      <w:proofErr w:type="spellStart"/>
-      <w:r>
-        <w:t>Pirapó</w:t>
-      </w:r>
-      <w:proofErr w:type="spellEnd"/>
-      <w:r>
-        <w:t>, principal fonte de captação, é vulnerável a secas e inundações.</w:t>
+        <w:t xml:space="preserve"> A intensa impermeabilização do solo, a perfuração excessiva de poços artesianos (especialmente ao redor do Parque do Ingá) e a falta de regulação municipal geram preocupações sobre o uso do lençol freático, poluição e riscos de desabastecimento. O Rio Pirapó, principal fonte de captação, é vulnerável a secas e inundações.</w:t>
       </w:r>
     </w:p>
     <w:p>
@@ -17940,16 +12874,7 @@
       </w:pPr>
       <w:bookmarkStart w:id="37" w:name="_Toc239979665"/>
       <w:r>
-        <w:t>3.4.2</w:t>
-      </w:r>
-      <w:r>
-        <w:t xml:space="preserve">. </w:t>
-      </w:r>
-      <w:r>
-        <w:t xml:space="preserve">Finanças: </w:t>
-      </w:r>
-      <w:r>
-        <w:t>orçamento, financiamento e captação de recursos</w:t>
+        <w:t xml:space="preserve">3.4.2. Finanças: orçamento, financiamento e captação de recursos</w:t>
       </w:r>
       <w:bookmarkEnd w:id="37"/>
     </w:p>
@@ -18042,19 +12967,7 @@
         <w:t>Potencial de Captação e Incentivos:</w:t>
       </w:r>
       <w:r>
-        <w:t xml:space="preserve"> O Instituto Cultural Ingá (ICI) é citado como um modelo bem-sucedido de captação de recursos via Lei Rouanet. </w:t>
-      </w:r>
-      <w:r>
-        <w:t>S</w:t>
-      </w:r>
-      <w:r>
-        <w:t>ugere</w:t>
-      </w:r>
-      <w:r>
-        <w:t>-se</w:t>
-      </w:r>
-      <w:r>
-        <w:t xml:space="preserve"> que o CODEM, por ter verba e autonomia, poderia monitorar o orçamento municipal e incorporar pautas ambientais.</w:t>
+        <w:t xml:space="preserve"> O Instituto Cultural Ingá (ICI) é citado como um modelo bem-sucedido de captação de recursos via Lei Rouanet. Sugere-se que o CODEM, por ter verba e autonomia, poderia monitorar o orçamento municipal e incorporar pautas ambientais.</w:t>
       </w:r>
     </w:p>
     <w:p>
@@ -18082,13 +12995,7 @@
       </w:pPr>
       <w:bookmarkStart w:id="38" w:name="_Toc239979666"/>
       <w:r>
-        <w:t>3.4.</w:t>
-      </w:r>
-      <w:r>
-        <w:t>3</w:t>
-      </w:r>
-      <w:r>
-        <w:t>. Dados, Monitoramento e Planejamento</w:t>
+        <w:t>3.4.3. Dados, Monitoramento e Planejamento</w:t>
       </w:r>
       <w:bookmarkEnd w:id="38"/>
     </w:p>
@@ -18113,15 +13020,7 @@
         <w:t>Dados Descentralizados e Inacessíveis:</w:t>
       </w:r>
       <w:r>
-        <w:t> Não existe um canal centralizado ou de fácil acesso para dados climáticos específicos (registros de queda de árvores, pontos de alagamento). As informações estão descentralizadas entre IAM e IPPLAM, e a falta de comunicação entre secretarias (</w:t>
-      </w:r>
-      <w:proofErr w:type="spellStart"/>
-      <w:r>
-        <w:t>ex</w:t>
-      </w:r>
-      <w:proofErr w:type="spellEnd"/>
-      <w:r>
-        <w:t>: Obras e Limpeza Pública) exige um esforço extra da sociedade e de consultorias para coletar e processar os dados.</w:t>
+        <w:t> Não existe um canal centralizado ou de fácil acesso para dados climáticos específicos (registros de queda de árvores, pontos de alagamento). As informações estão descentralizadas entre IAM e IPPLAM, e a falta de comunicação entre secretarias (ex: Obras e Limpeza Pública) exige um esforço extra da sociedade e de consultorias para coletar e processar os dados.</w:t>
       </w:r>
     </w:p>
     <w:p>
@@ -18206,10 +13105,7 @@
       </w:pPr>
       <w:bookmarkStart w:id="39" w:name="_Toc239979667"/>
       <w:r>
-        <w:t>3.4.4</w:t>
-      </w:r>
-      <w:r>
-        <w:t>. Governança e Coordenação</w:t>
+        <w:t>3.4.4. Governança e Coordenação</w:t>
       </w:r>
       <w:bookmarkEnd w:id="39"/>
     </w:p>
@@ -18245,8 +13141,6 @@
       </w:r>
       <w:r>
         <w:t xml:space="preserve"> A prefeitura é criticada por focar em atendimento emergencial (poda corretiva, resposta a quedas de árvores) em vez de ações preventivas. Isso </w:t>
-      </w:r>
-      <w:r>
         <w:lastRenderedPageBreak/>
         <w:t>resulta em longas filas de espera por serviços e, como consequência, em podas irregulares clandestinas. A necessidade de transitar de uma postura reativa para uma </w:t>
       </w:r>
@@ -18373,13 +13267,7 @@
         <w:t>Papel dos Conselhos de Classe:</w:t>
       </w:r>
       <w:r>
-        <w:t> O Conselho de Arquitetura e Urbanismo (CA</w:t>
-      </w:r>
-      <w:r>
-        <w:t>U</w:t>
-      </w:r>
-      <w:r>
-        <w:t>) e o Instituto de Arquitetos do Brasil (IAB) podem atuar como pontes técnicas e de articulação entre o poder público e a sociedade, promovendo debates, patrocinando editais e apoiando projetos de justiça ambiental.</w:t>
+        <w:t> O Conselho de Arquitetura e Urbanismo (CAU) e o Instituto de Arquitetos do Brasil (IAB) podem atuar como pontes técnicas e de articulação entre o poder público e a sociedade, promovendo debates, patrocinando editais e apoiando projetos de justiça ambiental.</w:t>
       </w:r>
     </w:p>
     <w:p>
@@ -18388,10 +13276,7 @@
       </w:pPr>
       <w:bookmarkStart w:id="40" w:name="_Toc239979668"/>
       <w:r>
-        <w:t xml:space="preserve">3.4.5. </w:t>
-      </w:r>
-      <w:r>
-        <w:t>Soluções Propostas</w:t>
+        <w:t xml:space="preserve">3.4.5. Soluções Propostas</w:t>
       </w:r>
       <w:bookmarkEnd w:id="40"/>
     </w:p>
@@ -18642,19 +13527,93 @@
         <w:pStyle w:val="Ttulo3"/>
       </w:pPr>
       <w:r>
-        <w:t>4.5. Sobreposição com o contrato do Município com instituição científica e tecnológica externa</w:t>
+        <w:t xml:space="preserve">4.5. O que a evidência oral não decide</w:t>
       </w:r>
     </w:p>
     <w:p>
       <w:pPr/>
       <w:r>
-        <w:t>O corpus registra, por fonte do próprio poder público, a existência de contrato do Município com instituição científica e tecnológica externa para diagnóstico de vulnerabilidades, cruzamento de dados e elaboração de plano de enfrentamento às mudanças climáticas, além de contratações próprias para mapeamento da rede de drenagem e aquisição de estações meteorológicas. Há sobreposição de escopo entre esses produtos e os desta consultoria, particularmente nas dimensões de dados, monitoramento e estratégia climática.</w:t>
+        <w:t xml:space="preserve">Quatro dimensões seguem sem fonte oral, e outras se sustentam em evidência de baixa confiança porque o participante remeteu a matéria a outro órgão. Nenhuma delas será suprida por nova rodada de entrevistas: são matéria de verificação documental: PPA, LDO, LOA, quadro de detalhamento da despesa, relatórios de execução orçamentária e a legislação municipal consolidada, todos já reunidos no acervo do projeto. Essa verificação constitui a Matriz de Evidência Documental e integra a etapa seguinte.</w:t>
+      </w:r>
+    </w:p>
+    <w:p>
+      <w:pPr>
+        <w:pStyle w:val="Ttulo1"/>
+      </w:pPr>
+      <w:r>
+        <w:t>CONSIDERAÇÕES FINAIS</w:t>
       </w:r>
     </w:p>
     <w:p>
       <w:pPr/>
       <w:r>
-        <w:t>Registrar essa sobreposição é responsabilidade deste relatório parcial; resolvê-la não é. Recomenda-se que, antes da consolidação do Roadmap, seja feito o mapeamento comparado dos produtos contratados nas duas frentes, de modo que o Plano de Ação incorpore o que já está sendo produzido em vez de duplicá-lo, e que identifique, por diferença, o que nenhuma das duas frentes cobre.</w:t>
+        <w:t>O Produto 04 cumpre o que lhe cabe no Plano de Trabalho: sistematiza as consultas realizadas, organiza as evidências segundo as dimensões da metodologia adotada e as torna rastreáveis até o trecho de fala que as sustenta. A unidade de registro adotada (a evidência, e não a entrevista nem a resposta) é o que permite que o diagnóstico resista à leitura de quem não participou do campo: cada afirmação deste relatório pode ser reconduzida a um trecho datado, anonimizado e classificado.</w:t>
+      </w:r>
+    </w:p>
+    <w:p>
+      <w:pPr/>
+      <w:r>
+        <w:t>Três decisões metodológicas merecem registro explícito, porque condicionam a leitura de tudo o que foi apresentado. A primeira: a ausência de evidência foi tratada como resultado, não como falha de coleta: uma dimensão de prioridade Muito alta que atravessa o corpus sem evidência é achado do diagnóstico. A segunda: a avaliação distingue sistematicamente existir de funcionar, e é essa distinção que revela o padrão dominante em Maringá, o de instrumentos formalizados que não atravessam até a efetividade. A terceira: as divergências entre fontes foram preservadas, nunca resolvidas por predominância de setor: elas são o insumo da etapa de validação participativa.</w:t>
+      </w:r>
+    </w:p>
+    <w:p>
+      <w:pPr/>
+      <w:r>
+        <w:t>O que este relatório estabelece, em síntese, é que a restrição ao financiamento climático urbano de Maringá não está na disponibilidade de recursos nem na ausência de vontade política, e sim na capacidade institucional de converter intenção em projeto demonstrável: capacidade que depende, por sua vez, de rastreabilidade orçamentária, de base de dados integrada e de coordenação que sobreviva à transição de gestão. É sobre essas três frentes que o Plano de Ação precisará operar.</w:t>
+      </w:r>
+    </w:p>
+    <w:p>
+      <w:pPr>
+        <w:pStyle w:val="Ttulo1"/>
+      </w:pPr>
+      <w:r>
+        <w:t>ANEXOS</w:t>
+      </w:r>
+    </w:p>
+    <w:p>
+      <w:pPr/>
+      <w:r>
+        <w:t>Integram este produto os seguintes anexos:</w:t>
+      </w:r>
+    </w:p>
+    <w:p>
+      <w:pPr>
+        <w:pStyle w:val="PargrafodaLista"/>
+      </w:pPr>
+      <w:r>
+        <w:t xml:space="preserve">Anexo 01: Termo de Consentimento e Autorização para Gravação de Áudio e Vídeo, modelo e vias assinadas.</w:t>
+      </w:r>
+    </w:p>
+    <w:p>
+      <w:pPr>
+        <w:pStyle w:val="PargrafodaLista"/>
+      </w:pPr>
+      <w:r>
+        <w:t xml:space="preserve">Anexo 02: Matriz de Controle de Entrevistas Semiestruturadas, com o registro de controle das 17 sessões realizadas.</w:t>
+      </w:r>
+    </w:p>
+    <w:p>
+      <w:pPr>
+        <w:pStyle w:val="PargrafodaLista"/>
+      </w:pPr>
+      <w:r>
+        <w:t xml:space="preserve">Anexo 03: Transcrições Anonimizadas das Sessões de Entrevista (nove sessões).</w:t>
+      </w:r>
+    </w:p>
+    <w:p>
+      <w:pPr>
+        <w:pStyle w:val="PargrafodaLista"/>
+      </w:pPr>
+      <w:r>
+        <w:t xml:space="preserve">Anexo 04: Quadro de Dimensões da Metodologia CCFLA/CEPAL Adaptada para Maringá: cobertura de evidência alcançada por dimensão e sessões.</w:t>
+      </w:r>
+    </w:p>
+    <w:p>
+      <w:pPr>
+        <w:pStyle w:val="PargrafodaLista"/>
+      </w:pPr>
+      <w:r>
+        <w:t xml:space="preserve">Anexo 05: Codificação dos Resultados das Entrevistas</w:t>
       </w:r>
     </w:p>
     <w:p>
@@ -18662,127 +13621,19 @@
         <w:pStyle w:val="Ttulo3"/>
       </w:pPr>
       <w:r>
-        <w:t>4.6. O que a evidência oral não decide</w:t>
+        <w:t xml:space="preserve">Nota sobre a anonimização das transcrições (Anexo 03)</w:t>
       </w:r>
     </w:p>
     <w:p>
       <w:pPr/>
       <w:r>
-        <w:t>Quatro dimensões seguem sem fonte oral, e outras se sustentam em evidência de baixa confiança porque o participante remeteu a outro órgão ou porque a formulação partiu do entrevistador e foi apenas confirmada. Nenhuma delas será suprida por nova rodada de entrevistas: são matéria de verificação documental: PPA, LDO, LOA, quadro de detalhamento da despesa, relatórios de execução orçamentária e a legislação municipal consolidada, todos já reunidos no acervo do projeto. Essa verificação constitui a Matriz de Evidência Documental e integra a etapa seguinte.</w:t>
+        <w:t xml:space="preserve">As transcrições que integram o Anexo 03 foram submetidas a processo sistemático de anonimização antes de sua incorporação a este produto. Nomes de participantes, entrevistadores e terceiros mencionados foram substituídos pelos rótulos [participante n], [entrevistador n] e [nome]; endereços de correio eletrônico, números de telefone, identificadores fiscais e links de acesso foram suprimidos integralmente. Órgãos públicos, leis, instrumentos de política e contratos publicados permanecem citados nominalmente, por constituírem informação de caráter público cuja supressão comprometeria a inteligibilidade do material sem acréscimo de proteção.</w:t>
       </w:r>
     </w:p>
     <w:p>
       <w:pPr/>
       <w:r>
-        <w:t>Do mesmo modo, as sessões complementares aventadas durante o campo (planejamento urbano, fazenda e procuradoria) cobririam a maior parte do vazio remanescente no eixo de finanças. A decisão sobre realizá-las permanece com a coordenação do projeto e está registrada aqui como pendência, não como lacuna metodológica.</w:t>
-      </w:r>
-    </w:p>
-    <w:p>
-      <w:pPr>
-        <w:pStyle w:val="Ttulo1"/>
-      </w:pPr>
-      <w:r>
-        <w:t>CONSIDERAÇÕES FINAIS</w:t>
-      </w:r>
-    </w:p>
-    <w:p>
-      <w:pPr/>
-      <w:r>
-        <w:t>O Produto 04 cumpre o que lhe cabe no Plano de Trabalho: sistematiza as consultas realizadas, organiza as evidências segundo as dimensões da metodologia adotada e as torna rastreáveis até o trecho de fala que as sustenta. A unidade de registro adotada (a evidência, e não a entrevista nem a resposta) é o que permite que o diagnóstico resista à leitura de quem não participou do campo: cada afirmação deste relatório pode ser reconduzida a um trecho datado, anonimizado e classificado.</w:t>
-      </w:r>
-    </w:p>
-    <w:p>
-      <w:pPr/>
-      <w:r>
-        <w:t>Três decisões metodológicas merecem registro explícito, porque condicionam a leitura de tudo o que foi apresentado. A primeira: a ausência de evidência foi tratada como resultado, não como falha de coleta: uma dimensão de prioridade Muito alta que atravessa o corpus sem evidência é achado do diagnóstico. A segunda: a avaliação distingue sistematicamente existir de funcionar, e é essa distinção que revela o padrão dominante em Maringá, o de instrumentos formalizados que não atravessam até a efetividade. A terceira: as divergências entre fontes foram preservadas, nunca resolvidas por predominância de setor: elas são o insumo da etapa de validação participativa.</w:t>
-      </w:r>
-    </w:p>
-    <w:p>
-      <w:pPr/>
-      <w:r>
-        <w:t>O que este relatório estabelece, em síntese, é que a restrição ao financiamento climático urbano de Maringá não está na disponibilidade de recursos nem na ausência de vontade política, e sim na capacidade institucional de converter intenção em projeto demonstrável: capacidade que depende, por sua vez, de rastreabilidade orçamentária, de base de dados integrada e de coordenação que sobreviva à transição de gestão. É sobre essas três frentes que o Plano de Ação precisará operar.</w:t>
-      </w:r>
-    </w:p>
-    <w:p>
-      <w:pPr>
-        <w:pStyle w:val="Ttulo1"/>
-      </w:pPr>
-      <w:r>
-        <w:t>ANEXOS</w:t>
-      </w:r>
-    </w:p>
-    <w:p>
-      <w:pPr/>
-      <w:r>
-        <w:t>Integram este produto os seguintes anexos:</w:t>
-      </w:r>
-    </w:p>
-    <w:p>
-      <w:pPr>
-        <w:pStyle w:val="PargrafodaLista"/>
-      </w:pPr>
-      <w:r>
-        <w:t>Anexo 01: Instrumentais de entrevista semiestruturada por grupo de atores-chave (poder público, setor privado, academia e sociedade civil) e roteiro único aplicado.</w:t>
-      </w:r>
-    </w:p>
-    <w:p>
-      <w:pPr>
-        <w:pStyle w:val="PargrafodaLista"/>
-      </w:pPr>
-      <w:r>
-        <w:t>Anexo 02: Termo de Consentimento e Autorização para Gravação de Áudio e Vídeo, modelo e vias assinadas.</w:t>
-      </w:r>
-    </w:p>
-    <w:p>
-      <w:pPr>
-        <w:pStyle w:val="PargrafodaLista"/>
-      </w:pPr>
-      <w:r>
-        <w:t>Anexo 03: Protocolo de Registro e Matriz de Controle de Entrevistas Semiestruturadas.</w:t>
-      </w:r>
-    </w:p>
-    <w:p>
-      <w:pPr>
-        <w:pStyle w:val="PargrafodaLista"/>
-      </w:pPr>
-      <w:r>
-        <w:t>Anexo 04: Quadro de dimensões da metodologia CCFLA/CEPAL priorizadas para Maringá, com a cobertura de evidência alcançada por dimensão.</w:t>
-      </w:r>
-    </w:p>
-    <w:p>
-      <w:pPr>
-        <w:pStyle w:val="PargrafodaLista"/>
-      </w:pPr>
-      <w:r>
-        <w:t>Anexo 05: Transcrições anonimizadas das 17 sessões de entrevista.</w:t>
-      </w:r>
-    </w:p>
-    <w:p>
-      <w:pPr>
-        <w:pStyle w:val="PargrafodaLista"/>
-      </w:pPr>
-      <w:r>
-        <w:t>Anexo 06: Painel público de acompanhamento do corpus, com o retrato das evidências por eixo, dimensão e setor.</w:t>
-      </w:r>
-    </w:p>
-    <w:p>
-      <w:pPr>
-        <w:pStyle w:val="Ttulo3"/>
-      </w:pPr>
-      <w:r>
-        <w:t>Nota sobre a anonimização das transcrições (Anexo 05)</w:t>
-      </w:r>
-    </w:p>
-    <w:p>
-      <w:pPr/>
-      <w:r>
-        <w:t>As transcrições que integram o Anexo 05 foram submetidas a processo sistemático de anonimização antes de sua incorporação a este produto. Nomes de participantes, entrevistadores e terceiros mencionados foram substituídos pelos rótulos [participante n], [entrevistador n] e [nome]; endereços de correio eletrônico, números de telefone, identificadores fiscais e links de acesso foram suprimidos integralmente. Órgãos públicos, leis, instrumentos de política e contratos publicados permanecem citados nominalmente, por constituírem informação de caráter público cuja supressão comprometeria a inteligibilidade do material sem acréscimo de proteção.</w:t>
-      </w:r>
-    </w:p>
-    <w:p>
-      <w:pPr/>
-      <w:r>
-        <w:t>Em três sessões, a anonimização por substituição de nomes não é suficiente: o cargo ocupado pelo participante, por si só, o identifica. Nesses casos foram adicionalmente suprimidos os trechos autoidentificadores (menção a cargo em entidade nominal, vínculo familiar, posicionamento eleitoral declarado e referência direta à função exercida), com cada supressão marcada no texto por reticências entre parênteses e registrada em relação de cortes anexa. Subsiste, ainda assim, risco residual de reidentificação por parte de leitor que conheça a estrutura institucional do Município. Esse risco é assumido e está registrado sessão por sessão desde o início da codificação; ele não decorre de falha do procedimento, mas da própria natureza de um corpus em que a representatividade setorial exige ouvir quem ocupa posições únicas na estrutura municipal.</w:t>
+        <w:t xml:space="preserve">Em oito sessões, a anonimização por substituição de nomes não é suficiente: o participante nomeia o próprio vínculo institucional em número de passagens que a supressão pontual não absorveria sem descaracterizar o conteúdo. Por decisão de proteção de dados pessoais, essas sessões não integram o Anexo 03: permanecem no acervo do projeto, sob guarda da consultoria, e podem ser disponibilizadas ao IPPLAM e à CEPAL mediante solicitação formal. O Anexo 03 reúne, portanto, as nove sessões cuja anonimização é suficiente, nas quais os trechos autoidentificadores remanescentes foram suprimidos e marcados por reticências entre parênteses, com cada supressão registrada em relação de cortes mantida pela consultoria. A decisão não afeta a base de evidências: as 17 sessões foram integralmente codificadas e as evidências delas extraídas, já anonimizadas trecho a trecho, integram o Anexo 05 e o painel de acompanhamento.</w:t>
       </w:r>
     </w:p>
     <w:sectPr>

--- a/Produto_04_publico.docx
+++ b/Produto_04_publico.docx
@@ -13633,7 +13633,7 @@
     <w:p>
       <w:pPr/>
       <w:r>
-        <w:t xml:space="preserve">Em oito sessões, a anonimização por substituição de nomes não é suficiente: o participante nomeia o próprio vínculo institucional em número de passagens que a supressão pontual não absorveria sem descaracterizar o conteúdo. Por decisão de proteção de dados pessoais, essas sessões não integram o Anexo 03: permanecem no acervo do projeto, sob guarda da consultoria, e podem ser disponibilizadas ao IPPLAM e à CEPAL mediante solicitação formal. O Anexo 03 reúne, portanto, as nove sessões cuja anonimização é suficiente, nas quais os trechos autoidentificadores remanescentes foram suprimidos e marcados por reticências entre parênteses, com cada supressão registrada em relação de cortes mantida pela consultoria. A decisão não afeta a base de evidências: as 17 sessões foram integralmente codificadas e as evidências delas extraídas, já anonimizadas trecho a trecho, integram o Anexo 05 e o painel de acompanhamento.</w:t>
+        <w:t xml:space="preserve">Em oito sessões, a anonimização por substituição de nomes não é suficiente: o participante nomeia o próprio vínculo institucional em número de passagens que a supressão pontual não absorveria sem descaracterizar o conteúdo. Por decisão de proteção de dados pessoais, essas sessões não integram o Anexo 03: permanecem no acervo do projeto, sob guarda da consultoria, e podem ser disponibilizadas ao IPPLAM e à CEPAL mediante solicitação formal. O Anexo 03 reúne, portanto, as nove sessões cuja anonimização é suficiente, nas quais os trechos autoidentificadores remanescentes, presentes em quatro delas, foram suprimidos e marcados por reticências entre parênteses, com cada supressão registrada em relação de cortes mantida pela consultoria. A decisão não afeta a base de evidências: as 17 sessões foram integralmente codificadas e as evidências delas extraídas, já anonimizadas trecho a trecho, integram o Anexo 05 e o painel de acompanhamento.</w:t>
       </w:r>
     </w:p>
     <w:sectPr>

--- a/Produto_04_publico.docx
+++ b/Produto_04_publico.docx
@@ -183,7 +183,11 @@
     <w:p>
       <w:r>
         <w:br/>
+      </w:r>
+      <w:r>
         <w:br/>
+      </w:r>
+      <w:r>
         <w:br/>
       </w:r>
     </w:p>
@@ -282,7 +286,19 @@
               <w:szCs w:val="20"/>
             </w:rPr>
             <w:fldChar w:fldCharType="begin"/>
+          </w:r>
+          <w:r>
+            <w:rPr>
+              <w:sz w:val="20"/>
+              <w:szCs w:val="20"/>
+            </w:rPr>
             <w:instrText xml:space="preserve"> TOC \o "1-3" \h \z \u </w:instrText>
+          </w:r>
+          <w:r>
+            <w:rPr>
+              <w:sz w:val="20"/>
+              <w:szCs w:val="20"/>
+            </w:rPr>
             <w:fldChar w:fldCharType="separate"/>
           </w:r>
           <w:hyperlink w:anchor="_Toc239979633" w:history="1">
@@ -303,10 +319,58 @@
                 <w:szCs w:val="20"/>
               </w:rPr>
               <w:tab/>
+            </w:r>
+            <w:r>
+              <w:rPr>
+                <w:noProof/>
+                <w:webHidden/>
+                <w:sz w:val="20"/>
+                <w:szCs w:val="20"/>
+              </w:rPr>
               <w:fldChar w:fldCharType="begin"/>
+            </w:r>
+            <w:r>
+              <w:rPr>
+                <w:noProof/>
+                <w:webHidden/>
+                <w:sz w:val="20"/>
+                <w:szCs w:val="20"/>
+              </w:rPr>
               <w:instrText xml:space="preserve"> PAGEREF _Toc239979633 \h </w:instrText>
+            </w:r>
+            <w:r>
+              <w:rPr>
+                <w:noProof/>
+                <w:webHidden/>
+                <w:sz w:val="20"/>
+                <w:szCs w:val="20"/>
+              </w:rPr>
+            </w:r>
+            <w:r>
+              <w:rPr>
+                <w:noProof/>
+                <w:webHidden/>
+                <w:sz w:val="20"/>
+                <w:szCs w:val="20"/>
+              </w:rPr>
               <w:fldChar w:fldCharType="separate"/>
+            </w:r>
+            <w:r>
+              <w:rPr>
+                <w:noProof/>
+                <w:webHidden/>
+                <w:sz w:val="20"/>
+                <w:szCs w:val="20"/>
+              </w:rPr>
               <w:t>1</w:t>
+            </w:r>
+            <w:r>
+              <w:rPr>
+                <w:noProof/>
+                <w:webHidden/>
+                <w:sz w:val="20"/>
+                <w:szCs w:val="20"/>
+              </w:rPr>
               <w:fldChar w:fldCharType="end"/>
             </w:r>
           </w:hyperlink>
@@ -357,10 +421,58 @@
                 <w:szCs w:val="20"/>
               </w:rPr>
               <w:tab/>
+            </w:r>
+            <w:r>
+              <w:rPr>
+                <w:noProof/>
+                <w:webHidden/>
+                <w:sz w:val="20"/>
+                <w:szCs w:val="20"/>
+              </w:rPr>
               <w:fldChar w:fldCharType="begin"/>
+            </w:r>
+            <w:r>
+              <w:rPr>
+                <w:noProof/>
+                <w:webHidden/>
+                <w:sz w:val="20"/>
+                <w:szCs w:val="20"/>
+              </w:rPr>
               <w:instrText xml:space="preserve"> PAGEREF _Toc239979634 \h </w:instrText>
+            </w:r>
+            <w:r>
+              <w:rPr>
+                <w:noProof/>
+                <w:webHidden/>
+                <w:sz w:val="20"/>
+                <w:szCs w:val="20"/>
+              </w:rPr>
+            </w:r>
+            <w:r>
+              <w:rPr>
+                <w:noProof/>
+                <w:webHidden/>
+                <w:sz w:val="20"/>
+                <w:szCs w:val="20"/>
+              </w:rPr>
               <w:fldChar w:fldCharType="separate"/>
+            </w:r>
+            <w:r>
+              <w:rPr>
+                <w:noProof/>
+                <w:webHidden/>
+                <w:sz w:val="20"/>
+                <w:szCs w:val="20"/>
+              </w:rPr>
               <w:t>2</w:t>
+            </w:r>
+            <w:r>
+              <w:rPr>
+                <w:noProof/>
+                <w:webHidden/>
+                <w:sz w:val="20"/>
+                <w:szCs w:val="20"/>
+              </w:rPr>
               <w:fldChar w:fldCharType="end"/>
             </w:r>
           </w:hyperlink>
@@ -415,10 +527,58 @@
                 <w:szCs w:val="20"/>
               </w:rPr>
               <w:tab/>
+            </w:r>
+            <w:r>
+              <w:rPr>
+                <w:noProof/>
+                <w:webHidden/>
+                <w:sz w:val="20"/>
+                <w:szCs w:val="20"/>
+              </w:rPr>
               <w:fldChar w:fldCharType="begin"/>
+            </w:r>
+            <w:r>
+              <w:rPr>
+                <w:noProof/>
+                <w:webHidden/>
+                <w:sz w:val="20"/>
+                <w:szCs w:val="20"/>
+              </w:rPr>
               <w:instrText xml:space="preserve"> PAGEREF _Toc239979635 \h </w:instrText>
+            </w:r>
+            <w:r>
+              <w:rPr>
+                <w:noProof/>
+                <w:webHidden/>
+                <w:sz w:val="20"/>
+                <w:szCs w:val="20"/>
+              </w:rPr>
+            </w:r>
+            <w:r>
+              <w:rPr>
+                <w:noProof/>
+                <w:webHidden/>
+                <w:sz w:val="20"/>
+                <w:szCs w:val="20"/>
+              </w:rPr>
               <w:fldChar w:fldCharType="separate"/>
+            </w:r>
+            <w:r>
+              <w:rPr>
+                <w:noProof/>
+                <w:webHidden/>
+                <w:sz w:val="20"/>
+                <w:szCs w:val="20"/>
+              </w:rPr>
               <w:t>4</w:t>
+            </w:r>
+            <w:r>
+              <w:rPr>
+                <w:noProof/>
+                <w:webHidden/>
+                <w:sz w:val="20"/>
+                <w:szCs w:val="20"/>
+              </w:rPr>
               <w:fldChar w:fldCharType="end"/>
             </w:r>
           </w:hyperlink>
@@ -469,10 +629,58 @@
                 <w:szCs w:val="20"/>
               </w:rPr>
               <w:tab/>
+            </w:r>
+            <w:r>
+              <w:rPr>
+                <w:noProof/>
+                <w:webHidden/>
+                <w:sz w:val="20"/>
+                <w:szCs w:val="20"/>
+              </w:rPr>
               <w:fldChar w:fldCharType="begin"/>
+            </w:r>
+            <w:r>
+              <w:rPr>
+                <w:noProof/>
+                <w:webHidden/>
+                <w:sz w:val="20"/>
+                <w:szCs w:val="20"/>
+              </w:rPr>
               <w:instrText xml:space="preserve"> PAGEREF _Toc239979636 \h </w:instrText>
+            </w:r>
+            <w:r>
+              <w:rPr>
+                <w:noProof/>
+                <w:webHidden/>
+                <w:sz w:val="20"/>
+                <w:szCs w:val="20"/>
+              </w:rPr>
+            </w:r>
+            <w:r>
+              <w:rPr>
+                <w:noProof/>
+                <w:webHidden/>
+                <w:sz w:val="20"/>
+                <w:szCs w:val="20"/>
+              </w:rPr>
               <w:fldChar w:fldCharType="separate"/>
+            </w:r>
+            <w:r>
+              <w:rPr>
+                <w:noProof/>
+                <w:webHidden/>
+                <w:sz w:val="20"/>
+                <w:szCs w:val="20"/>
+              </w:rPr>
               <w:t>9</w:t>
+            </w:r>
+            <w:r>
+              <w:rPr>
+                <w:noProof/>
+                <w:webHidden/>
+                <w:sz w:val="20"/>
+                <w:szCs w:val="20"/>
+              </w:rPr>
               <w:fldChar w:fldCharType="end"/>
             </w:r>
           </w:hyperlink>
@@ -527,10 +735,58 @@
                 <w:szCs w:val="20"/>
               </w:rPr>
               <w:tab/>
+            </w:r>
+            <w:r>
+              <w:rPr>
+                <w:noProof/>
+                <w:webHidden/>
+                <w:sz w:val="20"/>
+                <w:szCs w:val="20"/>
+              </w:rPr>
               <w:fldChar w:fldCharType="begin"/>
+            </w:r>
+            <w:r>
+              <w:rPr>
+                <w:noProof/>
+                <w:webHidden/>
+                <w:sz w:val="20"/>
+                <w:szCs w:val="20"/>
+              </w:rPr>
               <w:instrText xml:space="preserve"> PAGEREF _Toc239979638 \h </w:instrText>
+            </w:r>
+            <w:r>
+              <w:rPr>
+                <w:noProof/>
+                <w:webHidden/>
+                <w:sz w:val="20"/>
+                <w:szCs w:val="20"/>
+              </w:rPr>
+            </w:r>
+            <w:r>
+              <w:rPr>
+                <w:noProof/>
+                <w:webHidden/>
+                <w:sz w:val="20"/>
+                <w:szCs w:val="20"/>
+              </w:rPr>
               <w:fldChar w:fldCharType="separate"/>
+            </w:r>
+            <w:r>
+              <w:rPr>
+                <w:noProof/>
+                <w:webHidden/>
+                <w:sz w:val="20"/>
+                <w:szCs w:val="20"/>
+              </w:rPr>
               <w:t>9</w:t>
+            </w:r>
+            <w:r>
+              <w:rPr>
+                <w:noProof/>
+                <w:webHidden/>
+                <w:sz w:val="20"/>
+                <w:szCs w:val="20"/>
+              </w:rPr>
               <w:fldChar w:fldCharType="end"/>
             </w:r>
           </w:hyperlink>
@@ -585,10 +841,58 @@
                 <w:szCs w:val="20"/>
               </w:rPr>
               <w:tab/>
+            </w:r>
+            <w:r>
+              <w:rPr>
+                <w:noProof/>
+                <w:webHidden/>
+                <w:sz w:val="20"/>
+                <w:szCs w:val="20"/>
+              </w:rPr>
               <w:fldChar w:fldCharType="begin"/>
+            </w:r>
+            <w:r>
+              <w:rPr>
+                <w:noProof/>
+                <w:webHidden/>
+                <w:sz w:val="20"/>
+                <w:szCs w:val="20"/>
+              </w:rPr>
               <w:instrText xml:space="preserve"> PAGEREF _Toc239979639 \h </w:instrText>
+            </w:r>
+            <w:r>
+              <w:rPr>
+                <w:noProof/>
+                <w:webHidden/>
+                <w:sz w:val="20"/>
+                <w:szCs w:val="20"/>
+              </w:rPr>
+            </w:r>
+            <w:r>
+              <w:rPr>
+                <w:noProof/>
+                <w:webHidden/>
+                <w:sz w:val="20"/>
+                <w:szCs w:val="20"/>
+              </w:rPr>
               <w:fldChar w:fldCharType="separate"/>
+            </w:r>
+            <w:r>
+              <w:rPr>
+                <w:noProof/>
+                <w:webHidden/>
+                <w:sz w:val="20"/>
+                <w:szCs w:val="20"/>
+              </w:rPr>
               <w:t>10</w:t>
+            </w:r>
+            <w:r>
+              <w:rPr>
+                <w:noProof/>
+                <w:webHidden/>
+                <w:sz w:val="20"/>
+                <w:szCs w:val="20"/>
+              </w:rPr>
               <w:fldChar w:fldCharType="end"/>
             </w:r>
           </w:hyperlink>
@@ -643,10 +947,58 @@
                 <w:szCs w:val="20"/>
               </w:rPr>
               <w:tab/>
+            </w:r>
+            <w:r>
+              <w:rPr>
+                <w:noProof/>
+                <w:webHidden/>
+                <w:sz w:val="20"/>
+                <w:szCs w:val="20"/>
+              </w:rPr>
               <w:fldChar w:fldCharType="begin"/>
+            </w:r>
+            <w:r>
+              <w:rPr>
+                <w:noProof/>
+                <w:webHidden/>
+                <w:sz w:val="20"/>
+                <w:szCs w:val="20"/>
+              </w:rPr>
               <w:instrText xml:space="preserve"> PAGEREF _Toc239979640 \h </w:instrText>
+            </w:r>
+            <w:r>
+              <w:rPr>
+                <w:noProof/>
+                <w:webHidden/>
+                <w:sz w:val="20"/>
+                <w:szCs w:val="20"/>
+              </w:rPr>
+            </w:r>
+            <w:r>
+              <w:rPr>
+                <w:noProof/>
+                <w:webHidden/>
+                <w:sz w:val="20"/>
+                <w:szCs w:val="20"/>
+              </w:rPr>
               <w:fldChar w:fldCharType="separate"/>
+            </w:r>
+            <w:r>
+              <w:rPr>
+                <w:noProof/>
+                <w:webHidden/>
+                <w:sz w:val="20"/>
+                <w:szCs w:val="20"/>
+              </w:rPr>
               <w:t>11</w:t>
+            </w:r>
+            <w:r>
+              <w:rPr>
+                <w:noProof/>
+                <w:webHidden/>
+                <w:sz w:val="20"/>
+                <w:szCs w:val="20"/>
+              </w:rPr>
               <w:fldChar w:fldCharType="end"/>
             </w:r>
           </w:hyperlink>
@@ -701,10 +1053,58 @@
                 <w:szCs w:val="20"/>
               </w:rPr>
               <w:tab/>
+            </w:r>
+            <w:r>
+              <w:rPr>
+                <w:noProof/>
+                <w:webHidden/>
+                <w:sz w:val="20"/>
+                <w:szCs w:val="20"/>
+              </w:rPr>
               <w:fldChar w:fldCharType="begin"/>
+            </w:r>
+            <w:r>
+              <w:rPr>
+                <w:noProof/>
+                <w:webHidden/>
+                <w:sz w:val="20"/>
+                <w:szCs w:val="20"/>
+              </w:rPr>
               <w:instrText xml:space="preserve"> PAGEREF _Toc239979641 \h </w:instrText>
+            </w:r>
+            <w:r>
+              <w:rPr>
+                <w:noProof/>
+                <w:webHidden/>
+                <w:sz w:val="20"/>
+                <w:szCs w:val="20"/>
+              </w:rPr>
+            </w:r>
+            <w:r>
+              <w:rPr>
+                <w:noProof/>
+                <w:webHidden/>
+                <w:sz w:val="20"/>
+                <w:szCs w:val="20"/>
+              </w:rPr>
               <w:fldChar w:fldCharType="separate"/>
+            </w:r>
+            <w:r>
+              <w:rPr>
+                <w:noProof/>
+                <w:webHidden/>
+                <w:sz w:val="20"/>
+                <w:szCs w:val="20"/>
+              </w:rPr>
               <w:t>12</w:t>
+            </w:r>
+            <w:r>
+              <w:rPr>
+                <w:noProof/>
+                <w:webHidden/>
+                <w:sz w:val="20"/>
+                <w:szCs w:val="20"/>
+              </w:rPr>
               <w:fldChar w:fldCharType="end"/>
             </w:r>
           </w:hyperlink>
@@ -759,10 +1159,58 @@
                 <w:szCs w:val="20"/>
               </w:rPr>
               <w:tab/>
+            </w:r>
+            <w:r>
+              <w:rPr>
+                <w:noProof/>
+                <w:webHidden/>
+                <w:sz w:val="20"/>
+                <w:szCs w:val="20"/>
+              </w:rPr>
               <w:fldChar w:fldCharType="begin"/>
+            </w:r>
+            <w:r>
+              <w:rPr>
+                <w:noProof/>
+                <w:webHidden/>
+                <w:sz w:val="20"/>
+                <w:szCs w:val="20"/>
+              </w:rPr>
               <w:instrText xml:space="preserve"> PAGEREF _Toc239979642 \h </w:instrText>
+            </w:r>
+            <w:r>
+              <w:rPr>
+                <w:noProof/>
+                <w:webHidden/>
+                <w:sz w:val="20"/>
+                <w:szCs w:val="20"/>
+              </w:rPr>
+            </w:r>
+            <w:r>
+              <w:rPr>
+                <w:noProof/>
+                <w:webHidden/>
+                <w:sz w:val="20"/>
+                <w:szCs w:val="20"/>
+              </w:rPr>
               <w:fldChar w:fldCharType="separate"/>
+            </w:r>
+            <w:r>
+              <w:rPr>
+                <w:noProof/>
+                <w:webHidden/>
+                <w:sz w:val="20"/>
+                <w:szCs w:val="20"/>
+              </w:rPr>
               <w:t>12</w:t>
+            </w:r>
+            <w:r>
+              <w:rPr>
+                <w:noProof/>
+                <w:webHidden/>
+                <w:sz w:val="20"/>
+                <w:szCs w:val="20"/>
+              </w:rPr>
               <w:fldChar w:fldCharType="end"/>
             </w:r>
           </w:hyperlink>
@@ -813,10 +1261,58 @@
                 <w:szCs w:val="20"/>
               </w:rPr>
               <w:tab/>
+            </w:r>
+            <w:r>
+              <w:rPr>
+                <w:noProof/>
+                <w:webHidden/>
+                <w:sz w:val="20"/>
+                <w:szCs w:val="20"/>
+              </w:rPr>
               <w:fldChar w:fldCharType="begin"/>
+            </w:r>
+            <w:r>
+              <w:rPr>
+                <w:noProof/>
+                <w:webHidden/>
+                <w:sz w:val="20"/>
+                <w:szCs w:val="20"/>
+              </w:rPr>
               <w:instrText xml:space="preserve"> PAGEREF _Toc239979643 \h </w:instrText>
+            </w:r>
+            <w:r>
+              <w:rPr>
+                <w:noProof/>
+                <w:webHidden/>
+                <w:sz w:val="20"/>
+                <w:szCs w:val="20"/>
+              </w:rPr>
+            </w:r>
+            <w:r>
+              <w:rPr>
+                <w:noProof/>
+                <w:webHidden/>
+                <w:sz w:val="20"/>
+                <w:szCs w:val="20"/>
+              </w:rPr>
               <w:fldChar w:fldCharType="separate"/>
+            </w:r>
+            <w:r>
+              <w:rPr>
+                <w:noProof/>
+                <w:webHidden/>
+                <w:sz w:val="20"/>
+                <w:szCs w:val="20"/>
+              </w:rPr>
               <w:t>16</w:t>
+            </w:r>
+            <w:r>
+              <w:rPr>
+                <w:noProof/>
+                <w:webHidden/>
+                <w:sz w:val="20"/>
+                <w:szCs w:val="20"/>
+              </w:rPr>
               <w:fldChar w:fldCharType="end"/>
             </w:r>
           </w:hyperlink>
@@ -871,10 +1367,58 @@
                 <w:szCs w:val="20"/>
               </w:rPr>
               <w:tab/>
+            </w:r>
+            <w:r>
+              <w:rPr>
+                <w:noProof/>
+                <w:webHidden/>
+                <w:sz w:val="20"/>
+                <w:szCs w:val="20"/>
+              </w:rPr>
               <w:fldChar w:fldCharType="begin"/>
+            </w:r>
+            <w:r>
+              <w:rPr>
+                <w:noProof/>
+                <w:webHidden/>
+                <w:sz w:val="20"/>
+                <w:szCs w:val="20"/>
+              </w:rPr>
               <w:instrText xml:space="preserve"> PAGEREF _Toc239979645 \h </w:instrText>
+            </w:r>
+            <w:r>
+              <w:rPr>
+                <w:noProof/>
+                <w:webHidden/>
+                <w:sz w:val="20"/>
+                <w:szCs w:val="20"/>
+              </w:rPr>
+            </w:r>
+            <w:r>
+              <w:rPr>
+                <w:noProof/>
+                <w:webHidden/>
+                <w:sz w:val="20"/>
+                <w:szCs w:val="20"/>
+              </w:rPr>
               <w:fldChar w:fldCharType="separate"/>
+            </w:r>
+            <w:r>
+              <w:rPr>
+                <w:noProof/>
+                <w:webHidden/>
+                <w:sz w:val="20"/>
+                <w:szCs w:val="20"/>
+              </w:rPr>
               <w:t>16</w:t>
+            </w:r>
+            <w:r>
+              <w:rPr>
+                <w:noProof/>
+                <w:webHidden/>
+                <w:sz w:val="20"/>
+                <w:szCs w:val="20"/>
+              </w:rPr>
               <w:fldChar w:fldCharType="end"/>
             </w:r>
           </w:hyperlink>
@@ -910,10 +1454,58 @@
                 <w:szCs w:val="20"/>
               </w:rPr>
               <w:tab/>
+            </w:r>
+            <w:r>
+              <w:rPr>
+                <w:noProof/>
+                <w:webHidden/>
+                <w:sz w:val="20"/>
+                <w:szCs w:val="20"/>
+              </w:rPr>
               <w:fldChar w:fldCharType="begin"/>
+            </w:r>
+            <w:r>
+              <w:rPr>
+                <w:noProof/>
+                <w:webHidden/>
+                <w:sz w:val="20"/>
+                <w:szCs w:val="20"/>
+              </w:rPr>
               <w:instrText xml:space="preserve"> PAGEREF _Toc239979646 \h </w:instrText>
+            </w:r>
+            <w:r>
+              <w:rPr>
+                <w:noProof/>
+                <w:webHidden/>
+                <w:sz w:val="20"/>
+                <w:szCs w:val="20"/>
+              </w:rPr>
+            </w:r>
+            <w:r>
+              <w:rPr>
+                <w:noProof/>
+                <w:webHidden/>
+                <w:sz w:val="20"/>
+                <w:szCs w:val="20"/>
+              </w:rPr>
               <w:fldChar w:fldCharType="separate"/>
+            </w:r>
+            <w:r>
+              <w:rPr>
+                <w:noProof/>
+                <w:webHidden/>
+                <w:sz w:val="20"/>
+                <w:szCs w:val="20"/>
+              </w:rPr>
               <w:t>16</w:t>
+            </w:r>
+            <w:r>
+              <w:rPr>
+                <w:noProof/>
+                <w:webHidden/>
+                <w:sz w:val="20"/>
+                <w:szCs w:val="20"/>
+              </w:rPr>
               <w:fldChar w:fldCharType="end"/>
             </w:r>
           </w:hyperlink>
@@ -949,10 +1541,58 @@
                 <w:szCs w:val="20"/>
               </w:rPr>
               <w:tab/>
+            </w:r>
+            <w:r>
+              <w:rPr>
+                <w:noProof/>
+                <w:webHidden/>
+                <w:sz w:val="20"/>
+                <w:szCs w:val="20"/>
+              </w:rPr>
               <w:fldChar w:fldCharType="begin"/>
+            </w:r>
+            <w:r>
+              <w:rPr>
+                <w:noProof/>
+                <w:webHidden/>
+                <w:sz w:val="20"/>
+                <w:szCs w:val="20"/>
+              </w:rPr>
               <w:instrText xml:space="preserve"> PAGEREF _Toc239979647 \h </w:instrText>
+            </w:r>
+            <w:r>
+              <w:rPr>
+                <w:noProof/>
+                <w:webHidden/>
+                <w:sz w:val="20"/>
+                <w:szCs w:val="20"/>
+              </w:rPr>
+            </w:r>
+            <w:r>
+              <w:rPr>
+                <w:noProof/>
+                <w:webHidden/>
+                <w:sz w:val="20"/>
+                <w:szCs w:val="20"/>
+              </w:rPr>
               <w:fldChar w:fldCharType="separate"/>
+            </w:r>
+            <w:r>
+              <w:rPr>
+                <w:noProof/>
+                <w:webHidden/>
+                <w:sz w:val="20"/>
+                <w:szCs w:val="20"/>
+              </w:rPr>
               <w:t>17</w:t>
+            </w:r>
+            <w:r>
+              <w:rPr>
+                <w:noProof/>
+                <w:webHidden/>
+                <w:sz w:val="20"/>
+                <w:szCs w:val="20"/>
+              </w:rPr>
               <w:fldChar w:fldCharType="end"/>
             </w:r>
           </w:hyperlink>
@@ -988,10 +1628,58 @@
                 <w:szCs w:val="20"/>
               </w:rPr>
               <w:tab/>
+            </w:r>
+            <w:r>
+              <w:rPr>
+                <w:noProof/>
+                <w:webHidden/>
+                <w:sz w:val="20"/>
+                <w:szCs w:val="20"/>
+              </w:rPr>
               <w:fldChar w:fldCharType="begin"/>
+            </w:r>
+            <w:r>
+              <w:rPr>
+                <w:noProof/>
+                <w:webHidden/>
+                <w:sz w:val="20"/>
+                <w:szCs w:val="20"/>
+              </w:rPr>
               <w:instrText xml:space="preserve"> PAGEREF _Toc239979648 \h </w:instrText>
+            </w:r>
+            <w:r>
+              <w:rPr>
+                <w:noProof/>
+                <w:webHidden/>
+                <w:sz w:val="20"/>
+                <w:szCs w:val="20"/>
+              </w:rPr>
+            </w:r>
+            <w:r>
+              <w:rPr>
+                <w:noProof/>
+                <w:webHidden/>
+                <w:sz w:val="20"/>
+                <w:szCs w:val="20"/>
+              </w:rPr>
               <w:fldChar w:fldCharType="separate"/>
+            </w:r>
+            <w:r>
+              <w:rPr>
+                <w:noProof/>
+                <w:webHidden/>
+                <w:sz w:val="20"/>
+                <w:szCs w:val="20"/>
+              </w:rPr>
               <w:t>17</w:t>
+            </w:r>
+            <w:r>
+              <w:rPr>
+                <w:noProof/>
+                <w:webHidden/>
+                <w:sz w:val="20"/>
+                <w:szCs w:val="20"/>
+              </w:rPr>
               <w:fldChar w:fldCharType="end"/>
             </w:r>
           </w:hyperlink>
@@ -1027,10 +1715,58 @@
                 <w:szCs w:val="20"/>
               </w:rPr>
               <w:tab/>
+            </w:r>
+            <w:r>
+              <w:rPr>
+                <w:noProof/>
+                <w:webHidden/>
+                <w:sz w:val="20"/>
+                <w:szCs w:val="20"/>
+              </w:rPr>
               <w:fldChar w:fldCharType="begin"/>
+            </w:r>
+            <w:r>
+              <w:rPr>
+                <w:noProof/>
+                <w:webHidden/>
+                <w:sz w:val="20"/>
+                <w:szCs w:val="20"/>
+              </w:rPr>
               <w:instrText xml:space="preserve"> PAGEREF _Toc239979649 \h </w:instrText>
+            </w:r>
+            <w:r>
+              <w:rPr>
+                <w:noProof/>
+                <w:webHidden/>
+                <w:sz w:val="20"/>
+                <w:szCs w:val="20"/>
+              </w:rPr>
+            </w:r>
+            <w:r>
+              <w:rPr>
+                <w:noProof/>
+                <w:webHidden/>
+                <w:sz w:val="20"/>
+                <w:szCs w:val="20"/>
+              </w:rPr>
               <w:fldChar w:fldCharType="separate"/>
+            </w:r>
+            <w:r>
+              <w:rPr>
+                <w:noProof/>
+                <w:webHidden/>
+                <w:sz w:val="20"/>
+                <w:szCs w:val="20"/>
+              </w:rPr>
               <w:t>18</w:t>
+            </w:r>
+            <w:r>
+              <w:rPr>
+                <w:noProof/>
+                <w:webHidden/>
+                <w:sz w:val="20"/>
+                <w:szCs w:val="20"/>
+              </w:rPr>
               <w:fldChar w:fldCharType="end"/>
             </w:r>
           </w:hyperlink>
@@ -1066,10 +1802,58 @@
                 <w:szCs w:val="20"/>
               </w:rPr>
               <w:tab/>
+            </w:r>
+            <w:r>
+              <w:rPr>
+                <w:noProof/>
+                <w:webHidden/>
+                <w:sz w:val="20"/>
+                <w:szCs w:val="20"/>
+              </w:rPr>
               <w:fldChar w:fldCharType="begin"/>
+            </w:r>
+            <w:r>
+              <w:rPr>
+                <w:noProof/>
+                <w:webHidden/>
+                <w:sz w:val="20"/>
+                <w:szCs w:val="20"/>
+              </w:rPr>
               <w:instrText xml:space="preserve"> PAGEREF _Toc239979650 \h </w:instrText>
+            </w:r>
+            <w:r>
+              <w:rPr>
+                <w:noProof/>
+                <w:webHidden/>
+                <w:sz w:val="20"/>
+                <w:szCs w:val="20"/>
+              </w:rPr>
+            </w:r>
+            <w:r>
+              <w:rPr>
+                <w:noProof/>
+                <w:webHidden/>
+                <w:sz w:val="20"/>
+                <w:szCs w:val="20"/>
+              </w:rPr>
               <w:fldChar w:fldCharType="separate"/>
+            </w:r>
+            <w:r>
+              <w:rPr>
+                <w:noProof/>
+                <w:webHidden/>
+                <w:sz w:val="20"/>
+                <w:szCs w:val="20"/>
+              </w:rPr>
               <w:t>18</w:t>
+            </w:r>
+            <w:r>
+              <w:rPr>
+                <w:noProof/>
+                <w:webHidden/>
+                <w:sz w:val="20"/>
+                <w:szCs w:val="20"/>
+              </w:rPr>
               <w:fldChar w:fldCharType="end"/>
             </w:r>
           </w:hyperlink>
@@ -1124,10 +1908,58 @@
                 <w:szCs w:val="20"/>
               </w:rPr>
               <w:tab/>
+            </w:r>
+            <w:r>
+              <w:rPr>
+                <w:noProof/>
+                <w:webHidden/>
+                <w:sz w:val="20"/>
+                <w:szCs w:val="20"/>
+              </w:rPr>
               <w:fldChar w:fldCharType="begin"/>
+            </w:r>
+            <w:r>
+              <w:rPr>
+                <w:noProof/>
+                <w:webHidden/>
+                <w:sz w:val="20"/>
+                <w:szCs w:val="20"/>
+              </w:rPr>
               <w:instrText xml:space="preserve"> PAGEREF _Toc239979651 \h </w:instrText>
+            </w:r>
+            <w:r>
+              <w:rPr>
+                <w:noProof/>
+                <w:webHidden/>
+                <w:sz w:val="20"/>
+                <w:szCs w:val="20"/>
+              </w:rPr>
+            </w:r>
+            <w:r>
+              <w:rPr>
+                <w:noProof/>
+                <w:webHidden/>
+                <w:sz w:val="20"/>
+                <w:szCs w:val="20"/>
+              </w:rPr>
               <w:fldChar w:fldCharType="separate"/>
+            </w:r>
+            <w:r>
+              <w:rPr>
+                <w:noProof/>
+                <w:webHidden/>
+                <w:sz w:val="20"/>
+                <w:szCs w:val="20"/>
+              </w:rPr>
               <w:t>18</w:t>
+            </w:r>
+            <w:r>
+              <w:rPr>
+                <w:noProof/>
+                <w:webHidden/>
+                <w:sz w:val="20"/>
+                <w:szCs w:val="20"/>
+              </w:rPr>
               <w:fldChar w:fldCharType="end"/>
             </w:r>
           </w:hyperlink>
@@ -1163,10 +1995,58 @@
                 <w:szCs w:val="20"/>
               </w:rPr>
               <w:tab/>
+            </w:r>
+            <w:r>
+              <w:rPr>
+                <w:noProof/>
+                <w:webHidden/>
+                <w:sz w:val="20"/>
+                <w:szCs w:val="20"/>
+              </w:rPr>
               <w:fldChar w:fldCharType="begin"/>
+            </w:r>
+            <w:r>
+              <w:rPr>
+                <w:noProof/>
+                <w:webHidden/>
+                <w:sz w:val="20"/>
+                <w:szCs w:val="20"/>
+              </w:rPr>
               <w:instrText xml:space="preserve"> PAGEREF _Toc239979652 \h </w:instrText>
+            </w:r>
+            <w:r>
+              <w:rPr>
+                <w:noProof/>
+                <w:webHidden/>
+                <w:sz w:val="20"/>
+                <w:szCs w:val="20"/>
+              </w:rPr>
+            </w:r>
+            <w:r>
+              <w:rPr>
+                <w:noProof/>
+                <w:webHidden/>
+                <w:sz w:val="20"/>
+                <w:szCs w:val="20"/>
+              </w:rPr>
               <w:fldChar w:fldCharType="separate"/>
+            </w:r>
+            <w:r>
+              <w:rPr>
+                <w:noProof/>
+                <w:webHidden/>
+                <w:sz w:val="20"/>
+                <w:szCs w:val="20"/>
+              </w:rPr>
               <w:t>19</w:t>
+            </w:r>
+            <w:r>
+              <w:rPr>
+                <w:noProof/>
+                <w:webHidden/>
+                <w:sz w:val="20"/>
+                <w:szCs w:val="20"/>
+              </w:rPr>
               <w:fldChar w:fldCharType="end"/>
             </w:r>
           </w:hyperlink>
@@ -1202,10 +2082,58 @@
                 <w:szCs w:val="20"/>
               </w:rPr>
               <w:tab/>
+            </w:r>
+            <w:r>
+              <w:rPr>
+                <w:noProof/>
+                <w:webHidden/>
+                <w:sz w:val="20"/>
+                <w:szCs w:val="20"/>
+              </w:rPr>
               <w:fldChar w:fldCharType="begin"/>
+            </w:r>
+            <w:r>
+              <w:rPr>
+                <w:noProof/>
+                <w:webHidden/>
+                <w:sz w:val="20"/>
+                <w:szCs w:val="20"/>
+              </w:rPr>
               <w:instrText xml:space="preserve"> PAGEREF _Toc239979653 \h </w:instrText>
+            </w:r>
+            <w:r>
+              <w:rPr>
+                <w:noProof/>
+                <w:webHidden/>
+                <w:sz w:val="20"/>
+                <w:szCs w:val="20"/>
+              </w:rPr>
+            </w:r>
+            <w:r>
+              <w:rPr>
+                <w:noProof/>
+                <w:webHidden/>
+                <w:sz w:val="20"/>
+                <w:szCs w:val="20"/>
+              </w:rPr>
               <w:fldChar w:fldCharType="separate"/>
+            </w:r>
+            <w:r>
+              <w:rPr>
+                <w:noProof/>
+                <w:webHidden/>
+                <w:sz w:val="20"/>
+                <w:szCs w:val="20"/>
+              </w:rPr>
               <w:t>19</w:t>
+            </w:r>
+            <w:r>
+              <w:rPr>
+                <w:noProof/>
+                <w:webHidden/>
+                <w:sz w:val="20"/>
+                <w:szCs w:val="20"/>
+              </w:rPr>
               <w:fldChar w:fldCharType="end"/>
             </w:r>
           </w:hyperlink>
@@ -1241,10 +2169,58 @@
                 <w:szCs w:val="20"/>
               </w:rPr>
               <w:tab/>
+            </w:r>
+            <w:r>
+              <w:rPr>
+                <w:noProof/>
+                <w:webHidden/>
+                <w:sz w:val="20"/>
+                <w:szCs w:val="20"/>
+              </w:rPr>
               <w:fldChar w:fldCharType="begin"/>
+            </w:r>
+            <w:r>
+              <w:rPr>
+                <w:noProof/>
+                <w:webHidden/>
+                <w:sz w:val="20"/>
+                <w:szCs w:val="20"/>
+              </w:rPr>
               <w:instrText xml:space="preserve"> PAGEREF _Toc239979654 \h </w:instrText>
+            </w:r>
+            <w:r>
+              <w:rPr>
+                <w:noProof/>
+                <w:webHidden/>
+                <w:sz w:val="20"/>
+                <w:szCs w:val="20"/>
+              </w:rPr>
+            </w:r>
+            <w:r>
+              <w:rPr>
+                <w:noProof/>
+                <w:webHidden/>
+                <w:sz w:val="20"/>
+                <w:szCs w:val="20"/>
+              </w:rPr>
               <w:fldChar w:fldCharType="separate"/>
+            </w:r>
+            <w:r>
+              <w:rPr>
+                <w:noProof/>
+                <w:webHidden/>
+                <w:sz w:val="20"/>
+                <w:szCs w:val="20"/>
+              </w:rPr>
               <w:t>19</w:t>
+            </w:r>
+            <w:r>
+              <w:rPr>
+                <w:noProof/>
+                <w:webHidden/>
+                <w:sz w:val="20"/>
+                <w:szCs w:val="20"/>
+              </w:rPr>
               <w:fldChar w:fldCharType="end"/>
             </w:r>
           </w:hyperlink>
@@ -1280,10 +2256,58 @@
                 <w:szCs w:val="20"/>
               </w:rPr>
               <w:tab/>
+            </w:r>
+            <w:r>
+              <w:rPr>
+                <w:noProof/>
+                <w:webHidden/>
+                <w:sz w:val="20"/>
+                <w:szCs w:val="20"/>
+              </w:rPr>
               <w:fldChar w:fldCharType="begin"/>
+            </w:r>
+            <w:r>
+              <w:rPr>
+                <w:noProof/>
+                <w:webHidden/>
+                <w:sz w:val="20"/>
+                <w:szCs w:val="20"/>
+              </w:rPr>
               <w:instrText xml:space="preserve"> PAGEREF _Toc239979655 \h </w:instrText>
+            </w:r>
+            <w:r>
+              <w:rPr>
+                <w:noProof/>
+                <w:webHidden/>
+                <w:sz w:val="20"/>
+                <w:szCs w:val="20"/>
+              </w:rPr>
+            </w:r>
+            <w:r>
+              <w:rPr>
+                <w:noProof/>
+                <w:webHidden/>
+                <w:sz w:val="20"/>
+                <w:szCs w:val="20"/>
+              </w:rPr>
               <w:fldChar w:fldCharType="separate"/>
+            </w:r>
+            <w:r>
+              <w:rPr>
+                <w:noProof/>
+                <w:webHidden/>
+                <w:sz w:val="20"/>
+                <w:szCs w:val="20"/>
+              </w:rPr>
               <w:t>20</w:t>
+            </w:r>
+            <w:r>
+              <w:rPr>
+                <w:noProof/>
+                <w:webHidden/>
+                <w:sz w:val="20"/>
+                <w:szCs w:val="20"/>
+              </w:rPr>
               <w:fldChar w:fldCharType="end"/>
             </w:r>
           </w:hyperlink>
@@ -1319,10 +2343,58 @@
                 <w:szCs w:val="20"/>
               </w:rPr>
               <w:tab/>
+            </w:r>
+            <w:r>
+              <w:rPr>
+                <w:noProof/>
+                <w:webHidden/>
+                <w:sz w:val="20"/>
+                <w:szCs w:val="20"/>
+              </w:rPr>
               <w:fldChar w:fldCharType="begin"/>
+            </w:r>
+            <w:r>
+              <w:rPr>
+                <w:noProof/>
+                <w:webHidden/>
+                <w:sz w:val="20"/>
+                <w:szCs w:val="20"/>
+              </w:rPr>
               <w:instrText xml:space="preserve"> PAGEREF _Toc239979656 \h </w:instrText>
+            </w:r>
+            <w:r>
+              <w:rPr>
+                <w:noProof/>
+                <w:webHidden/>
+                <w:sz w:val="20"/>
+                <w:szCs w:val="20"/>
+              </w:rPr>
+            </w:r>
+            <w:r>
+              <w:rPr>
+                <w:noProof/>
+                <w:webHidden/>
+                <w:sz w:val="20"/>
+                <w:szCs w:val="20"/>
+              </w:rPr>
               <w:fldChar w:fldCharType="separate"/>
+            </w:r>
+            <w:r>
+              <w:rPr>
+                <w:noProof/>
+                <w:webHidden/>
+                <w:sz w:val="20"/>
+                <w:szCs w:val="20"/>
+              </w:rPr>
               <w:t>20</w:t>
+            </w:r>
+            <w:r>
+              <w:rPr>
+                <w:noProof/>
+                <w:webHidden/>
+                <w:sz w:val="20"/>
+                <w:szCs w:val="20"/>
+              </w:rPr>
               <w:fldChar w:fldCharType="end"/>
             </w:r>
           </w:hyperlink>
@@ -1377,10 +2449,58 @@
                 <w:szCs w:val="20"/>
               </w:rPr>
               <w:tab/>
+            </w:r>
+            <w:r>
+              <w:rPr>
+                <w:noProof/>
+                <w:webHidden/>
+                <w:sz w:val="20"/>
+                <w:szCs w:val="20"/>
+              </w:rPr>
               <w:fldChar w:fldCharType="begin"/>
+            </w:r>
+            <w:r>
+              <w:rPr>
+                <w:noProof/>
+                <w:webHidden/>
+                <w:sz w:val="20"/>
+                <w:szCs w:val="20"/>
+              </w:rPr>
               <w:instrText xml:space="preserve"> PAGEREF _Toc239979657 \h </w:instrText>
+            </w:r>
+            <w:r>
+              <w:rPr>
+                <w:noProof/>
+                <w:webHidden/>
+                <w:sz w:val="20"/>
+                <w:szCs w:val="20"/>
+              </w:rPr>
+            </w:r>
+            <w:r>
+              <w:rPr>
+                <w:noProof/>
+                <w:webHidden/>
+                <w:sz w:val="20"/>
+                <w:szCs w:val="20"/>
+              </w:rPr>
               <w:fldChar w:fldCharType="separate"/>
+            </w:r>
+            <w:r>
+              <w:rPr>
+                <w:noProof/>
+                <w:webHidden/>
+                <w:sz w:val="20"/>
+                <w:szCs w:val="20"/>
+              </w:rPr>
               <w:t>20</w:t>
+            </w:r>
+            <w:r>
+              <w:rPr>
+                <w:noProof/>
+                <w:webHidden/>
+                <w:sz w:val="20"/>
+                <w:szCs w:val="20"/>
+              </w:rPr>
               <w:fldChar w:fldCharType="end"/>
             </w:r>
           </w:hyperlink>
@@ -1416,10 +2536,58 @@
                 <w:szCs w:val="20"/>
               </w:rPr>
               <w:tab/>
+            </w:r>
+            <w:r>
+              <w:rPr>
+                <w:noProof/>
+                <w:webHidden/>
+                <w:sz w:val="20"/>
+                <w:szCs w:val="20"/>
+              </w:rPr>
               <w:fldChar w:fldCharType="begin"/>
+            </w:r>
+            <w:r>
+              <w:rPr>
+                <w:noProof/>
+                <w:webHidden/>
+                <w:sz w:val="20"/>
+                <w:szCs w:val="20"/>
+              </w:rPr>
               <w:instrText xml:space="preserve"> PAGEREF _Toc239979658 \h </w:instrText>
+            </w:r>
+            <w:r>
+              <w:rPr>
+                <w:noProof/>
+                <w:webHidden/>
+                <w:sz w:val="20"/>
+                <w:szCs w:val="20"/>
+              </w:rPr>
+            </w:r>
+            <w:r>
+              <w:rPr>
+                <w:noProof/>
+                <w:webHidden/>
+                <w:sz w:val="20"/>
+                <w:szCs w:val="20"/>
+              </w:rPr>
               <w:fldChar w:fldCharType="separate"/>
+            </w:r>
+            <w:r>
+              <w:rPr>
+                <w:noProof/>
+                <w:webHidden/>
+                <w:sz w:val="20"/>
+                <w:szCs w:val="20"/>
+              </w:rPr>
               <w:t>21</w:t>
+            </w:r>
+            <w:r>
+              <w:rPr>
+                <w:noProof/>
+                <w:webHidden/>
+                <w:sz w:val="20"/>
+                <w:szCs w:val="20"/>
+              </w:rPr>
               <w:fldChar w:fldCharType="end"/>
             </w:r>
           </w:hyperlink>
@@ -1455,10 +2623,58 @@
                 <w:szCs w:val="20"/>
               </w:rPr>
               <w:tab/>
+            </w:r>
+            <w:r>
+              <w:rPr>
+                <w:noProof/>
+                <w:webHidden/>
+                <w:sz w:val="20"/>
+                <w:szCs w:val="20"/>
+              </w:rPr>
               <w:fldChar w:fldCharType="begin"/>
+            </w:r>
+            <w:r>
+              <w:rPr>
+                <w:noProof/>
+                <w:webHidden/>
+                <w:sz w:val="20"/>
+                <w:szCs w:val="20"/>
+              </w:rPr>
               <w:instrText xml:space="preserve"> PAGEREF _Toc239979659 \h </w:instrText>
+            </w:r>
+            <w:r>
+              <w:rPr>
+                <w:noProof/>
+                <w:webHidden/>
+                <w:sz w:val="20"/>
+                <w:szCs w:val="20"/>
+              </w:rPr>
+            </w:r>
+            <w:r>
+              <w:rPr>
+                <w:noProof/>
+                <w:webHidden/>
+                <w:sz w:val="20"/>
+                <w:szCs w:val="20"/>
+              </w:rPr>
               <w:fldChar w:fldCharType="separate"/>
+            </w:r>
+            <w:r>
+              <w:rPr>
+                <w:noProof/>
+                <w:webHidden/>
+                <w:sz w:val="20"/>
+                <w:szCs w:val="20"/>
+              </w:rPr>
               <w:t>21</w:t>
+            </w:r>
+            <w:r>
+              <w:rPr>
+                <w:noProof/>
+                <w:webHidden/>
+                <w:sz w:val="20"/>
+                <w:szCs w:val="20"/>
+              </w:rPr>
               <w:fldChar w:fldCharType="end"/>
             </w:r>
           </w:hyperlink>
@@ -1494,10 +2710,58 @@
                 <w:szCs w:val="20"/>
               </w:rPr>
               <w:tab/>
+            </w:r>
+            <w:r>
+              <w:rPr>
+                <w:noProof/>
+                <w:webHidden/>
+                <w:sz w:val="20"/>
+                <w:szCs w:val="20"/>
+              </w:rPr>
               <w:fldChar w:fldCharType="begin"/>
+            </w:r>
+            <w:r>
+              <w:rPr>
+                <w:noProof/>
+                <w:webHidden/>
+                <w:sz w:val="20"/>
+                <w:szCs w:val="20"/>
+              </w:rPr>
               <w:instrText xml:space="preserve"> PAGEREF _Toc239979660 \h </w:instrText>
+            </w:r>
+            <w:r>
+              <w:rPr>
+                <w:noProof/>
+                <w:webHidden/>
+                <w:sz w:val="20"/>
+                <w:szCs w:val="20"/>
+              </w:rPr>
+            </w:r>
+            <w:r>
+              <w:rPr>
+                <w:noProof/>
+                <w:webHidden/>
+                <w:sz w:val="20"/>
+                <w:szCs w:val="20"/>
+              </w:rPr>
               <w:fldChar w:fldCharType="separate"/>
+            </w:r>
+            <w:r>
+              <w:rPr>
+                <w:noProof/>
+                <w:webHidden/>
+                <w:sz w:val="20"/>
+                <w:szCs w:val="20"/>
+              </w:rPr>
               <w:t>22</w:t>
+            </w:r>
+            <w:r>
+              <w:rPr>
+                <w:noProof/>
+                <w:webHidden/>
+                <w:sz w:val="20"/>
+                <w:szCs w:val="20"/>
+              </w:rPr>
               <w:fldChar w:fldCharType="end"/>
             </w:r>
           </w:hyperlink>
@@ -1533,10 +2797,58 @@
                 <w:szCs w:val="20"/>
               </w:rPr>
               <w:tab/>
+            </w:r>
+            <w:r>
+              <w:rPr>
+                <w:noProof/>
+                <w:webHidden/>
+                <w:sz w:val="20"/>
+                <w:szCs w:val="20"/>
+              </w:rPr>
               <w:fldChar w:fldCharType="begin"/>
+            </w:r>
+            <w:r>
+              <w:rPr>
+                <w:noProof/>
+                <w:webHidden/>
+                <w:sz w:val="20"/>
+                <w:szCs w:val="20"/>
+              </w:rPr>
               <w:instrText xml:space="preserve"> PAGEREF _Toc239979661 \h </w:instrText>
+            </w:r>
+            <w:r>
+              <w:rPr>
+                <w:noProof/>
+                <w:webHidden/>
+                <w:sz w:val="20"/>
+                <w:szCs w:val="20"/>
+              </w:rPr>
+            </w:r>
+            <w:r>
+              <w:rPr>
+                <w:noProof/>
+                <w:webHidden/>
+                <w:sz w:val="20"/>
+                <w:szCs w:val="20"/>
+              </w:rPr>
               <w:fldChar w:fldCharType="separate"/>
+            </w:r>
+            <w:r>
+              <w:rPr>
+                <w:noProof/>
+                <w:webHidden/>
+                <w:sz w:val="20"/>
+                <w:szCs w:val="20"/>
+              </w:rPr>
               <w:t>22</w:t>
+            </w:r>
+            <w:r>
+              <w:rPr>
+                <w:noProof/>
+                <w:webHidden/>
+                <w:sz w:val="20"/>
+                <w:szCs w:val="20"/>
+              </w:rPr>
               <w:fldChar w:fldCharType="end"/>
             </w:r>
           </w:hyperlink>
@@ -1572,10 +2884,58 @@
                 <w:szCs w:val="20"/>
               </w:rPr>
               <w:tab/>
+            </w:r>
+            <w:r>
+              <w:rPr>
+                <w:noProof/>
+                <w:webHidden/>
+                <w:sz w:val="20"/>
+                <w:szCs w:val="20"/>
+              </w:rPr>
               <w:fldChar w:fldCharType="begin"/>
+            </w:r>
+            <w:r>
+              <w:rPr>
+                <w:noProof/>
+                <w:webHidden/>
+                <w:sz w:val="20"/>
+                <w:szCs w:val="20"/>
+              </w:rPr>
               <w:instrText xml:space="preserve"> PAGEREF _Toc239979662 \h </w:instrText>
+            </w:r>
+            <w:r>
+              <w:rPr>
+                <w:noProof/>
+                <w:webHidden/>
+                <w:sz w:val="20"/>
+                <w:szCs w:val="20"/>
+              </w:rPr>
+            </w:r>
+            <w:r>
+              <w:rPr>
+                <w:noProof/>
+                <w:webHidden/>
+                <w:sz w:val="20"/>
+                <w:szCs w:val="20"/>
+              </w:rPr>
               <w:fldChar w:fldCharType="separate"/>
+            </w:r>
+            <w:r>
+              <w:rPr>
+                <w:noProof/>
+                <w:webHidden/>
+                <w:sz w:val="20"/>
+                <w:szCs w:val="20"/>
+              </w:rPr>
               <w:t>22</w:t>
+            </w:r>
+            <w:r>
+              <w:rPr>
+                <w:noProof/>
+                <w:webHidden/>
+                <w:sz w:val="20"/>
+                <w:szCs w:val="20"/>
+              </w:rPr>
               <w:fldChar w:fldCharType="end"/>
             </w:r>
           </w:hyperlink>
@@ -1630,10 +2990,58 @@
                 <w:szCs w:val="20"/>
               </w:rPr>
               <w:tab/>
+            </w:r>
+            <w:r>
+              <w:rPr>
+                <w:noProof/>
+                <w:webHidden/>
+                <w:sz w:val="20"/>
+                <w:szCs w:val="20"/>
+              </w:rPr>
               <w:fldChar w:fldCharType="begin"/>
+            </w:r>
+            <w:r>
+              <w:rPr>
+                <w:noProof/>
+                <w:webHidden/>
+                <w:sz w:val="20"/>
+                <w:szCs w:val="20"/>
+              </w:rPr>
               <w:instrText xml:space="preserve"> PAGEREF _Toc239979663 \h </w:instrText>
+            </w:r>
+            <w:r>
+              <w:rPr>
+                <w:noProof/>
+                <w:webHidden/>
+                <w:sz w:val="20"/>
+                <w:szCs w:val="20"/>
+              </w:rPr>
+            </w:r>
+            <w:r>
+              <w:rPr>
+                <w:noProof/>
+                <w:webHidden/>
+                <w:sz w:val="20"/>
+                <w:szCs w:val="20"/>
+              </w:rPr>
               <w:fldChar w:fldCharType="separate"/>
+            </w:r>
+            <w:r>
+              <w:rPr>
+                <w:noProof/>
+                <w:webHidden/>
+                <w:sz w:val="20"/>
+                <w:szCs w:val="20"/>
+              </w:rPr>
               <w:t>23</w:t>
+            </w:r>
+            <w:r>
+              <w:rPr>
+                <w:noProof/>
+                <w:webHidden/>
+                <w:sz w:val="20"/>
+                <w:szCs w:val="20"/>
+              </w:rPr>
               <w:fldChar w:fldCharType="end"/>
             </w:r>
           </w:hyperlink>
@@ -1669,10 +3077,58 @@
                 <w:szCs w:val="20"/>
               </w:rPr>
               <w:tab/>
+            </w:r>
+            <w:r>
+              <w:rPr>
+                <w:noProof/>
+                <w:webHidden/>
+                <w:sz w:val="20"/>
+                <w:szCs w:val="20"/>
+              </w:rPr>
               <w:fldChar w:fldCharType="begin"/>
+            </w:r>
+            <w:r>
+              <w:rPr>
+                <w:noProof/>
+                <w:webHidden/>
+                <w:sz w:val="20"/>
+                <w:szCs w:val="20"/>
+              </w:rPr>
               <w:instrText xml:space="preserve"> PAGEREF _Toc239979664 \h </w:instrText>
+            </w:r>
+            <w:r>
+              <w:rPr>
+                <w:noProof/>
+                <w:webHidden/>
+                <w:sz w:val="20"/>
+                <w:szCs w:val="20"/>
+              </w:rPr>
+            </w:r>
+            <w:r>
+              <w:rPr>
+                <w:noProof/>
+                <w:webHidden/>
+                <w:sz w:val="20"/>
+                <w:szCs w:val="20"/>
+              </w:rPr>
               <w:fldChar w:fldCharType="separate"/>
+            </w:r>
+            <w:r>
+              <w:rPr>
+                <w:noProof/>
+                <w:webHidden/>
+                <w:sz w:val="20"/>
+                <w:szCs w:val="20"/>
+              </w:rPr>
               <w:t>23</w:t>
+            </w:r>
+            <w:r>
+              <w:rPr>
+                <w:noProof/>
+                <w:webHidden/>
+                <w:sz w:val="20"/>
+                <w:szCs w:val="20"/>
+              </w:rPr>
               <w:fldChar w:fldCharType="end"/>
             </w:r>
           </w:hyperlink>
@@ -1708,10 +3164,58 @@
                 <w:szCs w:val="20"/>
               </w:rPr>
               <w:tab/>
+            </w:r>
+            <w:r>
+              <w:rPr>
+                <w:noProof/>
+                <w:webHidden/>
+                <w:sz w:val="20"/>
+                <w:szCs w:val="20"/>
+              </w:rPr>
               <w:fldChar w:fldCharType="begin"/>
+            </w:r>
+            <w:r>
+              <w:rPr>
+                <w:noProof/>
+                <w:webHidden/>
+                <w:sz w:val="20"/>
+                <w:szCs w:val="20"/>
+              </w:rPr>
               <w:instrText xml:space="preserve"> PAGEREF _Toc239979665 \h </w:instrText>
+            </w:r>
+            <w:r>
+              <w:rPr>
+                <w:noProof/>
+                <w:webHidden/>
+                <w:sz w:val="20"/>
+                <w:szCs w:val="20"/>
+              </w:rPr>
+            </w:r>
+            <w:r>
+              <w:rPr>
+                <w:noProof/>
+                <w:webHidden/>
+                <w:sz w:val="20"/>
+                <w:szCs w:val="20"/>
+              </w:rPr>
               <w:fldChar w:fldCharType="separate"/>
+            </w:r>
+            <w:r>
+              <w:rPr>
+                <w:noProof/>
+                <w:webHidden/>
+                <w:sz w:val="20"/>
+                <w:szCs w:val="20"/>
+              </w:rPr>
               <w:t>23</w:t>
+            </w:r>
+            <w:r>
+              <w:rPr>
+                <w:noProof/>
+                <w:webHidden/>
+                <w:sz w:val="20"/>
+                <w:szCs w:val="20"/>
+              </w:rPr>
               <w:fldChar w:fldCharType="end"/>
             </w:r>
           </w:hyperlink>
@@ -1747,10 +3251,58 @@
                 <w:szCs w:val="20"/>
               </w:rPr>
               <w:tab/>
+            </w:r>
+            <w:r>
+              <w:rPr>
+                <w:noProof/>
+                <w:webHidden/>
+                <w:sz w:val="20"/>
+                <w:szCs w:val="20"/>
+              </w:rPr>
               <w:fldChar w:fldCharType="begin"/>
+            </w:r>
+            <w:r>
+              <w:rPr>
+                <w:noProof/>
+                <w:webHidden/>
+                <w:sz w:val="20"/>
+                <w:szCs w:val="20"/>
+              </w:rPr>
               <w:instrText xml:space="preserve"> PAGEREF _Toc239979666 \h </w:instrText>
+            </w:r>
+            <w:r>
+              <w:rPr>
+                <w:noProof/>
+                <w:webHidden/>
+                <w:sz w:val="20"/>
+                <w:szCs w:val="20"/>
+              </w:rPr>
+            </w:r>
+            <w:r>
+              <w:rPr>
+                <w:noProof/>
+                <w:webHidden/>
+                <w:sz w:val="20"/>
+                <w:szCs w:val="20"/>
+              </w:rPr>
               <w:fldChar w:fldCharType="separate"/>
+            </w:r>
+            <w:r>
+              <w:rPr>
+                <w:noProof/>
+                <w:webHidden/>
+                <w:sz w:val="20"/>
+                <w:szCs w:val="20"/>
+              </w:rPr>
               <w:t>24</w:t>
+            </w:r>
+            <w:r>
+              <w:rPr>
+                <w:noProof/>
+                <w:webHidden/>
+                <w:sz w:val="20"/>
+                <w:szCs w:val="20"/>
+              </w:rPr>
               <w:fldChar w:fldCharType="end"/>
             </w:r>
           </w:hyperlink>
@@ -1786,10 +3338,58 @@
                 <w:szCs w:val="20"/>
               </w:rPr>
               <w:tab/>
+            </w:r>
+            <w:r>
+              <w:rPr>
+                <w:noProof/>
+                <w:webHidden/>
+                <w:sz w:val="20"/>
+                <w:szCs w:val="20"/>
+              </w:rPr>
               <w:fldChar w:fldCharType="begin"/>
+            </w:r>
+            <w:r>
+              <w:rPr>
+                <w:noProof/>
+                <w:webHidden/>
+                <w:sz w:val="20"/>
+                <w:szCs w:val="20"/>
+              </w:rPr>
               <w:instrText xml:space="preserve"> PAGEREF _Toc239979667 \h </w:instrText>
+            </w:r>
+            <w:r>
+              <w:rPr>
+                <w:noProof/>
+                <w:webHidden/>
+                <w:sz w:val="20"/>
+                <w:szCs w:val="20"/>
+              </w:rPr>
+            </w:r>
+            <w:r>
+              <w:rPr>
+                <w:noProof/>
+                <w:webHidden/>
+                <w:sz w:val="20"/>
+                <w:szCs w:val="20"/>
+              </w:rPr>
               <w:fldChar w:fldCharType="separate"/>
+            </w:r>
+            <w:r>
+              <w:rPr>
+                <w:noProof/>
+                <w:webHidden/>
+                <w:sz w:val="20"/>
+                <w:szCs w:val="20"/>
+              </w:rPr>
               <w:t>24</w:t>
+            </w:r>
+            <w:r>
+              <w:rPr>
+                <w:noProof/>
+                <w:webHidden/>
+                <w:sz w:val="20"/>
+                <w:szCs w:val="20"/>
+              </w:rPr>
               <w:fldChar w:fldCharType="end"/>
             </w:r>
           </w:hyperlink>
@@ -1825,10 +3425,58 @@
                 <w:szCs w:val="20"/>
               </w:rPr>
               <w:tab/>
+            </w:r>
+            <w:r>
+              <w:rPr>
+                <w:noProof/>
+                <w:webHidden/>
+                <w:sz w:val="20"/>
+                <w:szCs w:val="20"/>
+              </w:rPr>
               <w:fldChar w:fldCharType="begin"/>
+            </w:r>
+            <w:r>
+              <w:rPr>
+                <w:noProof/>
+                <w:webHidden/>
+                <w:sz w:val="20"/>
+                <w:szCs w:val="20"/>
+              </w:rPr>
               <w:instrText xml:space="preserve"> PAGEREF _Toc239979668 \h </w:instrText>
+            </w:r>
+            <w:r>
+              <w:rPr>
+                <w:noProof/>
+                <w:webHidden/>
+                <w:sz w:val="20"/>
+                <w:szCs w:val="20"/>
+              </w:rPr>
+            </w:r>
+            <w:r>
+              <w:rPr>
+                <w:noProof/>
+                <w:webHidden/>
+                <w:sz w:val="20"/>
+                <w:szCs w:val="20"/>
+              </w:rPr>
               <w:fldChar w:fldCharType="separate"/>
+            </w:r>
+            <w:r>
+              <w:rPr>
+                <w:noProof/>
+                <w:webHidden/>
+                <w:sz w:val="20"/>
+                <w:szCs w:val="20"/>
+              </w:rPr>
               <w:t>25</w:t>
+            </w:r>
+            <w:r>
+              <w:rPr>
+                <w:noProof/>
+                <w:webHidden/>
+                <w:sz w:val="20"/>
+                <w:szCs w:val="20"/>
+              </w:rPr>
               <w:fldChar w:fldCharType="end"/>
             </w:r>
           </w:hyperlink>
@@ -1885,12 +3533,21 @@
     </w:p>
     <w:p>
       <w:r>
-        <w:t xml:space="preserve">O presente documento consolida o Produto 04 – Síntese das Consultas/Entrevistas e Evidências (Relatório Parcial), desenvolvido no âmbito do Projeto Maringá em Ação pelo Clima, em atendimento às especificações técnicas estabelecidas no Termo de Referência.</w:t>
-      </w:r>
-    </w:p>
-    <w:p>
-      <w:r>
-        <w:t xml:space="preserve">Este relatório parcial tem como objetivo sistematizar os achados preliminares obtidos a partir das interações e consultas realizadas com os atores-chave, bem como organizar as evidências coletadas até o momento, de modo a fundamentar as etapas subsequentes de análise e validação do Plano de Ação. </w:t>
+        <w:t xml:space="preserve">O presente documento consolida o Produto </w:t>
+      </w:r>
+      <w:r>
+        <w:t>0</w:t>
+      </w:r>
+      <w:r>
+        <w:t>4 – Síntese das Consultas/Entrevistas e Evidências (Relatório Parcial), desenvolvido no âmbito do Projeto Maringá em Ação pelo Clima, em atendimento às especificações técnicas estabelecidas no Termo de Referência.</w:t>
+      </w:r>
+    </w:p>
+    <w:p>
+      <w:r>
+        <w:t>Este relatório parcial tem como objetivo sistematizar os achados preliminares obtidos a partir das interações e consultas realizadas com os atores-chave, bem como organizar as evidências coletadas até o momento, de modo a fundamentar as etapas subsequentes de análise e validação</w:t>
+      </w:r>
+      <w:r>
+        <w:t xml:space="preserve"> do Plano de Ação. </w:t>
       </w:r>
     </w:p>
     <w:p>
@@ -1906,6 +3563,8 @@
     <w:p>
       <w:r>
         <w:t xml:space="preserve">Por fim, este relatório explicita a relação com as etapas seguintes, notadamente as oficinas de validação e a consolidação final do Plano de Ação. Este Produto 04, portanto, não se configura como um ponto de chegada, mas como um instrumento dinâmico e crítico de reflexão, que orientará o direcionamento das ações futuras e a qualificação das entregas finais.</w:t>
+      </w:r>
+      <w:r>
         <w:br w:type="page"/>
       </w:r>
     </w:p>
@@ -1922,22 +3581,271 @@
     </w:p>
     <w:p>
       <w:r>
-        <w:t xml:space="preserve">A elaboração do Plano de Ação para ampliar a capacidade da Prefeitura de Maringá em relação ao financiamento climático contou com um processo participativo baseado no mapeamento, na mobilização e na interação com atores-chave dos diferentes setores da sociedade. O Plano estabelecerá diretrizes para fortalecer a elaboração de projetos, ampliar a captação de recursos e facilitar o acesso a diferentes linhas de financiamento destinadas a iniciativas de sustentabilidade, adaptação e enfrentamento das mudanças climáticas.</w:t>
-      </w:r>
-    </w:p>
-    <w:p>
-      <w:r>
-        <w:t xml:space="preserve">O mapeamento inicial de atores-chave foi desenvolvido por meio de pesquisa documental, análise institucional e busca ativa, tendo como ponto de partida as competências necessárias à aplicação das categorias, subcategorias e dimensões da metodologia CEPAL/CCFLA que foram adaptadas à realidade de Maringá (Produto 02). </w:t>
-      </w:r>
-    </w:p>
-    <w:p>
-      <w:r>
-        <w:t xml:space="preserve">O processo participativo teve início no evento de lançamento do projeto (Reunião de Mobilização e Sensibilização de Atores), realizado na manhã do dia 22 de julho no Auditório Hélio Moreira. Seu principal objetivo era a mobilização de representantes dos quatro grupos de atores-chave que participariam das entrevistas que apoiarão a construção do Plano de Ação: (i) público, (ii) privado, (iii) academia e (iv) sociedade civil. No mesmo evento foi realizada a escolha do nome do projeto pelo público participante - Maringá em Ação pelo Clima. Ao final do evento, os presentes foram convidados a voluntariamente assinarem uma lista para participar das entrevistas.</w:t>
-      </w:r>
-    </w:p>
-    <w:p>
-      <w:r>
-        <w:t xml:space="preserve">Uma vez analisada a lista de voluntários (Quadro 01), prioritariamente formada por representantes do setor público, teve início a estruturação de uma listagem de possíveis entrevistados, de modo a garantir a diversidade prevista na metodologia CCFLA/CEPAL, em relação ao conteúdo a ser coletado e aos atores-chave a serem entrevistados. </w:t>
+        <w:t>A elaboração do Plano de Ação</w:t>
+      </w:r>
+      <w:r>
+        <w:t xml:space="preserve"> para </w:t>
+      </w:r>
+      <w:r>
+        <w:t>ampliar a capacidade da Prefeitura de Maringá em relação a</w:t>
+      </w:r>
+      <w:r>
+        <w:t xml:space="preserve">o financiamento climático </w:t>
+      </w:r>
+      <w:r>
+        <w:t>contou com um processo participativo</w:t>
+      </w:r>
+      <w:r>
+        <w:t xml:space="preserve"> baseado no mapeamento, na mobilização e na interação com atores-chave dos diferentes setores da sociedade.</w:t>
+      </w:r>
+      <w:r>
+        <w:t xml:space="preserve"> </w:t>
+      </w:r>
+      <w:r>
+        <w:t xml:space="preserve">O Plano </w:t>
+      </w:r>
+      <w:r>
+        <w:t>estabelecerá diretrizes para fortalecer a elaboração de projetos, ampliar a captação de recursos e facilitar o acesso a diferentes linhas de financiamento destinadas a iniciativas de sustentabilidade, adaptação e enfrentamento das mudanças climáticas.</w:t>
+      </w:r>
+    </w:p>
+    <w:p>
+      <w:r>
+        <w:t>O mapeamento inicial</w:t>
+      </w:r>
+      <w:r>
+        <w:t xml:space="preserve"> de atores-chave</w:t>
+      </w:r>
+      <w:r>
+        <w:t xml:space="preserve"> foi desenvolvido por meio de pesquisa documental, análise institucional e busca ativa, tendo como ponto de partida as competências necessárias à aplicação das categorias, subcategorias e dimensões da metodologia CEPAL/CCFLA</w:t>
+      </w:r>
+      <w:r>
+        <w:t xml:space="preserve"> que foram adaptadas à realidade de Maringá (</w:t>
+      </w:r>
+      <w:r>
+        <w:t>Produto 02</w:t>
+      </w:r>
+      <w:r>
+        <w:t>)</w:t>
+      </w:r>
+      <w:r>
+        <w:t xml:space="preserve">. </w:t>
+      </w:r>
+    </w:p>
+    <w:p>
+      <w:r>
+        <w:t>O processo</w:t>
+      </w:r>
+      <w:r>
+        <w:t xml:space="preserve"> </w:t>
+      </w:r>
+      <w:r>
+        <w:t xml:space="preserve">participativo </w:t>
+      </w:r>
+      <w:r>
+        <w:t>teve início no evento de lançamento do projeto</w:t>
+      </w:r>
+      <w:r>
+        <w:t xml:space="preserve"> (</w:t>
+      </w:r>
+      <w:r>
+        <w:t>Reunião de Mobilização e Sensibilização de Atores</w:t>
+      </w:r>
+      <w:r>
+        <w:t>)</w:t>
+      </w:r>
+      <w:r>
+        <w:t xml:space="preserve">, </w:t>
+      </w:r>
+      <w:r>
+        <w:t xml:space="preserve">realizado </w:t>
+      </w:r>
+      <w:r>
+        <w:t xml:space="preserve">na </w:t>
+      </w:r>
+      <w:r>
+        <w:t xml:space="preserve">manhã </w:t>
+      </w:r>
+      <w:r>
+        <w:t>do dia 22 de julho no Auditório Hélio Moreira. Seu</w:t>
+      </w:r>
+      <w:r>
+        <w:t xml:space="preserve"> principal objetivo era a mobilização d</w:t>
+      </w:r>
+      <w:r>
+        <w:t>e representantes d</w:t>
+      </w:r>
+      <w:r>
+        <w:t xml:space="preserve">os </w:t>
+      </w:r>
+      <w:r>
+        <w:t>quatro</w:t>
+      </w:r>
+      <w:r>
+        <w:t xml:space="preserve"> </w:t>
+      </w:r>
+      <w:r>
+        <w:t>grupos de atores-chave</w:t>
+      </w:r>
+      <w:r>
+        <w:t xml:space="preserve"> </w:t>
+      </w:r>
+      <w:r>
+        <w:t xml:space="preserve">que </w:t>
+      </w:r>
+      <w:r>
+        <w:t>participariam</w:t>
+      </w:r>
+      <w:r>
+        <w:t xml:space="preserve"> das entrevistas</w:t>
+      </w:r>
+      <w:r>
+        <w:t xml:space="preserve"> que apoiarão a construção do Plano de Ação</w:t>
+      </w:r>
+      <w:r>
+        <w:t xml:space="preserve">: </w:t>
+      </w:r>
+      <w:r>
+        <w:t xml:space="preserve">(i) </w:t>
+      </w:r>
+      <w:r>
+        <w:t xml:space="preserve">público, </w:t>
+      </w:r>
+      <w:r>
+        <w:t>(</w:t>
+      </w:r>
+      <w:proofErr w:type="spellStart"/>
+      <w:r>
+        <w:t>ii</w:t>
+      </w:r>
+      <w:proofErr w:type="spellEnd"/>
+      <w:r>
+        <w:t xml:space="preserve">) </w:t>
+      </w:r>
+      <w:r>
+        <w:t xml:space="preserve">privado, </w:t>
+      </w:r>
+      <w:r>
+        <w:t>(</w:t>
+      </w:r>
+      <w:proofErr w:type="spellStart"/>
+      <w:r>
+        <w:t>iii</w:t>
+      </w:r>
+      <w:proofErr w:type="spellEnd"/>
+      <w:r>
+        <w:t xml:space="preserve">) </w:t>
+      </w:r>
+      <w:r>
+        <w:t xml:space="preserve">academia e </w:t>
+      </w:r>
+      <w:r>
+        <w:t>(</w:t>
+      </w:r>
+      <w:proofErr w:type="spellStart"/>
+      <w:r>
+        <w:t>iv</w:t>
+      </w:r>
+      <w:proofErr w:type="spellEnd"/>
+      <w:r>
+        <w:t xml:space="preserve">) </w:t>
+      </w:r>
+      <w:r>
+        <w:t>sociedade civil</w:t>
+      </w:r>
+      <w:r>
+        <w:t>. No mesmo evento foi realizada a escolha do nome do projeto pelo público participante</w:t>
+      </w:r>
+      <w:r>
+        <w:t xml:space="preserve"> - Maringá em Ação pelo Clima</w:t>
+      </w:r>
+      <w:r>
+        <w:t xml:space="preserve">. </w:t>
+      </w:r>
+      <w:r>
+        <w:t>Ao final do evento</w:t>
+      </w:r>
+      <w:r>
+        <w:t>,</w:t>
+      </w:r>
+      <w:r>
+        <w:t xml:space="preserve"> os presentes foram convidados a voluntariamente </w:t>
+      </w:r>
+      <w:r>
+        <w:t>assinar</w:t>
+      </w:r>
+      <w:r>
+        <w:t>e</w:t>
+      </w:r>
+      <w:r>
+        <w:t xml:space="preserve">m </w:t>
+      </w:r>
+      <w:r>
+        <w:t xml:space="preserve">uma lista </w:t>
+      </w:r>
+      <w:r>
+        <w:t>para</w:t>
+      </w:r>
+      <w:r>
+        <w:t xml:space="preserve"> participa</w:t>
+      </w:r>
+      <w:r>
+        <w:t>r d</w:t>
+      </w:r>
+      <w:r>
+        <w:t>as entrevistas.</w:t>
+      </w:r>
+    </w:p>
+    <w:p>
+      <w:r>
+        <w:t>Uma vez analisada a lista</w:t>
+      </w:r>
+      <w:r>
+        <w:t xml:space="preserve"> de voluntários</w:t>
+      </w:r>
+      <w:r>
+        <w:t xml:space="preserve"> (</w:t>
+      </w:r>
+      <w:r>
+        <w:t>Quadro</w:t>
+      </w:r>
+      <w:r>
+        <w:t xml:space="preserve"> 01)</w:t>
+      </w:r>
+      <w:r>
+        <w:t xml:space="preserve">, prioritariamente formada </w:t>
+      </w:r>
+      <w:r>
+        <w:t>por</w:t>
+      </w:r>
+      <w:r>
+        <w:t xml:space="preserve"> representantes do setor público, teve início a estruturação de uma</w:t>
+      </w:r>
+      <w:r>
+        <w:t xml:space="preserve"> listagem de possíveis entrevistados, de modo a garantir a diversidade prevista na </w:t>
+      </w:r>
+      <w:r>
+        <w:t>metodologia CCFLA/CEPAL</w:t>
+      </w:r>
+      <w:r>
+        <w:t>,</w:t>
+      </w:r>
+      <w:r>
+        <w:t xml:space="preserve"> em relação ao conteúdo a ser coletado e </w:t>
+      </w:r>
+      <w:r>
+        <w:t>aos atores-chave</w:t>
+      </w:r>
+      <w:r>
+        <w:t xml:space="preserve"> a serem entrevistad</w:t>
+      </w:r>
+      <w:r>
+        <w:t>o</w:t>
+      </w:r>
+      <w:r>
+        <w:t>s.</w:t>
+      </w:r>
+      <w:r>
+        <w:t xml:space="preserve"> </w:t>
       </w:r>
     </w:p>
     <w:p>
@@ -1945,7 +3853,16 @@
         <w:pStyle w:val="Tabela"/>
       </w:pPr>
       <w:r>
-        <w:t xml:space="preserve">Quadro 01. Lista de pessoas que se ofereceram para participar durante evento de lançamento do Projeto</w:t>
+        <w:t>Quadro</w:t>
+      </w:r>
+      <w:r>
+        <w:t xml:space="preserve"> </w:t>
+      </w:r>
+      <w:r>
+        <w:t>01</w:t>
+      </w:r>
+      <w:r>
+        <w:t>. Lista de pessoas que se ofereceram para participar durante evento de lançamento do Projeto</w:t>
       </w:r>
     </w:p>
     <w:tbl>
@@ -2336,6 +4253,9 @@
               <w:pStyle w:val="Tabela2"/>
             </w:pPr>
             <w:r/>
+            <w:proofErr w:type="spellStart"/>
+            <w:r/>
+            <w:proofErr w:type="spellEnd"/>
           </w:p>
         </w:tc>
         <w:tc>
@@ -2432,6 +4352,9 @@
               <w:pStyle w:val="Tabela2"/>
             </w:pPr>
             <w:r/>
+            <w:proofErr w:type="spellStart"/>
+            <w:r/>
+            <w:proofErr w:type="spellEnd"/>
           </w:p>
         </w:tc>
         <w:tc>
@@ -2720,6 +4643,9 @@
               <w:pStyle w:val="Tabela2"/>
             </w:pPr>
             <w:r/>
+            <w:proofErr w:type="spellStart"/>
+            <w:r/>
+            <w:proofErr w:type="spellEnd"/>
           </w:p>
         </w:tc>
         <w:tc>
@@ -3124,6 +5050,8 @@
               <w:pStyle w:val="Tabela2"/>
             </w:pPr>
             <w:r/>
+            <w:r/>
+            <w:r/>
           </w:p>
         </w:tc>
         <w:tc>
@@ -3199,6 +5127,9 @@
             <w:pPr>
               <w:pStyle w:val="Tabela2"/>
             </w:pPr>
+            <w:proofErr w:type="spellStart"/>
+            <w:r/>
+            <w:proofErr w:type="spellEnd"/>
             <w:r/>
           </w:p>
         </w:tc>
@@ -3296,6 +5227,9 @@
               <w:pStyle w:val="Tabela2"/>
             </w:pPr>
             <w:r/>
+            <w:proofErr w:type="spellStart"/>
+            <w:r/>
+            <w:proofErr w:type="spellEnd"/>
           </w:p>
         </w:tc>
         <w:tc>
@@ -3439,22 +5373,134 @@
     <w:p>
       <w:r>
         <w:lastRenderedPageBreak/>
-        <w:t xml:space="preserve">A incorporação de organizações da sociedade civil, do setor produtivo, da academia e de conselhos profissionais ao processo participativo visa ampliar o escopo de análise para além da perspectiva da administração municipal. Dessa forma, será possível confrontar as evidências institucionais com as experiências, prioridades e barreiras percebidas por atores que participam da agenda climática, são direta ou indiretamente afetados por ela ou detêm capacidade de contribuir para sua implementação no âmbito local.</w:t>
-      </w:r>
-    </w:p>
-    <w:p>
-      <w:r>
-        <w:t xml:space="preserve">Esse trabalho foi desenvolvido a partir do mapeamento inicial realizado pela consultoria e ocorreu de forma conjunta entre as equipes da Brisa e do IPPLAM, visando conferir legitimidade na seleção de possíveis entrevistados. A primeira listagem contemplava 35 organizações, distribuídas entre as seguintes categorias: setor público (18), setor privado (7), sociedade civil (6) e academia (4).</w:t>
-      </w:r>
-    </w:p>
-    <w:p>
-      <w:r>
-        <w:t xml:space="preserve">A identificação de atores-chave buscou ir além da participação formal na agenda climática, abrangendo também aqueles que formulam políticas, implementam ações, administram recursos, produzem dados, estruturam projetos, exercem controle ou regulação, representam grupos sociais ou econômicos e atuam nos processos de articulação indispensáveis ao financiamento climático. </w:t>
-      </w:r>
-    </w:p>
-    <w:p>
-      <w:r>
-        <w:t xml:space="preserve">Durante o mês de agosto e os primeiros dias de setembro, foram enviados e-mails, mensagens via WhatsApp e realizados telefonemas para mobilização de representes dos quatros setores. O e-mail padrão foi enviado inicialmente (abaixo), solicitando aos destinatários o preenchimento de um cadastro prévio, por meio de um questionário online (Google Forms - </w:t>
+        <w:t xml:space="preserve">A incorporação de organizações da sociedade civil, do setor produtivo, da academia e de conselhos profissionais </w:t>
+      </w:r>
+      <w:r>
+        <w:t xml:space="preserve">ao processo participativo </w:t>
+      </w:r>
+      <w:r>
+        <w:t xml:space="preserve">visa ampliar o escopo de análise para além da perspectiva da administração municipal. Dessa forma, </w:t>
+      </w:r>
+      <w:r>
+        <w:t>será</w:t>
+      </w:r>
+      <w:r>
+        <w:t xml:space="preserve"> possível confrontar as evidências institucionais com as experiências, prioridades e barreiras percebidas por atores que participam da agenda climática, são </w:t>
+      </w:r>
+      <w:proofErr w:type="gramStart"/>
+      <w:r>
+        <w:t>direta</w:t>
+      </w:r>
+      <w:proofErr w:type="gramEnd"/>
+      <w:r>
+        <w:t xml:space="preserve"> ou indiretamente afetados por ela ou detêm capacidade de contribuir para sua implementação no âmbito local.</w:t>
+      </w:r>
+    </w:p>
+    <w:p>
+      <w:r>
+        <w:t xml:space="preserve">Esse trabalho foi </w:t>
+      </w:r>
+      <w:r>
+        <w:t>desenvolvido</w:t>
+      </w:r>
+      <w:r>
+        <w:t xml:space="preserve"> </w:t>
+      </w:r>
+      <w:r>
+        <w:t xml:space="preserve">a partir do mapeamento inicial realizado pela consultoria e ocorreu </w:t>
+      </w:r>
+      <w:r>
+        <w:t>de forma conjunta entre as equipes da Brisa e do IPPLAM, visando conferir legitimidade na seleção de possíveis entrevistados.</w:t>
+      </w:r>
+      <w:r>
+        <w:t xml:space="preserve"> </w:t>
+      </w:r>
+      <w:r>
+        <w:t>A primeira listagem contempl</w:t>
+      </w:r>
+      <w:r>
+        <w:t>ava</w:t>
+      </w:r>
+      <w:r>
+        <w:t xml:space="preserve"> 35 organizações, distribuídas entre as seguintes categorias: setor público (18), setor privado (7), sociedade civil (6) e academia (4).</w:t>
+      </w:r>
+    </w:p>
+    <w:p>
+      <w:r>
+        <w:t xml:space="preserve">A identificação </w:t>
+      </w:r>
+      <w:r>
+        <w:t xml:space="preserve">de atores-chave </w:t>
+      </w:r>
+      <w:r>
+        <w:t xml:space="preserve">buscou ir além da participação formal na agenda climática, abrangendo também aqueles que formulam políticas, implementam ações, administram recursos, produzem dados, estruturam projetos, exercem controle ou regulação, representam grupos sociais ou econômicos e atuam </w:t>
+      </w:r>
+      <w:r>
+        <w:t xml:space="preserve">nos processos de articulação </w:t>
+      </w:r>
+      <w:r>
+        <w:t>indispensáve</w:t>
+      </w:r>
+      <w:r>
+        <w:t>is</w:t>
+      </w:r>
+      <w:r>
+        <w:t xml:space="preserve"> ao financiamento climático.</w:t>
+      </w:r>
+      <w:r>
+        <w:t xml:space="preserve"> </w:t>
+      </w:r>
+    </w:p>
+    <w:p>
+      <w:r>
+        <w:t xml:space="preserve">Durante o </w:t>
+      </w:r>
+      <w:r>
+        <w:t>mês</w:t>
+      </w:r>
+      <w:r>
+        <w:t xml:space="preserve"> de agosto e os primeiros dias de setembro, foram enviados e-mails, mensagens via WhatsApp e realizados telefonemas para mobilização de representes dos quatros setores. O e-mail padrão </w:t>
+      </w:r>
+      <w:r>
+        <w:t xml:space="preserve">foi </w:t>
+      </w:r>
+      <w:r>
+        <w:t>enviado</w:t>
+      </w:r>
+      <w:r>
+        <w:t xml:space="preserve"> inicialmente (abaixo)</w:t>
+      </w:r>
+      <w:r>
+        <w:t>, solicita</w:t>
+      </w:r>
+      <w:r>
+        <w:t>ndo aos destinatários</w:t>
+      </w:r>
+      <w:r>
+        <w:t xml:space="preserve"> o preenchimento de um cadastro</w:t>
+      </w:r>
+      <w:r>
+        <w:t xml:space="preserve"> prévio</w:t>
+      </w:r>
+      <w:r>
+        <w:t>,</w:t>
+      </w:r>
+      <w:r>
+        <w:t xml:space="preserve"> por meio de um questionário online</w:t>
+      </w:r>
+      <w:r>
+        <w:t xml:space="preserve"> (Google </w:t>
+      </w:r>
+      <w:proofErr w:type="spellStart"/>
+      <w:r>
+        <w:t>Forms</w:t>
+      </w:r>
+      <w:proofErr w:type="spellEnd"/>
+      <w:r>
+        <w:t xml:space="preserve"> -</w:t>
+      </w:r>
+      <w:r>
+        <w:t xml:space="preserve"> </w:t>
       </w:r>
       <w:hyperlink r:id="rId10" w:history="1">
         <w:r>
@@ -3465,7 +5511,25 @@
         </w:r>
       </w:hyperlink>
       <w:r>
-        <w:t xml:space="preserve">) e a indicação de datas e horários em que poderiam participar da entrevista, por meio de uma ferramenta online de enquetes para agendar reuniões (Rally – </w:t>
+        <w:t>)</w:t>
+      </w:r>
+      <w:r>
+        <w:t xml:space="preserve"> e a indicação de datas e horários em que poderia</w:t>
+      </w:r>
+      <w:r>
+        <w:t>m</w:t>
+      </w:r>
+      <w:r>
+        <w:t xml:space="preserve"> participar da entrevista, por meio de um</w:t>
+      </w:r>
+      <w:r>
+        <w:t>a</w:t>
+      </w:r>
+      <w:r>
+        <w:t xml:space="preserve"> </w:t>
+      </w:r>
+      <w:r>
+        <w:t xml:space="preserve">ferramenta online de enquetes para agendar reuniões (Rally – </w:t>
       </w:r>
       <w:hyperlink r:id="rId11" w:history="1">
         <w:r>
@@ -3476,7 +5540,10 @@
         </w:r>
       </w:hyperlink>
       <w:r>
-        <w:t xml:space="preserve">). </w:t>
+        <w:t>).</w:t>
+      </w:r>
+      <w:r>
+        <w:t xml:space="preserve"> </w:t>
       </w:r>
     </w:p>
     <w:p>
@@ -3484,9 +5551,11 @@
         <w:pStyle w:val="Citao"/>
         <w:ind w:left="1418"/>
       </w:pPr>
+      <w:proofErr w:type="gramStart"/>
       <w:r>
         <w:t>Boa tarde</w:t>
       </w:r>
+      <w:proofErr w:type="gramEnd"/>
     </w:p>
     <w:p>
       <w:pPr>
@@ -3530,7 +5599,23 @@
           <w:b/>
           <w:bCs/>
         </w:rPr>
-        <w:t xml:space="preserve">1. Pré-cadastro</w:t>
+        <w:t xml:space="preserve">1. </w:t>
+      </w:r>
+      <w:proofErr w:type="spellStart"/>
+      <w:r>
+        <w:rPr>
+          <w:b/>
+          <w:bCs/>
+        </w:rPr>
+        <w:t>Pré</w:t>
+      </w:r>
+      <w:proofErr w:type="spellEnd"/>
+      <w:r>
+        <w:rPr>
+          <w:b/>
+          <w:bCs/>
+        </w:rPr>
+        <w:t>-cadastro</w:t>
       </w:r>
     </w:p>
     <w:p>
@@ -3565,7 +5650,10 @@
         </w:r>
       </w:hyperlink>
       <w:r>
-        <w:t xml:space="preserve">  </w:t>
+        <w:t xml:space="preserve"> </w:t>
+      </w:r>
+      <w:r>
+        <w:t xml:space="preserve"> </w:t>
       </w:r>
     </w:p>
     <w:p>
@@ -3623,7 +5711,13 @@
         <w:rPr>
           <w:rStyle w:val="Hyperlink"/>
         </w:rPr>
-        <w:t xml:space="preserve">  </w:t>
+        <w:t xml:space="preserve"> </w:t>
+      </w:r>
+      <w:r>
+        <w:rPr>
+          <w:rStyle w:val="Hyperlink"/>
+        </w:rPr>
+        <w:t> </w:t>
       </w:r>
     </w:p>
     <w:p>
@@ -3673,7 +5767,30 @@
     </w:p>
     <w:p>
       <w:r>
-        <w:t xml:space="preserve">Uma vez realizado o preenchimento do cadastro e apontadas as preferências, era enviado um segundo e-mail, informando a data e o horário da entrevista e explicando sobre a assinatura do Termo de Consentimento (Anexo 01), por meio da ferramenta de assinatura digital DocuSign (</w:t>
+        <w:t xml:space="preserve">Uma vez realizado o preenchimento do cadastro e apontadas as preferências, era enviado um segundo e-mail, informando a data e o horário da entrevista e </w:t>
+      </w:r>
+      <w:r>
+        <w:t>explicando sobre</w:t>
+      </w:r>
+      <w:r>
+        <w:t xml:space="preserve"> a assinatura do Termo de Consentimento</w:t>
+      </w:r>
+      <w:r>
+        <w:t xml:space="preserve"> (Anexo 01)</w:t>
+      </w:r>
+      <w:r>
+        <w:t xml:space="preserve">, </w:t>
+      </w:r>
+      <w:r>
+        <w:t xml:space="preserve">por meio da ferramenta de assinatura digital </w:t>
+      </w:r>
+      <w:proofErr w:type="spellStart"/>
+      <w:r>
+        <w:t>DocuSign</w:t>
+      </w:r>
+      <w:proofErr w:type="spellEnd"/>
+      <w:r>
+        <w:t xml:space="preserve"> (</w:t>
       </w:r>
       <w:hyperlink r:id="rId14" w:history="1">
         <w:r>
@@ -3684,7 +5801,10 @@
         </w:r>
       </w:hyperlink>
       <w:r>
-        <w:t xml:space="preserve">), conforme exemplificado a seguir.</w:t>
+        <w:t xml:space="preserve">), </w:t>
+      </w:r>
+      <w:r>
+        <w:t>conforme exemplificado a seguir.</w:t>
       </w:r>
     </w:p>
     <w:p>
@@ -3717,11 +5837,33 @@
           <w:b/>
           <w:bCs/>
         </w:rPr>
-        <w:t xml:space="preserve">XX de XXXXX</w:t>
+        <w:t>X</w:t>
+      </w:r>
+      <w:r>
+        <w:rPr>
+          <w:b/>
+          <w:bCs/>
+        </w:rPr>
+        <w:t>X</w:t>
+      </w:r>
+      <w:r>
+        <w:rPr>
+          <w:b/>
+          <w:bCs/>
+        </w:rPr>
+        <w:t xml:space="preserve"> de </w:t>
+      </w:r>
+      <w:r>
+        <w:rPr>
+          <w:b/>
+          <w:bCs/>
+        </w:rPr>
+        <w:t>XXXXX</w:t>
       </w:r>
       <w:r>
         <w:t>, às </w:t>
       </w:r>
+      <w:proofErr w:type="spellStart"/>
       <w:r>
         <w:rPr>
           <w:b/>
@@ -3729,6 +5871,7 @@
         </w:rPr>
         <w:t>XXhXX</w:t>
       </w:r>
+      <w:proofErr w:type="spellEnd"/>
       <w:r>
         <w:t>.</w:t>
       </w:r>
@@ -3750,6 +5893,7 @@
       <w:r>
         <w:t> para participação na entrevista será enviado via </w:t>
       </w:r>
+      <w:proofErr w:type="spellStart"/>
       <w:r>
         <w:rPr>
           <w:b/>
@@ -3757,6 +5901,7 @@
         </w:rPr>
         <w:t>Docusign</w:t>
       </w:r>
+      <w:proofErr w:type="spellEnd"/>
       <w:r>
         <w:t>, o qual solicitamos que seja revisto e assinado.</w:t>
       </w:r>
@@ -3803,7 +5948,18 @@
     </w:p>
     <w:p>
       <w:r>
-        <w:t xml:space="preserve">Após a confirmação da assinatura do Termo, um convite de agenda, com todos os detalhes sobre a entrevista online – por meio da ferramenta Google Meets (</w:t>
+        <w:t>Após a confirmação da assinatura do Termo, um convite de agenda, com todos os detalhes sobre a entrevista online</w:t>
+      </w:r>
+      <w:r>
+        <w:t xml:space="preserve"> – por meio da ferramenta Google </w:t>
+      </w:r>
+      <w:proofErr w:type="spellStart"/>
+      <w:r>
+        <w:t>Meets</w:t>
+      </w:r>
+      <w:proofErr w:type="spellEnd"/>
+      <w:r>
+        <w:t xml:space="preserve"> (</w:t>
       </w:r>
       <w:hyperlink r:id="rId15" w:history="1">
         <w:r>
@@ -3814,7 +5970,19 @@
         </w:r>
       </w:hyperlink>
       <w:r>
-        <w:t xml:space="preserve">), era enviado para o participante (vide modelo abaixo):</w:t>
+        <w:t>)</w:t>
+      </w:r>
+      <w:r>
+        <w:t>,</w:t>
+      </w:r>
+      <w:r>
+        <w:t xml:space="preserve"> </w:t>
+      </w:r>
+      <w:r>
+        <w:t>era enviado para o participante (vide modelo abaixo)</w:t>
+      </w:r>
+      <w:r>
+        <w:t>:</w:t>
       </w:r>
     </w:p>
     <w:p>
@@ -3862,6 +6030,7 @@
       <w:r>
         <w:t>, às </w:t>
       </w:r>
+      <w:proofErr w:type="spellStart"/>
       <w:r>
         <w:rPr>
           <w:b/>
@@ -3869,6 +6038,7 @@
         </w:rPr>
         <w:t>XXhXX</w:t>
       </w:r>
+      <w:proofErr w:type="spellEnd"/>
       <w:r>
         <w:t>.</w:t>
       </w:r>
@@ -3902,11 +6072,43 @@
         <w:pStyle w:val="Citao"/>
       </w:pPr>
       <w:r>
-        <w:t xml:space="preserve">XXXXX-XXXXX, XX de XXXXX · XX:XXam – XX:XXpm</w:t>
+        <w:t xml:space="preserve">XXXXX-XXXXX, XX de XXXXX · </w:t>
+      </w:r>
+      <w:proofErr w:type="spellStart"/>
+      <w:r>
+        <w:t>XX:XXam</w:t>
+      </w:r>
+      <w:proofErr w:type="spellEnd"/>
+      <w:r>
+        <w:t xml:space="preserve"> – </w:t>
+      </w:r>
+      <w:proofErr w:type="spellStart"/>
+      <w:r>
+        <w:t>XX:XXpm</w:t>
+      </w:r>
+      <w:proofErr w:type="spellEnd"/>
+      <w:r>
         <w:br/>
-        <w:t xml:space="preserve">Fuso horário: America/Sao_Paulo</w:t>
+        <w:t xml:space="preserve">Fuso horário: </w:t>
+      </w:r>
+      <w:proofErr w:type="spellStart"/>
+      <w:r>
+        <w:t>America</w:t>
+      </w:r>
+      <w:proofErr w:type="spellEnd"/>
+      <w:r>
+        <w:t>/</w:t>
+      </w:r>
+      <w:proofErr w:type="spellStart"/>
+      <w:r>
+        <w:t>Sao_Paulo</w:t>
+      </w:r>
+      <w:proofErr w:type="spellEnd"/>
+      <w:r>
         <w:br/>
         <w:t>Como participar do Google Meet</w:t>
+      </w:r>
+      <w:r>
         <w:br/>
         <w:t>Link da videochamada: </w:t>
       </w:r>
@@ -3920,16 +6122,26 @@
       </w:hyperlink>
       <w:r>
         <w:t xml:space="preserve"> </w:t>
+      </w:r>
+      <w:r>
         <w:br/>
         <w:t xml:space="preserve">Ou disque: </w:t>
       </w:r>
       <w:dir w:val="ltr">
         <w:r>
-          <w:t xml:space="preserve">(BR) +55 21 4560-7389‬ PIN: </w:t>
+          <w:t>(BR) +55 21 4560-7389</w:t>
+        </w:r>
+        <w:r>
+          <w:t xml:space="preserve">‬ PIN: </w:t>
         </w:r>
         <w:dir w:val="ltr">
           <w:r>
-            <w:t>227 064 004 7433‬#</w:t>
+            <w:t>227 064 004 7433</w:t>
+          </w:r>
+          <w:r>
+            <w:t>‬#</w:t>
+          </w:r>
+          <w:r>
             <w:br/>
             <w:t xml:space="preserve">Outros números de telefone: </w:t>
           </w:r>
@@ -3942,7 +6154,25 @@
             </w:r>
           </w:hyperlink>
           <w:r>
-            <w:t xml:space="preserve"> ‬‬‬‬‬‬</w:t>
+            <w:t xml:space="preserve"> </w:t>
+          </w:r>
+          <w:r>
+            <w:t>‬</w:t>
+          </w:r>
+          <w:r>
+            <w:t>‬</w:t>
+          </w:r>
+          <w:r>
+            <w:t>‬</w:t>
+          </w:r>
+          <w:r>
+            <w:t>‬</w:t>
+          </w:r>
+          <w:r>
+            <w:t>‬</w:t>
+          </w:r>
+          <w:r>
+            <w:t>‬</w:t>
           </w:r>
         </w:dir>
       </w:dir>
@@ -3991,7 +6221,36 @@
     </w:p>
     <w:p>
       <w:r>
-        <w:t xml:space="preserve">No total foram realizadas 17 entrevistas com 20 atores-chave dos quatro grupos estratégicos – três das entrevistas contaram com dois participantes (Quadro 02). Com base nos dados consolidados a partir do cadastro prévio, dos 20 previstos, apenas 19 responderam. O grupo de pessoas entrevistadas é majoritariamente masculino (63%) e tem idade média de 45 anos, com </w:t>
+        <w:t xml:space="preserve">No total foram realizadas 17 entrevistas com 20 </w:t>
+      </w:r>
+      <w:r>
+        <w:t xml:space="preserve">atores-chave dos quatro grupos estratégicos </w:t>
+      </w:r>
+      <w:r>
+        <w:t>–</w:t>
+      </w:r>
+      <w:r>
+        <w:t xml:space="preserve"> três das entrevistas contaram com dois participantes (</w:t>
+      </w:r>
+      <w:r>
+        <w:t>Quadro</w:t>
+      </w:r>
+      <w:r>
+        <w:t xml:space="preserve"> 0</w:t>
+      </w:r>
+      <w:r>
+        <w:t>2</w:t>
+      </w:r>
+      <w:r>
+        <w:t>). Com base nos dados consolidados a partir do cadastro</w:t>
+      </w:r>
+      <w:r>
+        <w:t xml:space="preserve"> prévio</w:t>
+      </w:r>
+      <w:r>
+        <w:t xml:space="preserve">, dos 20 previstos, apenas 19 responderam. O grupo de pessoas entrevistadas é majoritariamente masculino (63%) e tem idade média de 45 anos, com </w:t>
+      </w:r>
+      <w:r>
         <w:lastRenderedPageBreak/>
         <w:t>amplitude de 28 a 65 anos. A distribuição setorial revela predomínio do poder público (8 pessoas), seguido pela sociedade civil (6), academia (3) e setor privado (3). Há um claro desequilíbrio de gênero por setor: a sociedade civil é majoritariamente feminina (5 mulheres em 6), enquanto o setor público é predominantemente masculino (6 homens em 8) e o privado não conta com nenhuma mulher. As mulheres são, em média, 15 anos mais jovens que os homens, ocupando posições técnicas e de conselho, enquanto os homens concentram-se em funções de direção e presidência.</w:t>
       </w:r>
@@ -4015,9 +6274,11 @@
       <w:pPr>
         <w:pStyle w:val="Citao"/>
       </w:pPr>
+      <w:proofErr w:type="gramStart"/>
       <w:r>
         <w:t>Bom dia</w:t>
       </w:r>
+      <w:proofErr w:type="gramEnd"/>
     </w:p>
     <w:p>
       <w:pPr>
@@ -4054,6 +6315,7 @@
       <w:r>
         <w:t>. Ele será enviado via </w:t>
       </w:r>
+      <w:proofErr w:type="spellStart"/>
       <w:r>
         <w:rPr>
           <w:b/>
@@ -4061,6 +6323,7 @@
         </w:rPr>
         <w:t>Docusign</w:t>
       </w:r>
+      <w:proofErr w:type="spellEnd"/>
       <w:r>
         <w:t>, o qual solicitamos que seja revisto e assinado.</w:t>
       </w:r>
@@ -4172,7 +6435,10 @@
         <w:t>👉</w:t>
       </w:r>
       <w:r>
-        <w:t xml:space="preserve">   </w:t>
+        <w:t xml:space="preserve">  </w:t>
+      </w:r>
+      <w:r>
+        <w:t> </w:t>
       </w:r>
       <w:r>
         <w:rPr>
@@ -4202,7 +6468,10 @@
         <w:t>👉</w:t>
       </w:r>
       <w:r>
-        <w:t xml:space="preserve">   </w:t>
+        <w:t xml:space="preserve">  </w:t>
+      </w:r>
+      <w:r>
+        <w:t> </w:t>
       </w:r>
       <w:r>
         <w:rPr>
@@ -4306,7 +6575,16 @@
       </w:pPr>
       <w:r>
         <w:lastRenderedPageBreak/>
-        <w:t xml:space="preserve">Tabela 02.  Lista de pessoas entrevistadas</w:t>
+        <w:t>Tabela 0</w:t>
+      </w:r>
+      <w:r>
+        <w:t>2</w:t>
+      </w:r>
+      <w:r>
+        <w:t xml:space="preserve">.  Lista </w:t>
+      </w:r>
+      <w:r>
+        <w:t>de pessoas entrevistadas</w:t>
       </w:r>
     </w:p>
     <w:tbl>
@@ -4535,7 +6813,13 @@
             <w:pPr>
               <w:pStyle w:val="Tabela2"/>
             </w:pPr>
+            <w:proofErr w:type="spellStart"/>
             <w:r/>
+            <w:proofErr w:type="spellEnd"/>
+            <w:r/>
+            <w:proofErr w:type="spellStart"/>
+            <w:r/>
+            <w:proofErr w:type="spellEnd"/>
           </w:p>
         </w:tc>
         <w:tc>
@@ -4554,6 +6838,11 @@
             <w:pPr>
               <w:pStyle w:val="Tabela2"/>
             </w:pPr>
+            <w:r/>
+            <w:r/>
+            <w:r/>
+            <w:r/>
+            <w:r/>
             <w:r/>
           </w:p>
         </w:tc>
@@ -4991,6 +7280,9 @@
               <w:pStyle w:val="Tabela2"/>
             </w:pPr>
             <w:r/>
+            <w:proofErr w:type="spellStart"/>
+            <w:r/>
+            <w:proofErr w:type="spellEnd"/>
           </w:p>
         </w:tc>
         <w:tc>
@@ -5219,6 +7511,10 @@
               <w:pStyle w:val="Tabela2"/>
             </w:pPr>
             <w:r/>
+            <w:proofErr w:type="spellStart"/>
+            <w:r/>
+            <w:proofErr w:type="spellEnd"/>
+            <w:r/>
           </w:p>
         </w:tc>
         <w:tc>
@@ -5237,6 +7533,9 @@
             <w:pPr>
               <w:pStyle w:val="Tabela2"/>
             </w:pPr>
+            <w:proofErr w:type="spellStart"/>
+            <w:r/>
+            <w:proofErr w:type="spellEnd"/>
             <w:r/>
           </w:p>
         </w:tc>
@@ -5332,6 +7631,10 @@
               <w:pStyle w:val="Tabela2"/>
             </w:pPr>
             <w:r/>
+            <w:proofErr w:type="spellStart"/>
+            <w:r/>
+            <w:proofErr w:type="spellEnd"/>
+            <w:r/>
           </w:p>
         </w:tc>
         <w:tc>
@@ -5673,6 +7976,9 @@
               <w:pStyle w:val="Tabela2"/>
             </w:pPr>
             <w:r/>
+            <w:proofErr w:type="spellStart"/>
+            <w:r/>
+            <w:proofErr w:type="spellEnd"/>
           </w:p>
         </w:tc>
         <w:tc>
@@ -5786,6 +8092,10 @@
               <w:pStyle w:val="Tabela2"/>
             </w:pPr>
             <w:r/>
+            <w:proofErr w:type="spellStart"/>
+            <w:r/>
+            <w:proofErr w:type="spellEnd"/>
+            <w:r/>
           </w:p>
         </w:tc>
         <w:tc>
@@ -5804,6 +8114,9 @@
             <w:pPr>
               <w:pStyle w:val="Tabela2"/>
             </w:pPr>
+            <w:r/>
+            <w:r/>
+            <w:r/>
             <w:r/>
           </w:p>
         </w:tc>
@@ -5899,6 +8212,9 @@
               <w:pStyle w:val="Tabela2"/>
             </w:pPr>
             <w:r/>
+            <w:proofErr w:type="spellStart"/>
+            <w:r/>
+            <w:proofErr w:type="spellEnd"/>
           </w:p>
         </w:tc>
         <w:tc>
@@ -5917,7 +8233,9 @@
             <w:pPr>
               <w:pStyle w:val="Tabela2"/>
             </w:pPr>
+            <w:proofErr w:type="spellStart"/>
             <w:r/>
+            <w:proofErr w:type="spellEnd"/>
           </w:p>
         </w:tc>
         <w:tc>
@@ -6259,6 +8577,9 @@
               <w:pStyle w:val="Tabela2"/>
             </w:pPr>
             <w:r/>
+            <w:r/>
+            <w:r/>
+            <w:r/>
           </w:p>
         </w:tc>
         <w:tc>
@@ -6694,6 +9015,10 @@
             <w:pPr>
               <w:pStyle w:val="Tabela2"/>
             </w:pPr>
+            <w:r/>
+            <w:proofErr w:type="spellStart"/>
+            <w:r/>
+            <w:proofErr w:type="spellEnd"/>
             <w:r/>
           </w:p>
         </w:tc>
@@ -6977,6 +9302,9 @@
               <w:pStyle w:val="Tabela2"/>
             </w:pPr>
             <w:r/>
+            <w:proofErr w:type="spellStart"/>
+            <w:r/>
+            <w:proofErr w:type="spellEnd"/>
           </w:p>
         </w:tc>
         <w:tc>
@@ -7072,6 +9400,9 @@
             <w:pPr>
               <w:pStyle w:val="Tabela2"/>
             </w:pPr>
+            <w:proofErr w:type="spellStart"/>
+            <w:r/>
+            <w:proofErr w:type="spellEnd"/>
             <w:r/>
           </w:p>
         </w:tc>
@@ -7143,12 +9474,36 @@
     </w:p>
     <w:p>
       <w:r>
-        <w:t xml:space="preserve">Para esta consultoria, foram realizadas entrevistas com quatro grupos de atores-chave: representantes do poder público, setor privado, academia e sociedade civil. Para cada grupo, elaborou-se um instrumental específico, baseado em um roteiro semiestruturado adaptado ao perfil de cada grupo de entrevistados. O objetivo foi aprofundar tanto questões técnicas quanto percepções sobre governança e prioridades locais. Todos os questionários foram estruturados a partir dos quatro eixos da metodologia CCFLA/CEPAL: política climática, finanças, dados e governança.</w:t>
-      </w:r>
-    </w:p>
-    <w:p>
-      <w:r>
-        <w:t>A seleção dos entrevistados foi definida em conjunto com o IPPLAM, utilizando critérios objetivos: relevância institucional, conhecimento técnico e capacidade de influência. O processo seguiu um protocolo ético, com consentimento formal para gravação e garantia de confidencialidade, já que todos os entrevistados foram anonimizados nas análises que serão apresentadas nas próximas seções desse documento. Esses procedimentos asseguram a integridade das informações, a transparência da pesquisa e o cumprimento das normas legais aplicáveis à administração pública.</w:t>
+        <w:t xml:space="preserve">Para esta consultoria, foram realizadas entrevistas com quatro grupos de atores-chave: representantes do poder público, setor privado, academia e sociedade civil. Para cada grupo, elaborou-se um </w:t>
+      </w:r>
+      <w:r>
+        <w:t>instrumental</w:t>
+      </w:r>
+      <w:r>
+        <w:t xml:space="preserve"> específico, baseado em um roteiro semiestruturado adaptado ao perfil de cada </w:t>
+      </w:r>
+      <w:r>
+        <w:t xml:space="preserve">grupo de </w:t>
+      </w:r>
+      <w:r>
+        <w:t>entrevistado</w:t>
+      </w:r>
+      <w:r>
+        <w:t>s</w:t>
+      </w:r>
+      <w:r>
+        <w:t>. O objetivo foi aprofundar tanto questões técnicas quanto percepções sobre governança e prioridades locais. Todos os questionários foram estruturados a partir dos quatro eixos da metodologia CCFLA/CEPAL: política climática, finanças, dados e governança.</w:t>
+      </w:r>
+    </w:p>
+    <w:p>
+      <w:r>
+        <w:t>A seleção dos entrevistados foi definida em conjunto com o IPPLAM, utilizando critérios objetivos: relevância institucional, conhecimento técnico e capacidade de influência. O processo seguiu um protocolo ético, com consentimento formal para gravação e garantia de confidencialidade</w:t>
+      </w:r>
+      <w:r>
+        <w:t>, já que todos os entrevistados foram anonimizados nas análises que serão apresentadas nas próximas seções desse documento</w:t>
+      </w:r>
+      <w:r>
+        <w:t>. Esses procedimentos asseguram a integridade das informações, a transparência da pesquisa e o cumprimento das normas legais aplicáveis à administração pública.</w:t>
       </w:r>
     </w:p>
     <w:p>
@@ -7208,7 +9563,61 @@
     </w:p>
     <w:p>
       <w:r>
-        <w:t xml:space="preserve">A seguir, apresentaremos os instrumentais utilizados nas entrevistas semiestruturadas por grupo de atores-chave e a metodologia/roteiro único utilizado durante as entrevistas. As perguntas utilizadas nas entrevistas são as mesmas que integram o questionário online que foi oferecido como alternativa para o grupo de voluntários da Reunião de Mobilização e Sensibilização de Atores e para os representantes dos atores-chave que não participaram das entrevistas. </w:t>
+        <w:t>A seguir</w:t>
+      </w:r>
+      <w:r>
+        <w:t>,</w:t>
+      </w:r>
+      <w:r>
+        <w:t xml:space="preserve"> apresentaremos os instrumentais utilizados nas entrevistas semiestruturadas por grupo de atores-chave</w:t>
+      </w:r>
+      <w:r>
+        <w:t xml:space="preserve"> e a metodologia/roteiro único utilizado durante as entrevistas</w:t>
+      </w:r>
+      <w:r>
+        <w:t>. As perguntas</w:t>
+      </w:r>
+      <w:r>
+        <w:t xml:space="preserve"> utilizadas</w:t>
+      </w:r>
+      <w:r>
+        <w:t xml:space="preserve"> </w:t>
+      </w:r>
+      <w:r>
+        <w:t>n</w:t>
+      </w:r>
+      <w:r>
+        <w:t xml:space="preserve">as entrevistas </w:t>
+      </w:r>
+      <w:r>
+        <w:t xml:space="preserve">são as mesmas que </w:t>
+      </w:r>
+      <w:r>
+        <w:t xml:space="preserve">integram o questionário online que foi oferecido como alternativa para o grupo de voluntários da </w:t>
+      </w:r>
+      <w:r>
+        <w:t>Reunião de Mobilização e Sensibilização de Atores</w:t>
+      </w:r>
+      <w:r>
+        <w:t xml:space="preserve"> e</w:t>
+      </w:r>
+      <w:r>
+        <w:t xml:space="preserve"> para os</w:t>
+      </w:r>
+      <w:r>
+        <w:t xml:space="preserve"> </w:t>
+      </w:r>
+      <w:r>
+        <w:t xml:space="preserve">representantes dos </w:t>
+      </w:r>
+      <w:r>
+        <w:t>atores-chave</w:t>
+      </w:r>
+      <w:r>
+        <w:t xml:space="preserve"> que não participaram das entrevistas.</w:t>
+      </w:r>
+      <w:r>
+        <w:t xml:space="preserve"> </w:t>
       </w:r>
     </w:p>
     <w:p>
@@ -7244,7 +9653,10 @@
       </w:pPr>
       <w:bookmarkStart w:id="8" w:name="_Toc239979638"/>
       <w:r>
-        <w:t xml:space="preserve">Setor Público</w:t>
+        <w:t xml:space="preserve">Setor </w:t>
+      </w:r>
+      <w:r>
+        <w:t>Público</w:t>
       </w:r>
       <w:bookmarkEnd w:id="8"/>
     </w:p>
@@ -7331,7 +9743,14 @@
                 <w:b/>
                 <w:bCs/>
               </w:rPr>
-              <w:t>Perguntas</w:t>
+              <w:t>Pergunta</w:t>
+            </w:r>
+            <w:r>
+              <w:rPr>
+                <w:b/>
+                <w:bCs/>
+              </w:rPr>
+              <w:t>s</w:t>
             </w:r>
           </w:p>
         </w:tc>
@@ -8035,7 +10454,10 @@
       </w:pPr>
       <w:bookmarkStart w:id="9" w:name="_Toc239979639"/>
       <w:r>
-        <w:t xml:space="preserve">Setor Privado</w:t>
+        <w:t xml:space="preserve">Setor </w:t>
+      </w:r>
+      <w:r>
+        <w:t>Privado</w:t>
       </w:r>
       <w:bookmarkEnd w:id="9"/>
     </w:p>
@@ -8122,7 +10544,14 @@
                 <w:b/>
                 <w:bCs/>
               </w:rPr>
-              <w:t>Perguntas</w:t>
+              <w:t>Pergunta</w:t>
+            </w:r>
+            <w:r>
+              <w:rPr>
+                <w:b/>
+                <w:bCs/>
+              </w:rPr>
+              <w:t>s</w:t>
             </w:r>
           </w:p>
         </w:tc>
@@ -8191,7 +10620,21 @@
                 <w:color w:val="0F1115"/>
               </w:rPr>
               <w:br/>
-              <w:t xml:space="preserve">Quais riscos e impactos das mudanças climáticas, considera mais relevantes para Maringá e suas atividades econômicas?</w:t>
+              <w:t>Quais riscos e impactos das mudanças climáticas</w:t>
+            </w:r>
+            <w:r>
+              <w:rPr>
+                <w:rFonts w:cs="Segoe UI"/>
+                <w:color w:val="0F1115"/>
+              </w:rPr>
+              <w:t>,</w:t>
+            </w:r>
+            <w:r>
+              <w:rPr>
+                <w:rFonts w:cs="Segoe UI"/>
+                <w:color w:val="0F1115"/>
+              </w:rPr>
+              <w:t xml:space="preserve"> considera mais relevantes para Maringá e suas atividades econômicas?</w:t>
             </w:r>
           </w:p>
         </w:tc>
@@ -8399,6 +10842,12 @@
               </w:rPr>
               <w:br/>
               <w:t xml:space="preserve">Os dados e informações disponíveis são suficientes para avaliar riscos e apoiar decisões de </w:t>
+            </w:r>
+            <w:r>
+              <w:rPr>
+                <w:rFonts w:cs="Segoe UI"/>
+                <w:color w:val="0F1115"/>
+              </w:rPr>
               <w:lastRenderedPageBreak/>
               <w:t>investimento? Como avalia sua qualidade, atualização e acesso e quais são as principais lacunas?</w:t>
             </w:r>
@@ -8846,7 +11295,14 @@
                 <w:b/>
                 <w:bCs/>
               </w:rPr>
-              <w:t>Perguntas</w:t>
+              <w:t>Pergunta</w:t>
+            </w:r>
+            <w:r>
+              <w:rPr>
+                <w:b/>
+                <w:bCs/>
+              </w:rPr>
+              <w:t>s</w:t>
             </w:r>
           </w:p>
         </w:tc>
@@ -9576,7 +12032,14 @@
                 <w:b/>
                 <w:bCs/>
               </w:rPr>
-              <w:t>Perguntas</w:t>
+              <w:t>Pergunta</w:t>
+            </w:r>
+            <w:r>
+              <w:rPr>
+                <w:b/>
+                <w:bCs/>
+              </w:rPr>
+              <w:t>s</w:t>
             </w:r>
           </w:p>
         </w:tc>
@@ -10208,14 +12671,40 @@
     </w:p>
     <w:p>
       <w:r>
-        <w:t xml:space="preserve">O roteiro único foi concebido para garantir comparabilidade entre os grupos, mas exigiu adaptações metodológicas que assegurassem sua aplicação adequada a cada perfil de entrevistado (poder público, privado, academia ou sociedade civil), sem alterar a essência das perguntas e a qualidade dos registros produzidos. </w:t>
+        <w:t>O roteiro único foi concebido para garantir comparabilidade entre os grupos, mas exig</w:t>
+      </w:r>
+      <w:r>
+        <w:t>iu</w:t>
+      </w:r>
+      <w:r>
+        <w:t xml:space="preserve"> adaptações metodológicas que assegur</w:t>
+      </w:r>
+      <w:r>
+        <w:t>ass</w:t>
+      </w:r>
+      <w:r>
+        <w:t xml:space="preserve">em sua aplicação adequada a cada perfil de entrevistado </w:t>
+      </w:r>
+      <w:r>
+        <w:t xml:space="preserve">(poder público, privado, academia ou sociedade civil), sem alterar a essência das perguntas </w:t>
+      </w:r>
+      <w:r>
+        <w:t>e a qualidade dos registros produzidos.</w:t>
+      </w:r>
+      <w:r>
+        <w:t xml:space="preserve"> </w:t>
       </w:r>
     </w:p>
     <w:p>
       <w:r>
         <w:t xml:space="preserve">Os termos de consentimento foram assinados antes da gravação, e os dados armazenados em ambiente seguro, com prazo de retenção definido e descarte adequado após o término do projeto. Todas as entrevistas foram registradas na Matriz de Controle de Entrevistas Semiestruturadas (Anexo 02), com campos para identificação e grupo do entrevistado, data e </w:t>
+      </w:r>
+      <w:r>
         <w:lastRenderedPageBreak/>
-        <w:t xml:space="preserve">duração, assinatura do TCLE, gravação de vídeo e áudio, e conclusão da transcrição e anonimização. </w:t>
+        <w:t xml:space="preserve">duração, </w:t>
+      </w:r>
+      <w:r>
+        <w:t xml:space="preserve">assinatura do TCLE, gravação de vídeo e áudio, e conclusão da transcrição e anonimização. </w:t>
       </w:r>
     </w:p>
     <w:p>
@@ -10291,22 +12780,35 @@
         <w:t>Condução:</w:t>
       </w:r>
       <w:r>
-        <w:t xml:space="preserve"> Entrevistador com apoio de roteiro e registro em matriz de controle</w:t>
-      </w:r>
-    </w:p>
-    <w:p>
-      <w:pPr>
-        <w:rPr>
-          <w:b/>
-          <w:bCs/>
-        </w:rPr>
-      </w:pPr>
-      <w:r>
-        <w:rPr>
-          <w:b/>
-          <w:bCs/>
-        </w:rPr>
-        <w:t>a. Abertura e Consentimento (5 min)</w:t>
+        <w:t> Entrevistador</w:t>
+      </w:r>
+      <w:r>
+        <w:t xml:space="preserve"> </w:t>
+      </w:r>
+      <w:r>
+        <w:t>com apoio de roteiro e registro em matriz de controle</w:t>
+      </w:r>
+    </w:p>
+    <w:p>
+      <w:pPr>
+        <w:rPr>
+          <w:b/>
+          <w:bCs/>
+        </w:rPr>
+      </w:pPr>
+      <w:r>
+        <w:rPr>
+          <w:b/>
+          <w:bCs/>
+        </w:rPr>
+        <w:t>a</w:t>
+      </w:r>
+      <w:r>
+        <w:rPr>
+          <w:b/>
+          <w:bCs/>
+        </w:rPr>
+        <w:t>. Abertura e Consentimento (5 min)</w:t>
       </w:r>
     </w:p>
     <w:p>
@@ -10392,16 +12894,86 @@
           <w:b/>
           <w:bCs/>
         </w:rPr>
-        <w:t xml:space="preserve">b. Bloco I: Percepção de Riscos e Prioridades Climáticas - Eixo Política Climática (10 min)</w:t>
-      </w:r>
-    </w:p>
-    <w:p>
-      <w:r>
-        <w:rPr>
-          <w:b/>
-          <w:bCs/>
-        </w:rPr>
-        <w:t xml:space="preserve">Pergunta 1: </w:t>
+        <w:t>b</w:t>
+      </w:r>
+      <w:r>
+        <w:rPr>
+          <w:b/>
+          <w:bCs/>
+        </w:rPr>
+        <w:t xml:space="preserve">. </w:t>
+      </w:r>
+      <w:r>
+        <w:rPr>
+          <w:b/>
+          <w:bCs/>
+        </w:rPr>
+        <w:t>Bloco I</w:t>
+      </w:r>
+      <w:r>
+        <w:rPr>
+          <w:b/>
+          <w:bCs/>
+        </w:rPr>
+        <w:t xml:space="preserve">: </w:t>
+      </w:r>
+      <w:r>
+        <w:rPr>
+          <w:b/>
+          <w:bCs/>
+        </w:rPr>
+        <w:t xml:space="preserve">Percepção de Riscos e Prioridades Climáticas </w:t>
+      </w:r>
+      <w:r>
+        <w:rPr>
+          <w:b/>
+          <w:bCs/>
+        </w:rPr>
+        <w:t>-</w:t>
+      </w:r>
+      <w:r>
+        <w:rPr>
+          <w:b/>
+          <w:bCs/>
+        </w:rPr>
+        <w:t xml:space="preserve"> </w:t>
+      </w:r>
+      <w:r>
+        <w:rPr>
+          <w:b/>
+          <w:bCs/>
+        </w:rPr>
+        <w:t>Eixo Política Climática</w:t>
+      </w:r>
+      <w:r>
+        <w:rPr>
+          <w:b/>
+          <w:bCs/>
+        </w:rPr>
+        <w:t xml:space="preserve"> </w:t>
+      </w:r>
+      <w:r>
+        <w:rPr>
+          <w:b/>
+          <w:bCs/>
+        </w:rPr>
+        <w:t>(10 min)</w:t>
+      </w:r>
+    </w:p>
+    <w:p>
+      <w:r>
+        <w:rPr>
+          <w:b/>
+          <w:bCs/>
+        </w:rPr>
+        <w:t>Pergunta 1:</w:t>
+      </w:r>
+      <w:r>
+        <w:rPr>
+          <w:b/>
+          <w:bCs/>
+        </w:rPr>
+        <w:t xml:space="preserve"> </w:t>
       </w:r>
       <w:r>
         <w:t>Na sua visão, quais são os riscos e impactos das mudanças climáticas mais relevantes para Maringá?</w:t>
@@ -10446,7 +13018,14 @@
           <w:b/>
           <w:bCs/>
         </w:rPr>
-        <w:t xml:space="preserve">Pergunta 2: </w:t>
+        <w:t>Pergunta 2:</w:t>
+      </w:r>
+      <w:r>
+        <w:rPr>
+          <w:b/>
+          <w:bCs/>
+        </w:rPr>
+        <w:t xml:space="preserve"> </w:t>
       </w:r>
       <w:r>
         <w:t>Como você avalia as políticas e ações que o Município tem desenvolvido para enfrentar as mudanças climáticas?</w:t>
@@ -10497,16 +13076,72 @@
           <w:b/>
           <w:bCs/>
         </w:rPr>
-        <w:t xml:space="preserve">c. Bloco II: Dados, Informações e Conhecimento - Eixo Dados (10 min)</w:t>
-      </w:r>
-    </w:p>
-    <w:p>
-      <w:r>
-        <w:rPr>
-          <w:b/>
-          <w:bCs/>
-        </w:rPr>
-        <w:t xml:space="preserve">Pergunta 3: </w:t>
+        <w:t>c</w:t>
+      </w:r>
+      <w:r>
+        <w:rPr>
+          <w:b/>
+          <w:bCs/>
+        </w:rPr>
+        <w:t>. Bloco II</w:t>
+      </w:r>
+      <w:r>
+        <w:rPr>
+          <w:b/>
+          <w:bCs/>
+        </w:rPr>
+        <w:t>:</w:t>
+      </w:r>
+      <w:r>
+        <w:rPr>
+          <w:b/>
+          <w:bCs/>
+        </w:rPr>
+        <w:t xml:space="preserve"> Dados, Informações e Conhecimento </w:t>
+      </w:r>
+      <w:r>
+        <w:rPr>
+          <w:b/>
+          <w:bCs/>
+        </w:rPr>
+        <w:t xml:space="preserve">- </w:t>
+      </w:r>
+      <w:r>
+        <w:rPr>
+          <w:b/>
+          <w:bCs/>
+        </w:rPr>
+        <w:t>Eixo Dados</w:t>
+      </w:r>
+      <w:r>
+        <w:rPr>
+          <w:b/>
+          <w:bCs/>
+        </w:rPr>
+        <w:t xml:space="preserve"> </w:t>
+      </w:r>
+      <w:r>
+        <w:rPr>
+          <w:b/>
+          <w:bCs/>
+        </w:rPr>
+        <w:t>(10 min)</w:t>
+      </w:r>
+    </w:p>
+    <w:p>
+      <w:r>
+        <w:rPr>
+          <w:b/>
+          <w:bCs/>
+        </w:rPr>
+        <w:t>Pergunta 3:</w:t>
+      </w:r>
+      <w:r>
+        <w:rPr>
+          <w:b/>
+          <w:bCs/>
+        </w:rPr>
+        <w:t xml:space="preserve"> </w:t>
       </w:r>
       <w:r>
         <w:t>Os dados e informações disponíveis sobre riscos, vulnerabilidades e ações climáticas em Maringá são suficientes para apoiar decisões?</w:t>
@@ -10565,7 +13200,14 @@
           <w:b/>
           <w:bCs/>
         </w:rPr>
-        <w:t xml:space="preserve">Pergunta 4: </w:t>
+        <w:t>Pergunta 4:</w:t>
+      </w:r>
+      <w:r>
+        <w:rPr>
+          <w:b/>
+          <w:bCs/>
+        </w:rPr>
+        <w:t xml:space="preserve"> </w:t>
       </w:r>
       <w:r>
         <w:t>Que conhecimentos, tecnologias ou soluções sua instituição/organização poderia aportar para fortalecer a agenda climática de Maringá?</w:t>
@@ -10574,31 +13216,100 @@
     <w:p>
       <w:r>
         <w:lastRenderedPageBreak/>
-        <w:t xml:space="preserve">(Adaptar conforme o grupo: estudos técnicos, dados setoriais, mobilização comunitária, inovação empresarial etc.)</w:t>
-      </w:r>
-    </w:p>
-    <w:p>
-      <w:pPr>
-        <w:rPr>
-          <w:b/>
-          <w:bCs/>
-        </w:rPr>
-      </w:pPr>
-      <w:r>
-        <w:rPr>
-          <w:b/>
-          <w:bCs/>
-        </w:rPr>
-        <w:t xml:space="preserve">d. Bloco III: Financiamento e Investimentos Climáticos - Eixo Finanças (10 min)</w:t>
-      </w:r>
-    </w:p>
-    <w:p>
-      <w:r>
-        <w:rPr>
-          <w:b/>
-          <w:bCs/>
-        </w:rPr>
-        <w:t xml:space="preserve">Pergunta 5: </w:t>
+        <w:t xml:space="preserve">(Adaptar conforme o grupo: estudos técnicos, dados setoriais, mobilização comunitária, inovação </w:t>
+      </w:r>
+      <w:r>
+        <w:t>empresarial etc.</w:t>
+      </w:r>
+      <w:r>
+        <w:t>)</w:t>
+      </w:r>
+    </w:p>
+    <w:p>
+      <w:pPr>
+        <w:rPr>
+          <w:b/>
+          <w:bCs/>
+        </w:rPr>
+      </w:pPr>
+      <w:r>
+        <w:rPr>
+          <w:b/>
+          <w:bCs/>
+        </w:rPr>
+        <w:t>d</w:t>
+      </w:r>
+      <w:r>
+        <w:rPr>
+          <w:b/>
+          <w:bCs/>
+        </w:rPr>
+        <w:t>. Bloco III</w:t>
+      </w:r>
+      <w:r>
+        <w:rPr>
+          <w:b/>
+          <w:bCs/>
+        </w:rPr>
+        <w:t xml:space="preserve">: </w:t>
+      </w:r>
+      <w:r>
+        <w:rPr>
+          <w:b/>
+          <w:bCs/>
+        </w:rPr>
+        <w:t>Financiamento e Investimentos Climáticos</w:t>
+      </w:r>
+      <w:r>
+        <w:rPr>
+          <w:b/>
+          <w:bCs/>
+        </w:rPr>
+        <w:t xml:space="preserve"> -</w:t>
+      </w:r>
+      <w:r>
+        <w:rPr>
+          <w:b/>
+          <w:bCs/>
+        </w:rPr>
+        <w:t xml:space="preserve"> </w:t>
+      </w:r>
+      <w:r>
+        <w:rPr>
+          <w:b/>
+          <w:bCs/>
+        </w:rPr>
+        <w:t>Eixo Finanças</w:t>
+      </w:r>
+      <w:r>
+        <w:rPr>
+          <w:b/>
+          <w:bCs/>
+        </w:rPr>
+        <w:t xml:space="preserve"> </w:t>
+      </w:r>
+      <w:r>
+        <w:rPr>
+          <w:b/>
+          <w:bCs/>
+        </w:rPr>
+        <w:t>(10 min)</w:t>
+      </w:r>
+    </w:p>
+    <w:p>
+      <w:r>
+        <w:rPr>
+          <w:b/>
+          <w:bCs/>
+        </w:rPr>
+        <w:t>Pergunta 5:</w:t>
+      </w:r>
+      <w:r>
+        <w:rPr>
+          <w:b/>
+          <w:bCs/>
+        </w:rPr>
+        <w:t xml:space="preserve"> </w:t>
       </w:r>
       <w:r>
         <w:t>Quais áreas, serviços ou infraestruturas deveriam ser priorizados nos investimentos climáticos de Maringá?</w:t>
@@ -10645,7 +13356,14 @@
           <w:b/>
           <w:bCs/>
         </w:rPr>
-        <w:t xml:space="preserve">Pergunta 6: </w:t>
+        <w:t>Pergunta 6:</w:t>
+      </w:r>
+      <w:r>
+        <w:rPr>
+          <w:b/>
+          <w:bCs/>
+        </w:rPr>
+        <w:t xml:space="preserve"> </w:t>
       </w:r>
       <w:r>
         <w:t>Que mecanismos poderiam ampliar e diversificar os recursos para investimentos climáticos no Município?</w:t>
@@ -10685,13 +13403,31 @@
       <w:r>
         <w:t xml:space="preserve">Setor Privado: PPPs, concessões, investimento privado, </w:t>
       </w:r>
+      <w:proofErr w:type="spellStart"/>
       <w:r>
         <w:rPr>
           <w:i/>
           <w:iCs/>
         </w:rPr>
-        <w:t xml:space="preserve">blended finance</w:t>
-      </w:r>
+        <w:t>blended</w:t>
+      </w:r>
+      <w:proofErr w:type="spellEnd"/>
+      <w:r>
+        <w:rPr>
+          <w:i/>
+          <w:iCs/>
+        </w:rPr>
+        <w:t xml:space="preserve"> </w:t>
+      </w:r>
+      <w:proofErr w:type="spellStart"/>
+      <w:r>
+        <w:rPr>
+          <w:i/>
+          <w:iCs/>
+        </w:rPr>
+        <w:t>finance</w:t>
+      </w:r>
+      <w:proofErr w:type="spellEnd"/>
       <w:r>
         <w:t>;</w:t>
       </w:r>
@@ -10732,7 +13468,14 @@
           <w:b/>
           <w:bCs/>
         </w:rPr>
-        <w:t xml:space="preserve">Pergunta 7: </w:t>
+        <w:t>Pergunta 7:</w:t>
+      </w:r>
+      <w:r>
+        <w:rPr>
+          <w:b/>
+          <w:bCs/>
+        </w:rPr>
+        <w:t xml:space="preserve"> </w:t>
       </w:r>
       <w:r>
         <w:t>Como você avalia o diálogo e a cooperação entre os diferentes setores (Prefeitura, setor privado, academia, sociedade civil) para desenvolver e financiar projetos climáticos?</w:t>
@@ -10785,16 +13528,72 @@
           <w:b/>
           <w:bCs/>
         </w:rPr>
-        <w:t xml:space="preserve">e. Bloco IV: Governança, Articulação e Participação - Eixo Governança (10 min)</w:t>
-      </w:r>
-    </w:p>
-    <w:p>
-      <w:r>
-        <w:rPr>
-          <w:b/>
-          <w:bCs/>
-        </w:rPr>
-        <w:t xml:space="preserve">Pergunta 8: </w:t>
+        <w:t>e</w:t>
+      </w:r>
+      <w:r>
+        <w:rPr>
+          <w:b/>
+          <w:bCs/>
+        </w:rPr>
+        <w:t>. Bloco IV</w:t>
+      </w:r>
+      <w:r>
+        <w:rPr>
+          <w:b/>
+          <w:bCs/>
+        </w:rPr>
+        <w:t>:</w:t>
+      </w:r>
+      <w:r>
+        <w:rPr>
+          <w:b/>
+          <w:bCs/>
+        </w:rPr>
+        <w:t xml:space="preserve"> Governança, Articulação e Participação</w:t>
+      </w:r>
+      <w:r>
+        <w:rPr>
+          <w:b/>
+          <w:bCs/>
+        </w:rPr>
+        <w:t xml:space="preserve"> -</w:t>
+      </w:r>
+      <w:r>
+        <w:rPr>
+          <w:b/>
+          <w:bCs/>
+        </w:rPr>
+        <w:t xml:space="preserve"> </w:t>
+      </w:r>
+      <w:r>
+        <w:rPr>
+          <w:b/>
+          <w:bCs/>
+        </w:rPr>
+        <w:t xml:space="preserve">Eixo Governança </w:t>
+      </w:r>
+      <w:r>
+        <w:rPr>
+          <w:b/>
+          <w:bCs/>
+        </w:rPr>
+        <w:t>(10 min)</w:t>
+      </w:r>
+    </w:p>
+    <w:p>
+      <w:r>
+        <w:rPr>
+          <w:b/>
+          <w:bCs/>
+        </w:rPr>
+        <w:t>Pergunta 8:</w:t>
+      </w:r>
+      <w:r>
+        <w:rPr>
+          <w:b/>
+          <w:bCs/>
+        </w:rPr>
+        <w:t xml:space="preserve"> </w:t>
       </w:r>
       <w:r>
         <w:t>Como estão distribuídas as responsabilidades e a coordenação entre os atores envolvidos na agenda climática de Maringá?</w:t>
@@ -10841,7 +13640,14 @@
           <w:b/>
           <w:bCs/>
         </w:rPr>
-        <w:t xml:space="preserve">Pergunta 9: </w:t>
+        <w:t>Pergunta 9:</w:t>
+      </w:r>
+      <w:r>
+        <w:rPr>
+          <w:b/>
+          <w:bCs/>
+        </w:rPr>
+        <w:t xml:space="preserve"> </w:t>
       </w:r>
       <w:r>
         <w:t>Como a cooperação regional (com outros municípios e instituições) poderia contribuir para enfrentar problemas climáticos comuns e ampliar oportunidades de projetos e financiamento?</w:t>
@@ -10853,7 +13659,14 @@
           <w:b/>
           <w:bCs/>
         </w:rPr>
-        <w:t xml:space="preserve">Pergunta 10: </w:t>
+        <w:t>Pergunta 10:</w:t>
+      </w:r>
+      <w:r>
+        <w:rPr>
+          <w:b/>
+          <w:bCs/>
+        </w:rPr>
+        <w:t xml:space="preserve"> </w:t>
       </w:r>
       <w:r>
         <w:t>Quais são as principais lacunas de conhecimento, capacidade técnica ou institucional que hoje limitam a agenda climática de Maringá?</w:t>
@@ -10914,7 +13727,14 @@
           <w:bCs/>
         </w:rPr>
         <w:lastRenderedPageBreak/>
-        <w:t xml:space="preserve">f. Encerramento (5 min)</w:t>
+        <w:t>f.</w:t>
+      </w:r>
+      <w:r>
+        <w:rPr>
+          <w:b/>
+          <w:bCs/>
+        </w:rPr>
+        <w:t xml:space="preserve"> Encerramento (5 min)</w:t>
       </w:r>
     </w:p>
     <w:p>
@@ -10978,7 +13798,16 @@
       <w:bookmarkStart w:id="13" w:name="_Toc239979643"/>
       <w:r>
         <w:lastRenderedPageBreak/>
-        <w:t xml:space="preserve">ANÁLISE E RESUMO DAS ENTREVISTAS DE CADA GRUPO DE ATORES-CHAVE POR EIXOS ESTRATÉGICOS</w:t>
+        <w:t>ANÁLISE E RESUMO DAS ENTREVISTAS</w:t>
+      </w:r>
+      <w:r>
+        <w:t xml:space="preserve"> DE CADA </w:t>
+      </w:r>
+      <w:r>
+        <w:t>GRUPO DE ATORES-CHAVE</w:t>
+      </w:r>
+      <w:r>
+        <w:t xml:space="preserve"> POR EIXOS ESTRATÉGICOS</w:t>
       </w:r>
       <w:bookmarkEnd w:id="13"/>
     </w:p>
@@ -10988,17 +13817,29 @@
       <w:bookmarkEnd w:id="14"/>
       <w:bookmarkEnd w:id="15"/>
       <w:r>
-        <w:t xml:space="preserve">A escuta institucional totalizou 13h05, distribuídas em 17 sessões distintas, analisadas em relação às 55 dimensões da metodologia CCFLA/CEPAL priorizadas para Maringá no Produto 02. Todas as 17 sessões encontram-se codificadas, totalizando 494 evidências. Cada evidência corresponde a um trecho anonimizado com marca de tempo, vinculado a uma dimensão e classificado quanto à maturidade que revela e ao grau de confiança que inspira.</w:t>
-      </w:r>
-    </w:p>
-    <w:p>
-      <w:r>
-        <w:t xml:space="preserve">A unidade de registro adotada não é a entrevista nem a resposta, mas a evidência. Como resultado, 47 dimensões já apresentam evidências oriundas de mais de uma sessão (situação em que a triangulação se aplica), enquanto 50 registros foram sinalizados como divergência e preservados, em vez de resolvidos por predominância de fonte.</w:t>
-      </w:r>
-    </w:p>
-    <w:p>
-      <w:r>
-        <w:t xml:space="preserve">As transcrições das entrevistas realizadas foram analisadas por meio de análise de conteúdo temático, com categorias pré-definidas pelos quatro eixos da metodologia CCFLA/CEPAL, o que permitiu a comparação entre grupos e a identificação de prioridades comuns. A seguir, apresentamos uma breve análise de cada um dos quatro grupos de atores-chave, elaborada a partir dos seguintes eixos estratégicos: política climática, finanças, dados e governança. Já a codificação das entrevistas encontra-se disponível em dashboard online, criado especificamente para este produto: </w:t>
+        <w:t>A escuta institucional totalizou 13h05, distribuídas em 17 sessões distintas, analisadas em relação às 55 dimensões da metodologia CCFLA</w:t>
+      </w:r>
+      <w:r>
+        <w:t>/CEPAL</w:t>
+      </w:r>
+      <w:r>
+        <w:t xml:space="preserve"> priorizadas para Maringá no Produto </w:t>
+      </w:r>
+      <w:r>
+        <w:t>0</w:t>
+      </w:r>
+      <w:r>
+        <w:t>2. Todas as 17 sessões encontram-se codificadas, totalizando 494 evidências. Cada evidência corresponde a um trecho anonimizado com marca de tempo, vinculado a uma dimensão e classificado quanto à maturidade que revela e ao grau de confiança que inspira.</w:t>
+      </w:r>
+    </w:p>
+    <w:p>
+      <w:r>
+        <w:t>A unidade de registro adotada não é a entrevista nem a resposta, mas a evidência. Como resultado, 47 dimensões já apresentam evidências oriundas de mais de uma sessão (situação em que a triangulação se aplica), enquanto 50 registros foram sinalizados como divergência e preservados, em vez de resolvidos por predominância de fonte.</w:t>
+      </w:r>
+    </w:p>
+    <w:p>
+      <w:r>
+        <w:t xml:space="preserve">As transcrições das entrevistas (Anexo 03) realizadas foram analisadas por meio de análise de conteúdo temático, com categorias pré-definidas pelos quatro eixos da metodologia CCFLA/CEPAL, o que permitiu a comparação entre grupos e a identificação de prioridades comuns. A seguir, apresentamos uma breve análise de cada um dos quatro grupos de atores-chave, elaborada a partir dos seguintes eixos estratégicos: política climática, finanças, dados e governança. Já a codificação das entrevistas encontra-se disponível em dashboard online, criado especificamente para este produto: </w:t>
       </w:r>
     </w:p>
     <w:p>
@@ -11056,7 +13897,13 @@
       </w:pPr>
       <w:bookmarkStart w:id="18" w:name="_Toc239979646"/>
       <w:r>
-        <w:t xml:space="preserve">3.1.1. Política Climática: incorporação, riscos e desafios</w:t>
+        <w:t>3.1.1</w:t>
+      </w:r>
+      <w:r>
+        <w:t xml:space="preserve">. Política Climática: </w:t>
+      </w:r>
+      <w:r>
+        <w:t>incorporação, riscos e desafios</w:t>
       </w:r>
       <w:bookmarkEnd w:id="18"/>
     </w:p>
@@ -11179,7 +14026,15 @@
         <w:t>Abastecimento de Água:</w:t>
       </w:r>
       <w:r>
-        <w:t xml:space="preserve"> O Rio Pirapó é vulnerável a secas e inundações que afetam a captação de água.</w:t>
+        <w:t xml:space="preserve"> O Rio </w:t>
+      </w:r>
+      <w:proofErr w:type="spellStart"/>
+      <w:r>
+        <w:t>Pirapó</w:t>
+      </w:r>
+      <w:proofErr w:type="spellEnd"/>
+      <w:r>
+        <w:t xml:space="preserve"> é vulnerável a secas e inundações que afetam a captação de água.</w:t>
       </w:r>
     </w:p>
     <w:p>
@@ -11201,7 +14056,16 @@
       </w:pPr>
       <w:bookmarkStart w:id="19" w:name="_Toc239979647"/>
       <w:r>
-        <w:t xml:space="preserve">3.1.2. Finanças: orçamento, financiamento e captação de recursos</w:t>
+        <w:t>3.1.2</w:t>
+      </w:r>
+      <w:r>
+        <w:t xml:space="preserve">. </w:t>
+      </w:r>
+      <w:r>
+        <w:t xml:space="preserve">Finanças: </w:t>
+      </w:r>
+      <w:r>
+        <w:t>orçamento, financiamento e captação de recursos</w:t>
       </w:r>
       <w:bookmarkEnd w:id="19"/>
     </w:p>
@@ -11245,7 +14109,15 @@
         <w:t>Capacidade de Endividamento e Financiamentos:</w:t>
       </w:r>
       <w:r>
-        <w:t> O município tem capacidade de endividamento, mas a execução de financiamentos (ex: Banco do Brasil) é prejudicada pela </w:t>
+        <w:t> O município tem capacidade de endividamento, mas a execução de financiamentos (</w:t>
+      </w:r>
+      <w:proofErr w:type="spellStart"/>
+      <w:r>
+        <w:t>ex</w:t>
+      </w:r>
+      <w:proofErr w:type="spellEnd"/>
+      <w:r>
+        <w:t>: Banco do Brasil) é prejudicada pela </w:t>
       </w:r>
       <w:r>
         <w:rPr>
@@ -11274,7 +14146,23 @@
         <w:t>Esforços e Mecanismos de Captação:</w:t>
       </w:r>
       <w:r>
-        <w:t xml:space="preserve"> A prefeitura busca recursos via Transfer GOV, estuda parcerias público-privadas e concessões, e explora recursos internacionais via plataforma Exitos. No entanto, a falta de uma equipe técnica dedicada à captação é um grande limitador. A criação de um "Núcleo de Captação" é defendida como solução.</w:t>
+        <w:t xml:space="preserve"> A prefeitura busca recursos via </w:t>
+      </w:r>
+      <w:proofErr w:type="spellStart"/>
+      <w:r>
+        <w:t>Transfer</w:t>
+      </w:r>
+      <w:proofErr w:type="spellEnd"/>
+      <w:r>
+        <w:t xml:space="preserve"> GOV, estuda parcerias público-privadas e concessões, e explora recursos internacionais via plataforma </w:t>
+      </w:r>
+      <w:proofErr w:type="spellStart"/>
+      <w:r>
+        <w:t>Exitos</w:t>
+      </w:r>
+      <w:proofErr w:type="spellEnd"/>
+      <w:r>
+        <w:t>. No entanto, a falta de uma equipe técnica dedicada à captação é um grande limitador. A criação de um "Núcleo de Captação" é defendida como solução.</w:t>
       </w:r>
     </w:p>
     <w:p>
@@ -11312,7 +14200,37 @@
         <w:t>Resistência e Viabilidade:</w:t>
       </w:r>
       <w:r>
-        <w:t xml:space="preserve"> Há resistência do setor financeiro da prefeitura em "carimbar" recursos. A captação de fundos internacionais para infraestrutura urbana é vista com ceticismo devido às obrigações de mitigação do Brasil, sendo defendido a necessidade de uma taxa de drenagem como fonte de receita, mas com sua aprovação politicamente inviável.</w:t>
+        <w:t xml:space="preserve"> Há resistência do setor financeiro da prefeitura em "carimbar" recursos. </w:t>
+      </w:r>
+      <w:r>
+        <w:t>A</w:t>
+      </w:r>
+      <w:r>
+        <w:t xml:space="preserve"> captação de fundos internacionais para infraestrutura urbana</w:t>
+      </w:r>
+      <w:r>
+        <w:t xml:space="preserve"> é vista com ceticismo</w:t>
+      </w:r>
+      <w:r>
+        <w:t xml:space="preserve"> devido às obrigações de mitigação do Brasil, </w:t>
+      </w:r>
+      <w:r>
+        <w:t xml:space="preserve">sendo </w:t>
+      </w:r>
+      <w:r>
+        <w:t>defen</w:t>
+      </w:r>
+      <w:r>
+        <w:t>did</w:t>
+      </w:r>
+      <w:r>
+        <w:t xml:space="preserve">o a necessidade de uma taxa de drenagem como fonte de receita, mas </w:t>
+      </w:r>
+      <w:r>
+        <w:t>com</w:t>
+      </w:r>
+      <w:r>
+        <w:t xml:space="preserve"> sua aprovação politicamente inviável.</w:t>
       </w:r>
     </w:p>
     <w:p>
@@ -11321,7 +14239,13 @@
       </w:pPr>
       <w:bookmarkStart w:id="20" w:name="_Toc239979648"/>
       <w:r>
-        <w:t>3.1.3. Dados, Monitoramento e Planejamento</w:t>
+        <w:t>3.1.</w:t>
+      </w:r>
+      <w:r>
+        <w:t>3</w:t>
+      </w:r>
+      <w:r>
+        <w:t>. Dados, Monitoramento e Planejamento</w:t>
       </w:r>
       <w:bookmarkEnd w:id="20"/>
     </w:p>
@@ -11422,7 +14346,19 @@
         <w:t>Desenvolvimento de Sistema:</w:t>
       </w:r>
       <w:r>
-        <w:t xml:space="preserve"> A AMTECH está criando um sistema para organizar informações de áreas de risco, Defesa Civil e vulnerabilidade social.</w:t>
+        <w:t xml:space="preserve"> A </w:t>
+      </w:r>
+      <w:r>
+        <w:t>A</w:t>
+      </w:r>
+      <w:r>
+        <w:t>MTEC</w:t>
+      </w:r>
+      <w:r>
+        <w:t>H</w:t>
+      </w:r>
+      <w:r>
+        <w:t xml:space="preserve"> está criando um sistema para organizar informações de áreas de risco, Defesa Civil e vulnerabilidade social.</w:t>
       </w:r>
     </w:p>
     <w:p>
@@ -11442,7 +14378,13 @@
         <w:t>Monitoramento em Construção:</w:t>
       </w:r>
       <w:r>
-        <w:t xml:space="preserve"> Não há metas específicas para a agenda climática, e o monitoramento é um produto em desenvolvimento. O plano de metas geral do IPPLAM engloba o tema de forma transversal, mas não isolada.</w:t>
+        <w:t xml:space="preserve"> Não há metas específicas para a agenda climática, e o monitoramento é um produto em desenvolvimento. O plano de metas geral do </w:t>
+      </w:r>
+      <w:r>
+        <w:t>IPPLAM</w:t>
+      </w:r>
+      <w:r>
+        <w:t xml:space="preserve"> engloba o tema de forma transversal, mas não isolada.</w:t>
       </w:r>
     </w:p>
     <w:p>
@@ -11470,7 +14412,10 @@
       </w:pPr>
       <w:bookmarkStart w:id="21" w:name="_Toc239979649"/>
       <w:r>
-        <w:t>3.1.4. Governança e Coordenação</w:t>
+        <w:t>3.1.4</w:t>
+      </w:r>
+      <w:r>
+        <w:t>. Governança e Coordenação</w:t>
       </w:r>
       <w:bookmarkEnd w:id="21"/>
     </w:p>
@@ -11514,7 +14459,13 @@
         <w:t>Fragmentação e Integração:</w:t>
       </w:r>
       <w:r>
-        <w:t xml:space="preserve"> Não há uma secretaria ou departamento central que coordene as ações de forma global. As responsabilidades estão distribuídas, com destaque para o IAM (Instituto Ambiental), a SEMOP (Secretaria de Obras), a Defesa Civil e a Secretaria de Infraestrutura. A integração, embora reconhecida como desafiadora devido à descentralização, tem melhorado com reuniões semanais promovidas pela gestão, facilitando a comunicação entre os diretores.</w:t>
+        <w:t xml:space="preserve"> Não há uma secretaria ou departamento central que coordene as ações de forma global. As responsabilidades estão distribuídas, com destaque para o </w:t>
+      </w:r>
+      <w:r>
+        <w:t>IAM</w:t>
+      </w:r>
+      <w:r>
+        <w:t xml:space="preserve"> (Instituto Ambiental), a SEMOP (Secretaria de Obras), a Defesa Civil e a Secretaria de Infraestrutura. A integração, embora reconhecida como desafiadora devido à descentralização, tem melhorado com reuniões semanais promovidas pela gestão, facilitando a comunicação entre os diretores.</w:t>
       </w:r>
     </w:p>
     <w:p>
@@ -11533,7 +14484,13 @@
         <w:t>Sobreposição de Funções:</w:t>
       </w:r>
       <w:r>
-        <w:t xml:space="preserve"> O IAM acaba assumindo funções operacionais que seriam de outras secretarias, especialmente em áreas de preservação permanente, gerando sobrecarga e retrabalho.</w:t>
+        <w:t xml:space="preserve"> O </w:t>
+      </w:r>
+      <w:r>
+        <w:t>IAM</w:t>
+      </w:r>
+      <w:r>
+        <w:t xml:space="preserve"> acaba assumindo funções operacionais que seriam de outras secretarias, especialmente em áreas de preservação permanente, gerando sobrecarga e retrabalho.</w:t>
       </w:r>
     </w:p>
     <w:p>
@@ -11561,7 +14518,13 @@
       </w:pPr>
       <w:bookmarkStart w:id="22" w:name="_Toc239979650"/>
       <w:r>
-        <w:t xml:space="preserve">3.1.5. Ações e Soluções Propostas</w:t>
+        <w:t>3.1.</w:t>
+      </w:r>
+      <w:r>
+        <w:t xml:space="preserve">5. </w:t>
+      </w:r>
+      <w:r>
+        <w:t>Ações e Soluções Propostas</w:t>
       </w:r>
       <w:bookmarkEnd w:id="22"/>
     </w:p>
@@ -11684,7 +14647,13 @@
       <w:bookmarkStart w:id="24" w:name="_Toc239979652"/>
       <w:r>
         <w:lastRenderedPageBreak/>
-        <w:t xml:space="preserve">3.2.1. Política Climática: incorporação, riscos e desafios</w:t>
+        <w:t>3.2.1</w:t>
+      </w:r>
+      <w:r>
+        <w:t xml:space="preserve">. Política Climática: </w:t>
+      </w:r>
+      <w:r>
+        <w:t>incorporação, riscos e desafios</w:t>
       </w:r>
       <w:bookmarkEnd w:id="24"/>
     </w:p>
@@ -11795,7 +14764,16 @@
       </w:pPr>
       <w:bookmarkStart w:id="25" w:name="_Toc239979653"/>
       <w:r>
-        <w:t xml:space="preserve">3.2.2. Finanças: orçamento, financiamento e captação de recursos</w:t>
+        <w:t>3.2.2</w:t>
+      </w:r>
+      <w:r>
+        <w:t xml:space="preserve">. </w:t>
+      </w:r>
+      <w:r>
+        <w:t xml:space="preserve">Finanças: </w:t>
+      </w:r>
+      <w:r>
+        <w:t>orçamento, financiamento e captação de recursos</w:t>
       </w:r>
       <w:bookmarkEnd w:id="25"/>
     </w:p>
@@ -11820,7 +14798,15 @@
         <w:t>Necessidade de Incentivos Econômicos:</w:t>
       </w:r>
       <w:r>
-        <w:t xml:space="preserve"> O setor privado exige incentivos econômicos para investir em projetos ambientais. Políticas de incentivo (isenções fiscais, potencial construtivo) geram melhores resultados do que a fiscalização punitiva baseada em multas.</w:t>
+        <w:t xml:space="preserve"> O setor privado exige incentivos econômicos para investir em projetos ambientais. Políticas de incentivo (isenções fiscais, potencial construtivo) geram </w:t>
+      </w:r>
+      <w:proofErr w:type="gramStart"/>
+      <w:r>
+        <w:t>melhores</w:t>
+      </w:r>
+      <w:proofErr w:type="gramEnd"/>
+      <w:r>
+        <w:t xml:space="preserve"> resultados do que a fiscalização punitiva baseada em multas.</w:t>
       </w:r>
     </w:p>
     <w:p>
@@ -11858,7 +14844,15 @@
         <w:t>Críticas ao IPTU Verde e Burocracia:</w:t>
       </w:r>
       <w:r>
-        <w:t> O IPTU Verde é criticado por ser restrito a pessoas físicas (CPFs), excluindo empresas (CNPJs), e por sua burocracia excessiva. Os entrevistados defendem que o poder público abra espaço para um diálogo mais colaborativo e que simplifique os processos para destravar iniciativas privadas.</w:t>
+        <w:t> O IPTU Verde é criticado por ser restrito a pessoas físicas (CPFs), excluindo empresas (</w:t>
+      </w:r>
+      <w:proofErr w:type="spellStart"/>
+      <w:r>
+        <w:t>CNPJs</w:t>
+      </w:r>
+      <w:proofErr w:type="spellEnd"/>
+      <w:r>
+        <w:t>), e por sua burocracia excessiva. Os entrevistados defendem que o poder público abra espaço para um diálogo mais colaborativo e que simplifique os processos para destravar iniciativas privadas.</w:t>
       </w:r>
     </w:p>
     <w:p>
@@ -11886,7 +14880,13 @@
       </w:pPr>
       <w:bookmarkStart w:id="26" w:name="_Toc239979654"/>
       <w:r>
-        <w:t>3.2.3. Dados, Monitoramento e Planejamento</w:t>
+        <w:t>3.2.</w:t>
+      </w:r>
+      <w:r>
+        <w:t>3</w:t>
+      </w:r>
+      <w:r>
+        <w:t>. Dados, Monitoramento e Planejamento</w:t>
       </w:r>
       <w:bookmarkEnd w:id="26"/>
     </w:p>
@@ -11931,7 +14931,17 @@
         <w:t>métricas de impacto e dados de linha base</w:t>
       </w:r>
       <w:r>
-        <w:t xml:space="preserve"> para projetos climáticos (ex: cálculo </w:t>
+        <w:t> para projetos climáticos (</w:t>
+      </w:r>
+      <w:proofErr w:type="spellStart"/>
+      <w:r>
+        <w:t>ex</w:t>
+      </w:r>
+      <w:proofErr w:type="spellEnd"/>
+      <w:r>
+        <w:t xml:space="preserve">: cálculo </w:t>
+      </w:r>
+      <w:r>
         <w:lastRenderedPageBreak/>
         <w:t>de pegada de carbono). Essa complexidade metodológica dificulta o monitoramento de projetos sustentáveis e a atração de investimentos.</w:t>
       </w:r>
@@ -11980,7 +14990,10 @@
       </w:pPr>
       <w:bookmarkStart w:id="27" w:name="_Toc239979655"/>
       <w:r>
-        <w:t>3.2.4. Governança e Coordenação</w:t>
+        <w:t>3.2.4</w:t>
+      </w:r>
+      <w:r>
+        <w:t>. Governança e Coordenação</w:t>
       </w:r>
       <w:bookmarkEnd w:id="27"/>
     </w:p>
@@ -12071,7 +15084,13 @@
       </w:pPr>
       <w:bookmarkStart w:id="28" w:name="_Toc239979656"/>
       <w:r>
-        <w:t xml:space="preserve">3.2.5. Soluções Propostas</w:t>
+        <w:t>3.2.</w:t>
+      </w:r>
+      <w:r>
+        <w:t xml:space="preserve">5. </w:t>
+      </w:r>
+      <w:r>
+        <w:t>Soluções Propostas</w:t>
       </w:r>
       <w:bookmarkEnd w:id="28"/>
     </w:p>
@@ -12174,6 +15193,12 @@
           <w:bCs/>
         </w:rPr>
         <w:t xml:space="preserve">histórico de planejamento e </w:t>
+      </w:r>
+      <w:r>
+        <w:rPr>
+          <w:b/>
+          <w:bCs/>
+        </w:rPr>
         <w:lastRenderedPageBreak/>
         <w:t>um corpo acadêmico capacitado</w:t>
       </w:r>
@@ -12197,7 +15222,13 @@
       </w:pPr>
       <w:bookmarkStart w:id="30" w:name="_Toc239979658"/>
       <w:r>
-        <w:t xml:space="preserve">3.3.1. Política Climática: incorporação, riscos e desafios</w:t>
+        <w:t>3.3.1</w:t>
+      </w:r>
+      <w:r>
+        <w:t xml:space="preserve">. Política Climática: </w:t>
+      </w:r>
+      <w:r>
+        <w:t>incorporação, riscos e desafios</w:t>
       </w:r>
       <w:bookmarkEnd w:id="30"/>
     </w:p>
@@ -12222,7 +15253,23 @@
         <w:t>Ações Positivas e Contraditórias:</w:t>
       </w:r>
       <w:r>
-        <w:t xml:space="preserve"> Há reconhecimento de ações positivas pontuais, como o plano de arborização (buscando espécies adaptadas) e o IPTU Verde. No entanto, essas são ofuscadas por exemplos negativos de design urbano, como a remodelação da praça da Catedral (substituição de áreas verdes por pisos permeáveis, gerando ilhas de calor) e a implantação de ciclovias em áreas de alagamento (ex: Avenida Guaiapó).</w:t>
+        <w:t> Há reconhecimento de ações positivas pontuais, como o plano de arborização (buscando espécies adaptadas) e o IPTU Verde. No entanto, essas são ofuscadas por exemplos negativos de design urbano, como a remodelação da praça da Catedral (substituição de áreas verdes por pisos permeáveis, gerando ilhas de calor) e a implantação de ciclovias em áreas de alagamento (</w:t>
+      </w:r>
+      <w:proofErr w:type="spellStart"/>
+      <w:r>
+        <w:t>ex</w:t>
+      </w:r>
+      <w:proofErr w:type="spellEnd"/>
+      <w:r>
+        <w:t xml:space="preserve">: Avenida </w:t>
+      </w:r>
+      <w:proofErr w:type="spellStart"/>
+      <w:r>
+        <w:t>Guaiapó</w:t>
+      </w:r>
+      <w:proofErr w:type="spellEnd"/>
+      <w:r>
+        <w:t>).</w:t>
       </w:r>
     </w:p>
     <w:p>
@@ -12317,7 +15364,15 @@
         <w:t>Erosão:</w:t>
       </w:r>
       <w:r>
-        <w:t xml:space="preserve"> Aumento da erosão em canais naturais das bacias do Pirapó e Ivaí.</w:t>
+        <w:t xml:space="preserve"> Aumento da erosão em canais naturais das bacias do </w:t>
+      </w:r>
+      <w:proofErr w:type="spellStart"/>
+      <w:r>
+        <w:t>Pirapó</w:t>
+      </w:r>
+      <w:proofErr w:type="spellEnd"/>
+      <w:r>
+        <w:t xml:space="preserve"> e Ivaí.</w:t>
       </w:r>
     </w:p>
     <w:p>
@@ -12366,7 +15421,15 @@
         <w:t>carência de fiscalização</w:t>
       </w:r>
       <w:r>
-        <w:t> (ex: falta de coleta seletiva em grandes condomínios e pontos de coleta de lixo eletrônico desorganizados).</w:t>
+        <w:t> (</w:t>
+      </w:r>
+      <w:proofErr w:type="spellStart"/>
+      <w:r>
+        <w:t>ex</w:t>
+      </w:r>
+      <w:proofErr w:type="spellEnd"/>
+      <w:r>
+        <w:t>: falta de coleta seletiva em grandes condomínios e pontos de coleta de lixo eletrônico desorganizados).</w:t>
       </w:r>
     </w:p>
     <w:p>
@@ -12375,7 +15438,19 @@
       </w:pPr>
       <w:bookmarkStart w:id="31" w:name="_Toc239979659"/>
       <w:r>
-        <w:t xml:space="preserve">3.3.2. Finanças: orçamento, financiamento e captação de recursos</w:t>
+        <w:t>3.3.</w:t>
+      </w:r>
+      <w:r>
+        <w:t>2</w:t>
+      </w:r>
+      <w:r>
+        <w:t xml:space="preserve">. </w:t>
+      </w:r>
+      <w:r>
+        <w:t xml:space="preserve">Finanças: </w:t>
+      </w:r>
+      <w:r>
+        <w:t>orçamento, financiamento e captação de recursos</w:t>
       </w:r>
       <w:bookmarkEnd w:id="31"/>
     </w:p>
@@ -12458,7 +15533,10 @@
       <w:bookmarkStart w:id="32" w:name="_Toc239979660"/>
       <w:r>
         <w:lastRenderedPageBreak/>
-        <w:t>3.3.3. Dados, Monitoramento e Planejamento</w:t>
+        <w:t>3.3.3</w:t>
+      </w:r>
+      <w:r>
+        <w:t>. Dados, Monitoramento e Planejamento</w:t>
       </w:r>
       <w:bookmarkEnd w:id="32"/>
     </w:p>
@@ -12493,7 +15571,15 @@
         <w:t>Inexistência de Dados Públicos e Sistematizados:</w:t>
       </w:r>
       <w:r>
-        <w:t> Os acadêmicos afirmam desconhecer a existência de dados sistematizados e públicos sobre a questão climática em Maringá. O município possui apenas dados genéricos (ex: IBGE) e carece de monitoramento meteorológico (precipitação, ventos) e informações detalhadas sobre vegetação urbana para a tomada de decisão.</w:t>
+        <w:t> Os acadêmicos afirmam desconhecer a existência de dados sistematizados e públicos sobre a questão climática em Maringá. O município possui apenas dados genéricos (</w:t>
+      </w:r>
+      <w:proofErr w:type="spellStart"/>
+      <w:r>
+        <w:t>ex</w:t>
+      </w:r>
+      <w:proofErr w:type="spellEnd"/>
+      <w:r>
+        <w:t>: IBGE) e carece de monitoramento meteorológico (precipitação, ventos) e informações detalhadas sobre vegetação urbana para a tomada de decisão.</w:t>
       </w:r>
     </w:p>
     <w:p>
@@ -12550,7 +15636,23 @@
         <w:t>Estudos Acadêmicos como Subsídio Perdido:</w:t>
       </w:r>
       <w:r>
-        <w:t xml:space="preserve"> Existem estudos acadêmicos (ex: sobre o potencial bioclimático dos fundos de vale, variações de temperatura na transição Maringá-Sarandi e retrofit sustentável do IBC) que poderiam subsidiar a gestão, mas são frequentemente ignorados ou não chegam ao poder público.</w:t>
+        <w:t> Existem estudos acadêmicos (</w:t>
+      </w:r>
+      <w:proofErr w:type="spellStart"/>
+      <w:r>
+        <w:t>ex</w:t>
+      </w:r>
+      <w:proofErr w:type="spellEnd"/>
+      <w:r>
+        <w:t xml:space="preserve">: sobre o potencial bioclimático dos fundos de vale, variações de temperatura na transição Maringá-Sarandi e </w:t>
+      </w:r>
+      <w:proofErr w:type="spellStart"/>
+      <w:r>
+        <w:t>retrofit</w:t>
+      </w:r>
+      <w:proofErr w:type="spellEnd"/>
+      <w:r>
+        <w:t xml:space="preserve"> sustentável do IBC) que poderiam subsidiar a gestão, mas são frequentemente ignorados ou não chegam ao poder público.</w:t>
       </w:r>
     </w:p>
     <w:p>
@@ -12559,7 +15661,13 @@
       </w:pPr>
       <w:bookmarkStart w:id="33" w:name="_Toc239979661"/>
       <w:r>
-        <w:t>3.3.4. Governança e Coordenação</w:t>
+        <w:t>3.3.</w:t>
+      </w:r>
+      <w:r>
+        <w:t>4</w:t>
+      </w:r>
+      <w:r>
+        <w:t>. Governança e Coordenação</w:t>
       </w:r>
       <w:bookmarkEnd w:id="33"/>
     </w:p>
@@ -12650,7 +15758,10 @@
       </w:pPr>
       <w:bookmarkStart w:id="34" w:name="_Toc239979662"/>
       <w:r>
-        <w:t>3.3.5. Soluções Propostas</w:t>
+        <w:t>3.3.</w:t>
+      </w:r>
+      <w:r>
+        <w:t>5. Soluções Propostas</w:t>
       </w:r>
       <w:bookmarkEnd w:id="34"/>
     </w:p>
@@ -12773,7 +15884,13 @@
       </w:pPr>
       <w:bookmarkStart w:id="36" w:name="_Toc239979664"/>
       <w:r>
-        <w:t xml:space="preserve">3.4.1. Política Climática: incorporação, riscos e desafios</w:t>
+        <w:t>3.4.1</w:t>
+      </w:r>
+      <w:r>
+        <w:t xml:space="preserve">. Política Climática: </w:t>
+      </w:r>
+      <w:r>
+        <w:t>incorporação, riscos e desafios</w:t>
       </w:r>
       <w:bookmarkEnd w:id="36"/>
     </w:p>
@@ -12846,7 +15963,15 @@
         <w:t>Gestão de Água e Solo:</w:t>
       </w:r>
       <w:r>
-        <w:t xml:space="preserve"> A intensa impermeabilização do solo, a perfuração excessiva de poços artesianos (especialmente ao redor do Parque do Ingá) e a falta de regulação municipal geram preocupações sobre o uso do lençol freático, poluição e riscos de desabastecimento. O Rio Pirapó, principal fonte de captação, é vulnerável a secas e inundações.</w:t>
+        <w:t xml:space="preserve"> A intensa impermeabilização do solo, a perfuração excessiva de poços artesianos (especialmente ao redor do Parque do Ingá) e a falta de regulação municipal geram preocupações sobre o uso do lençol freático, poluição e riscos de desabastecimento. O Rio </w:t>
+      </w:r>
+      <w:proofErr w:type="spellStart"/>
+      <w:r>
+        <w:t>Pirapó</w:t>
+      </w:r>
+      <w:proofErr w:type="spellEnd"/>
+      <w:r>
+        <w:t>, principal fonte de captação, é vulnerável a secas e inundações.</w:t>
       </w:r>
     </w:p>
     <w:p>
@@ -12874,7 +15999,16 @@
       </w:pPr>
       <w:bookmarkStart w:id="37" w:name="_Toc239979665"/>
       <w:r>
-        <w:t xml:space="preserve">3.4.2. Finanças: orçamento, financiamento e captação de recursos</w:t>
+        <w:t>3.4.2</w:t>
+      </w:r>
+      <w:r>
+        <w:t xml:space="preserve">. </w:t>
+      </w:r>
+      <w:r>
+        <w:t xml:space="preserve">Finanças: </w:t>
+      </w:r>
+      <w:r>
+        <w:t>orçamento, financiamento e captação de recursos</w:t>
       </w:r>
       <w:bookmarkEnd w:id="37"/>
     </w:p>
@@ -12967,7 +16101,19 @@
         <w:t>Potencial de Captação e Incentivos:</w:t>
       </w:r>
       <w:r>
-        <w:t xml:space="preserve"> O Instituto Cultural Ingá (ICI) é citado como um modelo bem-sucedido de captação de recursos via Lei Rouanet. Sugere-se que o CODEM, por ter verba e autonomia, poderia monitorar o orçamento municipal e incorporar pautas ambientais.</w:t>
+        <w:t xml:space="preserve"> O Instituto Cultural Ingá (ICI) é citado como um modelo bem-sucedido de captação de recursos via Lei Rouanet. </w:t>
+      </w:r>
+      <w:r>
+        <w:t>S</w:t>
+      </w:r>
+      <w:r>
+        <w:t>ugere</w:t>
+      </w:r>
+      <w:r>
+        <w:t>-se</w:t>
+      </w:r>
+      <w:r>
+        <w:t xml:space="preserve"> que o CODEM, por ter verba e autonomia, poderia monitorar o orçamento municipal e incorporar pautas ambientais.</w:t>
       </w:r>
     </w:p>
     <w:p>
@@ -12995,7 +16141,13 @@
       </w:pPr>
       <w:bookmarkStart w:id="38" w:name="_Toc239979666"/>
       <w:r>
-        <w:t>3.4.3. Dados, Monitoramento e Planejamento</w:t>
+        <w:t>3.4.</w:t>
+      </w:r>
+      <w:r>
+        <w:t>3</w:t>
+      </w:r>
+      <w:r>
+        <w:t>. Dados, Monitoramento e Planejamento</w:t>
       </w:r>
       <w:bookmarkEnd w:id="38"/>
     </w:p>
@@ -13020,7 +16172,15 @@
         <w:t>Dados Descentralizados e Inacessíveis:</w:t>
       </w:r>
       <w:r>
-        <w:t> Não existe um canal centralizado ou de fácil acesso para dados climáticos específicos (registros de queda de árvores, pontos de alagamento). As informações estão descentralizadas entre IAM e IPPLAM, e a falta de comunicação entre secretarias (ex: Obras e Limpeza Pública) exige um esforço extra da sociedade e de consultorias para coletar e processar os dados.</w:t>
+        <w:t> Não existe um canal centralizado ou de fácil acesso para dados climáticos específicos (registros de queda de árvores, pontos de alagamento). As informações estão descentralizadas entre IAM e IPPLAM, e a falta de comunicação entre secretarias (</w:t>
+      </w:r>
+      <w:proofErr w:type="spellStart"/>
+      <w:r>
+        <w:t>ex</w:t>
+      </w:r>
+      <w:proofErr w:type="spellEnd"/>
+      <w:r>
+        <w:t>: Obras e Limpeza Pública) exige um esforço extra da sociedade e de consultorias para coletar e processar os dados.</w:t>
       </w:r>
     </w:p>
     <w:p>
@@ -13105,7 +16265,10 @@
       </w:pPr>
       <w:bookmarkStart w:id="39" w:name="_Toc239979667"/>
       <w:r>
-        <w:t>3.4.4. Governança e Coordenação</w:t>
+        <w:t>3.4.4</w:t>
+      </w:r>
+      <w:r>
+        <w:t>. Governança e Coordenação</w:t>
       </w:r>
       <w:bookmarkEnd w:id="39"/>
     </w:p>
@@ -13141,6 +16304,8 @@
       </w:r>
       <w:r>
         <w:t xml:space="preserve"> A prefeitura é criticada por focar em atendimento emergencial (poda corretiva, resposta a quedas de árvores) em vez de ações preventivas. Isso </w:t>
+      </w:r>
+      <w:r>
         <w:lastRenderedPageBreak/>
         <w:t>resulta em longas filas de espera por serviços e, como consequência, em podas irregulares clandestinas. A necessidade de transitar de uma postura reativa para uma </w:t>
       </w:r>
@@ -13267,7 +16432,13 @@
         <w:t>Papel dos Conselhos de Classe:</w:t>
       </w:r>
       <w:r>
-        <w:t> O Conselho de Arquitetura e Urbanismo (CAU) e o Instituto de Arquitetos do Brasil (IAB) podem atuar como pontes técnicas e de articulação entre o poder público e a sociedade, promovendo debates, patrocinando editais e apoiando projetos de justiça ambiental.</w:t>
+        <w:t> O Conselho de Arquitetura e Urbanismo (CA</w:t>
+      </w:r>
+      <w:r>
+        <w:t>U</w:t>
+      </w:r>
+      <w:r>
+        <w:t>) e o Instituto de Arquitetos do Brasil (IAB) podem atuar como pontes técnicas e de articulação entre o poder público e a sociedade, promovendo debates, patrocinando editais e apoiando projetos de justiça ambiental.</w:t>
       </w:r>
     </w:p>
     <w:p>
@@ -13276,7 +16447,10 @@
       </w:pPr>
       <w:bookmarkStart w:id="40" w:name="_Toc239979668"/>
       <w:r>
-        <w:t xml:space="preserve">3.4.5. Soluções Propostas</w:t>
+        <w:t xml:space="preserve">3.4.5. </w:t>
+      </w:r>
+      <w:r>
+        <w:t>Soluções Propostas</w:t>
       </w:r>
       <w:bookmarkEnd w:id="40"/>
     </w:p>
@@ -13423,7 +16597,7 @@
         <w:pStyle w:val="Ttulo3"/>
       </w:pPr>
       <w:r>
-        <w:t>4.1. O que a distribuição das evidências já determina</w:t>
+        <w:t xml:space="preserve">O que a Distribuição das Evidências Já Determina</w:t>
       </w:r>
     </w:p>
     <w:p>
@@ -13449,7 +16623,7 @@
         <w:pStyle w:val="Ttulo3"/>
       </w:pPr>
       <w:r>
-        <w:t>4.2. Três restrições que o Plano precisa endereçar diretamente</w:t>
+        <w:t xml:space="preserve">Três Restrições que o Plano Precisa Endereçar Diretamente</w:t>
       </w:r>
     </w:p>
     <w:p>
@@ -13487,7 +16661,7 @@
         <w:pStyle w:val="Ttulo3"/>
       </w:pPr>
       <w:r>
-        <w:t>4.3. Sequenciamento: o que precede o quê</w:t>
+        <w:t xml:space="preserve">Sequenciamento: o que precede o quê</w:t>
       </w:r>
     </w:p>
     <w:p>
@@ -13507,7 +16681,7 @@
         <w:pStyle w:val="Ttulo3"/>
       </w:pPr>
       <w:r>
-        <w:t>4.4. Submissão dos achados à validação participativa</w:t>
+        <w:t xml:space="preserve">Submissão dos Achados à Validação Participativa</w:t>
       </w:r>
     </w:p>
     <w:p>
@@ -13527,13 +16701,13 @@
         <w:pStyle w:val="Ttulo3"/>
       </w:pPr>
       <w:r>
-        <w:t xml:space="preserve">4.5. O que a evidência oral não decide</w:t>
+        <w:t xml:space="preserve">O que a Evidência Oral Não Decide</w:t>
       </w:r>
     </w:p>
     <w:p>
       <w:pPr/>
       <w:r>
-        <w:t xml:space="preserve">Quatro dimensões seguem sem fonte oral, e outras se sustentam em evidência de baixa confiança porque o participante remeteu a matéria a outro órgão. Nenhuma delas será suprida por nova rodada de entrevistas: são matéria de verificação documental: PPA, LDO, LOA, quadro de detalhamento da despesa, relatórios de execução orçamentária e a legislação municipal consolidada, todos já reunidos no acervo do projeto. Essa verificação constitui a Matriz de Evidência Documental e integra a etapa seguinte.</w:t>
+        <w:t xml:space="preserve">Quatro das 55 dimensões da metodologia CCFLA/CEPAL seguem sem fonte oral após a realização das entrevistas semiestruturadas, e outras se sustentam em evidência de baixa confiança porque o participante remeteu a matéria a outro órgão. Nenhuma delas será suprida por nova rodada de entrevistas: são matéria de verificação documental: PPA, LDO, LOA, quadro de detalhamento da despesa, relatórios de execução orçamentária e a legislação municipal consolidada, todos já reunidos no acervo do projeto. Essa verificação constitui a Matriz de Evidência Documental e integra a etapa seguinte.</w:t>
       </w:r>
     </w:p>
     <w:p>
@@ -13581,7 +16755,7 @@
         <w:pStyle w:val="PargrafodaLista"/>
       </w:pPr>
       <w:r>
-        <w:t xml:space="preserve">Anexo 01: Termo de Consentimento e Autorização para Gravação de Áudio e Vídeo, modelo e vias assinadas.</w:t>
+        <w:t>Anexo 01: Termo de Consentimento e Autorização para Gravação de Áudio e Vídeo, modelo e vias assinadas.</w:t>
       </w:r>
     </w:p>
     <w:p>
@@ -13589,7 +16763,7 @@
         <w:pStyle w:val="PargrafodaLista"/>
       </w:pPr>
       <w:r>
-        <w:t xml:space="preserve">Anexo 02: Matriz de Controle de Entrevistas Semiestruturadas, com o registro de controle das 17 sessões realizadas.</w:t>
+        <w:t>Anexo 02: Matriz de Controle de Entrevistas Semiestruturadas, com o registro de controle das 17 sessões realizadas.</w:t>
       </w:r>
     </w:p>
     <w:p>
@@ -13597,7 +16771,7 @@
         <w:pStyle w:val="PargrafodaLista"/>
       </w:pPr>
       <w:r>
-        <w:t xml:space="preserve">Anexo 03: Transcrições Anonimizadas das Sessões de Entrevista (nove sessões).</w:t>
+        <w:t>Anexo 03: Transcrições Anonimizadas das Sessões de Entrevista (nove sessões).</w:t>
       </w:r>
     </w:p>
     <w:p>
@@ -13605,7 +16779,7 @@
         <w:pStyle w:val="PargrafodaLista"/>
       </w:pPr>
       <w:r>
-        <w:t xml:space="preserve">Anexo 04: Quadro de Dimensões da Metodologia CCFLA/CEPAL Adaptada para Maringá: cobertura de evidência alcançada por dimensão e sessões.</w:t>
+        <w:t>Anexo 04: Quadro de Dimensões da Metodologia CCFLA/CEPAL Adaptada para Maringá: cobertura de evidência alcançada por dimensão e sessões.</w:t>
       </w:r>
     </w:p>
     <w:p>
@@ -13613,7 +16787,7 @@
         <w:pStyle w:val="PargrafodaLista"/>
       </w:pPr>
       <w:r>
-        <w:t xml:space="preserve">Anexo 05: Codificação dos Resultados das Entrevistas</w:t>
+        <w:t>Anexo 05: Codificação dos Resultados das Entrevistas</w:t>
       </w:r>
     </w:p>
     <w:p>
